--- a/src/main/resources/static/internal-sale-pre-invoice-sign.docx
+++ b/src/main/resources/static/internal-sale-pre-invoice-sign.docx
@@ -33,65 +33,18 @@
           <w:szCs w:val="20"/>
         </w:rPr>
       </w:pPr>
-      <w:bookmarkStart w:id="0" w:name="OLE_LINK55"/>
+      <w:bookmarkStart w:id="0" w:name="OLE_LINK57"/>
       <w:bookmarkStart w:id="1" w:name="OLE_LINK3"/>
-      <w:bookmarkStart w:id="2" w:name="OLE_LINK71"/>
-      <w:bookmarkStart w:id="3" w:name="OLE_LINK47"/>
+      <w:bookmarkStart w:id="2" w:name="OLE_LINK47"/>
+      <w:bookmarkStart w:id="3" w:name="OLE_LINK71"/>
       <w:bookmarkStart w:id="4" w:name="OLE_LINK35"/>
-      <w:bookmarkStart w:id="5" w:name="OLE_LINK57"/>
+      <w:bookmarkStart w:id="5" w:name="OLE_LINK55"/>
       <w:bookmarkStart w:id="6" w:name="OLE_LINK87"/>
-      <w:bookmarkStart w:id="7" w:name="OLE_LINK56"/>
+      <w:bookmarkStart w:id="7" w:name="OLE_LINK4"/>
       <w:bookmarkStart w:id="8" w:name="OLE_LINK50"/>
-      <w:bookmarkStart w:id="9" w:name="OLE_LINK70"/>
-      <w:bookmarkStart w:id="10" w:name="OLE_LINK4"/>
-      <w:bookmarkStart w:id="11" w:name="OLE_LINK88"/>
-      <w:r>
-        <w:drawing>
-          <wp:anchor behindDoc="1" distT="0" distB="0" distL="0" distR="0" simplePos="0" locked="0" layoutInCell="0" allowOverlap="1" relativeHeight="4">
-            <wp:simplePos x="0" y="0"/>
-            <wp:positionH relativeFrom="page">
-              <wp:posOffset>3286125</wp:posOffset>
-            </wp:positionH>
-            <wp:positionV relativeFrom="page">
-              <wp:posOffset>0</wp:posOffset>
-            </wp:positionV>
-            <wp:extent cx="876300" cy="828040"/>
-            <wp:effectExtent l="0" t="0" r="0" b="0"/>
-            <wp:wrapSquare wrapText="largest"/>
-            <wp:docPr id="1" name="Image1 Copy 1" descr=""/>
-            <wp:cNvGraphicFramePr>
-              <a:graphicFrameLocks xmlns:a="http://schemas.openxmlformats.org/drawingml/2006/main" noChangeAspect="1"/>
-            </wp:cNvGraphicFramePr>
-            <a:graphic xmlns:a="http://schemas.openxmlformats.org/drawingml/2006/main">
-              <a:graphicData uri="http://schemas.openxmlformats.org/drawingml/2006/picture">
-                <pic:pic xmlns:pic="http://schemas.openxmlformats.org/drawingml/2006/picture">
-                  <pic:nvPicPr>
-                    <pic:cNvPr id="1" name="Image1 Copy 1" descr=""/>
-                    <pic:cNvPicPr>
-                      <a:picLocks noChangeAspect="1" noChangeArrowheads="1"/>
-                    </pic:cNvPicPr>
-                  </pic:nvPicPr>
-                  <pic:blipFill>
-                    <a:blip r:embed="rId2"/>
-                    <a:stretch>
-                      <a:fillRect/>
-                    </a:stretch>
-                  </pic:blipFill>
-                  <pic:spPr bwMode="auto">
-                    <a:xfrm>
-                      <a:off x="0" y="0"/>
-                      <a:ext cx="876300" cy="828040"/>
-                    </a:xfrm>
-                    <a:prstGeom prst="rect">
-                      <a:avLst/>
-                    </a:prstGeom>
-                  </pic:spPr>
-                </pic:pic>
-              </a:graphicData>
-            </a:graphic>
-          </wp:anchor>
-        </w:drawing>
-      </w:r>
+      <w:bookmarkStart w:id="9" w:name="OLE_LINK88"/>
+      <w:bookmarkStart w:id="10" w:name="OLE_LINK56"/>
+      <w:bookmarkStart w:id="11" w:name="OLE_LINK70"/>
       <w:r>
         <w:rPr>
           <w:rFonts w:cs="B Nazanin" w:ascii="B Nazanin" w:hAnsi="B Nazanin"/>
@@ -116,8 +69,6 @@
         </w:rPr>
         <w:t>به نام خدا</w:t>
       </w:r>
-      <w:bookmarkStart w:id="12" w:name="_GoBack"/>
-      <w:bookmarkEnd w:id="12"/>
       <w:r>
         <w:rPr>
           <w:rFonts w:cs="B Nazanin" w:ascii="B Nazanin" w:hAnsi="B Nazanin"/>
@@ -142,12 +93,12 @@
           <w:rFonts w:ascii="B Nazanin" w:hAnsi="B Nazanin" w:cs="B Nazanin"/>
         </w:rPr>
       </w:pPr>
-      <w:bookmarkStart w:id="13" w:name="OLE_LINK80"/>
-      <w:bookmarkStart w:id="14" w:name="OLE_LINK81"/>
-      <w:bookmarkStart w:id="15" w:name="OLE_LINK82"/>
+      <w:bookmarkStart w:id="12" w:name="OLE_LINK82"/>
+      <w:bookmarkStart w:id="13" w:name="OLE_LINK86"/>
+      <w:bookmarkStart w:id="14" w:name="_Hlk123718996"/>
+      <w:bookmarkStart w:id="15" w:name="OLE_LINK81"/>
       <w:bookmarkStart w:id="16" w:name="_Hlk123718776"/>
-      <w:bookmarkStart w:id="17" w:name="OLE_LINK86"/>
-      <w:bookmarkStart w:id="18" w:name="_Hlk123718996"/>
+      <w:bookmarkStart w:id="17" w:name="OLE_LINK80"/>
       <w:r>
         <w:rPr>
           <w:rFonts w:ascii="B Nazanin" w:hAnsi="B Nazanin" w:cs="B Nazanin"/>
@@ -167,14 +118,14 @@
         </w:rPr>
         <w:t xml:space="preserve">: </w:t>
       </w:r>
-      <w:bookmarkStart w:id="19" w:name="__DdeLink__689_914076317"/>
+      <w:bookmarkStart w:id="18" w:name="__DdeLink__689_914076317"/>
       <w:r>
         <w:rPr>
           <w:rFonts w:cs="B Nazanin" w:ascii="B Nazanin" w:hAnsi="B Nazanin"/>
         </w:rPr>
         <w:t>BUYER_NAME</w:t>
       </w:r>
-      <w:bookmarkEnd w:id="19"/>
+      <w:bookmarkEnd w:id="18"/>
       <w:r>
         <w:rPr>
           <w:rFonts w:cs="B Nazanin" w:ascii="B Nazanin" w:hAnsi="B Nazanin"/>
@@ -203,14 +154,14 @@
         </w:rPr>
         <w:t>:</w:t>
       </w:r>
-      <w:bookmarkStart w:id="20" w:name="__DdeLink__692_914076317"/>
+      <w:bookmarkStart w:id="19" w:name="__DdeLink__692_914076317"/>
       <w:r>
         <w:rPr>
           <w:rFonts w:cs="B Nazanin" w:ascii="B Nazanin" w:hAnsi="B Nazanin"/>
         </w:rPr>
         <w:t>BUYER_ADDRESS</w:t>
       </w:r>
-      <w:bookmarkEnd w:id="20"/>
+      <w:bookmarkEnd w:id="19"/>
       <w:r>
         <w:rPr>
           <w:rFonts w:cs="B Nazanin" w:ascii="B Nazanin" w:hAnsi="B Nazanin"/>
@@ -271,12 +222,12 @@
       <w:bookmarkEnd w:id="9"/>
       <w:bookmarkEnd w:id="10"/>
       <w:bookmarkEnd w:id="11"/>
+      <w:bookmarkEnd w:id="12"/>
       <w:bookmarkEnd w:id="13"/>
       <w:bookmarkEnd w:id="14"/>
       <w:bookmarkEnd w:id="15"/>
       <w:bookmarkEnd w:id="16"/>
       <w:bookmarkEnd w:id="17"/>
-      <w:bookmarkEnd w:id="18"/>
       <w:r>
         <w:rPr>
           <w:rFonts w:cs="B Nazanin" w:ascii="B Nazanin" w:hAnsi="B Nazanin"/>
@@ -311,14 +262,14 @@
         </w:rPr>
         <w:t xml:space="preserve">: </w:t>
       </w:r>
-      <w:bookmarkStart w:id="21" w:name="__DdeLink__694_914076317"/>
+      <w:bookmarkStart w:id="20" w:name="__DdeLink__694_914076317"/>
       <w:r>
         <w:rPr>
           <w:rFonts w:cs="B Nazanin" w:ascii="B Nazanin" w:hAnsi="B Nazanin"/>
         </w:rPr>
         <w:t>BUYER_ECONOMIC_CODE</w:t>
       </w:r>
-      <w:bookmarkEnd w:id="21"/>
+      <w:bookmarkEnd w:id="20"/>
       <w:r>
         <w:rPr>
           <w:rFonts w:cs="B Nazanin" w:ascii="B Nazanin" w:hAnsi="B Nazanin"/>
@@ -347,7 +298,7 @@
         </w:rPr>
         <w:t xml:space="preserve">: </w:t>
       </w:r>
-      <w:bookmarkStart w:id="22" w:name="__DdeLink__696_914076317"/>
+      <w:bookmarkStart w:id="21" w:name="__DdeLink__696_914076317"/>
       <w:r>
         <w:rPr>
           <w:rFonts w:cs="B Nazanin" w:ascii="B Nazanin" w:hAnsi="B Nazanin"/>
@@ -363,7 +314,7 @@
         </w:rPr>
         <w:t xml:space="preserve"> </w:t>
       </w:r>
-      <w:bookmarkEnd w:id="22"/>
+      <w:bookmarkEnd w:id="21"/>
       <w:r>
         <w:rPr>
           <w:rFonts w:ascii="B Nazanin" w:hAnsi="B Nazanin" w:cs="B Nazanin"/>
@@ -383,7 +334,7 @@
         </w:rPr>
         <w:t>:</w:t>
       </w:r>
-      <w:bookmarkStart w:id="23" w:name="__DdeLink__698_914076317"/>
+      <w:bookmarkStart w:id="22" w:name="__DdeLink__698_914076317"/>
       <w:r>
         <w:rPr>
           <w:rFonts w:cs="B Nazanin" w:ascii="B Nazanin" w:hAnsi="B Nazanin"/>
@@ -399,7 +350,7 @@
         </w:rPr>
         <w:t>CONTRACT_DATE</w:t>
       </w:r>
-      <w:bookmarkEnd w:id="23"/>
+      <w:bookmarkEnd w:id="22"/>
     </w:p>
     <w:tbl>
       <w:tblPr>
@@ -419,12 +370,12 @@
         <w:tblLook w:val="0000" w:noHBand="0" w:noVBand="0" w:firstColumn="0" w:lastRow="0" w:lastColumn="0" w:firstRow="0"/>
       </w:tblPr>
       <w:tblGrid>
-        <w:gridCol w:w="1744"/>
-        <w:gridCol w:w="1737"/>
-        <w:gridCol w:w="1748"/>
+        <w:gridCol w:w="1746"/>
+        <w:gridCol w:w="1735"/>
+        <w:gridCol w:w="1750"/>
         <w:gridCol w:w="1746"/>
         <w:gridCol w:w="1679"/>
-        <w:gridCol w:w="1801"/>
+        <w:gridCol w:w="1799"/>
       </w:tblGrid>
       <w:tr>
         <w:trPr>
@@ -432,7 +383,7 @@
         </w:trPr>
         <w:tc>
           <w:tcPr>
-            <w:tcW w:w="1744" w:type="dxa"/>
+            <w:tcW w:w="1746" w:type="dxa"/>
             <w:tcBorders>
               <w:top w:val="single" w:sz="12" w:space="0" w:color="000000"/>
               <w:left w:val="single" w:sz="12" w:space="0" w:color="000000"/>
@@ -475,7 +426,7 @@
         </w:tc>
         <w:tc>
           <w:tcPr>
-            <w:tcW w:w="1737" w:type="dxa"/>
+            <w:tcW w:w="1735" w:type="dxa"/>
             <w:tcBorders>
               <w:top w:val="single" w:sz="12" w:space="0" w:color="000000"/>
               <w:bottom w:val="double" w:sz="4" w:space="0" w:color="000000"/>
@@ -574,7 +525,7 @@
         </w:tc>
         <w:tc>
           <w:tcPr>
-            <w:tcW w:w="1748" w:type="dxa"/>
+            <w:tcW w:w="1750" w:type="dxa"/>
             <w:tcBorders>
               <w:top w:val="single" w:sz="12" w:space="0" w:color="000000"/>
               <w:bottom w:val="double" w:sz="4" w:space="0" w:color="000000"/>
@@ -871,7 +822,7 @@
         </w:tc>
         <w:tc>
           <w:tcPr>
-            <w:tcW w:w="1801" w:type="dxa"/>
+            <w:tcW w:w="1799" w:type="dxa"/>
             <w:tcBorders>
               <w:top w:val="single" w:sz="12" w:space="0" w:color="000000"/>
               <w:bottom w:val="double" w:sz="4" w:space="0" w:color="000000"/>
@@ -976,7 +927,7 @@
         </w:trPr>
         <w:tc>
           <w:tcPr>
-            <w:tcW w:w="1744" w:type="dxa"/>
+            <w:tcW w:w="1746" w:type="dxa"/>
             <w:tcBorders>
               <w:top w:val="double" w:sz="4" w:space="0" w:color="000000"/>
               <w:left w:val="single" w:sz="12" w:space="0" w:color="000000"/>
@@ -1009,7 +960,7 @@
         </w:tc>
         <w:tc>
           <w:tcPr>
-            <w:tcW w:w="1737" w:type="dxa"/>
+            <w:tcW w:w="1735" w:type="dxa"/>
             <w:tcBorders>
               <w:top w:val="double" w:sz="4" w:space="0" w:color="000000"/>
             </w:tcBorders>
@@ -1027,7 +978,7 @@
                 <w:szCs w:val="20"/>
               </w:rPr>
             </w:pPr>
-            <w:bookmarkStart w:id="24" w:name="__DdeLink__702_914076317"/>
+            <w:bookmarkStart w:id="23" w:name="__DdeLink__702_914076317"/>
             <w:r>
               <w:rPr>
                 <w:rFonts w:cs="B Nazanin" w:ascii="B Nazanin" w:hAnsi="B Nazanin"/>
@@ -1039,12 +990,12 @@
               </w:rPr>
               <w:t>VALUE</w:t>
             </w:r>
-            <w:bookmarkEnd w:id="24"/>
-          </w:p>
-        </w:tc>
-        <w:tc>
-          <w:tcPr>
-            <w:tcW w:w="1748" w:type="dxa"/>
+            <w:bookmarkEnd w:id="23"/>
+          </w:p>
+        </w:tc>
+        <w:tc>
+          <w:tcPr>
+            <w:tcW w:w="1750" w:type="dxa"/>
             <w:tcBorders>
               <w:top w:val="double" w:sz="4" w:space="0" w:color="000000"/>
             </w:tcBorders>
@@ -1062,7 +1013,7 @@
                 <w:szCs w:val="20"/>
               </w:rPr>
             </w:pPr>
-            <w:bookmarkStart w:id="25" w:name="__DdeLink__704_914076317"/>
+            <w:bookmarkStart w:id="24" w:name="__DdeLink__704_914076317"/>
             <w:r>
               <w:rPr>
                 <w:rFonts w:cs="B Nazanin" w:ascii="B Nazanin" w:hAnsi="B Nazanin"/>
@@ -1074,7 +1025,7 @@
               </w:rPr>
               <w:t>UNIT_PRICE</w:t>
             </w:r>
-            <w:bookmarkEnd w:id="25"/>
+            <w:bookmarkEnd w:id="24"/>
           </w:p>
         </w:tc>
         <w:tc>
@@ -1097,7 +1048,7 @@
                 <w:szCs w:val="20"/>
               </w:rPr>
             </w:pPr>
-            <w:bookmarkStart w:id="26" w:name="__DdeLink__706_914076317"/>
+            <w:bookmarkStart w:id="25" w:name="__DdeLink__706_914076317"/>
             <w:r>
               <w:rPr>
                 <w:rFonts w:cs="B Nazanin" w:ascii="B Nazanin" w:hAnsi="B Nazanin"/>
@@ -1109,7 +1060,7 @@
               </w:rPr>
               <w:t>TOTAL_PRICE</w:t>
             </w:r>
-            <w:bookmarkEnd w:id="26"/>
+            <w:bookmarkEnd w:id="25"/>
           </w:p>
         </w:tc>
         <w:tc>
@@ -1132,7 +1083,7 @@
                 <w:szCs w:val="20"/>
               </w:rPr>
             </w:pPr>
-            <w:bookmarkStart w:id="27" w:name="__DdeLink__708_914076317"/>
+            <w:bookmarkStart w:id="26" w:name="__DdeLink__708_914076317"/>
             <w:r>
               <w:rPr>
                 <w:rFonts w:cs="B Nazanin" w:ascii="B Nazanin" w:hAnsi="B Nazanin"/>
@@ -1144,12 +1095,12 @@
               </w:rPr>
               <w:t>TAX</w:t>
             </w:r>
-            <w:bookmarkEnd w:id="27"/>
-          </w:p>
-        </w:tc>
-        <w:tc>
-          <w:tcPr>
-            <w:tcW w:w="1801" w:type="dxa"/>
+            <w:bookmarkEnd w:id="26"/>
+          </w:p>
+        </w:tc>
+        <w:tc>
+          <w:tcPr>
+            <w:tcW w:w="1799" w:type="dxa"/>
             <w:tcBorders>
               <w:top w:val="double" w:sz="4" w:space="0" w:color="000000"/>
               <w:right w:val="single" w:sz="12" w:space="0" w:color="000000"/>
@@ -1180,7 +1131,7 @@
               </w:rPr>
               <w:t xml:space="preserve"> </w:t>
             </w:r>
-            <w:bookmarkStart w:id="28" w:name="__DdeLink__1509_3695611084"/>
+            <w:bookmarkStart w:id="27" w:name="__DdeLink__1509_3695611084"/>
             <w:r>
               <w:rPr>
                 <w:rFonts w:cs="B Nazanin" w:ascii="B Nazanin" w:hAnsi="B Nazanin"/>
@@ -1192,7 +1143,7 @@
               </w:rPr>
               <w:t>FINAL_PRICE</w:t>
             </w:r>
-            <w:bookmarkEnd w:id="28"/>
+            <w:bookmarkEnd w:id="27"/>
           </w:p>
         </w:tc>
       </w:tr>
@@ -1692,7 +1643,7 @@
           <w:szCs w:val="22"/>
         </w:rPr>
       </w:pPr>
-      <w:bookmarkStart w:id="29" w:name="_Hlk165900713"/>
+      <w:bookmarkStart w:id="28" w:name="_Hlk165900713"/>
       <w:r>
         <w:rPr>
           <w:rFonts w:ascii="B Nazanin" w:hAnsi="B Nazanin" w:cs="B Nazanin"/>
@@ -1837,7 +1788,7 @@
         </w:rPr>
         <w:t>)</w:t>
       </w:r>
-      <w:bookmarkEnd w:id="29"/>
+      <w:bookmarkEnd w:id="28"/>
       <w:r>
         <w:rPr>
           <w:rFonts w:eastAsia="Times New Roman" w:cs="B Nazanin" w:ascii="B Nazanin" w:hAnsi="B Nazanin"/>
@@ -1978,9 +1929,9 @@
       <w:tblPr>
         <w:tblStyle w:val="GridTable6Colorful-Accent5"/>
         <w:bidiVisual w:val="true"/>
-        <w:tblW w:w="10068" w:type="dxa"/>
+        <w:tblW w:w="10424" w:type="dxa"/>
         <w:jc w:val="left"/>
-        <w:tblInd w:w="504" w:type="dxa"/>
+        <w:tblInd w:w="148" w:type="dxa"/>
         <w:tblLayout w:type="fixed"/>
         <w:tblCellMar>
           <w:top w:w="0" w:type="dxa"/>
@@ -1991,13 +1942,14 @@
         <w:tblLook w:val="04a0" w:noHBand="0" w:noVBand="1" w:firstColumn="1" w:lastRow="0" w:lastColumn="0" w:firstRow="1"/>
       </w:tblPr>
       <w:tblGrid>
-        <w:gridCol w:w="526"/>
-        <w:gridCol w:w="962"/>
-        <w:gridCol w:w="1800"/>
-        <w:gridCol w:w="900"/>
-        <w:gridCol w:w="1441"/>
-        <w:gridCol w:w="1886"/>
-        <w:gridCol w:w="2552"/>
+        <w:gridCol w:w="479"/>
+        <w:gridCol w:w="885"/>
+        <w:gridCol w:w="1872"/>
+        <w:gridCol w:w="662"/>
+        <w:gridCol w:w="763"/>
+        <w:gridCol w:w="1066"/>
+        <w:gridCol w:w="1858"/>
+        <w:gridCol w:w="2837"/>
       </w:tblGrid>
       <w:tr>
         <w:trPr>
@@ -2006,7 +1958,7 @@
         </w:trPr>
         <w:tc>
           <w:tcPr>
-            <w:tcW w:w="526" w:type="dxa"/>
+            <w:tcW w:w="479" w:type="dxa"/>
             <w:cnfStyle w:val="001000000000" w:firstRow="0" w:lastRow="0" w:firstColumn="1" w:lastColumn="0" w:oddVBand="0" w:evenVBand="0" w:oddHBand="0" w:evenHBand="0" w:firstRowFirstColumn="0" w:firstRowLastColumn="0" w:lastRowFirstColumn="0" w:lastRowLastColumn="0"/>
             <w:tcBorders>
               <w:top w:val="single" w:sz="12" w:space="0" w:color="000000"/>
@@ -2019,25 +1971,23 @@
           </w:tcPr>
           <w:p>
             <w:pPr>
-              <w:pStyle w:val="Normal"/>
-              <w:widowControl/>
-              <w:suppressAutoHyphens w:val="true"/>
-              <w:spacing w:lineRule="auto" w:line="192" w:before="0" w:after="0"/>
+              <w:pStyle w:val="TableContents"/>
+              <w:suppressAutoHyphens w:val="true"/>
+              <w:spacing w:before="0" w:after="0"/>
               <w:jc w:val="center"/>
               <w:rPr>
-                <w:b w:val="false"/>
-                <w:bCs w:val="false"/>
-                <w:sz w:val="20"/>
-                <w:szCs w:val="20"/>
-              </w:rPr>
-            </w:pPr>
-            <w:r>
-              <w:rPr>
-                <w:rFonts w:ascii="B Nazanin" w:hAnsi="B Nazanin" w:cs="B Nazanin"/>
-                <w:b/>
-                <w:b/>
-                <w:bCs/>
-                <w:color w:themeColor="text1" w:val="000000"/>
+                <w:rFonts w:ascii="B Nazanin" w:hAnsi="B Nazanin" w:cs="B Nazanin"/>
+                <w:sz w:val="20"/>
+                <w:szCs w:val="20"/>
+              </w:rPr>
+            </w:pPr>
+            <w:r>
+              <w:rPr>
+                <w:rFonts w:ascii="B Nazanin" w:hAnsi="B Nazanin" w:cs="B Nazanin"/>
+                <w:b/>
+                <w:b/>
+                <w:bCs/>
+                <w:color w:themeColor="accent5" w:themeShade="bf" w:val="31849B"/>
                 <w:kern w:val="0"/>
                 <w:sz w:val="20"/>
                 <w:sz w:val="20"/>
@@ -2051,7 +2001,7 @@
         </w:tc>
         <w:tc>
           <w:tcPr>
-            <w:tcW w:w="962" w:type="dxa"/>
+            <w:tcW w:w="885" w:type="dxa"/>
             <w:tcBorders>
               <w:top w:val="single" w:sz="12" w:space="0" w:color="000000"/>
               <w:left w:val="single" w:sz="4" w:space="0" w:color="000000"/>
@@ -2063,26 +2013,24 @@
           </w:tcPr>
           <w:p>
             <w:pPr>
-              <w:pStyle w:val="Normal"/>
-              <w:widowControl/>
-              <w:suppressAutoHyphens w:val="true"/>
-              <w:spacing w:lineRule="auto" w:line="192" w:before="0" w:after="0"/>
+              <w:pStyle w:val="TableContents"/>
+              <w:suppressAutoHyphens w:val="true"/>
+              <w:spacing w:before="0" w:after="0"/>
               <w:jc w:val="center"/>
               <w:cnfStyle w:val="100000000000" w:firstRow="1" w:lastRow="0" w:firstColumn="0" w:lastColumn="0" w:oddVBand="0" w:evenVBand="0" w:oddHBand="0" w:evenHBand="0" w:firstRowFirstColumn="0" w:firstRowLastColumn="0" w:lastRowFirstColumn="0" w:lastRowLastColumn="0"/>
               <w:rPr>
-                <w:b w:val="false"/>
-                <w:bCs w:val="false"/>
-                <w:sz w:val="20"/>
-                <w:szCs w:val="20"/>
-              </w:rPr>
-            </w:pPr>
-            <w:r>
-              <w:rPr>
-                <w:rFonts w:ascii="B Nazanin" w:hAnsi="B Nazanin" w:cs="B Nazanin"/>
-                <w:b/>
-                <w:b/>
-                <w:bCs/>
-                <w:color w:themeColor="text1" w:val="000000"/>
+                <w:rFonts w:ascii="B Nazanin" w:hAnsi="B Nazanin" w:cs="B Nazanin"/>
+                <w:sz w:val="20"/>
+                <w:szCs w:val="20"/>
+              </w:rPr>
+            </w:pPr>
+            <w:r>
+              <w:rPr>
+                <w:rFonts w:ascii="B Nazanin" w:hAnsi="B Nazanin" w:cs="B Nazanin"/>
+                <w:b/>
+                <w:b/>
+                <w:bCs/>
+                <w:color w:themeColor="accent5" w:themeShade="bf" w:val="31849B"/>
                 <w:kern w:val="0"/>
                 <w:sz w:val="20"/>
                 <w:sz w:val="20"/>
@@ -2096,7 +2044,7 @@
         </w:tc>
         <w:tc>
           <w:tcPr>
-            <w:tcW w:w="1800" w:type="dxa"/>
+            <w:tcW w:w="1872" w:type="dxa"/>
             <w:tcBorders>
               <w:top w:val="single" w:sz="12" w:space="0" w:color="000000"/>
               <w:left w:val="single" w:sz="4" w:space="0" w:color="000000"/>
@@ -2108,26 +2056,24 @@
           </w:tcPr>
           <w:p>
             <w:pPr>
-              <w:pStyle w:val="Normal"/>
-              <w:widowControl/>
-              <w:suppressAutoHyphens w:val="true"/>
-              <w:spacing w:lineRule="auto" w:line="192" w:before="0" w:after="0"/>
+              <w:pStyle w:val="TableContents"/>
+              <w:suppressAutoHyphens w:val="true"/>
+              <w:spacing w:before="0" w:after="0"/>
               <w:jc w:val="center"/>
               <w:cnfStyle w:val="100000000000" w:firstRow="1" w:lastRow="0" w:firstColumn="0" w:lastColumn="0" w:oddVBand="0" w:evenVBand="0" w:oddHBand="0" w:evenHBand="0" w:firstRowFirstColumn="0" w:firstRowLastColumn="0" w:lastRowFirstColumn="0" w:lastRowLastColumn="0"/>
               <w:rPr>
-                <w:b w:val="false"/>
-                <w:bCs w:val="false"/>
-                <w:sz w:val="20"/>
-                <w:szCs w:val="20"/>
-              </w:rPr>
-            </w:pPr>
-            <w:r>
-              <w:rPr>
-                <w:rFonts w:ascii="B Nazanin" w:hAnsi="B Nazanin" w:cs="B Nazanin"/>
-                <w:b/>
-                <w:b/>
-                <w:bCs/>
-                <w:color w:themeColor="text1" w:val="000000"/>
+                <w:rFonts w:ascii="B Nazanin" w:hAnsi="B Nazanin" w:cs="B Nazanin"/>
+                <w:sz w:val="20"/>
+                <w:szCs w:val="20"/>
+              </w:rPr>
+            </w:pPr>
+            <w:r>
+              <w:rPr>
+                <w:rFonts w:ascii="B Nazanin" w:hAnsi="B Nazanin" w:cs="B Nazanin"/>
+                <w:b/>
+                <w:b/>
+                <w:bCs/>
+                <w:color w:themeColor="accent5" w:themeShade="bf" w:val="31849B"/>
                 <w:kern w:val="0"/>
                 <w:sz w:val="20"/>
                 <w:sz w:val="20"/>
@@ -2141,7 +2087,50 @@
         </w:tc>
         <w:tc>
           <w:tcPr>
-            <w:tcW w:w="900" w:type="dxa"/>
+            <w:tcW w:w="662" w:type="dxa"/>
+            <w:tcBorders>
+              <w:top w:val="single" w:sz="12" w:space="0" w:color="000000"/>
+              <w:left w:val="single" w:sz="4" w:space="0" w:color="000000"/>
+              <w:bottom w:val="double" w:sz="4" w:space="0" w:color="000000"/>
+              <w:right w:val="nil"/>
+            </w:tcBorders>
+            <w:shd w:color="auto" w:fill="EAF1DD" w:themeFill="accent3" w:themeFillTint="33" w:val="clear"/>
+            <w:vAlign w:val="center"/>
+          </w:tcPr>
+          <w:p>
+            <w:pPr>
+              <w:pStyle w:val="TableContents"/>
+              <w:suppressAutoHyphens w:val="true"/>
+              <w:spacing w:before="0" w:after="0"/>
+              <w:jc w:val="center"/>
+              <w:cnfStyle w:val="100000000000" w:firstRow="1" w:lastRow="0" w:firstColumn="0" w:lastColumn="0" w:oddVBand="0" w:evenVBand="0" w:oddHBand="0" w:evenHBand="0" w:firstRowFirstColumn="0" w:firstRowLastColumn="0" w:lastRowFirstColumn="0" w:lastRowLastColumn="0"/>
+              <w:rPr>
+                <w:rFonts w:ascii="B Nazanin" w:hAnsi="B Nazanin" w:cs="B Nazanin"/>
+                <w:sz w:val="20"/>
+                <w:szCs w:val="20"/>
+              </w:rPr>
+            </w:pPr>
+            <w:r>
+              <w:rPr>
+                <w:rFonts w:ascii="B Nazanin" w:hAnsi="B Nazanin" w:cs="B Nazanin"/>
+                <w:b/>
+                <w:b/>
+                <w:bCs/>
+                <w:color w:themeColor="accent5" w:themeShade="bf" w:val="31849B"/>
+                <w:kern w:val="0"/>
+                <w:sz w:val="20"/>
+                <w:sz w:val="20"/>
+                <w:szCs w:val="20"/>
+                <w:rtl w:val="true"/>
+                <w:lang w:val="en-US" w:bidi="fa-IR"/>
+              </w:rPr>
+              <w:t>شهر</w:t>
+            </w:r>
+          </w:p>
+        </w:tc>
+        <w:tc>
+          <w:tcPr>
+            <w:tcW w:w="763" w:type="dxa"/>
             <w:tcBorders>
               <w:top w:val="single" w:sz="12" w:space="0" w:color="000000"/>
               <w:left w:val="single" w:sz="4" w:space="0" w:color="000000"/>
@@ -2153,26 +2142,24 @@
           </w:tcPr>
           <w:p>
             <w:pPr>
-              <w:pStyle w:val="Normal"/>
-              <w:widowControl/>
-              <w:suppressAutoHyphens w:val="true"/>
-              <w:spacing w:lineRule="auto" w:line="192" w:before="0" w:after="0"/>
+              <w:pStyle w:val="TableContents"/>
+              <w:suppressAutoHyphens w:val="true"/>
+              <w:spacing w:before="0" w:after="0"/>
               <w:jc w:val="center"/>
               <w:cnfStyle w:val="100000000000" w:firstRow="1" w:lastRow="0" w:firstColumn="0" w:lastColumn="0" w:oddVBand="0" w:evenVBand="0" w:oddHBand="0" w:evenHBand="0" w:firstRowFirstColumn="0" w:firstRowLastColumn="0" w:lastRowFirstColumn="0" w:lastRowLastColumn="0"/>
               <w:rPr>
-                <w:b w:val="false"/>
-                <w:bCs w:val="false"/>
-                <w:sz w:val="20"/>
-                <w:szCs w:val="20"/>
-              </w:rPr>
-            </w:pPr>
-            <w:r>
-              <w:rPr>
-                <w:rFonts w:ascii="B Nazanin" w:hAnsi="B Nazanin" w:cs="B Nazanin"/>
-                <w:b/>
-                <w:b/>
-                <w:bCs/>
-                <w:color w:themeColor="text1" w:val="000000"/>
+                <w:rFonts w:ascii="B Nazanin" w:hAnsi="B Nazanin" w:cs="B Nazanin"/>
+                <w:sz w:val="20"/>
+                <w:szCs w:val="20"/>
+              </w:rPr>
+            </w:pPr>
+            <w:r>
+              <w:rPr>
+                <w:rFonts w:ascii="B Nazanin" w:hAnsi="B Nazanin" w:cs="B Nazanin"/>
+                <w:b/>
+                <w:b/>
+                <w:bCs/>
+                <w:color w:themeColor="accent5" w:themeShade="bf" w:val="31849B"/>
                 <w:kern w:val="0"/>
                 <w:sz w:val="20"/>
                 <w:sz w:val="20"/>
@@ -2186,7 +2173,7 @@
         </w:tc>
         <w:tc>
           <w:tcPr>
-            <w:tcW w:w="1441" w:type="dxa"/>
+            <w:tcW w:w="1066" w:type="dxa"/>
             <w:tcBorders>
               <w:top w:val="single" w:sz="12" w:space="0" w:color="000000"/>
               <w:left w:val="single" w:sz="4" w:space="0" w:color="000000"/>
@@ -2198,26 +2185,24 @@
           </w:tcPr>
           <w:p>
             <w:pPr>
-              <w:pStyle w:val="Normal"/>
-              <w:widowControl/>
-              <w:suppressAutoHyphens w:val="true"/>
-              <w:spacing w:lineRule="auto" w:line="192" w:before="0" w:after="0"/>
+              <w:pStyle w:val="TableContents"/>
+              <w:suppressAutoHyphens w:val="true"/>
+              <w:spacing w:before="0" w:after="0"/>
               <w:jc w:val="center"/>
               <w:cnfStyle w:val="100000000000" w:firstRow="1" w:lastRow="0" w:firstColumn="0" w:lastColumn="0" w:oddVBand="0" w:evenVBand="0" w:oddHBand="0" w:evenHBand="0" w:firstRowFirstColumn="0" w:firstRowLastColumn="0" w:lastRowFirstColumn="0" w:lastRowLastColumn="0"/>
               <w:rPr>
-                <w:b w:val="false"/>
-                <w:bCs w:val="false"/>
-                <w:sz w:val="20"/>
-                <w:szCs w:val="20"/>
-              </w:rPr>
-            </w:pPr>
-            <w:r>
-              <w:rPr>
-                <w:rFonts w:ascii="B Nazanin" w:hAnsi="B Nazanin" w:cs="B Nazanin"/>
-                <w:b/>
-                <w:b/>
-                <w:bCs/>
-                <w:color w:themeColor="text1" w:val="000000"/>
+                <w:rFonts w:ascii="B Nazanin" w:hAnsi="B Nazanin" w:cs="B Nazanin"/>
+                <w:sz w:val="20"/>
+                <w:szCs w:val="20"/>
+              </w:rPr>
+            </w:pPr>
+            <w:r>
+              <w:rPr>
+                <w:rFonts w:ascii="B Nazanin" w:hAnsi="B Nazanin" w:cs="B Nazanin"/>
+                <w:b/>
+                <w:b/>
+                <w:bCs/>
+                <w:color w:themeColor="accent5" w:themeShade="bf" w:val="31849B"/>
                 <w:kern w:val="0"/>
                 <w:sz w:val="20"/>
                 <w:sz w:val="20"/>
@@ -2231,7 +2216,7 @@
         </w:tc>
         <w:tc>
           <w:tcPr>
-            <w:tcW w:w="1886" w:type="dxa"/>
+            <w:tcW w:w="1858" w:type="dxa"/>
             <w:tcBorders>
               <w:top w:val="single" w:sz="12" w:space="0" w:color="000000"/>
               <w:left w:val="single" w:sz="4" w:space="0" w:color="000000"/>
@@ -2243,26 +2228,24 @@
           </w:tcPr>
           <w:p>
             <w:pPr>
-              <w:pStyle w:val="Normal"/>
-              <w:widowControl/>
-              <w:suppressAutoHyphens w:val="true"/>
-              <w:spacing w:lineRule="auto" w:line="192" w:before="0" w:after="0"/>
+              <w:pStyle w:val="TableContents"/>
+              <w:suppressAutoHyphens w:val="true"/>
+              <w:spacing w:before="0" w:after="0"/>
               <w:jc w:val="center"/>
               <w:cnfStyle w:val="100000000000" w:firstRow="1" w:lastRow="0" w:firstColumn="0" w:lastColumn="0" w:oddVBand="0" w:evenVBand="0" w:oddHBand="0" w:evenHBand="0" w:firstRowFirstColumn="0" w:firstRowLastColumn="0" w:lastRowFirstColumn="0" w:lastRowLastColumn="0"/>
               <w:rPr>
-                <w:b w:val="false"/>
-                <w:bCs w:val="false"/>
-                <w:sz w:val="20"/>
-                <w:szCs w:val="20"/>
-              </w:rPr>
-            </w:pPr>
-            <w:r>
-              <w:rPr>
-                <w:rFonts w:ascii="B Nazanin" w:hAnsi="B Nazanin" w:cs="B Nazanin"/>
-                <w:b/>
-                <w:b/>
-                <w:bCs/>
-                <w:color w:themeColor="text1" w:val="000000"/>
+                <w:rFonts w:ascii="B Nazanin" w:hAnsi="B Nazanin" w:cs="B Nazanin"/>
+                <w:sz w:val="20"/>
+                <w:szCs w:val="20"/>
+              </w:rPr>
+            </w:pPr>
+            <w:r>
+              <w:rPr>
+                <w:rFonts w:ascii="B Nazanin" w:hAnsi="B Nazanin" w:cs="B Nazanin"/>
+                <w:b/>
+                <w:b/>
+                <w:bCs/>
+                <w:color w:themeColor="accent5" w:themeShade="bf" w:val="31849B"/>
                 <w:kern w:val="0"/>
                 <w:sz w:val="20"/>
                 <w:sz w:val="20"/>
@@ -2276,7 +2259,7 @@
         </w:tc>
         <w:tc>
           <w:tcPr>
-            <w:tcW w:w="2552" w:type="dxa"/>
+            <w:tcW w:w="2837" w:type="dxa"/>
             <w:tcBorders>
               <w:top w:val="single" w:sz="12" w:space="0" w:color="000000"/>
               <w:left w:val="single" w:sz="4" w:space="0" w:color="000000"/>
@@ -2288,26 +2271,24 @@
           </w:tcPr>
           <w:p>
             <w:pPr>
-              <w:pStyle w:val="Normal"/>
-              <w:widowControl/>
-              <w:suppressAutoHyphens w:val="true"/>
-              <w:spacing w:lineRule="auto" w:line="192" w:before="0" w:after="0"/>
+              <w:pStyle w:val="TableContents"/>
+              <w:suppressAutoHyphens w:val="true"/>
+              <w:spacing w:before="0" w:after="0"/>
               <w:jc w:val="center"/>
               <w:cnfStyle w:val="100000000000" w:firstRow="1" w:lastRow="0" w:firstColumn="0" w:lastColumn="0" w:oddVBand="0" w:evenVBand="0" w:oddHBand="0" w:evenHBand="0" w:firstRowFirstColumn="0" w:firstRowLastColumn="0" w:lastRowFirstColumn="0" w:lastRowLastColumn="0"/>
               <w:rPr>
-                <w:b w:val="false"/>
-                <w:bCs w:val="false"/>
-                <w:sz w:val="20"/>
-                <w:szCs w:val="20"/>
-              </w:rPr>
-            </w:pPr>
-            <w:r>
-              <w:rPr>
-                <w:rFonts w:ascii="B Nazanin" w:hAnsi="B Nazanin" w:cs="B Nazanin"/>
-                <w:b/>
-                <w:b/>
-                <w:bCs/>
-                <w:color w:themeColor="text1" w:val="000000"/>
+                <w:rFonts w:ascii="B Nazanin" w:hAnsi="B Nazanin" w:cs="B Nazanin"/>
+                <w:sz w:val="20"/>
+                <w:szCs w:val="20"/>
+              </w:rPr>
+            </w:pPr>
+            <w:r>
+              <w:rPr>
+                <w:rFonts w:ascii="B Nazanin" w:hAnsi="B Nazanin" w:cs="B Nazanin"/>
+                <w:b/>
+                <w:b/>
+                <w:bCs/>
+                <w:color w:themeColor="accent5" w:themeShade="bf" w:val="31849B"/>
                 <w:kern w:val="0"/>
                 <w:sz w:val="20"/>
                 <w:sz w:val="20"/>
@@ -2327,7 +2308,7 @@
         </w:trPr>
         <w:tc>
           <w:tcPr>
-            <w:tcW w:w="526" w:type="dxa"/>
+            <w:tcW w:w="479" w:type="dxa"/>
             <w:cnfStyle w:val="001000000000" w:firstRow="0" w:lastRow="0" w:firstColumn="1" w:lastColumn="0" w:oddVBand="0" w:evenVBand="0" w:oddHBand="0" w:evenHBand="0" w:firstRowFirstColumn="0" w:firstRowLastColumn="0" w:lastRowFirstColumn="0" w:lastRowLastColumn="0"/>
             <w:tcBorders>
               <w:top w:val="double" w:sz="4" w:space="0" w:color="000000"/>
@@ -2340,25 +2321,22 @@
           </w:tcPr>
           <w:p>
             <w:pPr>
-              <w:pStyle w:val="Normal"/>
-              <w:widowControl/>
-              <w:suppressAutoHyphens w:val="true"/>
-              <w:spacing w:lineRule="auto" w:line="192" w:before="0" w:after="0"/>
+              <w:pStyle w:val="TableContents"/>
+              <w:suppressAutoHyphens w:val="true"/>
+              <w:spacing w:before="0" w:after="0"/>
               <w:jc w:val="center"/>
               <w:rPr>
-                <w:rFonts w:ascii="B Nazanin" w:hAnsi="B Nazanin" w:cs="B Nazanin"/>
-                <w:b w:val="false"/>
-                <w:bCs w:val="false"/>
-                <w:sz w:val="20"/>
-                <w:szCs w:val="20"/>
-              </w:rPr>
-            </w:pPr>
-            <w:r>
-              <w:rPr>
-                <w:rFonts w:cs="B Nazanin" w:ascii="B Nazanin" w:hAnsi="B Nazanin"/>
-                <w:b w:val="false"/>
-                <w:bCs w:val="false"/>
-                <w:color w:themeColor="text1" w:val="000000"/>
+                <w:b/>
+                <w:bCs/>
+                <w:color w:val="000000"/>
+              </w:rPr>
+            </w:pPr>
+            <w:r>
+              <w:rPr>
+                <w:rFonts w:cs="B Nazanin" w:ascii="B Nazanin" w:hAnsi="B Nazanin"/>
+                <w:b/>
+                <w:bCs/>
+                <w:color w:val="000000"/>
                 <w:kern w:val="0"/>
                 <w:sz w:val="20"/>
                 <w:szCs w:val="20"/>
@@ -2370,7 +2348,7 @@
         </w:tc>
         <w:tc>
           <w:tcPr>
-            <w:tcW w:w="962" w:type="dxa"/>
+            <w:tcW w:w="885" w:type="dxa"/>
             <w:tcBorders>
               <w:top w:val="double" w:sz="4" w:space="0" w:color="000000"/>
               <w:left w:val="single" w:sz="4" w:space="0" w:color="000000"/>
@@ -2382,35 +2360,33 @@
           </w:tcPr>
           <w:p>
             <w:pPr>
-              <w:pStyle w:val="Normal"/>
-              <w:widowControl/>
-              <w:suppressAutoHyphens w:val="true"/>
-              <w:spacing w:lineRule="auto" w:line="192" w:before="0" w:after="0"/>
+              <w:pStyle w:val="TableContents"/>
+              <w:suppressAutoHyphens w:val="true"/>
+              <w:spacing w:before="0" w:after="0"/>
               <w:jc w:val="center"/>
               <w:cnfStyle w:val="000000100000" w:firstRow="0" w:lastRow="0" w:firstColumn="0" w:lastColumn="0" w:oddVBand="0" w:evenVBand="0" w:oddHBand="1" w:evenHBand="0" w:firstRowFirstColumn="0" w:firstRowLastColumn="0" w:lastRowFirstColumn="0" w:lastRowLastColumn="0"/>
               <w:rPr>
-                <w:color w:themeColor="accent5" w:themeShade="bf" w:val="31849B"/>
-                <w:sz w:val="20"/>
-              </w:rPr>
-            </w:pPr>
-            <w:r>
-              <w:rPr>
-                <w:rFonts w:ascii="B Nazanin" w:hAnsi="B Nazanin" w:cs="B Nazanin"/>
-                <w:color w:themeColor="text1" w:val="000000"/>
-                <w:kern w:val="0"/>
-                <w:sz w:val="20"/>
-                <w:sz w:val="20"/>
-                <w:szCs w:val="20"/>
-                <w:rtl w:val="true"/>
-                <w:lang w:val="en-US" w:bidi="fa-IR"/>
-              </w:rPr>
-              <w:t>تجارت</w:t>
-            </w:r>
-          </w:p>
-        </w:tc>
-        <w:tc>
-          <w:tcPr>
-            <w:tcW w:w="1800" w:type="dxa"/>
+                <w:color w:val="000000"/>
+              </w:rPr>
+            </w:pPr>
+            <w:r>
+              <w:rPr>
+                <w:rFonts w:ascii="B Nazanin" w:hAnsi="B Nazanin" w:cs="B Nazanin"/>
+                <w:color w:val="000000"/>
+                <w:kern w:val="0"/>
+                <w:sz w:val="20"/>
+                <w:sz w:val="20"/>
+                <w:szCs w:val="20"/>
+                <w:rtl w:val="true"/>
+                <w:lang w:val="en-US" w:bidi="fa-IR"/>
+              </w:rPr>
+              <w:t>صادرات</w:t>
+            </w:r>
+          </w:p>
+        </w:tc>
+        <w:tc>
+          <w:tcPr>
+            <w:tcW w:w="1872" w:type="dxa"/>
             <w:tcBorders>
               <w:top w:val="double" w:sz="4" w:space="0" w:color="000000"/>
               <w:left w:val="single" w:sz="4" w:space="0" w:color="000000"/>
@@ -2422,35 +2398,71 @@
           </w:tcPr>
           <w:p>
             <w:pPr>
-              <w:pStyle w:val="Normal"/>
-              <w:widowControl/>
-              <w:suppressAutoHyphens w:val="true"/>
-              <w:spacing w:lineRule="auto" w:line="192" w:before="0" w:after="0"/>
+              <w:pStyle w:val="TableContents"/>
+              <w:suppressAutoHyphens w:val="true"/>
+              <w:spacing w:before="0" w:after="0"/>
               <w:jc w:val="center"/>
               <w:cnfStyle w:val="000000100000" w:firstRow="0" w:lastRow="0" w:firstColumn="0" w:lastColumn="0" w:oddVBand="0" w:evenVBand="0" w:oddHBand="1" w:evenHBand="0" w:firstRowFirstColumn="0" w:firstRowLastColumn="0" w:lastRowFirstColumn="0" w:lastRowLastColumn="0"/>
               <w:rPr>
-                <w:color w:themeColor="accent5" w:themeShade="bf" w:val="31849B"/>
-                <w:sz w:val="20"/>
-              </w:rPr>
-            </w:pPr>
-            <w:r>
-              <w:rPr>
-                <w:rFonts w:ascii="B Nazanin" w:hAnsi="B Nazanin" w:cs="B Nazanin"/>
-                <w:color w:themeColor="text1" w:val="000000"/>
-                <w:kern w:val="0"/>
-                <w:sz w:val="20"/>
-                <w:sz w:val="20"/>
-                <w:szCs w:val="20"/>
-                <w:rtl w:val="true"/>
-                <w:lang w:val="en-US" w:bidi="fa-IR"/>
-              </w:rPr>
-              <w:t>پارک ساعی</w:t>
-            </w:r>
-          </w:p>
-        </w:tc>
-        <w:tc>
-          <w:tcPr>
-            <w:tcW w:w="900" w:type="dxa"/>
+                <w:color w:val="000000"/>
+              </w:rPr>
+            </w:pPr>
+            <w:r>
+              <w:rPr>
+                <w:rFonts w:ascii="B Nazanin" w:hAnsi="B Nazanin" w:cs="B Nazanin"/>
+                <w:color w:val="000000"/>
+                <w:kern w:val="0"/>
+                <w:sz w:val="20"/>
+                <w:sz w:val="20"/>
+                <w:szCs w:val="20"/>
+                <w:rtl w:val="true"/>
+                <w:lang w:val="en-US" w:bidi="fa-IR"/>
+              </w:rPr>
+              <w:t>سرچشمه</w:t>
+            </w:r>
+          </w:p>
+        </w:tc>
+        <w:tc>
+          <w:tcPr>
+            <w:tcW w:w="662" w:type="dxa"/>
+            <w:tcBorders>
+              <w:top w:val="double" w:sz="4" w:space="0" w:color="000000"/>
+              <w:left w:val="single" w:sz="4" w:space="0" w:color="000000"/>
+              <w:bottom w:val="single" w:sz="4" w:space="0" w:color="000000"/>
+              <w:right w:val="nil"/>
+            </w:tcBorders>
+            <w:shd w:color="auto" w:fill="DAEEF3" w:themeFill="accent5" w:themeFillTint="33" w:val="clear"/>
+            <w:vAlign w:val="center"/>
+          </w:tcPr>
+          <w:p>
+            <w:pPr>
+              <w:pStyle w:val="TableContents"/>
+              <w:suppressAutoHyphens w:val="true"/>
+              <w:spacing w:before="0" w:after="0"/>
+              <w:jc w:val="center"/>
+              <w:cnfStyle w:val="000000100000" w:firstRow="0" w:lastRow="0" w:firstColumn="0" w:lastColumn="0" w:oddVBand="0" w:evenVBand="0" w:oddHBand="1" w:evenHBand="0" w:firstRowFirstColumn="0" w:firstRowLastColumn="0" w:lastRowFirstColumn="0" w:lastRowLastColumn="0"/>
+              <w:rPr>
+                <w:color w:val="000000"/>
+              </w:rPr>
+            </w:pPr>
+            <w:r>
+              <w:rPr>
+                <w:rFonts w:ascii="B Nazanin" w:hAnsi="B Nazanin" w:cs="B Nazanin"/>
+                <w:color w:val="000000"/>
+                <w:kern w:val="0"/>
+                <w:sz w:val="20"/>
+                <w:sz w:val="20"/>
+                <w:szCs w:val="20"/>
+                <w:rtl w:val="true"/>
+                <w:lang w:val="en-US" w:bidi="fa-IR"/>
+              </w:rPr>
+              <w:t>رفسنجان</w:t>
+            </w:r>
+          </w:p>
+        </w:tc>
+        <w:tc>
+          <w:tcPr>
+            <w:tcW w:w="763" w:type="dxa"/>
             <w:tcBorders>
               <w:top w:val="double" w:sz="4" w:space="0" w:color="000000"/>
               <w:left w:val="single" w:sz="4" w:space="0" w:color="000000"/>
@@ -2462,33 +2474,31 @@
           </w:tcPr>
           <w:p>
             <w:pPr>
-              <w:pStyle w:val="Normal"/>
-              <w:widowControl/>
-              <w:suppressAutoHyphens w:val="true"/>
-              <w:spacing w:lineRule="auto" w:line="192" w:before="0" w:after="0"/>
+              <w:pStyle w:val="TableContents"/>
+              <w:suppressAutoHyphens w:val="true"/>
+              <w:spacing w:before="0" w:after="0"/>
               <w:jc w:val="center"/>
               <w:cnfStyle w:val="000000100000" w:firstRow="0" w:lastRow="0" w:firstColumn="0" w:lastColumn="0" w:oddVBand="0" w:evenVBand="0" w:oddHBand="1" w:evenHBand="0" w:firstRowFirstColumn="0" w:firstRowLastColumn="0" w:lastRowFirstColumn="0" w:lastRowLastColumn="0"/>
               <w:rPr>
-                <w:color w:themeColor="accent5" w:themeShade="bf" w:val="31849B"/>
-                <w:sz w:val="20"/>
-              </w:rPr>
-            </w:pPr>
-            <w:r>
-              <w:rPr>
-                <w:rFonts w:cs="B Nazanin" w:ascii="B Nazanin" w:hAnsi="B Nazanin"/>
-                <w:color w:themeColor="text1" w:val="000000"/>
-                <w:kern w:val="0"/>
-                <w:sz w:val="20"/>
-                <w:szCs w:val="20"/>
-                <w:lang w:val="en-US" w:bidi="fa-IR"/>
-              </w:rPr>
-              <w:t>358</w:t>
-            </w:r>
-          </w:p>
-        </w:tc>
-        <w:tc>
-          <w:tcPr>
-            <w:tcW w:w="1441" w:type="dxa"/>
+                <w:color w:val="000000"/>
+              </w:rPr>
+            </w:pPr>
+            <w:r>
+              <w:rPr>
+                <w:rFonts w:cs="B Nazanin" w:ascii="B Nazanin" w:hAnsi="B Nazanin"/>
+                <w:color w:val="000000"/>
+                <w:kern w:val="0"/>
+                <w:sz w:val="20"/>
+                <w:szCs w:val="20"/>
+                <w:lang w:val="en-US" w:bidi="fa-IR"/>
+              </w:rPr>
+              <w:t>4277</w:t>
+            </w:r>
+          </w:p>
+        </w:tc>
+        <w:tc>
+          <w:tcPr>
+            <w:tcW w:w="1066" w:type="dxa"/>
             <w:tcBorders>
               <w:top w:val="double" w:sz="4" w:space="0" w:color="000000"/>
               <w:left w:val="single" w:sz="4" w:space="0" w:color="000000"/>
@@ -2500,35 +2510,33 @@
           </w:tcPr>
           <w:p>
             <w:pPr>
-              <w:pStyle w:val="Normal"/>
-              <w:widowControl/>
-              <w:suppressAutoHyphens w:val="true"/>
-              <w:spacing w:lineRule="auto" w:line="192" w:before="0" w:after="0"/>
+              <w:pStyle w:val="TableContents"/>
+              <w:suppressAutoHyphens w:val="true"/>
+              <w:spacing w:before="0" w:after="0"/>
               <w:jc w:val="center"/>
               <w:cnfStyle w:val="000000100000" w:firstRow="0" w:lastRow="0" w:firstColumn="0" w:lastColumn="0" w:oddVBand="0" w:evenVBand="0" w:oddHBand="1" w:evenHBand="0" w:firstRowFirstColumn="0" w:firstRowLastColumn="0" w:lastRowFirstColumn="0" w:lastRowLastColumn="0"/>
               <w:rPr>
-                <w:color w:themeColor="accent5" w:themeShade="bf" w:val="31849B"/>
-                <w:sz w:val="20"/>
-              </w:rPr>
-            </w:pPr>
-            <w:r>
-              <w:rPr>
-                <w:rFonts w:ascii="B Nazanin" w:hAnsi="B Nazanin" w:cs="B Nazanin"/>
-                <w:color w:themeColor="text1" w:val="000000"/>
-                <w:kern w:val="0"/>
-                <w:sz w:val="20"/>
-                <w:sz w:val="20"/>
-                <w:szCs w:val="20"/>
-                <w:rtl w:val="true"/>
-                <w:lang w:val="en-US" w:bidi="fa-IR"/>
-              </w:rPr>
-              <w:t>سپرده پشتیبان</w:t>
-            </w:r>
-          </w:p>
-        </w:tc>
-        <w:tc>
-          <w:tcPr>
-            <w:tcW w:w="1886" w:type="dxa"/>
+                <w:color w:val="000000"/>
+              </w:rPr>
+            </w:pPr>
+            <w:r>
+              <w:rPr>
+                <w:rFonts w:ascii="B Nazanin" w:hAnsi="B Nazanin" w:cs="B Nazanin"/>
+                <w:color w:val="000000"/>
+                <w:kern w:val="0"/>
+                <w:sz w:val="20"/>
+                <w:sz w:val="20"/>
+                <w:szCs w:val="20"/>
+                <w:rtl w:val="true"/>
+                <w:lang w:val="en-US" w:bidi="fa-IR"/>
+              </w:rPr>
+              <w:t>سپرده</w:t>
+            </w:r>
+          </w:p>
+        </w:tc>
+        <w:tc>
+          <w:tcPr>
+            <w:tcW w:w="1858" w:type="dxa"/>
             <w:tcBorders>
               <w:top w:val="double" w:sz="4" w:space="0" w:color="000000"/>
               <w:left w:val="single" w:sz="4" w:space="0" w:color="000000"/>
@@ -2540,33 +2548,31 @@
           </w:tcPr>
           <w:p>
             <w:pPr>
-              <w:pStyle w:val="Normal"/>
-              <w:widowControl/>
-              <w:suppressAutoHyphens w:val="true"/>
-              <w:spacing w:lineRule="auto" w:line="192" w:before="0" w:after="0"/>
-              <w:jc w:val="center"/>
+              <w:pStyle w:val="TableContents"/>
+              <w:suppressAutoHyphens w:val="true"/>
+              <w:spacing w:before="0" w:after="0"/>
+              <w:jc w:val="right"/>
               <w:cnfStyle w:val="000000100000" w:firstRow="0" w:lastRow="0" w:firstColumn="0" w:lastColumn="0" w:oddVBand="0" w:evenVBand="0" w:oddHBand="1" w:evenHBand="0" w:firstRowFirstColumn="0" w:firstRowLastColumn="0" w:lastRowFirstColumn="0" w:lastRowLastColumn="0"/>
               <w:rPr>
-                <w:color w:themeColor="accent5" w:themeShade="bf" w:val="31849B"/>
-                <w:sz w:val="20"/>
-              </w:rPr>
-            </w:pPr>
-            <w:r>
-              <w:rPr>
-                <w:rFonts w:cs="B Nazanin" w:ascii="B Nazanin" w:hAnsi="B Nazanin"/>
-                <w:color w:themeColor="text1" w:val="000000"/>
-                <w:kern w:val="0"/>
-                <w:sz w:val="20"/>
-                <w:szCs w:val="20"/>
-                <w:lang w:val="en-US" w:bidi="fa-IR"/>
-              </w:rPr>
-              <w:t>47385067</w:t>
-            </w:r>
-          </w:p>
-        </w:tc>
-        <w:tc>
-          <w:tcPr>
-            <w:tcW w:w="2552" w:type="dxa"/>
+                <w:color w:val="000000"/>
+              </w:rPr>
+            </w:pPr>
+            <w:r>
+              <w:rPr>
+                <w:rFonts w:cs="B Nazanin" w:ascii="B Nazanin" w:hAnsi="B Nazanin"/>
+                <w:color w:val="000000"/>
+                <w:kern w:val="0"/>
+                <w:sz w:val="20"/>
+                <w:szCs w:val="20"/>
+                <w:lang w:val="en-US" w:bidi="fa-IR"/>
+              </w:rPr>
+              <w:t>0200444000000</w:t>
+            </w:r>
+          </w:p>
+        </w:tc>
+        <w:tc>
+          <w:tcPr>
+            <w:tcW w:w="2837" w:type="dxa"/>
             <w:tcBorders>
               <w:top w:val="double" w:sz="4" w:space="0" w:color="000000"/>
               <w:left w:val="single" w:sz="4" w:space="0" w:color="000000"/>
@@ -2578,27 +2584,25 @@
           </w:tcPr>
           <w:p>
             <w:pPr>
-              <w:pStyle w:val="Normal"/>
-              <w:widowControl/>
-              <w:suppressAutoHyphens w:val="true"/>
-              <w:spacing w:lineRule="auto" w:line="192" w:before="0" w:after="0"/>
-              <w:jc w:val="center"/>
+              <w:pStyle w:val="TableContents"/>
+              <w:suppressAutoHyphens w:val="true"/>
+              <w:spacing w:before="0" w:after="0"/>
+              <w:jc w:val="right"/>
               <w:cnfStyle w:val="000000100000" w:firstRow="0" w:lastRow="0" w:firstColumn="0" w:lastColumn="0" w:oddVBand="0" w:evenVBand="0" w:oddHBand="1" w:evenHBand="0" w:firstRowFirstColumn="0" w:firstRowLastColumn="0" w:lastRowFirstColumn="0" w:lastRowLastColumn="0"/>
               <w:rPr>
-                <w:color w:themeColor="accent5" w:themeShade="bf" w:val="31849B"/>
-                <w:sz w:val="20"/>
-              </w:rPr>
-            </w:pPr>
-            <w:r>
-              <w:rPr>
-                <w:rFonts w:cs="B Nazanin" w:ascii="B Nazanin" w:hAnsi="B Nazanin"/>
-                <w:color w:themeColor="text1" w:val="000000"/>
-                <w:kern w:val="0"/>
-                <w:sz w:val="20"/>
-                <w:szCs w:val="20"/>
-                <w:lang w:val="en-US" w:bidi="fa-IR"/>
-              </w:rPr>
-              <w:t>IR490180000000000047385067</w:t>
+                <w:color w:val="000000"/>
+              </w:rPr>
+            </w:pPr>
+            <w:r>
+              <w:rPr>
+                <w:rFonts w:cs="B Nazanin" w:ascii="B Nazanin" w:hAnsi="B Nazanin"/>
+                <w:color w:val="000000"/>
+                <w:kern w:val="0"/>
+                <w:sz w:val="20"/>
+                <w:szCs w:val="20"/>
+                <w:lang w:val="en-US" w:bidi="fa-IR"/>
+              </w:rPr>
+              <w:t>IR920190000000200444000000</w:t>
             </w:r>
           </w:p>
         </w:tc>
@@ -2609,7 +2613,7 @@
         </w:trPr>
         <w:tc>
           <w:tcPr>
-            <w:tcW w:w="526" w:type="dxa"/>
+            <w:tcW w:w="479" w:type="dxa"/>
             <w:cnfStyle w:val="001000000000" w:firstRow="0" w:lastRow="0" w:firstColumn="1" w:lastColumn="0" w:oddVBand="0" w:evenVBand="0" w:oddHBand="0" w:evenHBand="0" w:firstRowFirstColumn="0" w:firstRowLastColumn="0" w:lastRowFirstColumn="0" w:lastRowLastColumn="0"/>
             <w:tcBorders>
               <w:top w:val="single" w:sz="4" w:space="0" w:color="000000"/>
@@ -2621,25 +2625,22 @@
           </w:tcPr>
           <w:p>
             <w:pPr>
-              <w:pStyle w:val="Normal"/>
-              <w:widowControl/>
-              <w:suppressAutoHyphens w:val="true"/>
-              <w:spacing w:lineRule="auto" w:line="192" w:before="0" w:after="0"/>
+              <w:pStyle w:val="TableContents"/>
+              <w:suppressAutoHyphens w:val="true"/>
+              <w:spacing w:before="0" w:after="0"/>
               <w:jc w:val="center"/>
               <w:rPr>
-                <w:rFonts w:ascii="B Nazanin" w:hAnsi="B Nazanin" w:cs="B Nazanin"/>
-                <w:b w:val="false"/>
-                <w:bCs w:val="false"/>
-                <w:sz w:val="20"/>
-                <w:szCs w:val="20"/>
-              </w:rPr>
-            </w:pPr>
-            <w:r>
-              <w:rPr>
-                <w:rFonts w:cs="B Nazanin" w:ascii="B Nazanin" w:hAnsi="B Nazanin"/>
-                <w:b w:val="false"/>
-                <w:bCs w:val="false"/>
-                <w:color w:themeColor="text1" w:val="000000"/>
+                <w:b/>
+                <w:bCs/>
+                <w:color w:val="000000"/>
+              </w:rPr>
+            </w:pPr>
+            <w:r>
+              <w:rPr>
+                <w:rFonts w:cs="B Nazanin" w:ascii="B Nazanin" w:hAnsi="B Nazanin"/>
+                <w:b/>
+                <w:bCs/>
+                <w:color w:val="000000"/>
                 <w:kern w:val="0"/>
                 <w:sz w:val="20"/>
                 <w:szCs w:val="20"/>
@@ -2651,7 +2652,7 @@
         </w:tc>
         <w:tc>
           <w:tcPr>
-            <w:tcW w:w="962" w:type="dxa"/>
+            <w:tcW w:w="885" w:type="dxa"/>
             <w:tcBorders>
               <w:top w:val="single" w:sz="4" w:space="0" w:color="000000"/>
               <w:left w:val="single" w:sz="4" w:space="0" w:color="000000"/>
@@ -2662,35 +2663,33 @@
           </w:tcPr>
           <w:p>
             <w:pPr>
-              <w:pStyle w:val="Normal"/>
-              <w:widowControl/>
-              <w:suppressAutoHyphens w:val="true"/>
-              <w:spacing w:lineRule="auto" w:line="192" w:before="0" w:after="0"/>
+              <w:pStyle w:val="TableContents"/>
+              <w:suppressAutoHyphens w:val="true"/>
+              <w:spacing w:before="0" w:after="0"/>
               <w:jc w:val="center"/>
               <w:cnfStyle w:val="000000000000" w:firstRow="0" w:lastRow="0" w:firstColumn="0" w:lastColumn="0" w:oddVBand="0" w:evenVBand="0" w:oddHBand="0" w:evenHBand="0" w:firstRowFirstColumn="0" w:firstRowLastColumn="0" w:lastRowFirstColumn="0" w:lastRowLastColumn="0"/>
               <w:rPr>
-                <w:color w:themeColor="accent5" w:themeShade="bf" w:val="31849B"/>
-                <w:sz w:val="20"/>
-              </w:rPr>
-            </w:pPr>
-            <w:r>
-              <w:rPr>
-                <w:rFonts w:ascii="B Nazanin" w:hAnsi="B Nazanin" w:cs="B Nazanin"/>
-                <w:color w:themeColor="text1" w:val="000000"/>
-                <w:kern w:val="0"/>
-                <w:sz w:val="20"/>
-                <w:sz w:val="20"/>
-                <w:szCs w:val="20"/>
-                <w:rtl w:val="true"/>
-                <w:lang w:val="en-US" w:bidi="fa-IR"/>
-              </w:rPr>
-              <w:t>تجارت</w:t>
-            </w:r>
-          </w:p>
-        </w:tc>
-        <w:tc>
-          <w:tcPr>
-            <w:tcW w:w="1800" w:type="dxa"/>
+                <w:color w:val="000000"/>
+              </w:rPr>
+            </w:pPr>
+            <w:r>
+              <w:rPr>
+                <w:rFonts w:ascii="B Nazanin" w:hAnsi="B Nazanin" w:cs="B Nazanin"/>
+                <w:color w:val="000000"/>
+                <w:kern w:val="0"/>
+                <w:sz w:val="20"/>
+                <w:sz w:val="20"/>
+                <w:szCs w:val="20"/>
+                <w:rtl w:val="true"/>
+                <w:lang w:val="en-US" w:bidi="fa-IR"/>
+              </w:rPr>
+              <w:t>صادرات</w:t>
+            </w:r>
+          </w:p>
+        </w:tc>
+        <w:tc>
+          <w:tcPr>
+            <w:tcW w:w="1872" w:type="dxa"/>
             <w:tcBorders>
               <w:top w:val="single" w:sz="4" w:space="0" w:color="000000"/>
               <w:left w:val="single" w:sz="4" w:space="0" w:color="000000"/>
@@ -2701,35 +2700,70 @@
           </w:tcPr>
           <w:p>
             <w:pPr>
-              <w:pStyle w:val="Normal"/>
-              <w:widowControl/>
-              <w:suppressAutoHyphens w:val="true"/>
-              <w:spacing w:lineRule="auto" w:line="192" w:before="0" w:after="0"/>
+              <w:pStyle w:val="TableContents"/>
+              <w:suppressAutoHyphens w:val="true"/>
+              <w:spacing w:before="0" w:after="0"/>
               <w:jc w:val="center"/>
               <w:cnfStyle w:val="000000000000" w:firstRow="0" w:lastRow="0" w:firstColumn="0" w:lastColumn="0" w:oddVBand="0" w:evenVBand="0" w:oddHBand="0" w:evenHBand="0" w:firstRowFirstColumn="0" w:firstRowLastColumn="0" w:lastRowFirstColumn="0" w:lastRowLastColumn="0"/>
               <w:rPr>
-                <w:color w:themeColor="accent5" w:themeShade="bf" w:val="31849B"/>
-                <w:sz w:val="20"/>
-              </w:rPr>
-            </w:pPr>
-            <w:r>
-              <w:rPr>
-                <w:rFonts w:ascii="B Nazanin" w:hAnsi="B Nazanin" w:cs="B Nazanin"/>
-                <w:color w:themeColor="text1" w:val="000000"/>
-                <w:kern w:val="0"/>
-                <w:sz w:val="20"/>
-                <w:sz w:val="20"/>
-                <w:szCs w:val="20"/>
-                <w:rtl w:val="true"/>
-                <w:lang w:val="en-US" w:bidi="fa-IR"/>
-              </w:rPr>
-              <w:t>میدان امام خمینی</w:t>
-            </w:r>
-          </w:p>
-        </w:tc>
-        <w:tc>
-          <w:tcPr>
-            <w:tcW w:w="900" w:type="dxa"/>
+                <w:color w:val="000000"/>
+              </w:rPr>
+            </w:pPr>
+            <w:r>
+              <w:rPr>
+                <w:rFonts w:ascii="B Nazanin" w:hAnsi="B Nazanin" w:cs="B Nazanin"/>
+                <w:color w:val="000000"/>
+                <w:kern w:val="0"/>
+                <w:sz w:val="20"/>
+                <w:sz w:val="20"/>
+                <w:szCs w:val="20"/>
+                <w:rtl w:val="true"/>
+                <w:lang w:val="en-US" w:bidi="fa-IR"/>
+              </w:rPr>
+              <w:t>سپهر شهریار</w:t>
+            </w:r>
+          </w:p>
+        </w:tc>
+        <w:tc>
+          <w:tcPr>
+            <w:tcW w:w="662" w:type="dxa"/>
+            <w:tcBorders>
+              <w:top w:val="single" w:sz="4" w:space="0" w:color="000000"/>
+              <w:left w:val="single" w:sz="4" w:space="0" w:color="000000"/>
+              <w:bottom w:val="single" w:sz="4" w:space="0" w:color="000000"/>
+              <w:right w:val="nil"/>
+            </w:tcBorders>
+            <w:vAlign w:val="center"/>
+          </w:tcPr>
+          <w:p>
+            <w:pPr>
+              <w:pStyle w:val="TableContents"/>
+              <w:suppressAutoHyphens w:val="true"/>
+              <w:spacing w:before="0" w:after="0"/>
+              <w:jc w:val="center"/>
+              <w:cnfStyle w:val="000000000000" w:firstRow="0" w:lastRow="0" w:firstColumn="0" w:lastColumn="0" w:oddVBand="0" w:evenVBand="0" w:oddHBand="0" w:evenHBand="0" w:firstRowFirstColumn="0" w:firstRowLastColumn="0" w:lastRowFirstColumn="0" w:lastRowLastColumn="0"/>
+              <w:rPr>
+                <w:color w:val="000000"/>
+              </w:rPr>
+            </w:pPr>
+            <w:r>
+              <w:rPr>
+                <w:rFonts w:ascii="B Nazanin" w:hAnsi="B Nazanin" w:cs="B Nazanin"/>
+                <w:color w:val="000000"/>
+                <w:kern w:val="0"/>
+                <w:sz w:val="20"/>
+                <w:sz w:val="20"/>
+                <w:szCs w:val="20"/>
+                <w:rtl w:val="true"/>
+                <w:lang w:val="en-US" w:bidi="fa-IR"/>
+              </w:rPr>
+              <w:t>تبریز</w:t>
+            </w:r>
+          </w:p>
+        </w:tc>
+        <w:tc>
+          <w:tcPr>
+            <w:tcW w:w="763" w:type="dxa"/>
             <w:tcBorders>
               <w:top w:val="single" w:sz="4" w:space="0" w:color="000000"/>
               <w:left w:val="single" w:sz="4" w:space="0" w:color="000000"/>
@@ -2740,33 +2774,31 @@
           </w:tcPr>
           <w:p>
             <w:pPr>
-              <w:pStyle w:val="Normal"/>
-              <w:widowControl/>
-              <w:suppressAutoHyphens w:val="true"/>
-              <w:spacing w:lineRule="auto" w:line="192" w:before="0" w:after="0"/>
+              <w:pStyle w:val="TableContents"/>
+              <w:suppressAutoHyphens w:val="true"/>
+              <w:spacing w:before="0" w:after="0"/>
               <w:jc w:val="center"/>
               <w:cnfStyle w:val="000000000000" w:firstRow="0" w:lastRow="0" w:firstColumn="0" w:lastColumn="0" w:oddVBand="0" w:evenVBand="0" w:oddHBand="0" w:evenHBand="0" w:firstRowFirstColumn="0" w:firstRowLastColumn="0" w:lastRowFirstColumn="0" w:lastRowLastColumn="0"/>
               <w:rPr>
-                <w:color w:themeColor="accent5" w:themeShade="bf" w:val="31849B"/>
-                <w:sz w:val="20"/>
-              </w:rPr>
-            </w:pPr>
-            <w:r>
-              <w:rPr>
-                <w:rFonts w:cs="B Nazanin" w:ascii="B Nazanin" w:hAnsi="B Nazanin"/>
-                <w:color w:themeColor="text1" w:val="000000"/>
-                <w:kern w:val="0"/>
-                <w:sz w:val="20"/>
-                <w:szCs w:val="20"/>
-                <w:lang w:val="en-US" w:bidi="fa-IR"/>
-              </w:rPr>
-              <w:t>056</w:t>
-            </w:r>
-          </w:p>
-        </w:tc>
-        <w:tc>
-          <w:tcPr>
-            <w:tcW w:w="1441" w:type="dxa"/>
+                <w:color w:val="000000"/>
+              </w:rPr>
+            </w:pPr>
+            <w:r>
+              <w:rPr>
+                <w:rFonts w:cs="B Nazanin" w:ascii="B Nazanin" w:hAnsi="B Nazanin"/>
+                <w:color w:val="000000"/>
+                <w:kern w:val="0"/>
+                <w:sz w:val="20"/>
+                <w:szCs w:val="20"/>
+                <w:lang w:val="en-US" w:bidi="fa-IR"/>
+              </w:rPr>
+              <w:t>2414</w:t>
+            </w:r>
+          </w:p>
+        </w:tc>
+        <w:tc>
+          <w:tcPr>
+            <w:tcW w:w="1066" w:type="dxa"/>
             <w:tcBorders>
               <w:top w:val="single" w:sz="4" w:space="0" w:color="000000"/>
               <w:left w:val="single" w:sz="4" w:space="0" w:color="000000"/>
@@ -2777,35 +2809,33 @@
           </w:tcPr>
           <w:p>
             <w:pPr>
-              <w:pStyle w:val="Normal"/>
-              <w:widowControl/>
-              <w:suppressAutoHyphens w:val="true"/>
-              <w:spacing w:lineRule="auto" w:line="192" w:before="0" w:after="0"/>
+              <w:pStyle w:val="TableContents"/>
+              <w:suppressAutoHyphens w:val="true"/>
+              <w:spacing w:before="0" w:after="0"/>
               <w:jc w:val="center"/>
               <w:cnfStyle w:val="000000000000" w:firstRow="0" w:lastRow="0" w:firstColumn="0" w:lastColumn="0" w:oddVBand="0" w:evenVBand="0" w:oddHBand="0" w:evenHBand="0" w:firstRowFirstColumn="0" w:firstRowLastColumn="0" w:lastRowFirstColumn="0" w:lastRowLastColumn="0"/>
               <w:rPr>
-                <w:color w:themeColor="accent5" w:themeShade="bf" w:val="31849B"/>
-                <w:sz w:val="20"/>
-              </w:rPr>
-            </w:pPr>
-            <w:r>
-              <w:rPr>
-                <w:rFonts w:ascii="B Nazanin" w:hAnsi="B Nazanin" w:cs="B Nazanin"/>
-                <w:color w:themeColor="text1" w:val="000000"/>
-                <w:kern w:val="0"/>
-                <w:sz w:val="20"/>
-                <w:sz w:val="20"/>
-                <w:szCs w:val="20"/>
-                <w:rtl w:val="true"/>
-                <w:lang w:val="en-US" w:bidi="fa-IR"/>
-              </w:rPr>
-              <w:t>سپرده پشتیبان جاری</w:t>
-            </w:r>
-          </w:p>
-        </w:tc>
-        <w:tc>
-          <w:tcPr>
-            <w:tcW w:w="1886" w:type="dxa"/>
+                <w:color w:val="000000"/>
+              </w:rPr>
+            </w:pPr>
+            <w:r>
+              <w:rPr>
+                <w:rFonts w:ascii="B Nazanin" w:hAnsi="B Nazanin" w:cs="B Nazanin"/>
+                <w:color w:val="000000"/>
+                <w:kern w:val="0"/>
+                <w:sz w:val="20"/>
+                <w:sz w:val="20"/>
+                <w:szCs w:val="20"/>
+                <w:rtl w:val="true"/>
+                <w:lang w:val="en-US" w:bidi="fa-IR"/>
+              </w:rPr>
+              <w:t>جاری</w:t>
+            </w:r>
+          </w:p>
+        </w:tc>
+        <w:tc>
+          <w:tcPr>
+            <w:tcW w:w="1858" w:type="dxa"/>
             <w:tcBorders>
               <w:top w:val="single" w:sz="4" w:space="0" w:color="000000"/>
               <w:left w:val="single" w:sz="4" w:space="0" w:color="000000"/>
@@ -2816,33 +2846,31 @@
           </w:tcPr>
           <w:p>
             <w:pPr>
-              <w:pStyle w:val="Normal"/>
-              <w:widowControl/>
-              <w:suppressAutoHyphens w:val="true"/>
-              <w:spacing w:lineRule="auto" w:line="192" w:before="0" w:after="0"/>
-              <w:jc w:val="center"/>
+              <w:pStyle w:val="TableContents"/>
+              <w:suppressAutoHyphens w:val="true"/>
+              <w:spacing w:before="0" w:after="0"/>
+              <w:jc w:val="right"/>
               <w:cnfStyle w:val="000000000000" w:firstRow="0" w:lastRow="0" w:firstColumn="0" w:lastColumn="0" w:oddVBand="0" w:evenVBand="0" w:oddHBand="0" w:evenHBand="0" w:firstRowFirstColumn="0" w:firstRowLastColumn="0" w:lastRowFirstColumn="0" w:lastRowLastColumn="0"/>
               <w:rPr>
-                <w:color w:themeColor="accent5" w:themeShade="bf" w:val="31849B"/>
-                <w:sz w:val="20"/>
-              </w:rPr>
-            </w:pPr>
-            <w:r>
-              <w:rPr>
-                <w:rFonts w:cs="B Nazanin" w:ascii="B Nazanin" w:hAnsi="B Nazanin"/>
-                <w:color w:themeColor="text1" w:val="000000"/>
-                <w:kern w:val="0"/>
-                <w:sz w:val="20"/>
-                <w:szCs w:val="20"/>
-                <w:lang w:val="en-US" w:bidi="fa-IR"/>
-              </w:rPr>
-              <w:t>131618301</w:t>
-            </w:r>
-          </w:p>
-        </w:tc>
-        <w:tc>
-          <w:tcPr>
-            <w:tcW w:w="2552" w:type="dxa"/>
+                <w:color w:val="000000"/>
+              </w:rPr>
+            </w:pPr>
+            <w:r>
+              <w:rPr>
+                <w:rFonts w:cs="B Nazanin" w:ascii="B Nazanin" w:hAnsi="B Nazanin"/>
+                <w:color w:val="000000"/>
+                <w:kern w:val="0"/>
+                <w:sz w:val="20"/>
+                <w:szCs w:val="20"/>
+                <w:lang w:val="en-US" w:bidi="fa-IR"/>
+              </w:rPr>
+              <w:t>0120860485001</w:t>
+            </w:r>
+          </w:p>
+        </w:tc>
+        <w:tc>
+          <w:tcPr>
+            <w:tcW w:w="2837" w:type="dxa"/>
             <w:tcBorders>
               <w:top w:val="single" w:sz="4" w:space="0" w:color="000000"/>
               <w:left w:val="single" w:sz="4" w:space="0" w:color="000000"/>
@@ -2853,27 +2881,25 @@
           </w:tcPr>
           <w:p>
             <w:pPr>
-              <w:pStyle w:val="Normal"/>
-              <w:widowControl/>
-              <w:suppressAutoHyphens w:val="true"/>
-              <w:spacing w:lineRule="auto" w:line="192" w:before="0" w:after="0"/>
-              <w:jc w:val="center"/>
+              <w:pStyle w:val="TableContents"/>
+              <w:suppressAutoHyphens w:val="true"/>
+              <w:spacing w:before="0" w:after="0"/>
+              <w:jc w:val="right"/>
               <w:cnfStyle w:val="000000000000" w:firstRow="0" w:lastRow="0" w:firstColumn="0" w:lastColumn="0" w:oddVBand="0" w:evenVBand="0" w:oddHBand="0" w:evenHBand="0" w:firstRowFirstColumn="0" w:firstRowLastColumn="0" w:lastRowFirstColumn="0" w:lastRowLastColumn="0"/>
               <w:rPr>
-                <w:color w:themeColor="accent5" w:themeShade="bf" w:val="31849B"/>
-                <w:sz w:val="20"/>
-              </w:rPr>
-            </w:pPr>
-            <w:r>
-              <w:rPr>
-                <w:rFonts w:cs="B Nazanin" w:ascii="B Nazanin" w:hAnsi="B Nazanin"/>
-                <w:color w:themeColor="text1" w:val="000000"/>
-                <w:kern w:val="0"/>
-                <w:sz w:val="20"/>
-                <w:szCs w:val="20"/>
-                <w:lang w:val="en-US" w:bidi="fa-IR"/>
-              </w:rPr>
-              <w:t>IR390180000000000131618301</w:t>
+                <w:color w:val="000000"/>
+              </w:rPr>
+            </w:pPr>
+            <w:r>
+              <w:rPr>
+                <w:rFonts w:cs="B Nazanin" w:ascii="B Nazanin" w:hAnsi="B Nazanin"/>
+                <w:color w:val="000000"/>
+                <w:kern w:val="0"/>
+                <w:sz w:val="20"/>
+                <w:szCs w:val="20"/>
+                <w:lang w:val="en-US" w:bidi="fa-IR"/>
+              </w:rPr>
+              <w:t>IR340190000000120860485001</w:t>
             </w:r>
           </w:p>
         </w:tc>
@@ -2885,7 +2911,7 @@
         </w:trPr>
         <w:tc>
           <w:tcPr>
-            <w:tcW w:w="526" w:type="dxa"/>
+            <w:tcW w:w="479" w:type="dxa"/>
             <w:cnfStyle w:val="001000000000" w:firstRow="0" w:lastRow="0" w:firstColumn="1" w:lastColumn="0" w:oddVBand="0" w:evenVBand="0" w:oddHBand="0" w:evenHBand="0" w:firstRowFirstColumn="0" w:firstRowLastColumn="0" w:lastRowFirstColumn="0" w:lastRowLastColumn="0"/>
             <w:tcBorders>
               <w:top w:val="single" w:sz="4" w:space="0" w:color="000000"/>
@@ -2898,25 +2924,22 @@
           </w:tcPr>
           <w:p>
             <w:pPr>
-              <w:pStyle w:val="Normal"/>
-              <w:widowControl/>
-              <w:suppressAutoHyphens w:val="true"/>
-              <w:spacing w:lineRule="auto" w:line="192" w:before="0" w:after="0"/>
+              <w:pStyle w:val="TableContents"/>
+              <w:suppressAutoHyphens w:val="true"/>
+              <w:spacing w:before="0" w:after="0"/>
               <w:jc w:val="center"/>
               <w:rPr>
-                <w:rFonts w:ascii="B Nazanin" w:hAnsi="B Nazanin" w:cs="B Nazanin"/>
-                <w:b w:val="false"/>
-                <w:bCs w:val="false"/>
-                <w:sz w:val="20"/>
-                <w:szCs w:val="20"/>
-              </w:rPr>
-            </w:pPr>
-            <w:r>
-              <w:rPr>
-                <w:rFonts w:cs="B Nazanin" w:ascii="B Nazanin" w:hAnsi="B Nazanin"/>
-                <w:b w:val="false"/>
-                <w:bCs w:val="false"/>
-                <w:color w:themeColor="text1" w:val="000000"/>
+                <w:b/>
+                <w:bCs/>
+                <w:color w:val="000000"/>
+              </w:rPr>
+            </w:pPr>
+            <w:r>
+              <w:rPr>
+                <w:rFonts w:cs="B Nazanin" w:ascii="B Nazanin" w:hAnsi="B Nazanin"/>
+                <w:b/>
+                <w:bCs/>
+                <w:color w:val="000000"/>
                 <w:kern w:val="0"/>
                 <w:sz w:val="20"/>
                 <w:szCs w:val="20"/>
@@ -2928,7 +2951,7 @@
         </w:tc>
         <w:tc>
           <w:tcPr>
-            <w:tcW w:w="962" w:type="dxa"/>
+            <w:tcW w:w="885" w:type="dxa"/>
             <w:tcBorders>
               <w:top w:val="single" w:sz="4" w:space="0" w:color="000000"/>
               <w:left w:val="single" w:sz="4" w:space="0" w:color="000000"/>
@@ -2940,21 +2963,19 @@
           </w:tcPr>
           <w:p>
             <w:pPr>
-              <w:pStyle w:val="Normal"/>
-              <w:widowControl/>
-              <w:suppressAutoHyphens w:val="true"/>
-              <w:spacing w:lineRule="auto" w:line="192" w:before="0" w:after="0"/>
+              <w:pStyle w:val="TableContents"/>
+              <w:suppressAutoHyphens w:val="true"/>
+              <w:spacing w:before="0" w:after="0"/>
               <w:jc w:val="center"/>
               <w:cnfStyle w:val="000000100000" w:firstRow="0" w:lastRow="0" w:firstColumn="0" w:lastColumn="0" w:oddVBand="0" w:evenVBand="0" w:oddHBand="1" w:evenHBand="0" w:firstRowFirstColumn="0" w:firstRowLastColumn="0" w:lastRowFirstColumn="0" w:lastRowLastColumn="0"/>
               <w:rPr>
-                <w:color w:themeColor="accent5" w:themeShade="bf" w:val="31849B"/>
-                <w:sz w:val="20"/>
-              </w:rPr>
-            </w:pPr>
-            <w:r>
-              <w:rPr>
-                <w:rFonts w:ascii="B Nazanin" w:hAnsi="B Nazanin" w:cs="B Nazanin"/>
-                <w:color w:themeColor="text1" w:val="000000"/>
+                <w:color w:val="000000"/>
+              </w:rPr>
+            </w:pPr>
+            <w:r>
+              <w:rPr>
+                <w:rFonts w:ascii="B Nazanin" w:hAnsi="B Nazanin" w:cs="B Nazanin"/>
+                <w:color w:val="000000"/>
                 <w:kern w:val="0"/>
                 <w:sz w:val="20"/>
                 <w:sz w:val="20"/>
@@ -2968,7 +2989,7 @@
         </w:tc>
         <w:tc>
           <w:tcPr>
-            <w:tcW w:w="1800" w:type="dxa"/>
+            <w:tcW w:w="1872" w:type="dxa"/>
             <w:tcBorders>
               <w:top w:val="single" w:sz="4" w:space="0" w:color="000000"/>
               <w:left w:val="single" w:sz="4" w:space="0" w:color="000000"/>
@@ -2980,35 +3001,71 @@
           </w:tcPr>
           <w:p>
             <w:pPr>
-              <w:pStyle w:val="Normal"/>
-              <w:widowControl/>
-              <w:suppressAutoHyphens w:val="true"/>
-              <w:spacing w:lineRule="auto" w:line="192" w:before="0" w:after="0"/>
+              <w:pStyle w:val="TableContents"/>
+              <w:suppressAutoHyphens w:val="true"/>
+              <w:spacing w:before="0" w:after="0"/>
               <w:jc w:val="center"/>
               <w:cnfStyle w:val="000000100000" w:firstRow="0" w:lastRow="0" w:firstColumn="0" w:lastColumn="0" w:oddVBand="0" w:evenVBand="0" w:oddHBand="1" w:evenHBand="0" w:firstRowFirstColumn="0" w:firstRowLastColumn="0" w:lastRowFirstColumn="0" w:lastRowLastColumn="0"/>
               <w:rPr>
-                <w:color w:themeColor="accent5" w:themeShade="bf" w:val="31849B"/>
-                <w:sz w:val="20"/>
-              </w:rPr>
-            </w:pPr>
-            <w:r>
-              <w:rPr>
-                <w:rFonts w:ascii="B Nazanin" w:hAnsi="B Nazanin" w:cs="B Nazanin"/>
-                <w:color w:themeColor="text1" w:val="000000"/>
-                <w:kern w:val="0"/>
-                <w:sz w:val="20"/>
-                <w:sz w:val="20"/>
-                <w:szCs w:val="20"/>
-                <w:rtl w:val="true"/>
-                <w:lang w:val="en-US" w:bidi="fa-IR"/>
-              </w:rPr>
-              <w:t>الهیه کرمان</w:t>
-            </w:r>
-          </w:p>
-        </w:tc>
-        <w:tc>
-          <w:tcPr>
-            <w:tcW w:w="900" w:type="dxa"/>
+                <w:color w:val="000000"/>
+              </w:rPr>
+            </w:pPr>
+            <w:r>
+              <w:rPr>
+                <w:rFonts w:ascii="B Nazanin" w:hAnsi="B Nazanin" w:cs="B Nazanin"/>
+                <w:color w:val="000000"/>
+                <w:kern w:val="0"/>
+                <w:sz w:val="20"/>
+                <w:sz w:val="20"/>
+                <w:szCs w:val="20"/>
+                <w:rtl w:val="true"/>
+                <w:lang w:val="en-US" w:bidi="fa-IR"/>
+              </w:rPr>
+              <w:t>الهیه</w:t>
+            </w:r>
+          </w:p>
+        </w:tc>
+        <w:tc>
+          <w:tcPr>
+            <w:tcW w:w="662" w:type="dxa"/>
+            <w:tcBorders>
+              <w:top w:val="single" w:sz="4" w:space="0" w:color="000000"/>
+              <w:left w:val="single" w:sz="4" w:space="0" w:color="000000"/>
+              <w:bottom w:val="single" w:sz="4" w:space="0" w:color="000000"/>
+              <w:right w:val="nil"/>
+            </w:tcBorders>
+            <w:shd w:color="auto" w:fill="DAEEF3" w:themeFill="accent5" w:themeFillTint="33" w:val="clear"/>
+            <w:vAlign w:val="center"/>
+          </w:tcPr>
+          <w:p>
+            <w:pPr>
+              <w:pStyle w:val="TableContents"/>
+              <w:suppressAutoHyphens w:val="true"/>
+              <w:spacing w:before="0" w:after="0"/>
+              <w:jc w:val="center"/>
+              <w:cnfStyle w:val="000000100000" w:firstRow="0" w:lastRow="0" w:firstColumn="0" w:lastColumn="0" w:oddVBand="0" w:evenVBand="0" w:oddHBand="1" w:evenHBand="0" w:firstRowFirstColumn="0" w:firstRowLastColumn="0" w:lastRowFirstColumn="0" w:lastRowLastColumn="0"/>
+              <w:rPr>
+                <w:color w:val="000000"/>
+              </w:rPr>
+            </w:pPr>
+            <w:r>
+              <w:rPr>
+                <w:rFonts w:ascii="B Nazanin" w:hAnsi="B Nazanin" w:cs="B Nazanin"/>
+                <w:color w:val="000000"/>
+                <w:kern w:val="0"/>
+                <w:sz w:val="20"/>
+                <w:sz w:val="20"/>
+                <w:szCs w:val="20"/>
+                <w:rtl w:val="true"/>
+                <w:lang w:val="en-US" w:bidi="fa-IR"/>
+              </w:rPr>
+              <w:t>کرمان</w:t>
+            </w:r>
+          </w:p>
+        </w:tc>
+        <w:tc>
+          <w:tcPr>
+            <w:tcW w:w="763" w:type="dxa"/>
             <w:tcBorders>
               <w:top w:val="single" w:sz="4" w:space="0" w:color="000000"/>
               <w:left w:val="single" w:sz="4" w:space="0" w:color="000000"/>
@@ -3020,21 +3077,19 @@
           </w:tcPr>
           <w:p>
             <w:pPr>
-              <w:pStyle w:val="Normal"/>
-              <w:widowControl/>
-              <w:suppressAutoHyphens w:val="true"/>
-              <w:spacing w:lineRule="auto" w:line="192" w:before="0" w:after="0"/>
+              <w:pStyle w:val="TableContents"/>
+              <w:suppressAutoHyphens w:val="true"/>
+              <w:spacing w:before="0" w:after="0"/>
               <w:jc w:val="center"/>
               <w:cnfStyle w:val="000000100000" w:firstRow="0" w:lastRow="0" w:firstColumn="0" w:lastColumn="0" w:oddVBand="0" w:evenVBand="0" w:oddHBand="1" w:evenHBand="0" w:firstRowFirstColumn="0" w:firstRowLastColumn="0" w:lastRowFirstColumn="0" w:lastRowLastColumn="0"/>
               <w:rPr>
-                <w:color w:themeColor="accent5" w:themeShade="bf" w:val="31849B"/>
-                <w:sz w:val="20"/>
-              </w:rPr>
-            </w:pPr>
-            <w:r>
-              <w:rPr>
-                <w:rFonts w:cs="B Nazanin" w:ascii="B Nazanin" w:hAnsi="B Nazanin"/>
-                <w:color w:themeColor="text1" w:val="000000"/>
+                <w:color w:val="000000"/>
+              </w:rPr>
+            </w:pPr>
+            <w:r>
+              <w:rPr>
+                <w:rFonts w:cs="B Nazanin" w:ascii="B Nazanin" w:hAnsi="B Nazanin"/>
+                <w:color w:val="000000"/>
                 <w:kern w:val="0"/>
                 <w:sz w:val="20"/>
                 <w:szCs w:val="20"/>
@@ -3046,7 +3101,7 @@
         </w:tc>
         <w:tc>
           <w:tcPr>
-            <w:tcW w:w="1441" w:type="dxa"/>
+            <w:tcW w:w="1066" w:type="dxa"/>
             <w:tcBorders>
               <w:top w:val="single" w:sz="4" w:space="0" w:color="000000"/>
               <w:left w:val="single" w:sz="4" w:space="0" w:color="000000"/>
@@ -3058,21 +3113,19 @@
           </w:tcPr>
           <w:p>
             <w:pPr>
-              <w:pStyle w:val="Normal"/>
-              <w:widowControl/>
-              <w:suppressAutoHyphens w:val="true"/>
-              <w:spacing w:lineRule="auto" w:line="192" w:before="0" w:after="0"/>
+              <w:pStyle w:val="TableContents"/>
+              <w:suppressAutoHyphens w:val="true"/>
+              <w:spacing w:before="0" w:after="0"/>
               <w:jc w:val="center"/>
               <w:cnfStyle w:val="000000100000" w:firstRow="0" w:lastRow="0" w:firstColumn="0" w:lastColumn="0" w:oddVBand="0" w:evenVBand="0" w:oddHBand="1" w:evenHBand="0" w:firstRowFirstColumn="0" w:firstRowLastColumn="0" w:lastRowFirstColumn="0" w:lastRowLastColumn="0"/>
               <w:rPr>
-                <w:color w:themeColor="accent5" w:themeShade="bf" w:val="31849B"/>
-                <w:sz w:val="20"/>
-              </w:rPr>
-            </w:pPr>
-            <w:r>
-              <w:rPr>
-                <w:rFonts w:ascii="B Nazanin" w:hAnsi="B Nazanin" w:cs="B Nazanin"/>
-                <w:color w:themeColor="text1" w:val="000000"/>
+                <w:color w:val="000000"/>
+              </w:rPr>
+            </w:pPr>
+            <w:r>
+              <w:rPr>
+                <w:rFonts w:ascii="B Nazanin" w:hAnsi="B Nazanin" w:cs="B Nazanin"/>
+                <w:color w:val="000000"/>
                 <w:kern w:val="0"/>
                 <w:sz w:val="20"/>
                 <w:sz w:val="20"/>
@@ -3086,7 +3139,7 @@
         </w:tc>
         <w:tc>
           <w:tcPr>
-            <w:tcW w:w="1886" w:type="dxa"/>
+            <w:tcW w:w="1858" w:type="dxa"/>
             <w:tcBorders>
               <w:top w:val="single" w:sz="4" w:space="0" w:color="000000"/>
               <w:left w:val="single" w:sz="4" w:space="0" w:color="000000"/>
@@ -3098,21 +3151,19 @@
           </w:tcPr>
           <w:p>
             <w:pPr>
-              <w:pStyle w:val="Normal"/>
-              <w:widowControl/>
-              <w:suppressAutoHyphens w:val="true"/>
-              <w:spacing w:lineRule="auto" w:line="192" w:before="0" w:after="0"/>
-              <w:jc w:val="center"/>
+              <w:pStyle w:val="TableContents"/>
+              <w:suppressAutoHyphens w:val="true"/>
+              <w:spacing w:before="0" w:after="0"/>
+              <w:jc w:val="right"/>
               <w:cnfStyle w:val="000000100000" w:firstRow="0" w:lastRow="0" w:firstColumn="0" w:lastColumn="0" w:oddVBand="0" w:evenVBand="0" w:oddHBand="1" w:evenHBand="0" w:firstRowFirstColumn="0" w:firstRowLastColumn="0" w:lastRowFirstColumn="0" w:lastRowLastColumn="0"/>
               <w:rPr>
-                <w:color w:themeColor="accent5" w:themeShade="bf" w:val="31849B"/>
-                <w:sz w:val="20"/>
-              </w:rPr>
-            </w:pPr>
-            <w:r>
-              <w:rPr>
-                <w:rFonts w:cs="B Nazanin" w:ascii="B Nazanin" w:hAnsi="B Nazanin"/>
-                <w:color w:themeColor="text1" w:val="000000"/>
+                <w:color w:val="000000"/>
+              </w:rPr>
+            </w:pPr>
+            <w:r>
+              <w:rPr>
+                <w:rFonts w:cs="B Nazanin" w:ascii="B Nazanin" w:hAnsi="B Nazanin"/>
+                <w:color w:val="000000"/>
                 <w:kern w:val="0"/>
                 <w:sz w:val="20"/>
                 <w:szCs w:val="20"/>
@@ -3124,7 +3175,7 @@
         </w:tc>
         <w:tc>
           <w:tcPr>
-            <w:tcW w:w="2552" w:type="dxa"/>
+            <w:tcW w:w="2837" w:type="dxa"/>
             <w:tcBorders>
               <w:top w:val="single" w:sz="4" w:space="0" w:color="000000"/>
               <w:left w:val="single" w:sz="4" w:space="0" w:color="000000"/>
@@ -3136,21 +3187,19 @@
           </w:tcPr>
           <w:p>
             <w:pPr>
-              <w:pStyle w:val="Normal"/>
-              <w:widowControl/>
-              <w:suppressAutoHyphens w:val="true"/>
-              <w:spacing w:lineRule="auto" w:line="192" w:before="0" w:after="0"/>
-              <w:jc w:val="center"/>
+              <w:pStyle w:val="TableContents"/>
+              <w:suppressAutoHyphens w:val="true"/>
+              <w:spacing w:before="0" w:after="0"/>
+              <w:jc w:val="right"/>
               <w:cnfStyle w:val="000000100000" w:firstRow="0" w:lastRow="0" w:firstColumn="0" w:lastColumn="0" w:oddVBand="0" w:evenVBand="0" w:oddHBand="1" w:evenHBand="0" w:firstRowFirstColumn="0" w:firstRowLastColumn="0" w:lastRowFirstColumn="0" w:lastRowLastColumn="0"/>
               <w:rPr>
-                <w:color w:themeColor="accent5" w:themeShade="bf" w:val="31849B"/>
-                <w:sz w:val="20"/>
-              </w:rPr>
-            </w:pPr>
-            <w:r>
-              <w:rPr>
-                <w:rFonts w:cs="B Nazanin" w:ascii="B Nazanin" w:hAnsi="B Nazanin"/>
-                <w:color w:themeColor="text1" w:val="000000"/>
+                <w:color w:val="000000"/>
+              </w:rPr>
+            </w:pPr>
+            <w:r>
+              <w:rPr>
+                <w:rFonts w:cs="B Nazanin" w:ascii="B Nazanin" w:hAnsi="B Nazanin"/>
+                <w:color w:val="000000"/>
                 <w:kern w:val="0"/>
                 <w:sz w:val="20"/>
                 <w:szCs w:val="20"/>
@@ -3167,7 +3216,7 @@
         </w:trPr>
         <w:tc>
           <w:tcPr>
-            <w:tcW w:w="526" w:type="dxa"/>
+            <w:tcW w:w="479" w:type="dxa"/>
             <w:cnfStyle w:val="001000000000" w:firstRow="0" w:lastRow="0" w:firstColumn="1" w:lastColumn="0" w:oddVBand="0" w:evenVBand="0" w:oddHBand="0" w:evenHBand="0" w:firstRowFirstColumn="0" w:firstRowLastColumn="0" w:lastRowFirstColumn="0" w:lastRowLastColumn="0"/>
             <w:tcBorders>
               <w:top w:val="single" w:sz="4" w:space="0" w:color="000000"/>
@@ -3179,25 +3228,22 @@
           </w:tcPr>
           <w:p>
             <w:pPr>
-              <w:pStyle w:val="Normal"/>
-              <w:widowControl/>
-              <w:suppressAutoHyphens w:val="true"/>
-              <w:spacing w:lineRule="auto" w:line="192" w:before="0" w:after="0"/>
+              <w:pStyle w:val="TableContents"/>
+              <w:suppressAutoHyphens w:val="true"/>
+              <w:spacing w:before="0" w:after="0"/>
               <w:jc w:val="center"/>
               <w:rPr>
-                <w:rFonts w:ascii="B Nazanin" w:hAnsi="B Nazanin" w:cs="B Nazanin"/>
-                <w:b w:val="false"/>
-                <w:bCs w:val="false"/>
-                <w:sz w:val="20"/>
-                <w:szCs w:val="20"/>
-              </w:rPr>
-            </w:pPr>
-            <w:r>
-              <w:rPr>
-                <w:rFonts w:cs="B Nazanin" w:ascii="B Nazanin" w:hAnsi="B Nazanin"/>
-                <w:b w:val="false"/>
-                <w:bCs w:val="false"/>
-                <w:color w:themeColor="text1" w:val="000000"/>
+                <w:b/>
+                <w:bCs/>
+                <w:color w:val="000000"/>
+              </w:rPr>
+            </w:pPr>
+            <w:r>
+              <w:rPr>
+                <w:rFonts w:cs="B Nazanin" w:ascii="B Nazanin" w:hAnsi="B Nazanin"/>
+                <w:b/>
+                <w:bCs/>
+                <w:color w:val="000000"/>
                 <w:kern w:val="0"/>
                 <w:sz w:val="20"/>
                 <w:szCs w:val="20"/>
@@ -3209,7 +3255,7 @@
         </w:tc>
         <w:tc>
           <w:tcPr>
-            <w:tcW w:w="962" w:type="dxa"/>
+            <w:tcW w:w="885" w:type="dxa"/>
             <w:tcBorders>
               <w:top w:val="single" w:sz="4" w:space="0" w:color="000000"/>
               <w:left w:val="single" w:sz="4" w:space="0" w:color="000000"/>
@@ -3220,21 +3266,19 @@
           </w:tcPr>
           <w:p>
             <w:pPr>
-              <w:pStyle w:val="Normal"/>
-              <w:widowControl/>
-              <w:suppressAutoHyphens w:val="true"/>
-              <w:spacing w:lineRule="auto" w:line="192" w:before="0" w:after="0"/>
+              <w:pStyle w:val="TableContents"/>
+              <w:suppressAutoHyphens w:val="true"/>
+              <w:spacing w:before="0" w:after="0"/>
               <w:jc w:val="center"/>
               <w:cnfStyle w:val="000000000000" w:firstRow="0" w:lastRow="0" w:firstColumn="0" w:lastColumn="0" w:oddVBand="0" w:evenVBand="0" w:oddHBand="0" w:evenHBand="0" w:firstRowFirstColumn="0" w:firstRowLastColumn="0" w:lastRowFirstColumn="0" w:lastRowLastColumn="0"/>
               <w:rPr>
-                <w:color w:themeColor="accent5" w:themeShade="bf" w:val="31849B"/>
-                <w:sz w:val="20"/>
-              </w:rPr>
-            </w:pPr>
-            <w:r>
-              <w:rPr>
-                <w:rFonts w:ascii="B Nazanin" w:hAnsi="B Nazanin" w:cs="B Nazanin"/>
-                <w:color w:themeColor="text1" w:val="000000"/>
+                <w:color w:val="000000"/>
+              </w:rPr>
+            </w:pPr>
+            <w:r>
+              <w:rPr>
+                <w:rFonts w:ascii="B Nazanin" w:hAnsi="B Nazanin" w:cs="B Nazanin"/>
+                <w:color w:val="000000"/>
                 <w:kern w:val="0"/>
                 <w:sz w:val="20"/>
                 <w:sz w:val="20"/>
@@ -3248,7 +3292,7 @@
         </w:tc>
         <w:tc>
           <w:tcPr>
-            <w:tcW w:w="1800" w:type="dxa"/>
+            <w:tcW w:w="1872" w:type="dxa"/>
             <w:tcBorders>
               <w:top w:val="single" w:sz="4" w:space="0" w:color="000000"/>
               <w:left w:val="single" w:sz="4" w:space="0" w:color="000000"/>
@@ -3259,21 +3303,19 @@
           </w:tcPr>
           <w:p>
             <w:pPr>
-              <w:pStyle w:val="Normal"/>
-              <w:widowControl/>
-              <w:suppressAutoHyphens w:val="true"/>
-              <w:spacing w:lineRule="auto" w:line="192" w:before="0" w:after="0"/>
+              <w:pStyle w:val="TableContents"/>
+              <w:suppressAutoHyphens w:val="true"/>
+              <w:spacing w:before="0" w:after="0"/>
               <w:jc w:val="center"/>
               <w:cnfStyle w:val="000000000000" w:firstRow="0" w:lastRow="0" w:firstColumn="0" w:lastColumn="0" w:oddVBand="0" w:evenVBand="0" w:oddHBand="0" w:evenHBand="0" w:firstRowFirstColumn="0" w:firstRowLastColumn="0" w:lastRowFirstColumn="0" w:lastRowLastColumn="0"/>
               <w:rPr>
-                <w:color w:themeColor="accent5" w:themeShade="bf" w:val="31849B"/>
-                <w:sz w:val="20"/>
-              </w:rPr>
-            </w:pPr>
-            <w:r>
-              <w:rPr>
-                <w:rFonts w:ascii="B Nazanin" w:hAnsi="B Nazanin" w:cs="B Nazanin"/>
-                <w:color w:themeColor="text1" w:val="000000"/>
+                <w:color w:val="000000"/>
+              </w:rPr>
+            </w:pPr>
+            <w:r>
+              <w:rPr>
+                <w:rFonts w:ascii="B Nazanin" w:hAnsi="B Nazanin" w:cs="B Nazanin"/>
+                <w:color w:val="000000"/>
                 <w:kern w:val="0"/>
                 <w:sz w:val="20"/>
                 <w:sz w:val="20"/>
@@ -3287,7 +3329,44 @@
         </w:tc>
         <w:tc>
           <w:tcPr>
-            <w:tcW w:w="900" w:type="dxa"/>
+            <w:tcW w:w="662" w:type="dxa"/>
+            <w:tcBorders>
+              <w:top w:val="single" w:sz="4" w:space="0" w:color="000000"/>
+              <w:left w:val="single" w:sz="4" w:space="0" w:color="000000"/>
+              <w:bottom w:val="single" w:sz="4" w:space="0" w:color="000000"/>
+              <w:right w:val="nil"/>
+            </w:tcBorders>
+            <w:vAlign w:val="center"/>
+          </w:tcPr>
+          <w:p>
+            <w:pPr>
+              <w:pStyle w:val="TableContents"/>
+              <w:suppressAutoHyphens w:val="true"/>
+              <w:spacing w:before="0" w:after="0"/>
+              <w:jc w:val="center"/>
+              <w:cnfStyle w:val="000000000000" w:firstRow="0" w:lastRow="0" w:firstColumn="0" w:lastColumn="0" w:oddVBand="0" w:evenVBand="0" w:oddHBand="0" w:evenHBand="0" w:firstRowFirstColumn="0" w:firstRowLastColumn="0" w:lastRowFirstColumn="0" w:lastRowLastColumn="0"/>
+              <w:rPr>
+                <w:color w:val="000000"/>
+              </w:rPr>
+            </w:pPr>
+            <w:r>
+              <w:rPr>
+                <w:rFonts w:ascii="B Nazanin" w:hAnsi="B Nazanin" w:cs="B Nazanin"/>
+                <w:color w:val="000000"/>
+                <w:kern w:val="0"/>
+                <w:sz w:val="20"/>
+                <w:sz w:val="20"/>
+                <w:szCs w:val="20"/>
+                <w:rtl w:val="true"/>
+                <w:lang w:val="en-US" w:bidi="fa-IR"/>
+              </w:rPr>
+              <w:t>رفسنجان</w:t>
+            </w:r>
+          </w:p>
+        </w:tc>
+        <w:tc>
+          <w:tcPr>
+            <w:tcW w:w="763" w:type="dxa"/>
             <w:tcBorders>
               <w:top w:val="single" w:sz="4" w:space="0" w:color="000000"/>
               <w:left w:val="single" w:sz="4" w:space="0" w:color="000000"/>
@@ -3298,21 +3377,19 @@
           </w:tcPr>
           <w:p>
             <w:pPr>
-              <w:pStyle w:val="Normal"/>
-              <w:widowControl/>
-              <w:suppressAutoHyphens w:val="true"/>
-              <w:spacing w:lineRule="auto" w:line="192" w:before="0" w:after="0"/>
+              <w:pStyle w:val="TableContents"/>
+              <w:suppressAutoHyphens w:val="true"/>
+              <w:spacing w:before="0" w:after="0"/>
               <w:jc w:val="center"/>
               <w:cnfStyle w:val="000000000000" w:firstRow="0" w:lastRow="0" w:firstColumn="0" w:lastColumn="0" w:oddVBand="0" w:evenVBand="0" w:oddHBand="0" w:evenHBand="0" w:firstRowFirstColumn="0" w:firstRowLastColumn="0" w:lastRowFirstColumn="0" w:lastRowLastColumn="0"/>
               <w:rPr>
-                <w:color w:themeColor="accent5" w:themeShade="bf" w:val="31849B"/>
-                <w:sz w:val="20"/>
-              </w:rPr>
-            </w:pPr>
-            <w:r>
-              <w:rPr>
-                <w:rFonts w:cs="B Nazanin" w:ascii="B Nazanin" w:hAnsi="B Nazanin"/>
-                <w:color w:themeColor="text1" w:val="000000"/>
+                <w:color w:val="000000"/>
+              </w:rPr>
+            </w:pPr>
+            <w:r>
+              <w:rPr>
+                <w:rFonts w:cs="B Nazanin" w:ascii="B Nazanin" w:hAnsi="B Nazanin"/>
+                <w:color w:val="000000"/>
                 <w:kern w:val="0"/>
                 <w:sz w:val="20"/>
                 <w:szCs w:val="20"/>
@@ -3324,7 +3401,7 @@
         </w:tc>
         <w:tc>
           <w:tcPr>
-            <w:tcW w:w="1441" w:type="dxa"/>
+            <w:tcW w:w="1066" w:type="dxa"/>
             <w:tcBorders>
               <w:top w:val="single" w:sz="4" w:space="0" w:color="000000"/>
               <w:left w:val="single" w:sz="4" w:space="0" w:color="000000"/>
@@ -3335,21 +3412,19 @@
           </w:tcPr>
           <w:p>
             <w:pPr>
-              <w:pStyle w:val="Normal"/>
-              <w:widowControl/>
-              <w:suppressAutoHyphens w:val="true"/>
-              <w:spacing w:lineRule="auto" w:line="192" w:before="0" w:after="0"/>
+              <w:pStyle w:val="TableContents"/>
+              <w:suppressAutoHyphens w:val="true"/>
+              <w:spacing w:before="0" w:after="0"/>
               <w:jc w:val="center"/>
               <w:cnfStyle w:val="000000000000" w:firstRow="0" w:lastRow="0" w:firstColumn="0" w:lastColumn="0" w:oddVBand="0" w:evenVBand="0" w:oddHBand="0" w:evenHBand="0" w:firstRowFirstColumn="0" w:firstRowLastColumn="0" w:lastRowFirstColumn="0" w:lastRowLastColumn="0"/>
               <w:rPr>
-                <w:color w:themeColor="accent5" w:themeShade="bf" w:val="31849B"/>
-                <w:sz w:val="20"/>
-              </w:rPr>
-            </w:pPr>
-            <w:r>
-              <w:rPr>
-                <w:rFonts w:ascii="B Nazanin" w:hAnsi="B Nazanin" w:cs="B Nazanin"/>
-                <w:color w:themeColor="text1" w:val="000000"/>
+                <w:color w:val="000000"/>
+              </w:rPr>
+            </w:pPr>
+            <w:r>
+              <w:rPr>
+                <w:rFonts w:ascii="B Nazanin" w:hAnsi="B Nazanin" w:cs="B Nazanin"/>
+                <w:color w:val="000000"/>
                 <w:kern w:val="0"/>
                 <w:sz w:val="20"/>
                 <w:sz w:val="20"/>
@@ -3363,7 +3438,7 @@
         </w:tc>
         <w:tc>
           <w:tcPr>
-            <w:tcW w:w="1886" w:type="dxa"/>
+            <w:tcW w:w="1858" w:type="dxa"/>
             <w:tcBorders>
               <w:top w:val="single" w:sz="4" w:space="0" w:color="000000"/>
               <w:left w:val="single" w:sz="4" w:space="0" w:color="000000"/>
@@ -3374,21 +3449,19 @@
           </w:tcPr>
           <w:p>
             <w:pPr>
-              <w:pStyle w:val="Normal"/>
-              <w:widowControl/>
-              <w:suppressAutoHyphens w:val="true"/>
-              <w:spacing w:lineRule="auto" w:line="192" w:before="0" w:after="0"/>
-              <w:jc w:val="center"/>
+              <w:pStyle w:val="TableContents"/>
+              <w:suppressAutoHyphens w:val="true"/>
+              <w:spacing w:before="0" w:after="0"/>
+              <w:jc w:val="right"/>
               <w:cnfStyle w:val="000000000000" w:firstRow="0" w:lastRow="0" w:firstColumn="0" w:lastColumn="0" w:oddVBand="0" w:evenVBand="0" w:oddHBand="0" w:evenHBand="0" w:firstRowFirstColumn="0" w:firstRowLastColumn="0" w:lastRowFirstColumn="0" w:lastRowLastColumn="0"/>
               <w:rPr>
-                <w:color w:themeColor="accent5" w:themeShade="bf" w:val="31849B"/>
-                <w:sz w:val="20"/>
-              </w:rPr>
-            </w:pPr>
-            <w:r>
-              <w:rPr>
-                <w:rFonts w:cs="B Nazanin" w:ascii="B Nazanin" w:hAnsi="B Nazanin"/>
-                <w:color w:themeColor="text1" w:val="000000"/>
+                <w:color w:val="000000"/>
+              </w:rPr>
+            </w:pPr>
+            <w:r>
+              <w:rPr>
+                <w:rFonts w:cs="B Nazanin" w:ascii="B Nazanin" w:hAnsi="B Nazanin"/>
+                <w:color w:val="000000"/>
                 <w:kern w:val="0"/>
                 <w:sz w:val="20"/>
                 <w:szCs w:val="20"/>
@@ -3400,7 +3473,7 @@
         </w:tc>
         <w:tc>
           <w:tcPr>
-            <w:tcW w:w="2552" w:type="dxa"/>
+            <w:tcW w:w="2837" w:type="dxa"/>
             <w:tcBorders>
               <w:top w:val="single" w:sz="4" w:space="0" w:color="000000"/>
               <w:left w:val="single" w:sz="4" w:space="0" w:color="000000"/>
@@ -3411,21 +3484,19 @@
           </w:tcPr>
           <w:p>
             <w:pPr>
-              <w:pStyle w:val="Normal"/>
-              <w:widowControl/>
-              <w:suppressAutoHyphens w:val="true"/>
-              <w:spacing w:lineRule="auto" w:line="192" w:before="0" w:after="0"/>
-              <w:jc w:val="center"/>
+              <w:pStyle w:val="TableContents"/>
+              <w:suppressAutoHyphens w:val="true"/>
+              <w:spacing w:before="0" w:after="0"/>
+              <w:jc w:val="right"/>
               <w:cnfStyle w:val="000000000000" w:firstRow="0" w:lastRow="0" w:firstColumn="0" w:lastColumn="0" w:oddVBand="0" w:evenVBand="0" w:oddHBand="0" w:evenHBand="0" w:firstRowFirstColumn="0" w:firstRowLastColumn="0" w:lastRowFirstColumn="0" w:lastRowLastColumn="0"/>
               <w:rPr>
-                <w:color w:themeColor="accent5" w:themeShade="bf" w:val="31849B"/>
-                <w:sz w:val="20"/>
-              </w:rPr>
-            </w:pPr>
-            <w:r>
-              <w:rPr>
-                <w:rFonts w:cs="B Nazanin" w:ascii="B Nazanin" w:hAnsi="B Nazanin"/>
-                <w:color w:themeColor="text1" w:val="000000"/>
+                <w:color w:val="000000"/>
+              </w:rPr>
+            </w:pPr>
+            <w:r>
+              <w:rPr>
+                <w:rFonts w:cs="B Nazanin" w:ascii="B Nazanin" w:hAnsi="B Nazanin"/>
+                <w:color w:val="000000"/>
                 <w:kern w:val="0"/>
                 <w:sz w:val="20"/>
                 <w:szCs w:val="20"/>
@@ -3443,7 +3514,7 @@
         </w:trPr>
         <w:tc>
           <w:tcPr>
-            <w:tcW w:w="526" w:type="dxa"/>
+            <w:tcW w:w="479" w:type="dxa"/>
             <w:cnfStyle w:val="001000000000" w:firstRow="0" w:lastRow="0" w:firstColumn="1" w:lastColumn="0" w:oddVBand="0" w:evenVBand="0" w:oddHBand="0" w:evenHBand="0" w:firstRowFirstColumn="0" w:firstRowLastColumn="0" w:lastRowFirstColumn="0" w:lastRowLastColumn="0"/>
             <w:tcBorders>
               <w:top w:val="single" w:sz="4" w:space="0" w:color="000000"/>
@@ -3456,25 +3527,22 @@
           </w:tcPr>
           <w:p>
             <w:pPr>
-              <w:pStyle w:val="Normal"/>
-              <w:widowControl/>
-              <w:suppressAutoHyphens w:val="true"/>
-              <w:spacing w:lineRule="auto" w:line="192" w:before="0" w:after="0"/>
+              <w:pStyle w:val="TableContents"/>
+              <w:suppressAutoHyphens w:val="true"/>
+              <w:spacing w:before="0" w:after="0"/>
               <w:jc w:val="center"/>
               <w:rPr>
-                <w:rFonts w:ascii="B Nazanin" w:hAnsi="B Nazanin" w:cs="B Nazanin"/>
-                <w:b w:val="false"/>
-                <w:bCs w:val="false"/>
-                <w:sz w:val="20"/>
-                <w:szCs w:val="20"/>
-              </w:rPr>
-            </w:pPr>
-            <w:r>
-              <w:rPr>
-                <w:rFonts w:cs="B Nazanin" w:ascii="B Nazanin" w:hAnsi="B Nazanin"/>
-                <w:b w:val="false"/>
-                <w:bCs w:val="false"/>
-                <w:color w:themeColor="text1" w:val="000000"/>
+                <w:b/>
+                <w:bCs/>
+                <w:color w:val="000000"/>
+              </w:rPr>
+            </w:pPr>
+            <w:r>
+              <w:rPr>
+                <w:rFonts w:cs="B Nazanin" w:ascii="B Nazanin" w:hAnsi="B Nazanin"/>
+                <w:b/>
+                <w:bCs/>
+                <w:color w:val="000000"/>
                 <w:kern w:val="0"/>
                 <w:sz w:val="20"/>
                 <w:szCs w:val="20"/>
@@ -3486,7 +3554,7 @@
         </w:tc>
         <w:tc>
           <w:tcPr>
-            <w:tcW w:w="962" w:type="dxa"/>
+            <w:tcW w:w="885" w:type="dxa"/>
             <w:tcBorders>
               <w:top w:val="single" w:sz="4" w:space="0" w:color="000000"/>
               <w:left w:val="single" w:sz="4" w:space="0" w:color="000000"/>
@@ -3498,21 +3566,19 @@
           </w:tcPr>
           <w:p>
             <w:pPr>
-              <w:pStyle w:val="Normal"/>
-              <w:widowControl/>
-              <w:suppressAutoHyphens w:val="true"/>
-              <w:spacing w:lineRule="auto" w:line="192" w:before="0" w:after="0"/>
+              <w:pStyle w:val="TableContents"/>
+              <w:suppressAutoHyphens w:val="true"/>
+              <w:spacing w:before="0" w:after="0"/>
               <w:jc w:val="center"/>
               <w:cnfStyle w:val="000000100000" w:firstRow="0" w:lastRow="0" w:firstColumn="0" w:lastColumn="0" w:oddVBand="0" w:evenVBand="0" w:oddHBand="1" w:evenHBand="0" w:firstRowFirstColumn="0" w:firstRowLastColumn="0" w:lastRowFirstColumn="0" w:lastRowLastColumn="0"/>
               <w:rPr>
-                <w:color w:themeColor="accent5" w:themeShade="bf" w:val="31849B"/>
-                <w:sz w:val="20"/>
-              </w:rPr>
-            </w:pPr>
-            <w:r>
-              <w:rPr>
-                <w:rFonts w:ascii="B Nazanin" w:hAnsi="B Nazanin" w:cs="B Nazanin"/>
-                <w:color w:themeColor="text1" w:val="000000"/>
+                <w:color w:val="000000"/>
+              </w:rPr>
+            </w:pPr>
+            <w:r>
+              <w:rPr>
+                <w:rFonts w:ascii="B Nazanin" w:hAnsi="B Nazanin" w:cs="B Nazanin"/>
+                <w:color w:val="000000"/>
                 <w:kern w:val="0"/>
                 <w:sz w:val="20"/>
                 <w:sz w:val="20"/>
@@ -3526,7 +3592,7 @@
         </w:tc>
         <w:tc>
           <w:tcPr>
-            <w:tcW w:w="1800" w:type="dxa"/>
+            <w:tcW w:w="1872" w:type="dxa"/>
             <w:tcBorders>
               <w:top w:val="single" w:sz="4" w:space="0" w:color="000000"/>
               <w:left w:val="single" w:sz="4" w:space="0" w:color="000000"/>
@@ -3538,35 +3604,71 @@
           </w:tcPr>
           <w:p>
             <w:pPr>
-              <w:pStyle w:val="Normal"/>
-              <w:widowControl/>
-              <w:suppressAutoHyphens w:val="true"/>
-              <w:spacing w:lineRule="auto" w:line="192" w:before="0" w:after="0"/>
+              <w:pStyle w:val="TableContents"/>
+              <w:suppressAutoHyphens w:val="true"/>
+              <w:spacing w:before="0" w:after="0"/>
               <w:jc w:val="center"/>
               <w:cnfStyle w:val="000000100000" w:firstRow="0" w:lastRow="0" w:firstColumn="0" w:lastColumn="0" w:oddVBand="0" w:evenVBand="0" w:oddHBand="1" w:evenHBand="0" w:firstRowFirstColumn="0" w:firstRowLastColumn="0" w:lastRowFirstColumn="0" w:lastRowLastColumn="0"/>
               <w:rPr>
-                <w:color w:themeColor="accent5" w:themeShade="bf" w:val="31849B"/>
-                <w:sz w:val="20"/>
-              </w:rPr>
-            </w:pPr>
-            <w:r>
-              <w:rPr>
-                <w:rFonts w:ascii="B Nazanin" w:hAnsi="B Nazanin" w:cs="B Nazanin"/>
-                <w:color w:themeColor="text1" w:val="000000"/>
-                <w:kern w:val="0"/>
-                <w:sz w:val="20"/>
-                <w:sz w:val="20"/>
-                <w:szCs w:val="20"/>
-                <w:rtl w:val="true"/>
-                <w:lang w:val="en-US" w:bidi="fa-IR"/>
-              </w:rPr>
-              <w:t>مرکزی رفسنجان</w:t>
-            </w:r>
-          </w:p>
-        </w:tc>
-        <w:tc>
-          <w:tcPr>
-            <w:tcW w:w="900" w:type="dxa"/>
+                <w:color w:val="000000"/>
+              </w:rPr>
+            </w:pPr>
+            <w:r>
+              <w:rPr>
+                <w:rFonts w:ascii="B Nazanin" w:hAnsi="B Nazanin" w:cs="B Nazanin"/>
+                <w:color w:val="000000"/>
+                <w:kern w:val="0"/>
+                <w:sz w:val="20"/>
+                <w:sz w:val="20"/>
+                <w:szCs w:val="20"/>
+                <w:rtl w:val="true"/>
+                <w:lang w:val="en-US" w:bidi="fa-IR"/>
+              </w:rPr>
+              <w:t>رفسنجان</w:t>
+            </w:r>
+          </w:p>
+        </w:tc>
+        <w:tc>
+          <w:tcPr>
+            <w:tcW w:w="662" w:type="dxa"/>
+            <w:tcBorders>
+              <w:top w:val="single" w:sz="4" w:space="0" w:color="000000"/>
+              <w:left w:val="single" w:sz="4" w:space="0" w:color="000000"/>
+              <w:bottom w:val="single" w:sz="4" w:space="0" w:color="000000"/>
+              <w:right w:val="nil"/>
+            </w:tcBorders>
+            <w:shd w:color="auto" w:fill="DAEEF3" w:themeFill="accent5" w:themeFillTint="33" w:val="clear"/>
+            <w:vAlign w:val="center"/>
+          </w:tcPr>
+          <w:p>
+            <w:pPr>
+              <w:pStyle w:val="TableContents"/>
+              <w:suppressAutoHyphens w:val="true"/>
+              <w:spacing w:before="0" w:after="0"/>
+              <w:jc w:val="center"/>
+              <w:cnfStyle w:val="000000100000" w:firstRow="0" w:lastRow="0" w:firstColumn="0" w:lastColumn="0" w:oddVBand="0" w:evenVBand="0" w:oddHBand="1" w:evenHBand="0" w:firstRowFirstColumn="0" w:firstRowLastColumn="0" w:lastRowFirstColumn="0" w:lastRowLastColumn="0"/>
+              <w:rPr>
+                <w:color w:val="000000"/>
+              </w:rPr>
+            </w:pPr>
+            <w:r>
+              <w:rPr>
+                <w:rFonts w:ascii="B Nazanin" w:hAnsi="B Nazanin" w:cs="B Nazanin"/>
+                <w:color w:val="000000"/>
+                <w:kern w:val="0"/>
+                <w:sz w:val="20"/>
+                <w:sz w:val="20"/>
+                <w:szCs w:val="20"/>
+                <w:rtl w:val="true"/>
+                <w:lang w:val="en-US" w:bidi="fa-IR"/>
+              </w:rPr>
+              <w:t>رفسنجان</w:t>
+            </w:r>
+          </w:p>
+        </w:tc>
+        <w:tc>
+          <w:tcPr>
+            <w:tcW w:w="763" w:type="dxa"/>
             <w:tcBorders>
               <w:top w:val="single" w:sz="4" w:space="0" w:color="000000"/>
               <w:left w:val="single" w:sz="4" w:space="0" w:color="000000"/>
@@ -3578,21 +3680,19 @@
           </w:tcPr>
           <w:p>
             <w:pPr>
-              <w:pStyle w:val="Normal"/>
-              <w:widowControl/>
-              <w:suppressAutoHyphens w:val="true"/>
-              <w:spacing w:lineRule="auto" w:line="192" w:before="0" w:after="0"/>
+              <w:pStyle w:val="TableContents"/>
+              <w:suppressAutoHyphens w:val="true"/>
+              <w:spacing w:before="0" w:after="0"/>
               <w:jc w:val="center"/>
               <w:cnfStyle w:val="000000100000" w:firstRow="0" w:lastRow="0" w:firstColumn="0" w:lastColumn="0" w:oddVBand="0" w:evenVBand="0" w:oddHBand="1" w:evenHBand="0" w:firstRowFirstColumn="0" w:firstRowLastColumn="0" w:lastRowFirstColumn="0" w:lastRowLastColumn="0"/>
               <w:rPr>
-                <w:color w:themeColor="accent5" w:themeShade="bf" w:val="31849B"/>
-                <w:sz w:val="20"/>
-              </w:rPr>
-            </w:pPr>
-            <w:r>
-              <w:rPr>
-                <w:rFonts w:cs="B Nazanin" w:ascii="B Nazanin" w:hAnsi="B Nazanin"/>
-                <w:color w:themeColor="text1" w:val="000000"/>
+                <w:color w:val="000000"/>
+              </w:rPr>
+            </w:pPr>
+            <w:r>
+              <w:rPr>
+                <w:rFonts w:cs="B Nazanin" w:ascii="B Nazanin" w:hAnsi="B Nazanin"/>
+                <w:color w:val="000000"/>
                 <w:kern w:val="0"/>
                 <w:sz w:val="20"/>
                 <w:szCs w:val="20"/>
@@ -3604,7 +3704,7 @@
         </w:tc>
         <w:tc>
           <w:tcPr>
-            <w:tcW w:w="1441" w:type="dxa"/>
+            <w:tcW w:w="1066" w:type="dxa"/>
             <w:tcBorders>
               <w:top w:val="single" w:sz="4" w:space="0" w:color="000000"/>
               <w:left w:val="single" w:sz="4" w:space="0" w:color="000000"/>
@@ -3616,21 +3716,19 @@
           </w:tcPr>
           <w:p>
             <w:pPr>
-              <w:pStyle w:val="Normal"/>
-              <w:widowControl/>
-              <w:suppressAutoHyphens w:val="true"/>
-              <w:spacing w:lineRule="auto" w:line="192" w:before="0" w:after="0"/>
+              <w:pStyle w:val="TableContents"/>
+              <w:suppressAutoHyphens w:val="true"/>
+              <w:spacing w:before="0" w:after="0"/>
               <w:jc w:val="center"/>
               <w:cnfStyle w:val="000000100000" w:firstRow="0" w:lastRow="0" w:firstColumn="0" w:lastColumn="0" w:oddVBand="0" w:evenVBand="0" w:oddHBand="1" w:evenHBand="0" w:firstRowFirstColumn="0" w:firstRowLastColumn="0" w:lastRowFirstColumn="0" w:lastRowLastColumn="0"/>
               <w:rPr>
-                <w:color w:themeColor="accent5" w:themeShade="bf" w:val="31849B"/>
-                <w:sz w:val="20"/>
-              </w:rPr>
-            </w:pPr>
-            <w:r>
-              <w:rPr>
-                <w:rFonts w:ascii="B Nazanin" w:hAnsi="B Nazanin" w:cs="B Nazanin"/>
-                <w:color w:themeColor="text1" w:val="000000"/>
+                <w:color w:val="000000"/>
+              </w:rPr>
+            </w:pPr>
+            <w:r>
+              <w:rPr>
+                <w:rFonts w:ascii="B Nazanin" w:hAnsi="B Nazanin" w:cs="B Nazanin"/>
+                <w:color w:val="000000"/>
                 <w:kern w:val="0"/>
                 <w:sz w:val="20"/>
                 <w:sz w:val="20"/>
@@ -3644,7 +3742,7 @@
         </w:tc>
         <w:tc>
           <w:tcPr>
-            <w:tcW w:w="1886" w:type="dxa"/>
+            <w:tcW w:w="1858" w:type="dxa"/>
             <w:tcBorders>
               <w:top w:val="single" w:sz="4" w:space="0" w:color="000000"/>
               <w:left w:val="single" w:sz="4" w:space="0" w:color="000000"/>
@@ -3656,21 +3754,19 @@
           </w:tcPr>
           <w:p>
             <w:pPr>
-              <w:pStyle w:val="Normal"/>
-              <w:widowControl/>
-              <w:suppressAutoHyphens w:val="true"/>
-              <w:spacing w:lineRule="auto" w:line="192" w:before="0" w:after="0"/>
-              <w:jc w:val="center"/>
+              <w:pStyle w:val="TableContents"/>
+              <w:suppressAutoHyphens w:val="true"/>
+              <w:spacing w:before="0" w:after="0"/>
+              <w:jc w:val="right"/>
               <w:cnfStyle w:val="000000100000" w:firstRow="0" w:lastRow="0" w:firstColumn="0" w:lastColumn="0" w:oddVBand="0" w:evenVBand="0" w:oddHBand="1" w:evenHBand="0" w:firstRowFirstColumn="0" w:firstRowLastColumn="0" w:lastRowFirstColumn="0" w:lastRowLastColumn="0"/>
               <w:rPr>
-                <w:color w:themeColor="accent5" w:themeShade="bf" w:val="31849B"/>
-                <w:sz w:val="20"/>
-              </w:rPr>
-            </w:pPr>
-            <w:r>
-              <w:rPr>
-                <w:rFonts w:cs="B Nazanin" w:ascii="B Nazanin" w:hAnsi="B Nazanin"/>
-                <w:color w:themeColor="text1" w:val="000000"/>
+                <w:color w:val="000000"/>
+              </w:rPr>
+            </w:pPr>
+            <w:r>
+              <w:rPr>
+                <w:rFonts w:cs="B Nazanin" w:ascii="B Nazanin" w:hAnsi="B Nazanin"/>
+                <w:color w:val="000000"/>
                 <w:kern w:val="0"/>
                 <w:sz w:val="20"/>
                 <w:szCs w:val="20"/>
@@ -3682,7 +3778,7 @@
         </w:tc>
         <w:tc>
           <w:tcPr>
-            <w:tcW w:w="2552" w:type="dxa"/>
+            <w:tcW w:w="2837" w:type="dxa"/>
             <w:tcBorders>
               <w:top w:val="single" w:sz="4" w:space="0" w:color="000000"/>
               <w:left w:val="single" w:sz="4" w:space="0" w:color="000000"/>
@@ -3694,21 +3790,19 @@
           </w:tcPr>
           <w:p>
             <w:pPr>
-              <w:pStyle w:val="Normal"/>
-              <w:widowControl/>
-              <w:suppressAutoHyphens w:val="true"/>
-              <w:spacing w:lineRule="auto" w:line="192" w:before="0" w:after="0"/>
-              <w:jc w:val="center"/>
+              <w:pStyle w:val="TableContents"/>
+              <w:suppressAutoHyphens w:val="true"/>
+              <w:spacing w:before="0" w:after="0"/>
+              <w:jc w:val="right"/>
               <w:cnfStyle w:val="000000100000" w:firstRow="0" w:lastRow="0" w:firstColumn="0" w:lastColumn="0" w:oddVBand="0" w:evenVBand="0" w:oddHBand="1" w:evenHBand="0" w:firstRowFirstColumn="0" w:firstRowLastColumn="0" w:lastRowFirstColumn="0" w:lastRowLastColumn="0"/>
               <w:rPr>
-                <w:color w:themeColor="accent5" w:themeShade="bf" w:val="31849B"/>
-                <w:sz w:val="20"/>
-              </w:rPr>
-            </w:pPr>
-            <w:r>
-              <w:rPr>
-                <w:rFonts w:cs="B Nazanin" w:ascii="B Nazanin" w:hAnsi="B Nazanin"/>
-                <w:color w:themeColor="text1" w:val="000000"/>
+                <w:color w:val="000000"/>
+              </w:rPr>
+            </w:pPr>
+            <w:r>
+              <w:rPr>
+                <w:rFonts w:cs="B Nazanin" w:ascii="B Nazanin" w:hAnsi="B Nazanin"/>
+                <w:color w:val="000000"/>
                 <w:kern w:val="0"/>
                 <w:sz w:val="20"/>
                 <w:szCs w:val="20"/>
@@ -3725,7 +3819,7 @@
         </w:trPr>
         <w:tc>
           <w:tcPr>
-            <w:tcW w:w="526" w:type="dxa"/>
+            <w:tcW w:w="479" w:type="dxa"/>
             <w:cnfStyle w:val="001000000000" w:firstRow="0" w:lastRow="0" w:firstColumn="1" w:lastColumn="0" w:oddVBand="0" w:evenVBand="0" w:oddHBand="0" w:evenHBand="0" w:firstRowFirstColumn="0" w:firstRowLastColumn="0" w:lastRowFirstColumn="0" w:lastRowLastColumn="0"/>
             <w:tcBorders>
               <w:top w:val="single" w:sz="4" w:space="0" w:color="000000"/>
@@ -3737,29 +3831,22 @@
           </w:tcPr>
           <w:p>
             <w:pPr>
-              <w:pStyle w:val="Normal"/>
-              <w:widowControl/>
-              <w:tabs>
-                <w:tab w:val="clear" w:pos="720"/>
-                <w:tab w:val="center" w:pos="140" w:leader="none"/>
-              </w:tabs>
-              <w:suppressAutoHyphens w:val="true"/>
-              <w:spacing w:lineRule="auto" w:line="192" w:before="0" w:after="0"/>
+              <w:pStyle w:val="TableContents"/>
+              <w:suppressAutoHyphens w:val="true"/>
+              <w:spacing w:before="0" w:after="0"/>
               <w:jc w:val="center"/>
               <w:rPr>
-                <w:rFonts w:ascii="B Nazanin" w:hAnsi="B Nazanin" w:cs="B Nazanin"/>
-                <w:b w:val="false"/>
-                <w:bCs w:val="false"/>
-                <w:sz w:val="20"/>
-                <w:szCs w:val="20"/>
-              </w:rPr>
-            </w:pPr>
-            <w:r>
-              <w:rPr>
-                <w:rFonts w:cs="B Nazanin" w:ascii="B Nazanin" w:hAnsi="B Nazanin"/>
-                <w:b w:val="false"/>
-                <w:bCs w:val="false"/>
-                <w:color w:themeColor="text1" w:val="000000"/>
+                <w:b/>
+                <w:bCs/>
+                <w:color w:val="000000"/>
+              </w:rPr>
+            </w:pPr>
+            <w:r>
+              <w:rPr>
+                <w:rFonts w:cs="B Nazanin" w:ascii="B Nazanin" w:hAnsi="B Nazanin"/>
+                <w:b/>
+                <w:bCs/>
+                <w:color w:val="000000"/>
                 <w:kern w:val="0"/>
                 <w:sz w:val="20"/>
                 <w:szCs w:val="20"/>
@@ -3771,7 +3858,7 @@
         </w:tc>
         <w:tc>
           <w:tcPr>
-            <w:tcW w:w="962" w:type="dxa"/>
+            <w:tcW w:w="885" w:type="dxa"/>
             <w:tcBorders>
               <w:top w:val="single" w:sz="4" w:space="0" w:color="000000"/>
               <w:left w:val="single" w:sz="4" w:space="0" w:color="000000"/>
@@ -3782,35 +3869,33 @@
           </w:tcPr>
           <w:p>
             <w:pPr>
-              <w:pStyle w:val="Normal"/>
-              <w:widowControl/>
-              <w:suppressAutoHyphens w:val="true"/>
-              <w:spacing w:lineRule="auto" w:line="192" w:before="0" w:after="0"/>
+              <w:pStyle w:val="TableContents"/>
+              <w:suppressAutoHyphens w:val="true"/>
+              <w:spacing w:before="0" w:after="0"/>
               <w:jc w:val="center"/>
               <w:cnfStyle w:val="000000000000" w:firstRow="0" w:lastRow="0" w:firstColumn="0" w:lastColumn="0" w:oddVBand="0" w:evenVBand="0" w:oddHBand="0" w:evenHBand="0" w:firstRowFirstColumn="0" w:firstRowLastColumn="0" w:lastRowFirstColumn="0" w:lastRowLastColumn="0"/>
               <w:rPr>
-                <w:color w:themeColor="accent5" w:themeShade="bf" w:val="31849B"/>
-                <w:sz w:val="20"/>
-              </w:rPr>
-            </w:pPr>
-            <w:r>
-              <w:rPr>
-                <w:rFonts w:ascii="B Nazanin" w:hAnsi="B Nazanin" w:cs="B Nazanin"/>
-                <w:color w:themeColor="text1" w:val="000000"/>
-                <w:kern w:val="0"/>
-                <w:sz w:val="20"/>
-                <w:sz w:val="20"/>
-                <w:szCs w:val="20"/>
-                <w:rtl w:val="true"/>
-                <w:lang w:val="en-US" w:bidi="fa-IR"/>
-              </w:rPr>
-              <w:t>صادرات</w:t>
-            </w:r>
-          </w:p>
-        </w:tc>
-        <w:tc>
-          <w:tcPr>
-            <w:tcW w:w="1800" w:type="dxa"/>
+                <w:color w:val="000000"/>
+              </w:rPr>
+            </w:pPr>
+            <w:r>
+              <w:rPr>
+                <w:rFonts w:ascii="B Nazanin" w:hAnsi="B Nazanin" w:cs="B Nazanin"/>
+                <w:color w:val="000000"/>
+                <w:kern w:val="0"/>
+                <w:sz w:val="20"/>
+                <w:sz w:val="20"/>
+                <w:szCs w:val="20"/>
+                <w:rtl w:val="true"/>
+                <w:lang w:val="en-US" w:bidi="fa-IR"/>
+              </w:rPr>
+              <w:t>رفاه کارگران</w:t>
+            </w:r>
+          </w:p>
+        </w:tc>
+        <w:tc>
+          <w:tcPr>
+            <w:tcW w:w="1872" w:type="dxa"/>
             <w:tcBorders>
               <w:top w:val="single" w:sz="4" w:space="0" w:color="000000"/>
               <w:left w:val="single" w:sz="4" w:space="0" w:color="000000"/>
@@ -3821,35 +3906,70 @@
           </w:tcPr>
           <w:p>
             <w:pPr>
-              <w:pStyle w:val="Normal"/>
-              <w:widowControl/>
-              <w:suppressAutoHyphens w:val="true"/>
-              <w:spacing w:lineRule="auto" w:line="192" w:before="0" w:after="0"/>
+              <w:pStyle w:val="TableContents"/>
+              <w:suppressAutoHyphens w:val="true"/>
+              <w:spacing w:before="0" w:after="0"/>
               <w:jc w:val="center"/>
               <w:cnfStyle w:val="000000000000" w:firstRow="0" w:lastRow="0" w:firstColumn="0" w:lastColumn="0" w:oddVBand="0" w:evenVBand="0" w:oddHBand="0" w:evenHBand="0" w:firstRowFirstColumn="0" w:firstRowLastColumn="0" w:lastRowFirstColumn="0" w:lastRowLastColumn="0"/>
               <w:rPr>
-                <w:color w:themeColor="accent5" w:themeShade="bf" w:val="31849B"/>
-                <w:sz w:val="20"/>
-              </w:rPr>
-            </w:pPr>
-            <w:r>
-              <w:rPr>
-                <w:rFonts w:ascii="B Nazanin" w:hAnsi="B Nazanin" w:cs="B Nazanin"/>
-                <w:color w:themeColor="text1" w:val="000000"/>
-                <w:kern w:val="0"/>
-                <w:sz w:val="20"/>
-                <w:sz w:val="20"/>
-                <w:szCs w:val="20"/>
-                <w:rtl w:val="true"/>
-                <w:lang w:val="en-US" w:bidi="fa-IR"/>
-              </w:rPr>
-              <w:t>پارک ساعی</w:t>
-            </w:r>
-          </w:p>
-        </w:tc>
-        <w:tc>
-          <w:tcPr>
-            <w:tcW w:w="900" w:type="dxa"/>
+                <w:color w:val="000000"/>
+              </w:rPr>
+            </w:pPr>
+            <w:r>
+              <w:rPr>
+                <w:rFonts w:ascii="B Nazanin" w:hAnsi="B Nazanin" w:cs="B Nazanin"/>
+                <w:color w:val="000000"/>
+                <w:kern w:val="0"/>
+                <w:sz w:val="20"/>
+                <w:sz w:val="20"/>
+                <w:szCs w:val="20"/>
+                <w:rtl w:val="true"/>
+                <w:lang w:val="en-US" w:bidi="fa-IR"/>
+              </w:rPr>
+              <w:t>مرکزی تبریز</w:t>
+            </w:r>
+          </w:p>
+        </w:tc>
+        <w:tc>
+          <w:tcPr>
+            <w:tcW w:w="662" w:type="dxa"/>
+            <w:tcBorders>
+              <w:top w:val="single" w:sz="4" w:space="0" w:color="000000"/>
+              <w:left w:val="single" w:sz="4" w:space="0" w:color="000000"/>
+              <w:bottom w:val="single" w:sz="4" w:space="0" w:color="000000"/>
+              <w:right w:val="nil"/>
+            </w:tcBorders>
+            <w:vAlign w:val="center"/>
+          </w:tcPr>
+          <w:p>
+            <w:pPr>
+              <w:pStyle w:val="TableContents"/>
+              <w:suppressAutoHyphens w:val="true"/>
+              <w:spacing w:before="0" w:after="0"/>
+              <w:jc w:val="center"/>
+              <w:cnfStyle w:val="000000000000" w:firstRow="0" w:lastRow="0" w:firstColumn="0" w:lastColumn="0" w:oddVBand="0" w:evenVBand="0" w:oddHBand="0" w:evenHBand="0" w:firstRowFirstColumn="0" w:firstRowLastColumn="0" w:lastRowFirstColumn="0" w:lastRowLastColumn="0"/>
+              <w:rPr>
+                <w:color w:val="000000"/>
+              </w:rPr>
+            </w:pPr>
+            <w:r>
+              <w:rPr>
+                <w:rFonts w:ascii="B Nazanin" w:hAnsi="B Nazanin" w:cs="B Nazanin"/>
+                <w:color w:val="000000"/>
+                <w:kern w:val="0"/>
+                <w:sz w:val="20"/>
+                <w:sz w:val="20"/>
+                <w:szCs w:val="20"/>
+                <w:rtl w:val="true"/>
+                <w:lang w:val="en-US" w:bidi="fa-IR"/>
+              </w:rPr>
+              <w:t>تبریز</w:t>
+            </w:r>
+          </w:p>
+        </w:tc>
+        <w:tc>
+          <w:tcPr>
+            <w:tcW w:w="763" w:type="dxa"/>
             <w:tcBorders>
               <w:top w:val="single" w:sz="4" w:space="0" w:color="000000"/>
               <w:left w:val="single" w:sz="4" w:space="0" w:color="000000"/>
@@ -3860,33 +3980,31 @@
           </w:tcPr>
           <w:p>
             <w:pPr>
-              <w:pStyle w:val="Normal"/>
-              <w:widowControl/>
-              <w:suppressAutoHyphens w:val="true"/>
-              <w:spacing w:lineRule="auto" w:line="192" w:before="0" w:after="0"/>
+              <w:pStyle w:val="TableContents"/>
+              <w:suppressAutoHyphens w:val="true"/>
+              <w:spacing w:before="0" w:after="0"/>
               <w:jc w:val="center"/>
               <w:cnfStyle w:val="000000000000" w:firstRow="0" w:lastRow="0" w:firstColumn="0" w:lastColumn="0" w:oddVBand="0" w:evenVBand="0" w:oddHBand="0" w:evenHBand="0" w:firstRowFirstColumn="0" w:firstRowLastColumn="0" w:lastRowFirstColumn="0" w:lastRowLastColumn="0"/>
               <w:rPr>
-                <w:color w:themeColor="accent5" w:themeShade="bf" w:val="31849B"/>
-                <w:sz w:val="20"/>
-              </w:rPr>
-            </w:pPr>
-            <w:r>
-              <w:rPr>
-                <w:rFonts w:cs="B Nazanin" w:ascii="B Nazanin" w:hAnsi="B Nazanin"/>
-                <w:color w:themeColor="text1" w:val="000000"/>
-                <w:kern w:val="0"/>
-                <w:sz w:val="20"/>
-                <w:szCs w:val="20"/>
-                <w:lang w:val="en-US" w:bidi="fa-IR"/>
-              </w:rPr>
-              <w:t>1094</w:t>
-            </w:r>
-          </w:p>
-        </w:tc>
-        <w:tc>
-          <w:tcPr>
-            <w:tcW w:w="1441" w:type="dxa"/>
+                <w:color w:val="000000"/>
+              </w:rPr>
+            </w:pPr>
+            <w:r>
+              <w:rPr>
+                <w:rFonts w:cs="B Nazanin" w:ascii="B Nazanin" w:hAnsi="B Nazanin"/>
+                <w:color w:val="000000"/>
+                <w:kern w:val="0"/>
+                <w:sz w:val="20"/>
+                <w:szCs w:val="20"/>
+                <w:lang w:val="en-US" w:bidi="fa-IR"/>
+              </w:rPr>
+              <w:t>202</w:t>
+            </w:r>
+          </w:p>
+        </w:tc>
+        <w:tc>
+          <w:tcPr>
+            <w:tcW w:w="1066" w:type="dxa"/>
             <w:tcBorders>
               <w:top w:val="single" w:sz="4" w:space="0" w:color="000000"/>
               <w:left w:val="single" w:sz="4" w:space="0" w:color="000000"/>
@@ -3897,35 +4015,33 @@
           </w:tcPr>
           <w:p>
             <w:pPr>
-              <w:pStyle w:val="Normal"/>
-              <w:widowControl/>
-              <w:suppressAutoHyphens w:val="true"/>
-              <w:spacing w:lineRule="auto" w:line="192" w:before="0" w:after="0"/>
+              <w:pStyle w:val="TableContents"/>
+              <w:suppressAutoHyphens w:val="true"/>
+              <w:spacing w:before="0" w:after="0"/>
               <w:jc w:val="center"/>
               <w:cnfStyle w:val="000000000000" w:firstRow="0" w:lastRow="0" w:firstColumn="0" w:lastColumn="0" w:oddVBand="0" w:evenVBand="0" w:oddHBand="0" w:evenHBand="0" w:firstRowFirstColumn="0" w:firstRowLastColumn="0" w:lastRowFirstColumn="0" w:lastRowLastColumn="0"/>
               <w:rPr>
-                <w:color w:themeColor="accent5" w:themeShade="bf" w:val="31849B"/>
-                <w:sz w:val="20"/>
-              </w:rPr>
-            </w:pPr>
-            <w:r>
-              <w:rPr>
-                <w:rFonts w:ascii="B Nazanin" w:hAnsi="B Nazanin" w:cs="B Nazanin"/>
-                <w:color w:themeColor="text1" w:val="000000"/>
-                <w:kern w:val="0"/>
-                <w:sz w:val="20"/>
-                <w:sz w:val="20"/>
-                <w:szCs w:val="20"/>
-                <w:rtl w:val="true"/>
-                <w:lang w:val="en-US" w:bidi="fa-IR"/>
-              </w:rPr>
-              <w:t>سپرده</w:t>
-            </w:r>
-          </w:p>
-        </w:tc>
-        <w:tc>
-          <w:tcPr>
-            <w:tcW w:w="1886" w:type="dxa"/>
+                <w:color w:val="000000"/>
+              </w:rPr>
+            </w:pPr>
+            <w:r>
+              <w:rPr>
+                <w:rFonts w:ascii="B Nazanin" w:hAnsi="B Nazanin" w:cs="B Nazanin"/>
+                <w:color w:val="000000"/>
+                <w:kern w:val="0"/>
+                <w:sz w:val="20"/>
+                <w:sz w:val="20"/>
+                <w:szCs w:val="20"/>
+                <w:rtl w:val="true"/>
+                <w:lang w:val="en-US" w:bidi="fa-IR"/>
+              </w:rPr>
+              <w:t>جاری</w:t>
+            </w:r>
+          </w:p>
+        </w:tc>
+        <w:tc>
+          <w:tcPr>
+            <w:tcW w:w="1858" w:type="dxa"/>
             <w:tcBorders>
               <w:top w:val="single" w:sz="4" w:space="0" w:color="000000"/>
               <w:left w:val="single" w:sz="4" w:space="0" w:color="000000"/>
@@ -3936,33 +4052,31 @@
           </w:tcPr>
           <w:p>
             <w:pPr>
-              <w:pStyle w:val="Normal"/>
-              <w:widowControl/>
-              <w:suppressAutoHyphens w:val="true"/>
-              <w:spacing w:lineRule="auto" w:line="192" w:before="0" w:after="0"/>
-              <w:jc w:val="center"/>
+              <w:pStyle w:val="TableContents"/>
+              <w:suppressAutoHyphens w:val="true"/>
+              <w:spacing w:before="0" w:after="0"/>
+              <w:jc w:val="right"/>
               <w:cnfStyle w:val="000000000000" w:firstRow="0" w:lastRow="0" w:firstColumn="0" w:lastColumn="0" w:oddVBand="0" w:evenVBand="0" w:oddHBand="0" w:evenHBand="0" w:firstRowFirstColumn="0" w:firstRowLastColumn="0" w:lastRowFirstColumn="0" w:lastRowLastColumn="0"/>
               <w:rPr>
-                <w:color w:themeColor="accent5" w:themeShade="bf" w:val="31849B"/>
-                <w:sz w:val="20"/>
-              </w:rPr>
-            </w:pPr>
-            <w:r>
-              <w:rPr>
-                <w:rFonts w:cs="B Nazanin" w:ascii="B Nazanin" w:hAnsi="B Nazanin"/>
-                <w:color w:themeColor="text1" w:val="000000"/>
-                <w:kern w:val="0"/>
-                <w:sz w:val="20"/>
-                <w:szCs w:val="20"/>
-                <w:lang w:val="en-US" w:bidi="fa-IR"/>
-              </w:rPr>
-              <w:t>0205769398005</w:t>
-            </w:r>
-          </w:p>
-        </w:tc>
-        <w:tc>
-          <w:tcPr>
-            <w:tcW w:w="2552" w:type="dxa"/>
+                <w:color w:val="000000"/>
+              </w:rPr>
+            </w:pPr>
+            <w:r>
+              <w:rPr>
+                <w:rFonts w:cs="B Nazanin" w:ascii="B Nazanin" w:hAnsi="B Nazanin"/>
+                <w:color w:val="000000"/>
+                <w:kern w:val="0"/>
+                <w:sz w:val="20"/>
+                <w:szCs w:val="20"/>
+                <w:lang w:val="en-US" w:bidi="fa-IR"/>
+              </w:rPr>
+              <w:t>6760000006</w:t>
+            </w:r>
+          </w:p>
+        </w:tc>
+        <w:tc>
+          <w:tcPr>
+            <w:tcW w:w="2837" w:type="dxa"/>
             <w:tcBorders>
               <w:top w:val="single" w:sz="4" w:space="0" w:color="000000"/>
               <w:left w:val="single" w:sz="4" w:space="0" w:color="000000"/>
@@ -3973,27 +4087,25 @@
           </w:tcPr>
           <w:p>
             <w:pPr>
-              <w:pStyle w:val="Normal"/>
-              <w:widowControl/>
-              <w:suppressAutoHyphens w:val="true"/>
-              <w:spacing w:lineRule="auto" w:line="192" w:before="0" w:after="0"/>
-              <w:jc w:val="center"/>
+              <w:pStyle w:val="TableContents"/>
+              <w:suppressAutoHyphens w:val="true"/>
+              <w:spacing w:before="0" w:after="0"/>
+              <w:jc w:val="right"/>
               <w:cnfStyle w:val="000000000000" w:firstRow="0" w:lastRow="0" w:firstColumn="0" w:lastColumn="0" w:oddVBand="0" w:evenVBand="0" w:oddHBand="0" w:evenHBand="0" w:firstRowFirstColumn="0" w:firstRowLastColumn="0" w:lastRowFirstColumn="0" w:lastRowLastColumn="0"/>
               <w:rPr>
-                <w:color w:themeColor="accent5" w:themeShade="bf" w:val="31849B"/>
-                <w:sz w:val="20"/>
-              </w:rPr>
-            </w:pPr>
-            <w:r>
-              <w:rPr>
-                <w:rFonts w:cs="B Nazanin" w:ascii="B Nazanin" w:hAnsi="B Nazanin"/>
-                <w:color w:themeColor="text1" w:val="000000"/>
-                <w:kern w:val="0"/>
-                <w:sz w:val="20"/>
-                <w:szCs w:val="20"/>
-                <w:lang w:val="en-US" w:bidi="fa-IR"/>
-              </w:rPr>
-              <w:t>IR200190000000205769398005</w:t>
+                <w:color w:val="000000"/>
+              </w:rPr>
+            </w:pPr>
+            <w:r>
+              <w:rPr>
+                <w:rFonts w:cs="B Nazanin" w:ascii="B Nazanin" w:hAnsi="B Nazanin"/>
+                <w:color w:val="000000"/>
+                <w:kern w:val="0"/>
+                <w:sz w:val="20"/>
+                <w:szCs w:val="20"/>
+                <w:lang w:val="en-US" w:bidi="fa-IR"/>
+              </w:rPr>
+              <w:t>IR200130100000006760000006</w:t>
             </w:r>
           </w:p>
         </w:tc>
@@ -4005,7 +4117,7 @@
         </w:trPr>
         <w:tc>
           <w:tcPr>
-            <w:tcW w:w="526" w:type="dxa"/>
+            <w:tcW w:w="479" w:type="dxa"/>
             <w:cnfStyle w:val="001000000000" w:firstRow="0" w:lastRow="0" w:firstColumn="1" w:lastColumn="0" w:oddVBand="0" w:evenVBand="0" w:oddHBand="0" w:evenHBand="0" w:firstRowFirstColumn="0" w:firstRowLastColumn="0" w:lastRowFirstColumn="0" w:lastRowLastColumn="0"/>
             <w:tcBorders>
               <w:top w:val="single" w:sz="4" w:space="0" w:color="000000"/>
@@ -4018,25 +4130,22 @@
           </w:tcPr>
           <w:p>
             <w:pPr>
-              <w:pStyle w:val="Normal"/>
-              <w:widowControl/>
-              <w:suppressAutoHyphens w:val="true"/>
-              <w:spacing w:lineRule="auto" w:line="192" w:before="0" w:after="0"/>
+              <w:pStyle w:val="TableContents"/>
+              <w:suppressAutoHyphens w:val="true"/>
+              <w:spacing w:before="0" w:after="0"/>
               <w:jc w:val="center"/>
               <w:rPr>
-                <w:rFonts w:ascii="B Nazanin" w:hAnsi="B Nazanin" w:cs="B Nazanin"/>
-                <w:b w:val="false"/>
-                <w:bCs w:val="false"/>
-                <w:sz w:val="20"/>
-                <w:szCs w:val="20"/>
-              </w:rPr>
-            </w:pPr>
-            <w:r>
-              <w:rPr>
-                <w:rFonts w:cs="B Nazanin" w:ascii="B Nazanin" w:hAnsi="B Nazanin"/>
-                <w:b w:val="false"/>
-                <w:bCs w:val="false"/>
-                <w:color w:themeColor="text1" w:val="000000"/>
+                <w:b/>
+                <w:bCs/>
+                <w:color w:val="000000"/>
+              </w:rPr>
+            </w:pPr>
+            <w:r>
+              <w:rPr>
+                <w:rFonts w:cs="B Nazanin" w:ascii="B Nazanin" w:hAnsi="B Nazanin"/>
+                <w:b/>
+                <w:bCs/>
+                <w:color w:val="000000"/>
                 <w:kern w:val="0"/>
                 <w:sz w:val="20"/>
                 <w:szCs w:val="20"/>
@@ -4048,7 +4157,7 @@
         </w:tc>
         <w:tc>
           <w:tcPr>
-            <w:tcW w:w="962" w:type="dxa"/>
+            <w:tcW w:w="885" w:type="dxa"/>
             <w:tcBorders>
               <w:top w:val="single" w:sz="4" w:space="0" w:color="000000"/>
               <w:left w:val="single" w:sz="4" w:space="0" w:color="000000"/>
@@ -4060,35 +4169,33 @@
           </w:tcPr>
           <w:p>
             <w:pPr>
-              <w:pStyle w:val="Normal"/>
-              <w:widowControl/>
-              <w:suppressAutoHyphens w:val="true"/>
-              <w:spacing w:lineRule="auto" w:line="192" w:before="0" w:after="0"/>
+              <w:pStyle w:val="TableContents"/>
+              <w:suppressAutoHyphens w:val="true"/>
+              <w:spacing w:before="0" w:after="0"/>
               <w:jc w:val="center"/>
               <w:cnfStyle w:val="000000100000" w:firstRow="0" w:lastRow="0" w:firstColumn="0" w:lastColumn="0" w:oddVBand="0" w:evenVBand="0" w:oddHBand="1" w:evenHBand="0" w:firstRowFirstColumn="0" w:firstRowLastColumn="0" w:lastRowFirstColumn="0" w:lastRowLastColumn="0"/>
               <w:rPr>
-                <w:color w:themeColor="accent5" w:themeShade="bf" w:val="31849B"/>
-                <w:sz w:val="20"/>
-              </w:rPr>
-            </w:pPr>
-            <w:r>
-              <w:rPr>
-                <w:rFonts w:ascii="B Nazanin" w:hAnsi="B Nazanin" w:cs="B Nazanin"/>
-                <w:color w:themeColor="text1" w:val="000000"/>
-                <w:kern w:val="0"/>
-                <w:sz w:val="20"/>
-                <w:sz w:val="20"/>
-                <w:szCs w:val="20"/>
-                <w:rtl w:val="true"/>
-                <w:lang w:val="en-US" w:bidi="fa-IR"/>
-              </w:rPr>
-              <w:t>صادرات</w:t>
-            </w:r>
-          </w:p>
-        </w:tc>
-        <w:tc>
-          <w:tcPr>
-            <w:tcW w:w="1800" w:type="dxa"/>
+                <w:color w:val="000000"/>
+              </w:rPr>
+            </w:pPr>
+            <w:r>
+              <w:rPr>
+                <w:rFonts w:ascii="B Nazanin" w:hAnsi="B Nazanin" w:cs="B Nazanin"/>
+                <w:color w:val="000000"/>
+                <w:kern w:val="0"/>
+                <w:sz w:val="20"/>
+                <w:sz w:val="20"/>
+                <w:szCs w:val="20"/>
+                <w:rtl w:val="true"/>
+                <w:lang w:val="en-US" w:bidi="fa-IR"/>
+              </w:rPr>
+              <w:t>ملت</w:t>
+            </w:r>
+          </w:p>
+        </w:tc>
+        <w:tc>
+          <w:tcPr>
+            <w:tcW w:w="1872" w:type="dxa"/>
             <w:tcBorders>
               <w:top w:val="single" w:sz="4" w:space="0" w:color="000000"/>
               <w:left w:val="single" w:sz="4" w:space="0" w:color="000000"/>
@@ -4100,35 +4207,71 @@
           </w:tcPr>
           <w:p>
             <w:pPr>
-              <w:pStyle w:val="Normal"/>
-              <w:widowControl/>
-              <w:suppressAutoHyphens w:val="true"/>
-              <w:spacing w:lineRule="auto" w:line="192" w:before="0" w:after="0"/>
+              <w:pStyle w:val="TableContents"/>
+              <w:suppressAutoHyphens w:val="true"/>
+              <w:spacing w:before="0" w:after="0"/>
               <w:jc w:val="center"/>
               <w:cnfStyle w:val="000000100000" w:firstRow="0" w:lastRow="0" w:firstColumn="0" w:lastColumn="0" w:oddVBand="0" w:evenVBand="0" w:oddHBand="1" w:evenHBand="0" w:firstRowFirstColumn="0" w:firstRowLastColumn="0" w:lastRowFirstColumn="0" w:lastRowLastColumn="0"/>
               <w:rPr>
-                <w:color w:themeColor="accent5" w:themeShade="bf" w:val="31849B"/>
-                <w:sz w:val="20"/>
-              </w:rPr>
-            </w:pPr>
-            <w:r>
-              <w:rPr>
-                <w:rFonts w:ascii="B Nazanin" w:hAnsi="B Nazanin" w:cs="B Nazanin"/>
-                <w:color w:themeColor="text1" w:val="000000"/>
-                <w:kern w:val="0"/>
-                <w:sz w:val="20"/>
-                <w:sz w:val="20"/>
-                <w:szCs w:val="20"/>
-                <w:rtl w:val="true"/>
-                <w:lang w:val="en-US" w:bidi="fa-IR"/>
-              </w:rPr>
-              <w:t>سرچشمه</w:t>
-            </w:r>
-          </w:p>
-        </w:tc>
-        <w:tc>
-          <w:tcPr>
-            <w:tcW w:w="900" w:type="dxa"/>
+                <w:color w:val="000000"/>
+              </w:rPr>
+            </w:pPr>
+            <w:r>
+              <w:rPr>
+                <w:rFonts w:ascii="B Nazanin" w:hAnsi="B Nazanin" w:cs="B Nazanin"/>
+                <w:color w:val="000000"/>
+                <w:kern w:val="0"/>
+                <w:sz w:val="20"/>
+                <w:sz w:val="20"/>
+                <w:szCs w:val="20"/>
+                <w:rtl w:val="true"/>
+                <w:lang w:val="en-US" w:bidi="fa-IR"/>
+              </w:rPr>
+              <w:t>شهر بابک</w:t>
+            </w:r>
+          </w:p>
+        </w:tc>
+        <w:tc>
+          <w:tcPr>
+            <w:tcW w:w="662" w:type="dxa"/>
+            <w:tcBorders>
+              <w:top w:val="single" w:sz="4" w:space="0" w:color="000000"/>
+              <w:left w:val="single" w:sz="4" w:space="0" w:color="000000"/>
+              <w:bottom w:val="single" w:sz="4" w:space="0" w:color="000000"/>
+              <w:right w:val="nil"/>
+            </w:tcBorders>
+            <w:shd w:color="auto" w:fill="DAEEF3" w:themeFill="accent5" w:themeFillTint="33" w:val="clear"/>
+            <w:vAlign w:val="center"/>
+          </w:tcPr>
+          <w:p>
+            <w:pPr>
+              <w:pStyle w:val="TableContents"/>
+              <w:suppressAutoHyphens w:val="true"/>
+              <w:spacing w:before="0" w:after="0"/>
+              <w:jc w:val="center"/>
+              <w:cnfStyle w:val="000000100000" w:firstRow="0" w:lastRow="0" w:firstColumn="0" w:lastColumn="0" w:oddVBand="0" w:evenVBand="0" w:oddHBand="1" w:evenHBand="0" w:firstRowFirstColumn="0" w:firstRowLastColumn="0" w:lastRowFirstColumn="0" w:lastRowLastColumn="0"/>
+              <w:rPr>
+                <w:color w:val="000000"/>
+              </w:rPr>
+            </w:pPr>
+            <w:r>
+              <w:rPr>
+                <w:rFonts w:ascii="B Nazanin" w:hAnsi="B Nazanin" w:cs="B Nazanin"/>
+                <w:color w:val="000000"/>
+                <w:kern w:val="0"/>
+                <w:sz w:val="20"/>
+                <w:sz w:val="20"/>
+                <w:szCs w:val="20"/>
+                <w:rtl w:val="true"/>
+                <w:lang w:val="en-US" w:bidi="fa-IR"/>
+              </w:rPr>
+              <w:t>شهربابک</w:t>
+            </w:r>
+          </w:p>
+        </w:tc>
+        <w:tc>
+          <w:tcPr>
+            <w:tcW w:w="763" w:type="dxa"/>
             <w:tcBorders>
               <w:top w:val="single" w:sz="4" w:space="0" w:color="000000"/>
               <w:left w:val="single" w:sz="4" w:space="0" w:color="000000"/>
@@ -4140,33 +4283,31 @@
           </w:tcPr>
           <w:p>
             <w:pPr>
-              <w:pStyle w:val="Normal"/>
-              <w:widowControl/>
-              <w:suppressAutoHyphens w:val="true"/>
-              <w:spacing w:lineRule="auto" w:line="192" w:before="0" w:after="0"/>
+              <w:pStyle w:val="TableContents"/>
+              <w:suppressAutoHyphens w:val="true"/>
+              <w:spacing w:before="0" w:after="0"/>
               <w:jc w:val="center"/>
               <w:cnfStyle w:val="000000100000" w:firstRow="0" w:lastRow="0" w:firstColumn="0" w:lastColumn="0" w:oddVBand="0" w:evenVBand="0" w:oddHBand="1" w:evenHBand="0" w:firstRowFirstColumn="0" w:firstRowLastColumn="0" w:lastRowFirstColumn="0" w:lastRowLastColumn="0"/>
               <w:rPr>
-                <w:color w:themeColor="accent5" w:themeShade="bf" w:val="31849B"/>
-                <w:sz w:val="20"/>
-              </w:rPr>
-            </w:pPr>
-            <w:r>
-              <w:rPr>
-                <w:rFonts w:cs="B Nazanin" w:ascii="B Nazanin" w:hAnsi="B Nazanin"/>
-                <w:color w:themeColor="text1" w:val="000000"/>
-                <w:kern w:val="0"/>
-                <w:sz w:val="20"/>
-                <w:szCs w:val="20"/>
-                <w:lang w:val="en-US" w:bidi="fa-IR"/>
-              </w:rPr>
-              <w:t>1904277</w:t>
-            </w:r>
-          </w:p>
-        </w:tc>
-        <w:tc>
-          <w:tcPr>
-            <w:tcW w:w="1441" w:type="dxa"/>
+                <w:color w:val="000000"/>
+              </w:rPr>
+            </w:pPr>
+            <w:r>
+              <w:rPr>
+                <w:rFonts w:cs="B Nazanin" w:ascii="B Nazanin" w:hAnsi="B Nazanin"/>
+                <w:color w:val="000000"/>
+                <w:kern w:val="0"/>
+                <w:sz w:val="20"/>
+                <w:szCs w:val="20"/>
+                <w:lang w:val="en-US" w:bidi="fa-IR"/>
+              </w:rPr>
+              <w:t>46045</w:t>
+            </w:r>
+          </w:p>
+        </w:tc>
+        <w:tc>
+          <w:tcPr>
+            <w:tcW w:w="1066" w:type="dxa"/>
             <w:tcBorders>
               <w:top w:val="single" w:sz="4" w:space="0" w:color="000000"/>
               <w:left w:val="single" w:sz="4" w:space="0" w:color="000000"/>
@@ -4178,21 +4319,19 @@
           </w:tcPr>
           <w:p>
             <w:pPr>
-              <w:pStyle w:val="Normal"/>
-              <w:widowControl/>
-              <w:suppressAutoHyphens w:val="true"/>
-              <w:spacing w:lineRule="auto" w:line="192" w:before="0" w:after="0"/>
+              <w:pStyle w:val="TableContents"/>
+              <w:suppressAutoHyphens w:val="true"/>
+              <w:spacing w:before="0" w:after="0"/>
               <w:jc w:val="center"/>
               <w:cnfStyle w:val="000000100000" w:firstRow="0" w:lastRow="0" w:firstColumn="0" w:lastColumn="0" w:oddVBand="0" w:evenVBand="0" w:oddHBand="1" w:evenHBand="0" w:firstRowFirstColumn="0" w:firstRowLastColumn="0" w:lastRowFirstColumn="0" w:lastRowLastColumn="0"/>
               <w:rPr>
-                <w:color w:themeColor="accent5" w:themeShade="bf" w:val="31849B"/>
-                <w:sz w:val="20"/>
-              </w:rPr>
-            </w:pPr>
-            <w:r>
-              <w:rPr>
-                <w:rFonts w:ascii="B Nazanin" w:hAnsi="B Nazanin" w:cs="B Nazanin"/>
-                <w:color w:themeColor="text1" w:val="000000"/>
+                <w:color w:val="000000"/>
+              </w:rPr>
+            </w:pPr>
+            <w:r>
+              <w:rPr>
+                <w:rFonts w:ascii="B Nazanin" w:hAnsi="B Nazanin" w:cs="B Nazanin"/>
+                <w:color w:val="000000"/>
                 <w:kern w:val="0"/>
                 <w:sz w:val="20"/>
                 <w:sz w:val="20"/>
@@ -4206,7 +4345,7 @@
         </w:tc>
         <w:tc>
           <w:tcPr>
-            <w:tcW w:w="1886" w:type="dxa"/>
+            <w:tcW w:w="1858" w:type="dxa"/>
             <w:tcBorders>
               <w:top w:val="single" w:sz="4" w:space="0" w:color="000000"/>
               <w:left w:val="single" w:sz="4" w:space="0" w:color="000000"/>
@@ -4218,33 +4357,31 @@
           </w:tcPr>
           <w:p>
             <w:pPr>
-              <w:pStyle w:val="Normal"/>
-              <w:widowControl/>
-              <w:suppressAutoHyphens w:val="true"/>
-              <w:spacing w:lineRule="auto" w:line="192" w:before="0" w:after="0"/>
-              <w:jc w:val="center"/>
+              <w:pStyle w:val="TableContents"/>
+              <w:suppressAutoHyphens w:val="true"/>
+              <w:spacing w:before="0" w:after="0"/>
+              <w:jc w:val="right"/>
               <w:cnfStyle w:val="000000100000" w:firstRow="0" w:lastRow="0" w:firstColumn="0" w:lastColumn="0" w:oddVBand="0" w:evenVBand="0" w:oddHBand="1" w:evenHBand="0" w:firstRowFirstColumn="0" w:firstRowLastColumn="0" w:lastRowFirstColumn="0" w:lastRowLastColumn="0"/>
               <w:rPr>
-                <w:color w:themeColor="accent5" w:themeShade="bf" w:val="31849B"/>
-                <w:sz w:val="20"/>
-              </w:rPr>
-            </w:pPr>
-            <w:r>
-              <w:rPr>
-                <w:rFonts w:cs="B Nazanin" w:ascii="B Nazanin" w:hAnsi="B Nazanin"/>
-                <w:color w:themeColor="text1" w:val="000000"/>
-                <w:kern w:val="0"/>
-                <w:sz w:val="20"/>
-                <w:szCs w:val="20"/>
-                <w:lang w:val="en-US" w:bidi="fa-IR"/>
-              </w:rPr>
-              <w:t>0200444000000</w:t>
-            </w:r>
-          </w:p>
-        </w:tc>
-        <w:tc>
-          <w:tcPr>
-            <w:tcW w:w="2552" w:type="dxa"/>
+                <w:color w:val="000000"/>
+              </w:rPr>
+            </w:pPr>
+            <w:r>
+              <w:rPr>
+                <w:rFonts w:cs="B Nazanin" w:ascii="B Nazanin" w:hAnsi="B Nazanin"/>
+                <w:color w:val="000000"/>
+                <w:kern w:val="0"/>
+                <w:sz w:val="20"/>
+                <w:szCs w:val="20"/>
+                <w:lang w:val="en-US" w:bidi="fa-IR"/>
+              </w:rPr>
+              <w:t>8629530302</w:t>
+            </w:r>
+          </w:p>
+        </w:tc>
+        <w:tc>
+          <w:tcPr>
+            <w:tcW w:w="2837" w:type="dxa"/>
             <w:tcBorders>
               <w:top w:val="single" w:sz="4" w:space="0" w:color="000000"/>
               <w:left w:val="single" w:sz="4" w:space="0" w:color="000000"/>
@@ -4256,27 +4393,25 @@
           </w:tcPr>
           <w:p>
             <w:pPr>
-              <w:pStyle w:val="Normal"/>
-              <w:widowControl/>
-              <w:suppressAutoHyphens w:val="true"/>
-              <w:spacing w:lineRule="auto" w:line="192" w:before="0" w:after="0"/>
-              <w:jc w:val="center"/>
+              <w:pStyle w:val="TableContents"/>
+              <w:suppressAutoHyphens w:val="true"/>
+              <w:spacing w:before="0" w:after="0"/>
+              <w:jc w:val="right"/>
               <w:cnfStyle w:val="000000100000" w:firstRow="0" w:lastRow="0" w:firstColumn="0" w:lastColumn="0" w:oddVBand="0" w:evenVBand="0" w:oddHBand="1" w:evenHBand="0" w:firstRowFirstColumn="0" w:firstRowLastColumn="0" w:lastRowFirstColumn="0" w:lastRowLastColumn="0"/>
               <w:rPr>
-                <w:color w:themeColor="accent5" w:themeShade="bf" w:val="31849B"/>
-                <w:sz w:val="20"/>
-              </w:rPr>
-            </w:pPr>
-            <w:r>
-              <w:rPr>
-                <w:rFonts w:cs="B Nazanin" w:ascii="B Nazanin" w:hAnsi="B Nazanin"/>
-                <w:color w:themeColor="text1" w:val="000000"/>
-                <w:kern w:val="0"/>
-                <w:sz w:val="20"/>
-                <w:szCs w:val="20"/>
-                <w:lang w:val="en-US" w:bidi="fa-IR"/>
-              </w:rPr>
-              <w:t>IR920190000000200444000000</w:t>
+                <w:color w:val="000000"/>
+              </w:rPr>
+            </w:pPr>
+            <w:r>
+              <w:rPr>
+                <w:rFonts w:cs="B Nazanin" w:ascii="B Nazanin" w:hAnsi="B Nazanin"/>
+                <w:color w:val="000000"/>
+                <w:kern w:val="0"/>
+                <w:sz w:val="20"/>
+                <w:szCs w:val="20"/>
+                <w:lang w:val="en-US" w:bidi="fa-IR"/>
+              </w:rPr>
+              <w:t>IR420120020000008629530302</w:t>
             </w:r>
           </w:p>
         </w:tc>
@@ -4287,7 +4422,7 @@
         </w:trPr>
         <w:tc>
           <w:tcPr>
-            <w:tcW w:w="526" w:type="dxa"/>
+            <w:tcW w:w="479" w:type="dxa"/>
             <w:cnfStyle w:val="001000000000" w:firstRow="0" w:lastRow="0" w:firstColumn="1" w:lastColumn="0" w:oddVBand="0" w:evenVBand="0" w:oddHBand="0" w:evenHBand="0" w:firstRowFirstColumn="0" w:firstRowLastColumn="0" w:lastRowFirstColumn="0" w:lastRowLastColumn="0"/>
             <w:tcBorders>
               <w:top w:val="single" w:sz="4" w:space="0" w:color="000000"/>
@@ -4299,25 +4434,22 @@
           </w:tcPr>
           <w:p>
             <w:pPr>
-              <w:pStyle w:val="Normal"/>
-              <w:widowControl/>
-              <w:suppressAutoHyphens w:val="true"/>
-              <w:spacing w:lineRule="auto" w:line="192" w:before="0" w:after="0"/>
+              <w:pStyle w:val="TableContents"/>
+              <w:suppressAutoHyphens w:val="true"/>
+              <w:spacing w:before="0" w:after="0"/>
               <w:jc w:val="center"/>
               <w:rPr>
-                <w:rFonts w:ascii="B Nazanin" w:hAnsi="B Nazanin" w:cs="B Nazanin"/>
-                <w:b w:val="false"/>
-                <w:bCs w:val="false"/>
-                <w:sz w:val="20"/>
-                <w:szCs w:val="20"/>
-              </w:rPr>
-            </w:pPr>
-            <w:r>
-              <w:rPr>
-                <w:rFonts w:cs="B Nazanin" w:ascii="B Nazanin" w:hAnsi="B Nazanin"/>
-                <w:b w:val="false"/>
-                <w:bCs w:val="false"/>
-                <w:color w:themeColor="text1" w:val="000000"/>
+                <w:b/>
+                <w:bCs/>
+                <w:color w:val="000000"/>
+              </w:rPr>
+            </w:pPr>
+            <w:r>
+              <w:rPr>
+                <w:rFonts w:cs="B Nazanin" w:ascii="B Nazanin" w:hAnsi="B Nazanin"/>
+                <w:b/>
+                <w:bCs/>
+                <w:color w:val="000000"/>
                 <w:kern w:val="0"/>
                 <w:sz w:val="20"/>
                 <w:szCs w:val="20"/>
@@ -4329,7 +4461,7 @@
         </w:tc>
         <w:tc>
           <w:tcPr>
-            <w:tcW w:w="962" w:type="dxa"/>
+            <w:tcW w:w="885" w:type="dxa"/>
             <w:tcBorders>
               <w:top w:val="single" w:sz="4" w:space="0" w:color="000000"/>
               <w:left w:val="single" w:sz="4" w:space="0" w:color="000000"/>
@@ -4340,21 +4472,19 @@
           </w:tcPr>
           <w:p>
             <w:pPr>
-              <w:pStyle w:val="Normal"/>
-              <w:widowControl/>
-              <w:suppressAutoHyphens w:val="true"/>
-              <w:spacing w:lineRule="auto" w:line="192" w:before="0" w:after="0"/>
+              <w:pStyle w:val="TableContents"/>
+              <w:suppressAutoHyphens w:val="true"/>
+              <w:spacing w:before="0" w:after="0"/>
               <w:jc w:val="center"/>
               <w:cnfStyle w:val="000000000000" w:firstRow="0" w:lastRow="0" w:firstColumn="0" w:lastColumn="0" w:oddVBand="0" w:evenVBand="0" w:oddHBand="0" w:evenHBand="0" w:firstRowFirstColumn="0" w:firstRowLastColumn="0" w:lastRowFirstColumn="0" w:lastRowLastColumn="0"/>
               <w:rPr>
-                <w:color w:themeColor="accent5" w:themeShade="bf" w:val="31849B"/>
-                <w:sz w:val="20"/>
-              </w:rPr>
-            </w:pPr>
-            <w:r>
-              <w:rPr>
-                <w:rFonts w:ascii="B Nazanin" w:hAnsi="B Nazanin" w:cs="B Nazanin"/>
-                <w:color w:themeColor="text1" w:val="000000"/>
+                <w:color w:val="000000"/>
+              </w:rPr>
+            </w:pPr>
+            <w:r>
+              <w:rPr>
+                <w:rFonts w:ascii="B Nazanin" w:hAnsi="B Nazanin" w:cs="B Nazanin"/>
+                <w:color w:val="000000"/>
                 <w:kern w:val="0"/>
                 <w:sz w:val="20"/>
                 <w:sz w:val="20"/>
@@ -4368,7 +4498,7 @@
         </w:tc>
         <w:tc>
           <w:tcPr>
-            <w:tcW w:w="1800" w:type="dxa"/>
+            <w:tcW w:w="1872" w:type="dxa"/>
             <w:tcBorders>
               <w:top w:val="single" w:sz="4" w:space="0" w:color="000000"/>
               <w:left w:val="single" w:sz="4" w:space="0" w:color="000000"/>
@@ -4379,35 +4509,70 @@
           </w:tcPr>
           <w:p>
             <w:pPr>
-              <w:pStyle w:val="Normal"/>
-              <w:widowControl/>
-              <w:suppressAutoHyphens w:val="true"/>
-              <w:spacing w:lineRule="auto" w:line="192" w:before="0" w:after="0"/>
+              <w:pStyle w:val="TableContents"/>
+              <w:suppressAutoHyphens w:val="true"/>
+              <w:spacing w:before="0" w:after="0"/>
               <w:jc w:val="center"/>
               <w:cnfStyle w:val="000000000000" w:firstRow="0" w:lastRow="0" w:firstColumn="0" w:lastColumn="0" w:oddVBand="0" w:evenVBand="0" w:oddHBand="0" w:evenHBand="0" w:firstRowFirstColumn="0" w:firstRowLastColumn="0" w:lastRowFirstColumn="0" w:lastRowLastColumn="0"/>
               <w:rPr>
-                <w:color w:themeColor="accent5" w:themeShade="bf" w:val="31849B"/>
-                <w:sz w:val="20"/>
-              </w:rPr>
-            </w:pPr>
-            <w:r>
-              <w:rPr>
-                <w:rFonts w:ascii="B Nazanin" w:hAnsi="B Nazanin" w:cs="B Nazanin"/>
-                <w:color w:themeColor="text1" w:val="000000"/>
-                <w:kern w:val="0"/>
-                <w:sz w:val="20"/>
-                <w:sz w:val="20"/>
-                <w:szCs w:val="20"/>
-                <w:rtl w:val="true"/>
-                <w:lang w:val="en-US" w:bidi="fa-IR"/>
-              </w:rPr>
-              <w:t>ظفر</w:t>
-            </w:r>
-          </w:p>
-        </w:tc>
-        <w:tc>
-          <w:tcPr>
-            <w:tcW w:w="900" w:type="dxa"/>
+                <w:color w:val="000000"/>
+              </w:rPr>
+            </w:pPr>
+            <w:r>
+              <w:rPr>
+                <w:rFonts w:ascii="B Nazanin" w:hAnsi="B Nazanin" w:cs="B Nazanin"/>
+                <w:color w:val="000000"/>
+                <w:kern w:val="0"/>
+                <w:sz w:val="20"/>
+                <w:sz w:val="20"/>
+                <w:szCs w:val="20"/>
+                <w:rtl w:val="true"/>
+                <w:lang w:val="en-US" w:bidi="fa-IR"/>
+              </w:rPr>
+              <w:t>مصطفی خمینی</w:t>
+            </w:r>
+          </w:p>
+        </w:tc>
+        <w:tc>
+          <w:tcPr>
+            <w:tcW w:w="662" w:type="dxa"/>
+            <w:tcBorders>
+              <w:top w:val="single" w:sz="4" w:space="0" w:color="000000"/>
+              <w:left w:val="single" w:sz="4" w:space="0" w:color="000000"/>
+              <w:bottom w:val="single" w:sz="4" w:space="0" w:color="000000"/>
+              <w:right w:val="nil"/>
+            </w:tcBorders>
+            <w:vAlign w:val="center"/>
+          </w:tcPr>
+          <w:p>
+            <w:pPr>
+              <w:pStyle w:val="TableContents"/>
+              <w:suppressAutoHyphens w:val="true"/>
+              <w:spacing w:before="0" w:after="0"/>
+              <w:jc w:val="center"/>
+              <w:cnfStyle w:val="000000000000" w:firstRow="0" w:lastRow="0" w:firstColumn="0" w:lastColumn="0" w:oddVBand="0" w:evenVBand="0" w:oddHBand="0" w:evenHBand="0" w:firstRowFirstColumn="0" w:firstRowLastColumn="0" w:lastRowFirstColumn="0" w:lastRowLastColumn="0"/>
+              <w:rPr>
+                <w:color w:val="000000"/>
+              </w:rPr>
+            </w:pPr>
+            <w:r>
+              <w:rPr>
+                <w:rFonts w:ascii="B Nazanin" w:hAnsi="B Nazanin" w:cs="B Nazanin"/>
+                <w:color w:val="000000"/>
+                <w:kern w:val="0"/>
+                <w:sz w:val="20"/>
+                <w:sz w:val="20"/>
+                <w:szCs w:val="20"/>
+                <w:rtl w:val="true"/>
+                <w:lang w:val="en-US" w:bidi="fa-IR"/>
+              </w:rPr>
+              <w:t>رفسنجان</w:t>
+            </w:r>
+          </w:p>
+        </w:tc>
+        <w:tc>
+          <w:tcPr>
+            <w:tcW w:w="763" w:type="dxa"/>
             <w:tcBorders>
               <w:top w:val="single" w:sz="4" w:space="0" w:color="000000"/>
               <w:left w:val="single" w:sz="4" w:space="0" w:color="000000"/>
@@ -4418,33 +4583,31 @@
           </w:tcPr>
           <w:p>
             <w:pPr>
-              <w:pStyle w:val="Normal"/>
-              <w:widowControl/>
-              <w:suppressAutoHyphens w:val="true"/>
-              <w:spacing w:lineRule="auto" w:line="192" w:before="0" w:after="0"/>
+              <w:pStyle w:val="TableContents"/>
+              <w:suppressAutoHyphens w:val="true"/>
+              <w:spacing w:before="0" w:after="0"/>
               <w:jc w:val="center"/>
               <w:cnfStyle w:val="000000000000" w:firstRow="0" w:lastRow="0" w:firstColumn="0" w:lastColumn="0" w:oddVBand="0" w:evenVBand="0" w:oddHBand="0" w:evenHBand="0" w:firstRowFirstColumn="0" w:firstRowLastColumn="0" w:lastRowFirstColumn="0" w:lastRowLastColumn="0"/>
               <w:rPr>
-                <w:color w:themeColor="accent5" w:themeShade="bf" w:val="31849B"/>
-                <w:sz w:val="20"/>
-              </w:rPr>
-            </w:pPr>
-            <w:r>
-              <w:rPr>
-                <w:rFonts w:cs="B Nazanin" w:ascii="B Nazanin" w:hAnsi="B Nazanin"/>
-                <w:color w:themeColor="text1" w:val="000000"/>
-                <w:kern w:val="0"/>
-                <w:sz w:val="20"/>
-                <w:szCs w:val="20"/>
-                <w:lang w:val="en-US" w:bidi="fa-IR"/>
-              </w:rPr>
-              <w:t>65862</w:t>
-            </w:r>
-          </w:p>
-        </w:tc>
-        <w:tc>
-          <w:tcPr>
-            <w:tcW w:w="1441" w:type="dxa"/>
+                <w:color w:val="000000"/>
+              </w:rPr>
+            </w:pPr>
+            <w:r>
+              <w:rPr>
+                <w:rFonts w:cs="B Nazanin" w:ascii="B Nazanin" w:hAnsi="B Nazanin"/>
+                <w:color w:val="000000"/>
+                <w:kern w:val="0"/>
+                <w:sz w:val="20"/>
+                <w:szCs w:val="20"/>
+                <w:lang w:val="en-US" w:bidi="fa-IR"/>
+              </w:rPr>
+              <w:t>44867</w:t>
+            </w:r>
+          </w:p>
+        </w:tc>
+        <w:tc>
+          <w:tcPr>
+            <w:tcW w:w="1066" w:type="dxa"/>
             <w:tcBorders>
               <w:top w:val="single" w:sz="4" w:space="0" w:color="000000"/>
               <w:left w:val="single" w:sz="4" w:space="0" w:color="000000"/>
@@ -4455,21 +4618,19 @@
           </w:tcPr>
           <w:p>
             <w:pPr>
-              <w:pStyle w:val="Normal"/>
-              <w:widowControl/>
-              <w:suppressAutoHyphens w:val="true"/>
-              <w:spacing w:lineRule="auto" w:line="192" w:before="0" w:after="0"/>
+              <w:pStyle w:val="TableContents"/>
+              <w:suppressAutoHyphens w:val="true"/>
+              <w:spacing w:before="0" w:after="0"/>
               <w:jc w:val="center"/>
               <w:cnfStyle w:val="000000000000" w:firstRow="0" w:lastRow="0" w:firstColumn="0" w:lastColumn="0" w:oddVBand="0" w:evenVBand="0" w:oddHBand="0" w:evenHBand="0" w:firstRowFirstColumn="0" w:firstRowLastColumn="0" w:lastRowFirstColumn="0" w:lastRowLastColumn="0"/>
               <w:rPr>
-                <w:color w:themeColor="accent5" w:themeShade="bf" w:val="31849B"/>
-                <w:sz w:val="20"/>
-              </w:rPr>
-            </w:pPr>
-            <w:r>
-              <w:rPr>
-                <w:rFonts w:ascii="B Nazanin" w:hAnsi="B Nazanin" w:cs="B Nazanin"/>
-                <w:color w:themeColor="text1" w:val="000000"/>
+                <w:color w:val="000000"/>
+              </w:rPr>
+            </w:pPr>
+            <w:r>
+              <w:rPr>
+                <w:rFonts w:ascii="B Nazanin" w:hAnsi="B Nazanin" w:cs="B Nazanin"/>
+                <w:color w:val="000000"/>
                 <w:kern w:val="0"/>
                 <w:sz w:val="20"/>
                 <w:sz w:val="20"/>
@@ -4483,7 +4644,7 @@
         </w:tc>
         <w:tc>
           <w:tcPr>
-            <w:tcW w:w="1886" w:type="dxa"/>
+            <w:tcW w:w="1858" w:type="dxa"/>
             <w:tcBorders>
               <w:top w:val="single" w:sz="4" w:space="0" w:color="000000"/>
               <w:left w:val="single" w:sz="4" w:space="0" w:color="000000"/>
@@ -4494,33 +4655,31 @@
           </w:tcPr>
           <w:p>
             <w:pPr>
-              <w:pStyle w:val="Normal"/>
-              <w:widowControl/>
-              <w:suppressAutoHyphens w:val="true"/>
-              <w:spacing w:lineRule="auto" w:line="192" w:before="0" w:after="0"/>
-              <w:jc w:val="center"/>
+              <w:pStyle w:val="TableContents"/>
+              <w:suppressAutoHyphens w:val="true"/>
+              <w:spacing w:before="0" w:after="0"/>
+              <w:jc w:val="right"/>
               <w:cnfStyle w:val="000000000000" w:firstRow="0" w:lastRow="0" w:firstColumn="0" w:lastColumn="0" w:oddVBand="0" w:evenVBand="0" w:oddHBand="0" w:evenHBand="0" w:firstRowFirstColumn="0" w:firstRowLastColumn="0" w:lastRowFirstColumn="0" w:lastRowLastColumn="0"/>
               <w:rPr>
-                <w:color w:themeColor="accent5" w:themeShade="bf" w:val="31849B"/>
-                <w:sz w:val="20"/>
-              </w:rPr>
-            </w:pPr>
-            <w:r>
-              <w:rPr>
-                <w:rFonts w:cs="B Nazanin" w:ascii="B Nazanin" w:hAnsi="B Nazanin"/>
-                <w:color w:themeColor="text1" w:val="000000"/>
-                <w:kern w:val="0"/>
-                <w:sz w:val="20"/>
-                <w:szCs w:val="20"/>
-                <w:lang w:val="en-US" w:bidi="fa-IR"/>
-              </w:rPr>
-              <w:t>1755555512</w:t>
-            </w:r>
-          </w:p>
-        </w:tc>
-        <w:tc>
-          <w:tcPr>
-            <w:tcW w:w="2552" w:type="dxa"/>
+                <w:color w:val="000000"/>
+              </w:rPr>
+            </w:pPr>
+            <w:r>
+              <w:rPr>
+                <w:rFonts w:cs="B Nazanin" w:ascii="B Nazanin" w:hAnsi="B Nazanin"/>
+                <w:color w:val="000000"/>
+                <w:kern w:val="0"/>
+                <w:sz w:val="20"/>
+                <w:szCs w:val="20"/>
+                <w:lang w:val="en-US" w:bidi="fa-IR"/>
+              </w:rPr>
+              <w:t>8629545431</w:t>
+            </w:r>
+          </w:p>
+        </w:tc>
+        <w:tc>
+          <w:tcPr>
+            <w:tcW w:w="2837" w:type="dxa"/>
             <w:tcBorders>
               <w:top w:val="single" w:sz="4" w:space="0" w:color="000000"/>
               <w:left w:val="single" w:sz="4" w:space="0" w:color="000000"/>
@@ -4531,27 +4690,25 @@
           </w:tcPr>
           <w:p>
             <w:pPr>
-              <w:pStyle w:val="Normal"/>
-              <w:widowControl/>
-              <w:suppressAutoHyphens w:val="true"/>
-              <w:spacing w:lineRule="auto" w:line="192" w:before="0" w:after="0"/>
-              <w:jc w:val="center"/>
+              <w:pStyle w:val="TableContents"/>
+              <w:suppressAutoHyphens w:val="true"/>
+              <w:spacing w:before="0" w:after="0"/>
+              <w:jc w:val="right"/>
               <w:cnfStyle w:val="000000000000" w:firstRow="0" w:lastRow="0" w:firstColumn="0" w:lastColumn="0" w:oddVBand="0" w:evenVBand="0" w:oddHBand="0" w:evenHBand="0" w:firstRowFirstColumn="0" w:firstRowLastColumn="0" w:lastRowFirstColumn="0" w:lastRowLastColumn="0"/>
               <w:rPr>
-                <w:color w:themeColor="accent5" w:themeShade="bf" w:val="31849B"/>
-                <w:sz w:val="20"/>
-              </w:rPr>
-            </w:pPr>
-            <w:r>
-              <w:rPr>
-                <w:rFonts w:cs="B Nazanin" w:ascii="B Nazanin" w:hAnsi="B Nazanin"/>
-                <w:color w:themeColor="text1" w:val="000000"/>
-                <w:kern w:val="0"/>
-                <w:sz w:val="20"/>
-                <w:szCs w:val="20"/>
-                <w:lang w:val="en-US" w:bidi="fa-IR"/>
-              </w:rPr>
-              <w:t>IR500120020000001755555512</w:t>
+                <w:color w:val="000000"/>
+              </w:rPr>
+            </w:pPr>
+            <w:r>
+              <w:rPr>
+                <w:rFonts w:cs="B Nazanin" w:ascii="B Nazanin" w:hAnsi="B Nazanin"/>
+                <w:color w:val="000000"/>
+                <w:kern w:val="0"/>
+                <w:sz w:val="20"/>
+                <w:szCs w:val="20"/>
+                <w:lang w:val="en-US" w:bidi="fa-IR"/>
+              </w:rPr>
+              <w:t>IR260120020000008629545431</w:t>
             </w:r>
           </w:p>
         </w:tc>
@@ -4563,7 +4720,7 @@
         </w:trPr>
         <w:tc>
           <w:tcPr>
-            <w:tcW w:w="526" w:type="dxa"/>
+            <w:tcW w:w="479" w:type="dxa"/>
             <w:cnfStyle w:val="001000000000" w:firstRow="0" w:lastRow="0" w:firstColumn="1" w:lastColumn="0" w:oddVBand="0" w:evenVBand="0" w:oddHBand="0" w:evenHBand="0" w:firstRowFirstColumn="0" w:firstRowLastColumn="0" w:lastRowFirstColumn="0" w:lastRowLastColumn="0"/>
             <w:tcBorders>
               <w:top w:val="single" w:sz="4" w:space="0" w:color="000000"/>
@@ -4576,25 +4733,22 @@
           </w:tcPr>
           <w:p>
             <w:pPr>
-              <w:pStyle w:val="Normal"/>
-              <w:widowControl/>
-              <w:suppressAutoHyphens w:val="true"/>
-              <w:spacing w:lineRule="auto" w:line="192" w:before="0" w:after="0"/>
+              <w:pStyle w:val="TableContents"/>
+              <w:suppressAutoHyphens w:val="true"/>
+              <w:spacing w:before="0" w:after="0"/>
               <w:jc w:val="center"/>
               <w:rPr>
-                <w:rFonts w:ascii="B Nazanin" w:hAnsi="B Nazanin" w:cs="B Nazanin"/>
-                <w:b w:val="false"/>
-                <w:bCs w:val="false"/>
-                <w:sz w:val="20"/>
-                <w:szCs w:val="20"/>
-              </w:rPr>
-            </w:pPr>
-            <w:r>
-              <w:rPr>
-                <w:rFonts w:cs="B Nazanin" w:ascii="B Nazanin" w:hAnsi="B Nazanin"/>
-                <w:b w:val="false"/>
-                <w:bCs w:val="false"/>
-                <w:color w:themeColor="text1" w:val="000000"/>
+                <w:b/>
+                <w:bCs/>
+                <w:color w:val="000000"/>
+              </w:rPr>
+            </w:pPr>
+            <w:r>
+              <w:rPr>
+                <w:rFonts w:cs="B Nazanin" w:ascii="B Nazanin" w:hAnsi="B Nazanin"/>
+                <w:b/>
+                <w:bCs/>
+                <w:color w:val="000000"/>
                 <w:kern w:val="0"/>
                 <w:sz w:val="20"/>
                 <w:szCs w:val="20"/>
@@ -4606,7 +4760,7 @@
         </w:tc>
         <w:tc>
           <w:tcPr>
-            <w:tcW w:w="962" w:type="dxa"/>
+            <w:tcW w:w="885" w:type="dxa"/>
             <w:tcBorders>
               <w:top w:val="single" w:sz="4" w:space="0" w:color="000000"/>
               <w:left w:val="single" w:sz="4" w:space="0" w:color="000000"/>
@@ -4618,35 +4772,33 @@
           </w:tcPr>
           <w:p>
             <w:pPr>
-              <w:pStyle w:val="Normal"/>
-              <w:widowControl/>
-              <w:suppressAutoHyphens w:val="true"/>
-              <w:spacing w:lineRule="auto" w:line="192" w:before="0" w:after="0"/>
+              <w:pStyle w:val="TableContents"/>
+              <w:suppressAutoHyphens w:val="true"/>
+              <w:spacing w:before="0" w:after="0"/>
               <w:jc w:val="center"/>
               <w:cnfStyle w:val="000000100000" w:firstRow="0" w:lastRow="0" w:firstColumn="0" w:lastColumn="0" w:oddVBand="0" w:evenVBand="0" w:oddHBand="1" w:evenHBand="0" w:firstRowFirstColumn="0" w:firstRowLastColumn="0" w:lastRowFirstColumn="0" w:lastRowLastColumn="0"/>
               <w:rPr>
-                <w:color w:themeColor="accent5" w:themeShade="bf" w:val="31849B"/>
-                <w:sz w:val="20"/>
-              </w:rPr>
-            </w:pPr>
-            <w:r>
-              <w:rPr>
-                <w:rFonts w:ascii="B Nazanin" w:hAnsi="B Nazanin" w:cs="B Nazanin"/>
-                <w:color w:themeColor="text1" w:val="000000"/>
-                <w:kern w:val="0"/>
-                <w:sz w:val="20"/>
-                <w:sz w:val="20"/>
-                <w:szCs w:val="20"/>
-                <w:rtl w:val="true"/>
-                <w:lang w:val="en-US" w:bidi="fa-IR"/>
-              </w:rPr>
-              <w:t>ملت</w:t>
-            </w:r>
-          </w:p>
-        </w:tc>
-        <w:tc>
-          <w:tcPr>
-            <w:tcW w:w="1800" w:type="dxa"/>
+                <w:color w:val="000000"/>
+              </w:rPr>
+            </w:pPr>
+            <w:r>
+              <w:rPr>
+                <w:rFonts w:ascii="B Nazanin" w:hAnsi="B Nazanin" w:cs="B Nazanin"/>
+                <w:color w:val="000000"/>
+                <w:kern w:val="0"/>
+                <w:sz w:val="20"/>
+                <w:sz w:val="20"/>
+                <w:szCs w:val="20"/>
+                <w:rtl w:val="true"/>
+                <w:lang w:val="en-US" w:bidi="fa-IR"/>
+              </w:rPr>
+              <w:t>سپه</w:t>
+            </w:r>
+          </w:p>
+        </w:tc>
+        <w:tc>
+          <w:tcPr>
+            <w:tcW w:w="1872" w:type="dxa"/>
             <w:tcBorders>
               <w:top w:val="single" w:sz="4" w:space="0" w:color="000000"/>
               <w:left w:val="single" w:sz="4" w:space="0" w:color="000000"/>
@@ -4658,35 +4810,71 @@
           </w:tcPr>
           <w:p>
             <w:pPr>
-              <w:pStyle w:val="Normal"/>
-              <w:widowControl/>
-              <w:suppressAutoHyphens w:val="true"/>
-              <w:spacing w:lineRule="auto" w:line="192" w:before="0" w:after="0"/>
+              <w:pStyle w:val="TableContents"/>
+              <w:suppressAutoHyphens w:val="true"/>
+              <w:spacing w:before="0" w:after="0"/>
               <w:jc w:val="center"/>
               <w:cnfStyle w:val="000000100000" w:firstRow="0" w:lastRow="0" w:firstColumn="0" w:lastColumn="0" w:oddVBand="0" w:evenVBand="0" w:oddHBand="1" w:evenHBand="0" w:firstRowFirstColumn="0" w:firstRowLastColumn="0" w:lastRowFirstColumn="0" w:lastRowLastColumn="0"/>
               <w:rPr>
-                <w:color w:themeColor="accent5" w:themeShade="bf" w:val="31849B"/>
-                <w:sz w:val="20"/>
-              </w:rPr>
-            </w:pPr>
-            <w:r>
-              <w:rPr>
-                <w:rFonts w:ascii="B Nazanin" w:hAnsi="B Nazanin" w:cs="B Nazanin"/>
-                <w:color w:themeColor="text1" w:val="000000"/>
-                <w:kern w:val="0"/>
-                <w:sz w:val="20"/>
-                <w:sz w:val="20"/>
-                <w:szCs w:val="20"/>
-                <w:rtl w:val="true"/>
-                <w:lang w:val="en-US" w:bidi="fa-IR"/>
-              </w:rPr>
-              <w:t>مرکزی شهربابک</w:t>
-            </w:r>
-          </w:p>
-        </w:tc>
-        <w:tc>
-          <w:tcPr>
-            <w:tcW w:w="900" w:type="dxa"/>
+                <w:color w:val="000000"/>
+              </w:rPr>
+            </w:pPr>
+            <w:r>
+              <w:rPr>
+                <w:rFonts w:ascii="B Nazanin" w:hAnsi="B Nazanin" w:cs="B Nazanin"/>
+                <w:color w:val="000000"/>
+                <w:kern w:val="0"/>
+                <w:sz w:val="20"/>
+                <w:sz w:val="20"/>
+                <w:szCs w:val="20"/>
+                <w:rtl w:val="true"/>
+                <w:lang w:val="en-US" w:bidi="fa-IR"/>
+              </w:rPr>
+              <w:t>میدان شهید قاسم سلیمانی</w:t>
+            </w:r>
+          </w:p>
+        </w:tc>
+        <w:tc>
+          <w:tcPr>
+            <w:tcW w:w="662" w:type="dxa"/>
+            <w:tcBorders>
+              <w:top w:val="single" w:sz="4" w:space="0" w:color="000000"/>
+              <w:left w:val="single" w:sz="4" w:space="0" w:color="000000"/>
+              <w:bottom w:val="single" w:sz="4" w:space="0" w:color="000000"/>
+              <w:right w:val="nil"/>
+            </w:tcBorders>
+            <w:shd w:color="auto" w:fill="DAEEF3" w:themeFill="accent5" w:themeFillTint="33" w:val="clear"/>
+            <w:vAlign w:val="center"/>
+          </w:tcPr>
+          <w:p>
+            <w:pPr>
+              <w:pStyle w:val="TableContents"/>
+              <w:suppressAutoHyphens w:val="true"/>
+              <w:spacing w:before="0" w:after="0"/>
+              <w:jc w:val="center"/>
+              <w:cnfStyle w:val="000000100000" w:firstRow="0" w:lastRow="0" w:firstColumn="0" w:lastColumn="0" w:oddVBand="0" w:evenVBand="0" w:oddHBand="1" w:evenHBand="0" w:firstRowFirstColumn="0" w:firstRowLastColumn="0" w:lastRowFirstColumn="0" w:lastRowLastColumn="0"/>
+              <w:rPr>
+                <w:color w:val="000000"/>
+              </w:rPr>
+            </w:pPr>
+            <w:r>
+              <w:rPr>
+                <w:rFonts w:ascii="B Nazanin" w:hAnsi="B Nazanin" w:cs="B Nazanin"/>
+                <w:color w:val="000000"/>
+                <w:kern w:val="0"/>
+                <w:sz w:val="20"/>
+                <w:sz w:val="20"/>
+                <w:szCs w:val="20"/>
+                <w:rtl w:val="true"/>
+                <w:lang w:val="en-US" w:bidi="fa-IR"/>
+              </w:rPr>
+              <w:t>رفسنجان</w:t>
+            </w:r>
+          </w:p>
+        </w:tc>
+        <w:tc>
+          <w:tcPr>
+            <w:tcW w:w="763" w:type="dxa"/>
             <w:tcBorders>
               <w:top w:val="single" w:sz="4" w:space="0" w:color="000000"/>
               <w:left w:val="single" w:sz="4" w:space="0" w:color="000000"/>
@@ -4698,33 +4886,31 @@
           </w:tcPr>
           <w:p>
             <w:pPr>
-              <w:pStyle w:val="Normal"/>
-              <w:widowControl/>
-              <w:suppressAutoHyphens w:val="true"/>
-              <w:spacing w:lineRule="auto" w:line="192" w:before="0" w:after="0"/>
+              <w:pStyle w:val="TableContents"/>
+              <w:suppressAutoHyphens w:val="true"/>
+              <w:spacing w:before="0" w:after="0"/>
               <w:jc w:val="center"/>
               <w:cnfStyle w:val="000000100000" w:firstRow="0" w:lastRow="0" w:firstColumn="0" w:lastColumn="0" w:oddVBand="0" w:evenVBand="0" w:oddHBand="1" w:evenHBand="0" w:firstRowFirstColumn="0" w:firstRowLastColumn="0" w:lastRowFirstColumn="0" w:lastRowLastColumn="0"/>
               <w:rPr>
-                <w:color w:themeColor="accent5" w:themeShade="bf" w:val="31849B"/>
-                <w:sz w:val="20"/>
-              </w:rPr>
-            </w:pPr>
-            <w:r>
-              <w:rPr>
-                <w:rFonts w:cs="B Nazanin" w:ascii="B Nazanin" w:hAnsi="B Nazanin"/>
-                <w:color w:themeColor="text1" w:val="000000"/>
-                <w:kern w:val="0"/>
-                <w:sz w:val="20"/>
-                <w:szCs w:val="20"/>
-                <w:lang w:val="en-US" w:bidi="fa-IR"/>
-              </w:rPr>
-              <w:t>46045</w:t>
-            </w:r>
-          </w:p>
-        </w:tc>
-        <w:tc>
-          <w:tcPr>
-            <w:tcW w:w="1441" w:type="dxa"/>
+                <w:color w:val="000000"/>
+              </w:rPr>
+            </w:pPr>
+            <w:r>
+              <w:rPr>
+                <w:rFonts w:cs="B Nazanin" w:ascii="B Nazanin" w:hAnsi="B Nazanin"/>
+                <w:color w:val="000000"/>
+                <w:kern w:val="0"/>
+                <w:sz w:val="20"/>
+                <w:szCs w:val="20"/>
+                <w:lang w:val="en-US" w:bidi="fa-IR"/>
+              </w:rPr>
+              <w:t>534</w:t>
+            </w:r>
+          </w:p>
+        </w:tc>
+        <w:tc>
+          <w:tcPr>
+            <w:tcW w:w="1066" w:type="dxa"/>
             <w:tcBorders>
               <w:top w:val="single" w:sz="4" w:space="0" w:color="000000"/>
               <w:left w:val="single" w:sz="4" w:space="0" w:color="000000"/>
@@ -4736,35 +4922,33 @@
           </w:tcPr>
           <w:p>
             <w:pPr>
-              <w:pStyle w:val="Normal"/>
-              <w:widowControl/>
-              <w:suppressAutoHyphens w:val="true"/>
-              <w:spacing w:lineRule="auto" w:line="192" w:before="0" w:after="0"/>
+              <w:pStyle w:val="TableContents"/>
+              <w:suppressAutoHyphens w:val="true"/>
+              <w:spacing w:before="0" w:after="0"/>
               <w:jc w:val="center"/>
               <w:cnfStyle w:val="000000100000" w:firstRow="0" w:lastRow="0" w:firstColumn="0" w:lastColumn="0" w:oddVBand="0" w:evenVBand="0" w:oddHBand="1" w:evenHBand="0" w:firstRowFirstColumn="0" w:firstRowLastColumn="0" w:lastRowFirstColumn="0" w:lastRowLastColumn="0"/>
               <w:rPr>
-                <w:color w:themeColor="accent5" w:themeShade="bf" w:val="31849B"/>
-                <w:sz w:val="20"/>
-              </w:rPr>
-            </w:pPr>
-            <w:r>
-              <w:rPr>
-                <w:rFonts w:ascii="B Nazanin" w:hAnsi="B Nazanin" w:cs="B Nazanin"/>
-                <w:color w:themeColor="text1" w:val="000000"/>
-                <w:kern w:val="0"/>
-                <w:sz w:val="20"/>
-                <w:sz w:val="20"/>
-                <w:szCs w:val="20"/>
-                <w:rtl w:val="true"/>
-                <w:lang w:val="en-US" w:bidi="fa-IR"/>
-              </w:rPr>
-              <w:t>سپرده</w:t>
-            </w:r>
-          </w:p>
-        </w:tc>
-        <w:tc>
-          <w:tcPr>
-            <w:tcW w:w="1886" w:type="dxa"/>
+                <w:color w:val="000000"/>
+              </w:rPr>
+            </w:pPr>
+            <w:r>
+              <w:rPr>
+                <w:rFonts w:ascii="B Nazanin" w:hAnsi="B Nazanin" w:cs="B Nazanin"/>
+                <w:color w:val="000000"/>
+                <w:kern w:val="0"/>
+                <w:sz w:val="20"/>
+                <w:sz w:val="20"/>
+                <w:szCs w:val="20"/>
+                <w:rtl w:val="true"/>
+                <w:lang w:val="en-US" w:bidi="fa-IR"/>
+              </w:rPr>
+              <w:t>جاری</w:t>
+            </w:r>
+          </w:p>
+        </w:tc>
+        <w:tc>
+          <w:tcPr>
+            <w:tcW w:w="1858" w:type="dxa"/>
             <w:tcBorders>
               <w:top w:val="single" w:sz="4" w:space="0" w:color="000000"/>
               <w:left w:val="single" w:sz="4" w:space="0" w:color="000000"/>
@@ -4776,33 +4960,31 @@
           </w:tcPr>
           <w:p>
             <w:pPr>
-              <w:pStyle w:val="Normal"/>
-              <w:widowControl/>
-              <w:suppressAutoHyphens w:val="true"/>
-              <w:spacing w:lineRule="auto" w:line="192" w:before="0" w:after="0"/>
-              <w:jc w:val="center"/>
+              <w:pStyle w:val="TableContents"/>
+              <w:suppressAutoHyphens w:val="true"/>
+              <w:spacing w:before="0" w:after="0"/>
+              <w:jc w:val="right"/>
               <w:cnfStyle w:val="000000100000" w:firstRow="0" w:lastRow="0" w:firstColumn="0" w:lastColumn="0" w:oddVBand="0" w:evenVBand="0" w:oddHBand="1" w:evenHBand="0" w:firstRowFirstColumn="0" w:firstRowLastColumn="0" w:lastRowFirstColumn="0" w:lastRowLastColumn="0"/>
               <w:rPr>
-                <w:color w:themeColor="accent5" w:themeShade="bf" w:val="31849B"/>
-                <w:sz w:val="20"/>
-              </w:rPr>
-            </w:pPr>
-            <w:r>
-              <w:rPr>
-                <w:rFonts w:cs="B Nazanin" w:ascii="B Nazanin" w:hAnsi="B Nazanin"/>
-                <w:color w:themeColor="text1" w:val="000000"/>
-                <w:kern w:val="0"/>
-                <w:sz w:val="20"/>
-                <w:szCs w:val="20"/>
-                <w:lang w:val="en-US" w:bidi="fa-IR"/>
-              </w:rPr>
-              <w:t>8629530302</w:t>
-            </w:r>
-          </w:p>
-        </w:tc>
-        <w:tc>
-          <w:tcPr>
-            <w:tcW w:w="2552" w:type="dxa"/>
+                <w:color w:val="000000"/>
+              </w:rPr>
+            </w:pPr>
+            <w:r>
+              <w:rPr>
+                <w:rFonts w:cs="B Nazanin" w:ascii="B Nazanin" w:hAnsi="B Nazanin"/>
+                <w:color w:val="000000"/>
+                <w:kern w:val="0"/>
+                <w:sz w:val="20"/>
+                <w:szCs w:val="20"/>
+                <w:lang w:val="en-US" w:bidi="fa-IR"/>
+              </w:rPr>
+              <w:t>1001442605322</w:t>
+            </w:r>
+          </w:p>
+        </w:tc>
+        <w:tc>
+          <w:tcPr>
+            <w:tcW w:w="2837" w:type="dxa"/>
             <w:tcBorders>
               <w:top w:val="single" w:sz="4" w:space="0" w:color="000000"/>
               <w:left w:val="single" w:sz="4" w:space="0" w:color="000000"/>
@@ -4814,27 +4996,25 @@
           </w:tcPr>
           <w:p>
             <w:pPr>
-              <w:pStyle w:val="Normal"/>
-              <w:widowControl/>
-              <w:suppressAutoHyphens w:val="true"/>
-              <w:spacing w:lineRule="auto" w:line="192" w:before="0" w:after="0"/>
-              <w:jc w:val="center"/>
+              <w:pStyle w:val="TableContents"/>
+              <w:suppressAutoHyphens w:val="true"/>
+              <w:spacing w:before="0" w:after="0"/>
+              <w:jc w:val="right"/>
               <w:cnfStyle w:val="000000100000" w:firstRow="0" w:lastRow="0" w:firstColumn="0" w:lastColumn="0" w:oddVBand="0" w:evenVBand="0" w:oddHBand="1" w:evenHBand="0" w:firstRowFirstColumn="0" w:firstRowLastColumn="0" w:lastRowFirstColumn="0" w:lastRowLastColumn="0"/>
               <w:rPr>
-                <w:color w:themeColor="accent5" w:themeShade="bf" w:val="31849B"/>
-                <w:sz w:val="20"/>
-              </w:rPr>
-            </w:pPr>
-            <w:r>
-              <w:rPr>
-                <w:rFonts w:cs="B Nazanin" w:ascii="B Nazanin" w:hAnsi="B Nazanin"/>
-                <w:color w:themeColor="text1" w:val="000000"/>
-                <w:kern w:val="0"/>
-                <w:sz w:val="20"/>
-                <w:szCs w:val="20"/>
-                <w:lang w:val="en-US" w:bidi="fa-IR"/>
-              </w:rPr>
-              <w:t>IR420120020000008629530302</w:t>
+                <w:color w:val="000000"/>
+              </w:rPr>
+            </w:pPr>
+            <w:r>
+              <w:rPr>
+                <w:rFonts w:cs="B Nazanin" w:ascii="B Nazanin" w:hAnsi="B Nazanin"/>
+                <w:color w:val="000000"/>
+                <w:kern w:val="0"/>
+                <w:sz w:val="20"/>
+                <w:szCs w:val="20"/>
+                <w:lang w:val="en-US" w:bidi="fa-IR"/>
+              </w:rPr>
+              <w:t>IR600150000001001442605322</w:t>
             </w:r>
           </w:p>
         </w:tc>
@@ -4845,7 +5025,7 @@
         </w:trPr>
         <w:tc>
           <w:tcPr>
-            <w:tcW w:w="526" w:type="dxa"/>
+            <w:tcW w:w="479" w:type="dxa"/>
             <w:cnfStyle w:val="001000000000" w:firstRow="0" w:lastRow="0" w:firstColumn="1" w:lastColumn="0" w:oddVBand="0" w:evenVBand="0" w:oddHBand="0" w:evenHBand="0" w:firstRowFirstColumn="0" w:firstRowLastColumn="0" w:lastRowFirstColumn="0" w:lastRowLastColumn="0"/>
             <w:tcBorders>
               <w:top w:val="single" w:sz="4" w:space="0" w:color="000000"/>
@@ -4857,25 +5037,22 @@
           </w:tcPr>
           <w:p>
             <w:pPr>
-              <w:pStyle w:val="Normal"/>
-              <w:widowControl/>
-              <w:suppressAutoHyphens w:val="true"/>
-              <w:spacing w:lineRule="auto" w:line="192" w:before="0" w:after="0"/>
+              <w:pStyle w:val="TableContents"/>
+              <w:suppressAutoHyphens w:val="true"/>
+              <w:spacing w:before="0" w:after="0"/>
               <w:jc w:val="center"/>
               <w:rPr>
-                <w:rFonts w:ascii="B Nazanin" w:hAnsi="B Nazanin" w:cs="B Nazanin"/>
-                <w:b w:val="false"/>
-                <w:bCs w:val="false"/>
-                <w:sz w:val="20"/>
-                <w:szCs w:val="20"/>
-              </w:rPr>
-            </w:pPr>
-            <w:r>
-              <w:rPr>
-                <w:rFonts w:cs="B Nazanin" w:ascii="B Nazanin" w:hAnsi="B Nazanin"/>
-                <w:b w:val="false"/>
-                <w:bCs w:val="false"/>
-                <w:color w:themeColor="text1" w:val="000000"/>
+                <w:b/>
+                <w:bCs/>
+                <w:color w:val="000000"/>
+              </w:rPr>
+            </w:pPr>
+            <w:r>
+              <w:rPr>
+                <w:rFonts w:cs="B Nazanin" w:ascii="B Nazanin" w:hAnsi="B Nazanin"/>
+                <w:b/>
+                <w:bCs/>
+                <w:color w:val="000000"/>
                 <w:kern w:val="0"/>
                 <w:sz w:val="20"/>
                 <w:szCs w:val="20"/>
@@ -4887,7 +5064,7 @@
         </w:tc>
         <w:tc>
           <w:tcPr>
-            <w:tcW w:w="962" w:type="dxa"/>
+            <w:tcW w:w="885" w:type="dxa"/>
             <w:tcBorders>
               <w:top w:val="single" w:sz="4" w:space="0" w:color="000000"/>
               <w:left w:val="single" w:sz="4" w:space="0" w:color="000000"/>
@@ -4898,35 +5075,33 @@
           </w:tcPr>
           <w:p>
             <w:pPr>
-              <w:pStyle w:val="Normal"/>
-              <w:widowControl/>
-              <w:suppressAutoHyphens w:val="true"/>
-              <w:spacing w:lineRule="auto" w:line="192" w:before="0" w:after="0"/>
+              <w:pStyle w:val="TableContents"/>
+              <w:suppressAutoHyphens w:val="true"/>
+              <w:spacing w:before="0" w:after="0"/>
               <w:jc w:val="center"/>
               <w:cnfStyle w:val="000000000000" w:firstRow="0" w:lastRow="0" w:firstColumn="0" w:lastColumn="0" w:oddVBand="0" w:evenVBand="0" w:oddHBand="0" w:evenHBand="0" w:firstRowFirstColumn="0" w:firstRowLastColumn="0" w:lastRowFirstColumn="0" w:lastRowLastColumn="0"/>
               <w:rPr>
-                <w:color w:themeColor="accent5" w:themeShade="bf" w:val="31849B"/>
-                <w:sz w:val="20"/>
-              </w:rPr>
-            </w:pPr>
-            <w:r>
-              <w:rPr>
-                <w:rFonts w:ascii="B Nazanin" w:hAnsi="B Nazanin" w:cs="B Nazanin"/>
-                <w:color w:themeColor="text1" w:val="000000"/>
-                <w:kern w:val="0"/>
-                <w:sz w:val="20"/>
-                <w:sz w:val="20"/>
-                <w:szCs w:val="20"/>
-                <w:rtl w:val="true"/>
-                <w:lang w:val="en-US" w:bidi="fa-IR"/>
-              </w:rPr>
-              <w:t>ملت</w:t>
-            </w:r>
-          </w:p>
-        </w:tc>
-        <w:tc>
-          <w:tcPr>
-            <w:tcW w:w="1800" w:type="dxa"/>
+                <w:color w:val="000000"/>
+              </w:rPr>
+            </w:pPr>
+            <w:r>
+              <w:rPr>
+                <w:rFonts w:ascii="B Nazanin" w:hAnsi="B Nazanin" w:cs="B Nazanin"/>
+                <w:color w:val="000000"/>
+                <w:kern w:val="0"/>
+                <w:sz w:val="20"/>
+                <w:sz w:val="20"/>
+                <w:szCs w:val="20"/>
+                <w:rtl w:val="true"/>
+                <w:lang w:val="en-US" w:bidi="fa-IR"/>
+              </w:rPr>
+              <w:t>پارسیان</w:t>
+            </w:r>
+          </w:p>
+        </w:tc>
+        <w:tc>
+          <w:tcPr>
+            <w:tcW w:w="1872" w:type="dxa"/>
             <w:tcBorders>
               <w:top w:val="single" w:sz="4" w:space="0" w:color="000000"/>
               <w:left w:val="single" w:sz="4" w:space="0" w:color="000000"/>
@@ -4937,35 +5112,70 @@
           </w:tcPr>
           <w:p>
             <w:pPr>
-              <w:pStyle w:val="Normal"/>
-              <w:widowControl/>
-              <w:suppressAutoHyphens w:val="true"/>
-              <w:spacing w:lineRule="auto" w:line="192" w:before="0" w:after="0"/>
+              <w:pStyle w:val="TableContents"/>
+              <w:suppressAutoHyphens w:val="true"/>
+              <w:spacing w:before="0" w:after="0"/>
               <w:jc w:val="center"/>
               <w:cnfStyle w:val="000000000000" w:firstRow="0" w:lastRow="0" w:firstColumn="0" w:lastColumn="0" w:oddVBand="0" w:evenVBand="0" w:oddHBand="0" w:evenHBand="0" w:firstRowFirstColumn="0" w:firstRowLastColumn="0" w:lastRowFirstColumn="0" w:lastRowLastColumn="0"/>
               <w:rPr>
-                <w:color w:themeColor="accent5" w:themeShade="bf" w:val="31849B"/>
-                <w:sz w:val="20"/>
-              </w:rPr>
-            </w:pPr>
-            <w:r>
-              <w:rPr>
-                <w:rFonts w:ascii="B Nazanin" w:hAnsi="B Nazanin" w:cs="B Nazanin"/>
-                <w:color w:themeColor="text1" w:val="000000"/>
-                <w:kern w:val="0"/>
-                <w:sz w:val="20"/>
-                <w:sz w:val="20"/>
-                <w:szCs w:val="20"/>
-                <w:rtl w:val="true"/>
-                <w:lang w:val="en-US" w:bidi="fa-IR"/>
-              </w:rPr>
-              <w:t>مصطفی خمینی رفسنجان</w:t>
-            </w:r>
-          </w:p>
-        </w:tc>
-        <w:tc>
-          <w:tcPr>
-            <w:tcW w:w="900" w:type="dxa"/>
+                <w:color w:val="000000"/>
+              </w:rPr>
+            </w:pPr>
+            <w:r>
+              <w:rPr>
+                <w:rFonts w:ascii="B Nazanin" w:hAnsi="B Nazanin" w:cs="B Nazanin"/>
+                <w:color w:val="000000"/>
+                <w:kern w:val="0"/>
+                <w:sz w:val="20"/>
+                <w:sz w:val="20"/>
+                <w:szCs w:val="20"/>
+                <w:rtl w:val="true"/>
+                <w:lang w:val="en-US" w:bidi="fa-IR"/>
+              </w:rPr>
+              <w:t>رفسنجان</w:t>
+            </w:r>
+          </w:p>
+        </w:tc>
+        <w:tc>
+          <w:tcPr>
+            <w:tcW w:w="662" w:type="dxa"/>
+            <w:tcBorders>
+              <w:top w:val="single" w:sz="4" w:space="0" w:color="000000"/>
+              <w:left w:val="single" w:sz="4" w:space="0" w:color="000000"/>
+              <w:bottom w:val="single" w:sz="4" w:space="0" w:color="000000"/>
+              <w:right w:val="nil"/>
+            </w:tcBorders>
+            <w:vAlign w:val="center"/>
+          </w:tcPr>
+          <w:p>
+            <w:pPr>
+              <w:pStyle w:val="TableContents"/>
+              <w:suppressAutoHyphens w:val="true"/>
+              <w:spacing w:before="0" w:after="0"/>
+              <w:jc w:val="center"/>
+              <w:cnfStyle w:val="000000000000" w:firstRow="0" w:lastRow="0" w:firstColumn="0" w:lastColumn="0" w:oddVBand="0" w:evenVBand="0" w:oddHBand="0" w:evenHBand="0" w:firstRowFirstColumn="0" w:firstRowLastColumn="0" w:lastRowFirstColumn="0" w:lastRowLastColumn="0"/>
+              <w:rPr>
+                <w:color w:val="000000"/>
+              </w:rPr>
+            </w:pPr>
+            <w:r>
+              <w:rPr>
+                <w:rFonts w:ascii="B Nazanin" w:hAnsi="B Nazanin" w:cs="B Nazanin"/>
+                <w:color w:val="000000"/>
+                <w:kern w:val="0"/>
+                <w:sz w:val="20"/>
+                <w:sz w:val="20"/>
+                <w:szCs w:val="20"/>
+                <w:rtl w:val="true"/>
+                <w:lang w:val="en-US" w:bidi="fa-IR"/>
+              </w:rPr>
+              <w:t>رفسنجان</w:t>
+            </w:r>
+          </w:p>
+        </w:tc>
+        <w:tc>
+          <w:tcPr>
+            <w:tcW w:w="763" w:type="dxa"/>
             <w:tcBorders>
               <w:top w:val="single" w:sz="4" w:space="0" w:color="000000"/>
               <w:left w:val="single" w:sz="4" w:space="0" w:color="000000"/>
@@ -4976,33 +5186,31 @@
           </w:tcPr>
           <w:p>
             <w:pPr>
-              <w:pStyle w:val="Normal"/>
-              <w:widowControl/>
-              <w:suppressAutoHyphens w:val="true"/>
-              <w:spacing w:lineRule="auto" w:line="192" w:before="0" w:after="0"/>
+              <w:pStyle w:val="TableContents"/>
+              <w:suppressAutoHyphens w:val="true"/>
+              <w:spacing w:before="0" w:after="0"/>
               <w:jc w:val="center"/>
               <w:cnfStyle w:val="000000000000" w:firstRow="0" w:lastRow="0" w:firstColumn="0" w:lastColumn="0" w:oddVBand="0" w:evenVBand="0" w:oddHBand="0" w:evenHBand="0" w:firstRowFirstColumn="0" w:firstRowLastColumn="0" w:lastRowFirstColumn="0" w:lastRowLastColumn="0"/>
               <w:rPr>
-                <w:color w:themeColor="accent5" w:themeShade="bf" w:val="31849B"/>
-                <w:sz w:val="20"/>
-              </w:rPr>
-            </w:pPr>
-            <w:r>
-              <w:rPr>
-                <w:rFonts w:cs="B Nazanin" w:ascii="B Nazanin" w:hAnsi="B Nazanin"/>
-                <w:color w:themeColor="text1" w:val="000000"/>
-                <w:kern w:val="0"/>
-                <w:sz w:val="20"/>
-                <w:szCs w:val="20"/>
-                <w:lang w:val="en-US" w:bidi="fa-IR"/>
-              </w:rPr>
-              <w:t>44867</w:t>
-            </w:r>
-          </w:p>
-        </w:tc>
-        <w:tc>
-          <w:tcPr>
-            <w:tcW w:w="1441" w:type="dxa"/>
+                <w:color w:val="000000"/>
+              </w:rPr>
+            </w:pPr>
+            <w:r>
+              <w:rPr>
+                <w:rFonts w:cs="B Nazanin" w:ascii="B Nazanin" w:hAnsi="B Nazanin"/>
+                <w:color w:val="000000"/>
+                <w:kern w:val="0"/>
+                <w:sz w:val="20"/>
+                <w:szCs w:val="20"/>
+                <w:lang w:val="en-US" w:bidi="fa-IR"/>
+              </w:rPr>
+              <w:t>2031</w:t>
+            </w:r>
+          </w:p>
+        </w:tc>
+        <w:tc>
+          <w:tcPr>
+            <w:tcW w:w="1066" w:type="dxa"/>
             <w:tcBorders>
               <w:top w:val="single" w:sz="4" w:space="0" w:color="000000"/>
               <w:left w:val="single" w:sz="4" w:space="0" w:color="000000"/>
@@ -5013,35 +5221,33 @@
           </w:tcPr>
           <w:p>
             <w:pPr>
-              <w:pStyle w:val="Normal"/>
-              <w:widowControl/>
-              <w:suppressAutoHyphens w:val="true"/>
-              <w:spacing w:lineRule="auto" w:line="192" w:before="0" w:after="0"/>
+              <w:pStyle w:val="TableContents"/>
+              <w:suppressAutoHyphens w:val="true"/>
+              <w:spacing w:before="0" w:after="0"/>
               <w:jc w:val="center"/>
               <w:cnfStyle w:val="000000000000" w:firstRow="0" w:lastRow="0" w:firstColumn="0" w:lastColumn="0" w:oddVBand="0" w:evenVBand="0" w:oddHBand="0" w:evenHBand="0" w:firstRowFirstColumn="0" w:firstRowLastColumn="0" w:lastRowFirstColumn="0" w:lastRowLastColumn="0"/>
               <w:rPr>
-                <w:color w:themeColor="accent5" w:themeShade="bf" w:val="31849B"/>
-                <w:sz w:val="20"/>
-              </w:rPr>
-            </w:pPr>
-            <w:r>
-              <w:rPr>
-                <w:rFonts w:ascii="B Nazanin" w:hAnsi="B Nazanin" w:cs="B Nazanin"/>
-                <w:color w:themeColor="text1" w:val="000000"/>
-                <w:kern w:val="0"/>
-                <w:sz w:val="20"/>
-                <w:sz w:val="20"/>
-                <w:szCs w:val="20"/>
-                <w:rtl w:val="true"/>
-                <w:lang w:val="en-US" w:bidi="fa-IR"/>
-              </w:rPr>
-              <w:t>سپرده</w:t>
-            </w:r>
-          </w:p>
-        </w:tc>
-        <w:tc>
-          <w:tcPr>
-            <w:tcW w:w="1886" w:type="dxa"/>
+                <w:color w:val="000000"/>
+              </w:rPr>
+            </w:pPr>
+            <w:r>
+              <w:rPr>
+                <w:rFonts w:ascii="B Nazanin" w:hAnsi="B Nazanin" w:cs="B Nazanin"/>
+                <w:color w:val="000000"/>
+                <w:kern w:val="0"/>
+                <w:sz w:val="20"/>
+                <w:sz w:val="20"/>
+                <w:szCs w:val="20"/>
+                <w:rtl w:val="true"/>
+                <w:lang w:val="en-US" w:bidi="fa-IR"/>
+              </w:rPr>
+              <w:t>جاری</w:t>
+            </w:r>
+          </w:p>
+        </w:tc>
+        <w:tc>
+          <w:tcPr>
+            <w:tcW w:w="1858" w:type="dxa"/>
             <w:tcBorders>
               <w:top w:val="single" w:sz="4" w:space="0" w:color="000000"/>
               <w:left w:val="single" w:sz="4" w:space="0" w:color="000000"/>
@@ -5052,33 +5258,31 @@
           </w:tcPr>
           <w:p>
             <w:pPr>
-              <w:pStyle w:val="Normal"/>
-              <w:widowControl/>
-              <w:suppressAutoHyphens w:val="true"/>
-              <w:spacing w:lineRule="auto" w:line="192" w:before="0" w:after="0"/>
-              <w:jc w:val="center"/>
+              <w:pStyle w:val="TableContents"/>
+              <w:suppressAutoHyphens w:val="true"/>
+              <w:spacing w:before="0" w:after="0"/>
+              <w:jc w:val="right"/>
               <w:cnfStyle w:val="000000000000" w:firstRow="0" w:lastRow="0" w:firstColumn="0" w:lastColumn="0" w:oddVBand="0" w:evenVBand="0" w:oddHBand="0" w:evenHBand="0" w:firstRowFirstColumn="0" w:firstRowLastColumn="0" w:lastRowFirstColumn="0" w:lastRowLastColumn="0"/>
               <w:rPr>
-                <w:color w:themeColor="accent5" w:themeShade="bf" w:val="31849B"/>
-                <w:sz w:val="20"/>
-              </w:rPr>
-            </w:pPr>
-            <w:r>
-              <w:rPr>
-                <w:rFonts w:cs="B Nazanin" w:ascii="B Nazanin" w:hAnsi="B Nazanin"/>
-                <w:color w:themeColor="text1" w:val="000000"/>
-                <w:kern w:val="0"/>
-                <w:sz w:val="20"/>
-                <w:szCs w:val="20"/>
-                <w:lang w:val="en-US" w:bidi="fa-IR"/>
-              </w:rPr>
-              <w:t>8629545431</w:t>
-            </w:r>
-          </w:p>
-        </w:tc>
-        <w:tc>
-          <w:tcPr>
-            <w:tcW w:w="2552" w:type="dxa"/>
+                <w:color w:val="000000"/>
+              </w:rPr>
+            </w:pPr>
+            <w:r>
+              <w:rPr>
+                <w:rFonts w:cs="B Nazanin" w:ascii="B Nazanin" w:hAnsi="B Nazanin"/>
+                <w:color w:val="000000"/>
+                <w:kern w:val="0"/>
+                <w:sz w:val="20"/>
+                <w:szCs w:val="20"/>
+                <w:lang w:val="en-US" w:bidi="fa-IR"/>
+              </w:rPr>
+              <w:t>20101604243600</w:t>
+            </w:r>
+          </w:p>
+        </w:tc>
+        <w:tc>
+          <w:tcPr>
+            <w:tcW w:w="2837" w:type="dxa"/>
             <w:tcBorders>
               <w:top w:val="single" w:sz="4" w:space="0" w:color="000000"/>
               <w:left w:val="single" w:sz="4" w:space="0" w:color="000000"/>
@@ -5089,27 +5293,25 @@
           </w:tcPr>
           <w:p>
             <w:pPr>
-              <w:pStyle w:val="Normal"/>
-              <w:widowControl/>
-              <w:suppressAutoHyphens w:val="true"/>
-              <w:spacing w:lineRule="auto" w:line="192" w:before="0" w:after="0"/>
-              <w:jc w:val="center"/>
+              <w:pStyle w:val="TableContents"/>
+              <w:suppressAutoHyphens w:val="true"/>
+              <w:spacing w:before="0" w:after="0"/>
+              <w:jc w:val="right"/>
               <w:cnfStyle w:val="000000000000" w:firstRow="0" w:lastRow="0" w:firstColumn="0" w:lastColumn="0" w:oddVBand="0" w:evenVBand="0" w:oddHBand="0" w:evenHBand="0" w:firstRowFirstColumn="0" w:firstRowLastColumn="0" w:lastRowFirstColumn="0" w:lastRowLastColumn="0"/>
               <w:rPr>
-                <w:color w:themeColor="accent5" w:themeShade="bf" w:val="31849B"/>
-                <w:sz w:val="20"/>
-              </w:rPr>
-            </w:pPr>
-            <w:r>
-              <w:rPr>
-                <w:rFonts w:cs="B Nazanin" w:ascii="B Nazanin" w:hAnsi="B Nazanin"/>
-                <w:color w:themeColor="text1" w:val="000000"/>
-                <w:kern w:val="0"/>
-                <w:sz w:val="20"/>
-                <w:szCs w:val="20"/>
-                <w:lang w:val="en-US" w:bidi="fa-IR"/>
-              </w:rPr>
-              <w:t>IR260120020000008629545431</w:t>
+                <w:color w:val="000000"/>
+              </w:rPr>
+            </w:pPr>
+            <w:r>
+              <w:rPr>
+                <w:rFonts w:cs="B Nazanin" w:ascii="B Nazanin" w:hAnsi="B Nazanin"/>
+                <w:color w:val="000000"/>
+                <w:kern w:val="0"/>
+                <w:sz w:val="20"/>
+                <w:szCs w:val="20"/>
+                <w:lang w:val="en-US" w:bidi="fa-IR"/>
+              </w:rPr>
+              <w:t>IR740540203120101604243600</w:t>
             </w:r>
           </w:p>
         </w:tc>
@@ -5121,7 +5323,7 @@
         </w:trPr>
         <w:tc>
           <w:tcPr>
-            <w:tcW w:w="526" w:type="dxa"/>
+            <w:tcW w:w="479" w:type="dxa"/>
             <w:cnfStyle w:val="001000000000" w:firstRow="0" w:lastRow="0" w:firstColumn="1" w:lastColumn="0" w:oddVBand="0" w:evenVBand="0" w:oddHBand="0" w:evenHBand="0" w:firstRowFirstColumn="0" w:firstRowLastColumn="0" w:lastRowFirstColumn="0" w:lastRowLastColumn="0"/>
             <w:tcBorders>
               <w:top w:val="single" w:sz="4" w:space="0" w:color="000000"/>
@@ -5134,29 +5336,22 @@
           </w:tcPr>
           <w:p>
             <w:pPr>
-              <w:pStyle w:val="Normal"/>
-              <w:widowControl/>
-              <w:tabs>
-                <w:tab w:val="clear" w:pos="720"/>
-                <w:tab w:val="center" w:pos="140" w:leader="none"/>
-              </w:tabs>
-              <w:suppressAutoHyphens w:val="true"/>
-              <w:spacing w:lineRule="auto" w:line="192" w:before="0" w:after="0"/>
+              <w:pStyle w:val="TableContents"/>
+              <w:suppressAutoHyphens w:val="true"/>
+              <w:spacing w:before="0" w:after="0"/>
               <w:jc w:val="center"/>
               <w:rPr>
-                <w:rFonts w:ascii="B Nazanin" w:hAnsi="B Nazanin" w:cs="B Nazanin"/>
-                <w:b w:val="false"/>
-                <w:bCs w:val="false"/>
-                <w:sz w:val="20"/>
-                <w:szCs w:val="20"/>
-              </w:rPr>
-            </w:pPr>
-            <w:r>
-              <w:rPr>
-                <w:rFonts w:cs="B Nazanin" w:ascii="B Nazanin" w:hAnsi="B Nazanin"/>
-                <w:b w:val="false"/>
-                <w:bCs w:val="false"/>
-                <w:color w:themeColor="text1" w:val="000000"/>
+                <w:b/>
+                <w:bCs/>
+                <w:color w:val="000000"/>
+              </w:rPr>
+            </w:pPr>
+            <w:r>
+              <w:rPr>
+                <w:rFonts w:cs="B Nazanin" w:ascii="B Nazanin" w:hAnsi="B Nazanin"/>
+                <w:b/>
+                <w:bCs/>
+                <w:color w:val="000000"/>
                 <w:kern w:val="0"/>
                 <w:sz w:val="20"/>
                 <w:szCs w:val="20"/>
@@ -5168,7 +5363,7 @@
         </w:tc>
         <w:tc>
           <w:tcPr>
-            <w:tcW w:w="962" w:type="dxa"/>
+            <w:tcW w:w="885" w:type="dxa"/>
             <w:tcBorders>
               <w:top w:val="single" w:sz="4" w:space="0" w:color="000000"/>
               <w:left w:val="single" w:sz="4" w:space="0" w:color="000000"/>
@@ -5180,35 +5375,33 @@
           </w:tcPr>
           <w:p>
             <w:pPr>
-              <w:pStyle w:val="Normal"/>
-              <w:widowControl/>
-              <w:suppressAutoHyphens w:val="true"/>
-              <w:spacing w:lineRule="auto" w:line="192" w:before="0" w:after="0"/>
+              <w:pStyle w:val="TableContents"/>
+              <w:suppressAutoHyphens w:val="true"/>
+              <w:spacing w:before="0" w:after="0"/>
               <w:jc w:val="center"/>
               <w:cnfStyle w:val="000000100000" w:firstRow="0" w:lastRow="0" w:firstColumn="0" w:lastColumn="0" w:oddVBand="0" w:evenVBand="0" w:oddHBand="1" w:evenHBand="0" w:firstRowFirstColumn="0" w:firstRowLastColumn="0" w:lastRowFirstColumn="0" w:lastRowLastColumn="0"/>
               <w:rPr>
-                <w:color w:themeColor="accent5" w:themeShade="bf" w:val="31849B"/>
-                <w:sz w:val="20"/>
-              </w:rPr>
-            </w:pPr>
-            <w:r>
-              <w:rPr>
-                <w:rFonts w:ascii="B Nazanin" w:hAnsi="B Nazanin" w:cs="B Nazanin"/>
-                <w:color w:themeColor="text1" w:val="000000"/>
-                <w:kern w:val="0"/>
-                <w:sz w:val="20"/>
-                <w:sz w:val="20"/>
-                <w:szCs w:val="20"/>
-                <w:rtl w:val="true"/>
-                <w:lang w:val="en-US" w:bidi="fa-IR"/>
-              </w:rPr>
-              <w:t>سپه</w:t>
-            </w:r>
-          </w:p>
-        </w:tc>
-        <w:tc>
-          <w:tcPr>
-            <w:tcW w:w="1800" w:type="dxa"/>
+                <w:color w:val="000000"/>
+              </w:rPr>
+            </w:pPr>
+            <w:r>
+              <w:rPr>
+                <w:rFonts w:ascii="B Nazanin" w:hAnsi="B Nazanin" w:cs="B Nazanin"/>
+                <w:color w:val="000000"/>
+                <w:kern w:val="0"/>
+                <w:sz w:val="20"/>
+                <w:sz w:val="20"/>
+                <w:szCs w:val="20"/>
+                <w:rtl w:val="true"/>
+                <w:lang w:val="en-US" w:bidi="fa-IR"/>
+              </w:rPr>
+              <w:t>دی</w:t>
+            </w:r>
+          </w:p>
+        </w:tc>
+        <w:tc>
+          <w:tcPr>
+            <w:tcW w:w="1872" w:type="dxa"/>
             <w:tcBorders>
               <w:top w:val="single" w:sz="4" w:space="0" w:color="000000"/>
               <w:left w:val="single" w:sz="4" w:space="0" w:color="000000"/>
@@ -5220,35 +5413,71 @@
           </w:tcPr>
           <w:p>
             <w:pPr>
-              <w:pStyle w:val="Normal"/>
-              <w:widowControl/>
-              <w:suppressAutoHyphens w:val="true"/>
-              <w:spacing w:lineRule="auto" w:line="192" w:before="0" w:after="0"/>
+              <w:pStyle w:val="TableContents"/>
+              <w:suppressAutoHyphens w:val="true"/>
+              <w:spacing w:before="0" w:after="0"/>
               <w:jc w:val="center"/>
               <w:cnfStyle w:val="000000100000" w:firstRow="0" w:lastRow="0" w:firstColumn="0" w:lastColumn="0" w:oddVBand="0" w:evenVBand="0" w:oddHBand="1" w:evenHBand="0" w:firstRowFirstColumn="0" w:firstRowLastColumn="0" w:lastRowFirstColumn="0" w:lastRowLastColumn="0"/>
               <w:rPr>
-                <w:color w:themeColor="accent5" w:themeShade="bf" w:val="31849B"/>
-                <w:sz w:val="20"/>
-              </w:rPr>
-            </w:pPr>
-            <w:r>
-              <w:rPr>
-                <w:rFonts w:ascii="B Nazanin" w:hAnsi="B Nazanin" w:cs="B Nazanin"/>
-                <w:color w:themeColor="text1" w:val="000000"/>
-                <w:kern w:val="0"/>
-                <w:sz w:val="20"/>
-                <w:sz w:val="20"/>
-                <w:szCs w:val="20"/>
-                <w:rtl w:val="true"/>
-                <w:lang w:val="en-US" w:bidi="fa-IR"/>
-              </w:rPr>
-              <w:t>میدان ونک</w:t>
-            </w:r>
-          </w:p>
-        </w:tc>
-        <w:tc>
-          <w:tcPr>
-            <w:tcW w:w="900" w:type="dxa"/>
+                <w:color w:val="000000"/>
+              </w:rPr>
+            </w:pPr>
+            <w:r>
+              <w:rPr>
+                <w:rFonts w:ascii="B Nazanin" w:hAnsi="B Nazanin" w:cs="B Nazanin"/>
+                <w:color w:val="000000"/>
+                <w:kern w:val="0"/>
+                <w:sz w:val="20"/>
+                <w:sz w:val="20"/>
+                <w:szCs w:val="20"/>
+                <w:rtl w:val="true"/>
+                <w:lang w:val="en-US" w:bidi="fa-IR"/>
+              </w:rPr>
+              <w:t>کرمان</w:t>
+            </w:r>
+          </w:p>
+        </w:tc>
+        <w:tc>
+          <w:tcPr>
+            <w:tcW w:w="662" w:type="dxa"/>
+            <w:tcBorders>
+              <w:top w:val="single" w:sz="4" w:space="0" w:color="000000"/>
+              <w:left w:val="single" w:sz="4" w:space="0" w:color="000000"/>
+              <w:bottom w:val="single" w:sz="4" w:space="0" w:color="000000"/>
+              <w:right w:val="nil"/>
+            </w:tcBorders>
+            <w:shd w:color="auto" w:fill="DAEEF3" w:themeFill="accent5" w:themeFillTint="33" w:val="clear"/>
+            <w:vAlign w:val="center"/>
+          </w:tcPr>
+          <w:p>
+            <w:pPr>
+              <w:pStyle w:val="TableContents"/>
+              <w:suppressAutoHyphens w:val="true"/>
+              <w:spacing w:before="0" w:after="0"/>
+              <w:jc w:val="center"/>
+              <w:cnfStyle w:val="000000100000" w:firstRow="0" w:lastRow="0" w:firstColumn="0" w:lastColumn="0" w:oddVBand="0" w:evenVBand="0" w:oddHBand="1" w:evenHBand="0" w:firstRowFirstColumn="0" w:firstRowLastColumn="0" w:lastRowFirstColumn="0" w:lastRowLastColumn="0"/>
+              <w:rPr>
+                <w:color w:val="000000"/>
+              </w:rPr>
+            </w:pPr>
+            <w:r>
+              <w:rPr>
+                <w:rFonts w:ascii="B Nazanin" w:hAnsi="B Nazanin" w:cs="B Nazanin"/>
+                <w:color w:val="000000"/>
+                <w:kern w:val="0"/>
+                <w:sz w:val="20"/>
+                <w:sz w:val="20"/>
+                <w:szCs w:val="20"/>
+                <w:rtl w:val="true"/>
+                <w:lang w:val="en-US" w:bidi="fa-IR"/>
+              </w:rPr>
+              <w:t>کرمان</w:t>
+            </w:r>
+          </w:p>
+        </w:tc>
+        <w:tc>
+          <w:tcPr>
+            <w:tcW w:w="763" w:type="dxa"/>
             <w:tcBorders>
               <w:top w:val="single" w:sz="4" w:space="0" w:color="000000"/>
               <w:left w:val="single" w:sz="4" w:space="0" w:color="000000"/>
@@ -5260,33 +5489,31 @@
           </w:tcPr>
           <w:p>
             <w:pPr>
-              <w:pStyle w:val="Normal"/>
-              <w:widowControl/>
-              <w:suppressAutoHyphens w:val="true"/>
-              <w:spacing w:lineRule="auto" w:line="192" w:before="0" w:after="0"/>
+              <w:pStyle w:val="TableContents"/>
+              <w:suppressAutoHyphens w:val="true"/>
+              <w:spacing w:before="0" w:after="0"/>
               <w:jc w:val="center"/>
               <w:cnfStyle w:val="000000100000" w:firstRow="0" w:lastRow="0" w:firstColumn="0" w:lastColumn="0" w:oddVBand="0" w:evenVBand="0" w:oddHBand="1" w:evenHBand="0" w:firstRowFirstColumn="0" w:firstRowLastColumn="0" w:lastRowFirstColumn="0" w:lastRowLastColumn="0"/>
               <w:rPr>
-                <w:color w:themeColor="accent5" w:themeShade="bf" w:val="31849B"/>
-                <w:sz w:val="20"/>
-              </w:rPr>
-            </w:pPr>
-            <w:r>
-              <w:rPr>
-                <w:rFonts w:cs="B Nazanin" w:ascii="B Nazanin" w:hAnsi="B Nazanin"/>
-                <w:color w:themeColor="text1" w:val="000000"/>
-                <w:kern w:val="0"/>
-                <w:sz w:val="20"/>
-                <w:szCs w:val="20"/>
-                <w:lang w:val="en-US" w:bidi="fa-IR"/>
-              </w:rPr>
-              <w:t>1501778</w:t>
-            </w:r>
-          </w:p>
-        </w:tc>
-        <w:tc>
-          <w:tcPr>
-            <w:tcW w:w="1441" w:type="dxa"/>
+                <w:color w:val="000000"/>
+              </w:rPr>
+            </w:pPr>
+            <w:r>
+              <w:rPr>
+                <w:rFonts w:cs="B Nazanin" w:ascii="B Nazanin" w:hAnsi="B Nazanin"/>
+                <w:color w:val="000000"/>
+                <w:kern w:val="0"/>
+                <w:sz w:val="20"/>
+                <w:szCs w:val="20"/>
+                <w:lang w:val="en-US" w:bidi="fa-IR"/>
+              </w:rPr>
+              <w:t>3401</w:t>
+            </w:r>
+          </w:p>
+        </w:tc>
+        <w:tc>
+          <w:tcPr>
+            <w:tcW w:w="1066" w:type="dxa"/>
             <w:tcBorders>
               <w:top w:val="single" w:sz="4" w:space="0" w:color="000000"/>
               <w:left w:val="single" w:sz="4" w:space="0" w:color="000000"/>
@@ -5298,35 +5525,33 @@
           </w:tcPr>
           <w:p>
             <w:pPr>
-              <w:pStyle w:val="Normal"/>
-              <w:widowControl/>
-              <w:suppressAutoHyphens w:val="true"/>
-              <w:spacing w:lineRule="auto" w:line="192" w:before="0" w:after="0"/>
+              <w:pStyle w:val="TableContents"/>
+              <w:suppressAutoHyphens w:val="true"/>
+              <w:spacing w:before="0" w:after="0"/>
               <w:jc w:val="center"/>
               <w:cnfStyle w:val="000000100000" w:firstRow="0" w:lastRow="0" w:firstColumn="0" w:lastColumn="0" w:oddVBand="0" w:evenVBand="0" w:oddHBand="1" w:evenHBand="0" w:firstRowFirstColumn="0" w:firstRowLastColumn="0" w:lastRowFirstColumn="0" w:lastRowLastColumn="0"/>
               <w:rPr>
-                <w:color w:themeColor="accent5" w:themeShade="bf" w:val="31849B"/>
-                <w:sz w:val="20"/>
-              </w:rPr>
-            </w:pPr>
-            <w:r>
-              <w:rPr>
-                <w:rFonts w:ascii="B Nazanin" w:hAnsi="B Nazanin" w:cs="B Nazanin"/>
-                <w:color w:themeColor="text1" w:val="000000"/>
-                <w:kern w:val="0"/>
-                <w:sz w:val="20"/>
-                <w:sz w:val="20"/>
-                <w:szCs w:val="20"/>
-                <w:rtl w:val="true"/>
-                <w:lang w:val="en-US" w:bidi="fa-IR"/>
-              </w:rPr>
-              <w:t>سپرده</w:t>
-            </w:r>
-          </w:p>
-        </w:tc>
-        <w:tc>
-          <w:tcPr>
-            <w:tcW w:w="1886" w:type="dxa"/>
+                <w:color w:val="000000"/>
+              </w:rPr>
+            </w:pPr>
+            <w:r>
+              <w:rPr>
+                <w:rFonts w:ascii="B Nazanin" w:hAnsi="B Nazanin" w:cs="B Nazanin"/>
+                <w:color w:val="000000"/>
+                <w:kern w:val="0"/>
+                <w:sz w:val="20"/>
+                <w:sz w:val="20"/>
+                <w:szCs w:val="20"/>
+                <w:rtl w:val="true"/>
+                <w:lang w:val="en-US" w:bidi="fa-IR"/>
+              </w:rPr>
+              <w:t>جاری</w:t>
+            </w:r>
+          </w:p>
+        </w:tc>
+        <w:tc>
+          <w:tcPr>
+            <w:tcW w:w="1858" w:type="dxa"/>
             <w:tcBorders>
               <w:top w:val="single" w:sz="4" w:space="0" w:color="000000"/>
               <w:left w:val="single" w:sz="4" w:space="0" w:color="000000"/>
@@ -5338,33 +5563,31 @@
           </w:tcPr>
           <w:p>
             <w:pPr>
-              <w:pStyle w:val="Normal"/>
-              <w:widowControl/>
-              <w:suppressAutoHyphens w:val="true"/>
-              <w:spacing w:lineRule="auto" w:line="192" w:before="0" w:after="0"/>
-              <w:jc w:val="center"/>
+              <w:pStyle w:val="TableContents"/>
+              <w:suppressAutoHyphens w:val="true"/>
+              <w:spacing w:before="0" w:after="0"/>
+              <w:jc w:val="right"/>
               <w:cnfStyle w:val="000000100000" w:firstRow="0" w:lastRow="0" w:firstColumn="0" w:lastColumn="0" w:oddVBand="0" w:evenVBand="0" w:oddHBand="1" w:evenHBand="0" w:firstRowFirstColumn="0" w:firstRowLastColumn="0" w:lastRowFirstColumn="0" w:lastRowLastColumn="0"/>
               <w:rPr>
-                <w:color w:themeColor="accent5" w:themeShade="bf" w:val="31849B"/>
-                <w:sz w:val="20"/>
-              </w:rPr>
-            </w:pPr>
-            <w:r>
-              <w:rPr>
-                <w:rFonts w:cs="B Nazanin" w:ascii="B Nazanin" w:hAnsi="B Nazanin"/>
-                <w:color w:themeColor="text1" w:val="000000"/>
-                <w:kern w:val="0"/>
-                <w:sz w:val="20"/>
-                <w:szCs w:val="20"/>
-                <w:lang w:val="en-US" w:bidi="fa-IR"/>
-              </w:rPr>
-              <w:t>1778600079704</w:t>
-            </w:r>
-          </w:p>
-        </w:tc>
-        <w:tc>
-          <w:tcPr>
-            <w:tcW w:w="2552" w:type="dxa"/>
+                <w:color w:val="000000"/>
+              </w:rPr>
+            </w:pPr>
+            <w:r>
+              <w:rPr>
+                <w:rFonts w:cs="B Nazanin" w:ascii="B Nazanin" w:hAnsi="B Nazanin"/>
+                <w:color w:val="000000"/>
+                <w:kern w:val="0"/>
+                <w:sz w:val="20"/>
+                <w:szCs w:val="20"/>
+                <w:lang w:val="en-US" w:bidi="fa-IR"/>
+              </w:rPr>
+              <w:t>0107003614008</w:t>
+            </w:r>
+          </w:p>
+        </w:tc>
+        <w:tc>
+          <w:tcPr>
+            <w:tcW w:w="2837" w:type="dxa"/>
             <w:tcBorders>
               <w:top w:val="single" w:sz="4" w:space="0" w:color="000000"/>
               <w:left w:val="single" w:sz="4" w:space="0" w:color="000000"/>
@@ -5376,27 +5599,25 @@
           </w:tcPr>
           <w:p>
             <w:pPr>
-              <w:pStyle w:val="Normal"/>
-              <w:widowControl/>
-              <w:suppressAutoHyphens w:val="true"/>
-              <w:spacing w:lineRule="auto" w:line="192" w:before="0" w:after="0"/>
-              <w:jc w:val="center"/>
+              <w:pStyle w:val="TableContents"/>
+              <w:suppressAutoHyphens w:val="true"/>
+              <w:spacing w:before="0" w:after="0"/>
+              <w:jc w:val="right"/>
               <w:cnfStyle w:val="000000100000" w:firstRow="0" w:lastRow="0" w:firstColumn="0" w:lastColumn="0" w:oddVBand="0" w:evenVBand="0" w:oddHBand="1" w:evenHBand="0" w:firstRowFirstColumn="0" w:firstRowLastColumn="0" w:lastRowFirstColumn="0" w:lastRowLastColumn="0"/>
               <w:rPr>
-                <w:color w:themeColor="accent5" w:themeShade="bf" w:val="31849B"/>
-                <w:sz w:val="20"/>
-              </w:rPr>
-            </w:pPr>
-            <w:r>
-              <w:rPr>
-                <w:rFonts w:cs="B Nazanin" w:ascii="B Nazanin" w:hAnsi="B Nazanin"/>
-                <w:color w:themeColor="text1" w:val="000000"/>
-                <w:kern w:val="0"/>
-                <w:sz w:val="20"/>
-                <w:szCs w:val="20"/>
-                <w:lang w:val="en-US" w:bidi="fa-IR"/>
-              </w:rPr>
-              <w:t>IR730150000001778600079704</w:t>
+                <w:color w:val="000000"/>
+              </w:rPr>
+            </w:pPr>
+            <w:r>
+              <w:rPr>
+                <w:rFonts w:cs="B Nazanin" w:ascii="B Nazanin" w:hAnsi="B Nazanin"/>
+                <w:color w:val="000000"/>
+                <w:kern w:val="0"/>
+                <w:sz w:val="20"/>
+                <w:szCs w:val="20"/>
+                <w:lang w:val="en-US" w:bidi="fa-IR"/>
+              </w:rPr>
+              <w:t>IR550660000000107003614008</w:t>
             </w:r>
           </w:p>
         </w:tc>
@@ -5407,7 +5628,7 @@
         </w:trPr>
         <w:tc>
           <w:tcPr>
-            <w:tcW w:w="526" w:type="dxa"/>
+            <w:tcW w:w="479" w:type="dxa"/>
             <w:cnfStyle w:val="001000000000" w:firstRow="0" w:lastRow="0" w:firstColumn="1" w:lastColumn="0" w:oddVBand="0" w:evenVBand="0" w:oddHBand="0" w:evenHBand="0" w:firstRowFirstColumn="0" w:firstRowLastColumn="0" w:lastRowFirstColumn="0" w:lastRowLastColumn="0"/>
             <w:tcBorders>
               <w:top w:val="single" w:sz="4" w:space="0" w:color="000000"/>
@@ -5419,26 +5640,22 @@
           </w:tcPr>
           <w:p>
             <w:pPr>
-              <w:pStyle w:val="Normal"/>
-              <w:widowControl/>
-              <w:suppressAutoHyphens w:val="true"/>
-              <w:spacing w:lineRule="auto" w:line="192" w:before="0" w:after="0"/>
+              <w:pStyle w:val="TableContents"/>
+              <w:suppressAutoHyphens w:val="true"/>
+              <w:spacing w:before="0" w:after="0"/>
               <w:jc w:val="center"/>
               <w:rPr>
-                <w:rFonts w:ascii="B Nazanin" w:hAnsi="B Nazanin" w:cs="B Nazanin"/>
-                <w:b w:val="false"/>
-                <w:bCs w:val="false"/>
-                <w:color w:themeColor="text1" w:val="000000"/>
-                <w:sz w:val="20"/>
-                <w:szCs w:val="20"/>
-              </w:rPr>
-            </w:pPr>
-            <w:r>
-              <w:rPr>
-                <w:rFonts w:cs="B Nazanin" w:ascii="B Nazanin" w:hAnsi="B Nazanin"/>
-                <w:b w:val="false"/>
-                <w:bCs w:val="false"/>
-                <w:color w:themeColor="text1" w:val="000000"/>
+                <w:b/>
+                <w:bCs/>
+                <w:color w:val="000000"/>
+              </w:rPr>
+            </w:pPr>
+            <w:r>
+              <w:rPr>
+                <w:rFonts w:cs="B Nazanin" w:ascii="B Nazanin" w:hAnsi="B Nazanin"/>
+                <w:b/>
+                <w:bCs/>
+                <w:color w:val="000000"/>
                 <w:kern w:val="0"/>
                 <w:sz w:val="20"/>
                 <w:szCs w:val="20"/>
@@ -5450,7 +5667,7 @@
         </w:tc>
         <w:tc>
           <w:tcPr>
-            <w:tcW w:w="962" w:type="dxa"/>
+            <w:tcW w:w="885" w:type="dxa"/>
             <w:tcBorders>
               <w:top w:val="single" w:sz="4" w:space="0" w:color="000000"/>
               <w:left w:val="single" w:sz="4" w:space="0" w:color="000000"/>
@@ -5461,37 +5678,33 @@
           </w:tcPr>
           <w:p>
             <w:pPr>
-              <w:pStyle w:val="Normal"/>
-              <w:widowControl/>
-              <w:suppressAutoHyphens w:val="true"/>
-              <w:spacing w:lineRule="auto" w:line="192" w:before="0" w:after="0"/>
+              <w:pStyle w:val="TableContents"/>
+              <w:suppressAutoHyphens w:val="true"/>
+              <w:spacing w:before="0" w:after="0"/>
               <w:jc w:val="center"/>
               <w:cnfStyle w:val="000000000000" w:firstRow="0" w:lastRow="0" w:firstColumn="0" w:lastColumn="0" w:oddVBand="0" w:evenVBand="0" w:oddHBand="0" w:evenHBand="0" w:firstRowFirstColumn="0" w:firstRowLastColumn="0" w:lastRowFirstColumn="0" w:lastRowLastColumn="0"/>
               <w:rPr>
-                <w:rFonts w:ascii="B Nazanin" w:hAnsi="B Nazanin" w:cs="B Nazanin"/>
-                <w:color w:themeColor="text1" w:val="000000"/>
-                <w:sz w:val="20"/>
-                <w:szCs w:val="20"/>
-              </w:rPr>
-            </w:pPr>
-            <w:r>
-              <w:rPr>
-                <w:rFonts w:ascii="B Nazanin" w:hAnsi="B Nazanin" w:cs="B Nazanin"/>
-                <w:color w:themeColor="text1" w:val="000000"/>
-                <w:kern w:val="0"/>
-                <w:sz w:val="20"/>
-                <w:sz w:val="20"/>
-                <w:szCs w:val="20"/>
-                <w:rtl w:val="true"/>
-                <w:lang w:val="en-US" w:bidi="fa-IR"/>
-              </w:rPr>
-              <w:t>صنعت و معدن</w:t>
-            </w:r>
-          </w:p>
-        </w:tc>
-        <w:tc>
-          <w:tcPr>
-            <w:tcW w:w="1800" w:type="dxa"/>
+                <w:color w:val="000000"/>
+              </w:rPr>
+            </w:pPr>
+            <w:r>
+              <w:rPr>
+                <w:rFonts w:ascii="B Nazanin" w:hAnsi="B Nazanin" w:cs="B Nazanin"/>
+                <w:color w:val="000000"/>
+                <w:kern w:val="0"/>
+                <w:sz w:val="20"/>
+                <w:sz w:val="20"/>
+                <w:szCs w:val="20"/>
+                <w:rtl w:val="true"/>
+                <w:lang w:val="en-US" w:bidi="fa-IR"/>
+              </w:rPr>
+              <w:t>دی</w:t>
+            </w:r>
+          </w:p>
+        </w:tc>
+        <w:tc>
+          <w:tcPr>
+            <w:tcW w:w="1872" w:type="dxa"/>
             <w:tcBorders>
               <w:top w:val="single" w:sz="4" w:space="0" w:color="000000"/>
               <w:left w:val="single" w:sz="4" w:space="0" w:color="000000"/>
@@ -5502,37 +5715,70 @@
           </w:tcPr>
           <w:p>
             <w:pPr>
-              <w:pStyle w:val="Normal"/>
-              <w:widowControl/>
-              <w:suppressAutoHyphens w:val="true"/>
-              <w:spacing w:lineRule="auto" w:line="192" w:before="0" w:after="0"/>
+              <w:pStyle w:val="TableContents"/>
+              <w:suppressAutoHyphens w:val="true"/>
+              <w:spacing w:before="0" w:after="0"/>
               <w:jc w:val="center"/>
               <w:cnfStyle w:val="000000000000" w:firstRow="0" w:lastRow="0" w:firstColumn="0" w:lastColumn="0" w:oddVBand="0" w:evenVBand="0" w:oddHBand="0" w:evenHBand="0" w:firstRowFirstColumn="0" w:firstRowLastColumn="0" w:lastRowFirstColumn="0" w:lastRowLastColumn="0"/>
               <w:rPr>
-                <w:rFonts w:ascii="B Nazanin" w:hAnsi="B Nazanin" w:cs="B Nazanin"/>
-                <w:color w:themeColor="text1" w:val="000000"/>
-                <w:sz w:val="20"/>
-                <w:szCs w:val="20"/>
-              </w:rPr>
-            </w:pPr>
-            <w:r>
-              <w:rPr>
-                <w:rFonts w:ascii="B Nazanin" w:hAnsi="B Nazanin" w:cs="B Nazanin"/>
-                <w:color w:themeColor="text1" w:val="000000"/>
-                <w:kern w:val="0"/>
-                <w:sz w:val="20"/>
-                <w:sz w:val="20"/>
-                <w:szCs w:val="20"/>
-                <w:rtl w:val="true"/>
-                <w:lang w:val="en-US" w:bidi="fa-IR"/>
-              </w:rPr>
-              <w:t>فولاد</w:t>
-            </w:r>
-          </w:p>
-        </w:tc>
-        <w:tc>
-          <w:tcPr>
-            <w:tcW w:w="900" w:type="dxa"/>
+                <w:color w:val="000000"/>
+              </w:rPr>
+            </w:pPr>
+            <w:r>
+              <w:rPr>
+                <w:rFonts w:ascii="B Nazanin" w:hAnsi="B Nazanin" w:cs="B Nazanin"/>
+                <w:color w:val="000000"/>
+                <w:kern w:val="0"/>
+                <w:sz w:val="20"/>
+                <w:sz w:val="20"/>
+                <w:szCs w:val="20"/>
+                <w:rtl w:val="true"/>
+                <w:lang w:val="en-US" w:bidi="fa-IR"/>
+              </w:rPr>
+              <w:t>تبریز</w:t>
+            </w:r>
+          </w:p>
+        </w:tc>
+        <w:tc>
+          <w:tcPr>
+            <w:tcW w:w="662" w:type="dxa"/>
+            <w:tcBorders>
+              <w:top w:val="single" w:sz="4" w:space="0" w:color="000000"/>
+              <w:left w:val="single" w:sz="4" w:space="0" w:color="000000"/>
+              <w:bottom w:val="single" w:sz="4" w:space="0" w:color="000000"/>
+              <w:right w:val="nil"/>
+            </w:tcBorders>
+            <w:vAlign w:val="center"/>
+          </w:tcPr>
+          <w:p>
+            <w:pPr>
+              <w:pStyle w:val="TableContents"/>
+              <w:suppressAutoHyphens w:val="true"/>
+              <w:spacing w:before="0" w:after="0"/>
+              <w:jc w:val="center"/>
+              <w:cnfStyle w:val="000000000000" w:firstRow="0" w:lastRow="0" w:firstColumn="0" w:lastColumn="0" w:oddVBand="0" w:evenVBand="0" w:oddHBand="0" w:evenHBand="0" w:firstRowFirstColumn="0" w:firstRowLastColumn="0" w:lastRowFirstColumn="0" w:lastRowLastColumn="0"/>
+              <w:rPr>
+                <w:color w:val="000000"/>
+              </w:rPr>
+            </w:pPr>
+            <w:r>
+              <w:rPr>
+                <w:rFonts w:ascii="B Nazanin" w:hAnsi="B Nazanin" w:cs="B Nazanin"/>
+                <w:color w:val="000000"/>
+                <w:kern w:val="0"/>
+                <w:sz w:val="20"/>
+                <w:sz w:val="20"/>
+                <w:szCs w:val="20"/>
+                <w:rtl w:val="true"/>
+                <w:lang w:val="en-US" w:bidi="fa-IR"/>
+              </w:rPr>
+              <w:t>تبریز</w:t>
+            </w:r>
+          </w:p>
+        </w:tc>
+        <w:tc>
+          <w:tcPr>
+            <w:tcW w:w="763" w:type="dxa"/>
             <w:tcBorders>
               <w:top w:val="single" w:sz="4" w:space="0" w:color="000000"/>
               <w:left w:val="single" w:sz="4" w:space="0" w:color="000000"/>
@@ -5543,35 +5789,31 @@
           </w:tcPr>
           <w:p>
             <w:pPr>
-              <w:pStyle w:val="Normal"/>
-              <w:widowControl/>
-              <w:suppressAutoHyphens w:val="true"/>
-              <w:spacing w:lineRule="auto" w:line="192" w:before="0" w:after="0"/>
+              <w:pStyle w:val="TableContents"/>
+              <w:suppressAutoHyphens w:val="true"/>
+              <w:spacing w:before="0" w:after="0"/>
               <w:jc w:val="center"/>
               <w:cnfStyle w:val="000000000000" w:firstRow="0" w:lastRow="0" w:firstColumn="0" w:lastColumn="0" w:oddVBand="0" w:evenVBand="0" w:oddHBand="0" w:evenHBand="0" w:firstRowFirstColumn="0" w:firstRowLastColumn="0" w:lastRowFirstColumn="0" w:lastRowLastColumn="0"/>
               <w:rPr>
-                <w:rFonts w:ascii="B Nazanin" w:hAnsi="B Nazanin" w:cs="B Nazanin"/>
-                <w:color w:themeColor="text1" w:val="000000"/>
-                <w:sz w:val="20"/>
-                <w:szCs w:val="20"/>
-              </w:rPr>
-            </w:pPr>
-            <w:r>
-              <w:rPr>
-                <w:rFonts w:cs="B Nazanin" w:ascii="B Nazanin" w:hAnsi="B Nazanin"/>
-                <w:color w:themeColor="text1" w:val="000000"/>
-                <w:kern w:val="0"/>
-                <w:sz w:val="20"/>
-                <w:szCs w:val="20"/>
-                <w:lang w:val="en-US" w:bidi="fa-IR"/>
-              </w:rPr>
-              <w:t>0137</w:t>
-            </w:r>
-          </w:p>
-        </w:tc>
-        <w:tc>
-          <w:tcPr>
-            <w:tcW w:w="1441" w:type="dxa"/>
+                <w:color w:val="000000"/>
+              </w:rPr>
+            </w:pPr>
+            <w:r>
+              <w:rPr>
+                <w:rFonts w:cs="B Nazanin" w:ascii="B Nazanin" w:hAnsi="B Nazanin"/>
+                <w:color w:val="000000"/>
+                <w:kern w:val="0"/>
+                <w:sz w:val="20"/>
+                <w:szCs w:val="20"/>
+                <w:lang w:val="en-US" w:bidi="fa-IR"/>
+              </w:rPr>
+              <w:t>4001</w:t>
+            </w:r>
+          </w:p>
+        </w:tc>
+        <w:tc>
+          <w:tcPr>
+            <w:tcW w:w="1066" w:type="dxa"/>
             <w:tcBorders>
               <w:top w:val="single" w:sz="4" w:space="0" w:color="000000"/>
               <w:left w:val="single" w:sz="4" w:space="0" w:color="000000"/>
@@ -5582,37 +5824,33 @@
           </w:tcPr>
           <w:p>
             <w:pPr>
-              <w:pStyle w:val="Normal"/>
-              <w:widowControl/>
-              <w:suppressAutoHyphens w:val="true"/>
-              <w:spacing w:lineRule="auto" w:line="192" w:before="0" w:after="0"/>
+              <w:pStyle w:val="TableContents"/>
+              <w:suppressAutoHyphens w:val="true"/>
+              <w:spacing w:before="0" w:after="0"/>
               <w:jc w:val="center"/>
               <w:cnfStyle w:val="000000000000" w:firstRow="0" w:lastRow="0" w:firstColumn="0" w:lastColumn="0" w:oddVBand="0" w:evenVBand="0" w:oddHBand="0" w:evenHBand="0" w:firstRowFirstColumn="0" w:firstRowLastColumn="0" w:lastRowFirstColumn="0" w:lastRowLastColumn="0"/>
               <w:rPr>
-                <w:rFonts w:ascii="B Nazanin" w:hAnsi="B Nazanin" w:cs="B Nazanin"/>
-                <w:color w:themeColor="text1" w:val="000000"/>
-                <w:sz w:val="20"/>
-                <w:szCs w:val="20"/>
-              </w:rPr>
-            </w:pPr>
-            <w:r>
-              <w:rPr>
-                <w:rFonts w:ascii="B Nazanin" w:hAnsi="B Nazanin" w:cs="B Nazanin"/>
-                <w:color w:themeColor="text1" w:val="000000"/>
-                <w:kern w:val="0"/>
-                <w:sz w:val="20"/>
-                <w:sz w:val="20"/>
-                <w:szCs w:val="20"/>
-                <w:rtl w:val="true"/>
-                <w:lang w:val="en-US" w:bidi="fa-IR"/>
-              </w:rPr>
-              <w:t>سپرده</w:t>
-            </w:r>
-          </w:p>
-        </w:tc>
-        <w:tc>
-          <w:tcPr>
-            <w:tcW w:w="1886" w:type="dxa"/>
+                <w:color w:val="000000"/>
+              </w:rPr>
+            </w:pPr>
+            <w:r>
+              <w:rPr>
+                <w:rFonts w:ascii="B Nazanin" w:hAnsi="B Nazanin" w:cs="B Nazanin"/>
+                <w:color w:val="000000"/>
+                <w:kern w:val="0"/>
+                <w:sz w:val="20"/>
+                <w:sz w:val="20"/>
+                <w:szCs w:val="20"/>
+                <w:rtl w:val="true"/>
+                <w:lang w:val="en-US" w:bidi="fa-IR"/>
+              </w:rPr>
+              <w:t>جاری</w:t>
+            </w:r>
+          </w:p>
+        </w:tc>
+        <w:tc>
+          <w:tcPr>
+            <w:tcW w:w="1858" w:type="dxa"/>
             <w:tcBorders>
               <w:top w:val="single" w:sz="4" w:space="0" w:color="000000"/>
               <w:left w:val="single" w:sz="4" w:space="0" w:color="000000"/>
@@ -5623,35 +5861,31 @@
           </w:tcPr>
           <w:p>
             <w:pPr>
-              <w:pStyle w:val="Normal"/>
-              <w:widowControl/>
-              <w:suppressAutoHyphens w:val="true"/>
-              <w:spacing w:lineRule="auto" w:line="192" w:before="0" w:after="0"/>
-              <w:jc w:val="center"/>
+              <w:pStyle w:val="TableContents"/>
+              <w:suppressAutoHyphens w:val="true"/>
+              <w:spacing w:before="0" w:after="0"/>
+              <w:jc w:val="right"/>
               <w:cnfStyle w:val="000000000000" w:firstRow="0" w:lastRow="0" w:firstColumn="0" w:lastColumn="0" w:oddVBand="0" w:evenVBand="0" w:oddHBand="0" w:evenHBand="0" w:firstRowFirstColumn="0" w:firstRowLastColumn="0" w:lastRowFirstColumn="0" w:lastRowLastColumn="0"/>
               <w:rPr>
-                <w:rFonts w:ascii="B Nazanin" w:hAnsi="B Nazanin" w:cs="B Nazanin"/>
-                <w:color w:themeColor="text1" w:val="000000"/>
-                <w:sz w:val="20"/>
-                <w:szCs w:val="20"/>
-              </w:rPr>
-            </w:pPr>
-            <w:r>
-              <w:rPr>
-                <w:rFonts w:cs="B Nazanin" w:ascii="B Nazanin" w:hAnsi="B Nazanin"/>
-                <w:color w:themeColor="text1" w:val="000000"/>
-                <w:kern w:val="0"/>
-                <w:sz w:val="20"/>
-                <w:szCs w:val="20"/>
-                <w:lang w:val="en-US" w:bidi="fa-IR"/>
-              </w:rPr>
-              <w:t>0203917454001</w:t>
-            </w:r>
-          </w:p>
-        </w:tc>
-        <w:tc>
-          <w:tcPr>
-            <w:tcW w:w="2552" w:type="dxa"/>
+                <w:color w:val="000000"/>
+              </w:rPr>
+            </w:pPr>
+            <w:r>
+              <w:rPr>
+                <w:rFonts w:cs="B Nazanin" w:ascii="B Nazanin" w:hAnsi="B Nazanin"/>
+                <w:color w:val="000000"/>
+                <w:kern w:val="0"/>
+                <w:sz w:val="20"/>
+                <w:szCs w:val="20"/>
+                <w:lang w:val="en-US" w:bidi="fa-IR"/>
+              </w:rPr>
+              <w:t>010700368009</w:t>
+            </w:r>
+          </w:p>
+        </w:tc>
+        <w:tc>
+          <w:tcPr>
+            <w:tcW w:w="2837" w:type="dxa"/>
             <w:tcBorders>
               <w:top w:val="single" w:sz="4" w:space="0" w:color="000000"/>
               <w:left w:val="single" w:sz="4" w:space="0" w:color="000000"/>
@@ -5662,29 +5896,25 @@
           </w:tcPr>
           <w:p>
             <w:pPr>
-              <w:pStyle w:val="Normal"/>
-              <w:widowControl/>
-              <w:suppressAutoHyphens w:val="true"/>
-              <w:spacing w:lineRule="auto" w:line="192" w:before="0" w:after="0"/>
-              <w:jc w:val="center"/>
+              <w:pStyle w:val="TableContents"/>
+              <w:suppressAutoHyphens w:val="true"/>
+              <w:spacing w:before="0" w:after="0"/>
+              <w:jc w:val="right"/>
               <w:cnfStyle w:val="000000000000" w:firstRow="0" w:lastRow="0" w:firstColumn="0" w:lastColumn="0" w:oddVBand="0" w:evenVBand="0" w:oddHBand="0" w:evenHBand="0" w:firstRowFirstColumn="0" w:firstRowLastColumn="0" w:lastRowFirstColumn="0" w:lastRowLastColumn="0"/>
               <w:rPr>
-                <w:rFonts w:ascii="B Nazanin" w:hAnsi="B Nazanin" w:cs="B Nazanin"/>
-                <w:color w:themeColor="text1" w:val="000000"/>
-                <w:sz w:val="20"/>
-                <w:szCs w:val="20"/>
-              </w:rPr>
-            </w:pPr>
-            <w:r>
-              <w:rPr>
-                <w:rFonts w:cs="B Nazanin" w:ascii="B Nazanin" w:hAnsi="B Nazanin"/>
-                <w:color w:themeColor="text1" w:val="000000"/>
-                <w:kern w:val="0"/>
-                <w:sz w:val="20"/>
-                <w:szCs w:val="20"/>
-                <w:lang w:val="en-US" w:bidi="fa-IR"/>
-              </w:rPr>
-              <w:t>IR180110000000203917454001</w:t>
+                <w:color w:val="000000"/>
+              </w:rPr>
+            </w:pPr>
+            <w:r>
+              <w:rPr>
+                <w:rFonts w:cs="B Nazanin" w:ascii="B Nazanin" w:hAnsi="B Nazanin"/>
+                <w:color w:val="000000"/>
+                <w:kern w:val="0"/>
+                <w:sz w:val="20"/>
+                <w:szCs w:val="20"/>
+                <w:lang w:val="en-US" w:bidi="fa-IR"/>
+              </w:rPr>
+              <w:t>IR150660000000107003680009</w:t>
             </w:r>
           </w:p>
         </w:tc>
@@ -5696,7 +5926,7 @@
         </w:trPr>
         <w:tc>
           <w:tcPr>
-            <w:tcW w:w="526" w:type="dxa"/>
+            <w:tcW w:w="479" w:type="dxa"/>
             <w:cnfStyle w:val="001000000000" w:firstRow="0" w:lastRow="0" w:firstColumn="1" w:lastColumn="0" w:oddVBand="0" w:evenVBand="0" w:oddHBand="0" w:evenHBand="0" w:firstRowFirstColumn="0" w:firstRowLastColumn="0" w:lastRowFirstColumn="0" w:lastRowLastColumn="0"/>
             <w:tcBorders>
               <w:top w:val="single" w:sz="4" w:space="0" w:color="000000"/>
@@ -5709,26 +5939,22 @@
           </w:tcPr>
           <w:p>
             <w:pPr>
-              <w:pStyle w:val="Normal"/>
-              <w:widowControl/>
-              <w:suppressAutoHyphens w:val="true"/>
-              <w:spacing w:lineRule="auto" w:line="192" w:before="0" w:after="0"/>
+              <w:pStyle w:val="TableContents"/>
+              <w:suppressAutoHyphens w:val="true"/>
+              <w:spacing w:before="0" w:after="0"/>
               <w:jc w:val="center"/>
               <w:rPr>
-                <w:rFonts w:ascii="B Nazanin" w:hAnsi="B Nazanin" w:cs="B Nazanin"/>
-                <w:b w:val="false"/>
-                <w:bCs w:val="false"/>
-                <w:color w:themeColor="text1" w:val="000000"/>
-                <w:sz w:val="20"/>
-                <w:szCs w:val="20"/>
-              </w:rPr>
-            </w:pPr>
-            <w:r>
-              <w:rPr>
-                <w:rFonts w:cs="B Nazanin" w:ascii="B Nazanin" w:hAnsi="B Nazanin"/>
-                <w:b w:val="false"/>
-                <w:bCs w:val="false"/>
-                <w:color w:themeColor="text1" w:val="000000"/>
+                <w:b/>
+                <w:bCs/>
+                <w:color w:val="000000"/>
+              </w:rPr>
+            </w:pPr>
+            <w:r>
+              <w:rPr>
+                <w:rFonts w:cs="B Nazanin" w:ascii="B Nazanin" w:hAnsi="B Nazanin"/>
+                <w:b/>
+                <w:bCs/>
+                <w:color w:val="000000"/>
                 <w:kern w:val="0"/>
                 <w:sz w:val="20"/>
                 <w:szCs w:val="20"/>
@@ -5740,7 +5966,7 @@
         </w:tc>
         <w:tc>
           <w:tcPr>
-            <w:tcW w:w="962" w:type="dxa"/>
+            <w:tcW w:w="885" w:type="dxa"/>
             <w:tcBorders>
               <w:top w:val="single" w:sz="4" w:space="0" w:color="000000"/>
               <w:left w:val="single" w:sz="4" w:space="0" w:color="000000"/>
@@ -5752,35 +5978,33 @@
           </w:tcPr>
           <w:p>
             <w:pPr>
-              <w:pStyle w:val="Normal"/>
-              <w:widowControl/>
-              <w:suppressAutoHyphens w:val="true"/>
-              <w:spacing w:lineRule="auto" w:line="192" w:before="0" w:after="0"/>
+              <w:pStyle w:val="TableContents"/>
+              <w:suppressAutoHyphens w:val="true"/>
+              <w:spacing w:before="0" w:after="0"/>
               <w:jc w:val="center"/>
               <w:cnfStyle w:val="000000100000" w:firstRow="0" w:lastRow="0" w:firstColumn="0" w:lastColumn="0" w:oddVBand="0" w:evenVBand="0" w:oddHBand="1" w:evenHBand="0" w:firstRowFirstColumn="0" w:firstRowLastColumn="0" w:lastRowFirstColumn="0" w:lastRowLastColumn="0"/>
               <w:rPr>
-                <w:color w:themeColor="accent5" w:themeShade="bf" w:val="31849B"/>
-                <w:sz w:val="20"/>
-              </w:rPr>
-            </w:pPr>
-            <w:r>
-              <w:rPr>
-                <w:rFonts w:ascii="B Nazanin" w:hAnsi="B Nazanin" w:cs="B Nazanin"/>
-                <w:color w:themeColor="text1" w:val="000000"/>
-                <w:kern w:val="0"/>
-                <w:sz w:val="20"/>
-                <w:sz w:val="20"/>
-                <w:szCs w:val="20"/>
-                <w:rtl w:val="true"/>
-                <w:lang w:val="en-US" w:bidi="fa-IR"/>
-              </w:rPr>
-              <w:t>پارسیان</w:t>
-            </w:r>
-          </w:p>
-        </w:tc>
-        <w:tc>
-          <w:tcPr>
-            <w:tcW w:w="1800" w:type="dxa"/>
+                <w:color w:val="000000"/>
+              </w:rPr>
+            </w:pPr>
+            <w:r>
+              <w:rPr>
+                <w:rFonts w:ascii="B Nazanin" w:hAnsi="B Nazanin" w:cs="B Nazanin"/>
+                <w:color w:val="000000"/>
+                <w:kern w:val="0"/>
+                <w:sz w:val="20"/>
+                <w:sz w:val="20"/>
+                <w:szCs w:val="20"/>
+                <w:rtl w:val="true"/>
+                <w:lang w:val="en-US" w:bidi="fa-IR"/>
+              </w:rPr>
+              <w:t>گردشگری</w:t>
+            </w:r>
+          </w:p>
+        </w:tc>
+        <w:tc>
+          <w:tcPr>
+            <w:tcW w:w="1872" w:type="dxa"/>
             <w:tcBorders>
               <w:top w:val="single" w:sz="4" w:space="0" w:color="000000"/>
               <w:left w:val="single" w:sz="4" w:space="0" w:color="000000"/>
@@ -5792,35 +6016,71 @@
           </w:tcPr>
           <w:p>
             <w:pPr>
-              <w:pStyle w:val="Normal"/>
-              <w:widowControl/>
-              <w:suppressAutoHyphens w:val="true"/>
-              <w:spacing w:lineRule="auto" w:line="192" w:before="0" w:after="0"/>
+              <w:pStyle w:val="TableContents"/>
+              <w:suppressAutoHyphens w:val="true"/>
+              <w:spacing w:before="0" w:after="0"/>
               <w:jc w:val="center"/>
               <w:cnfStyle w:val="000000100000" w:firstRow="0" w:lastRow="0" w:firstColumn="0" w:lastColumn="0" w:oddVBand="0" w:evenVBand="0" w:oddHBand="1" w:evenHBand="0" w:firstRowFirstColumn="0" w:firstRowLastColumn="0" w:lastRowFirstColumn="0" w:lastRowLastColumn="0"/>
               <w:rPr>
-                <w:color w:themeColor="accent5" w:themeShade="bf" w:val="31849B"/>
-                <w:sz w:val="20"/>
-              </w:rPr>
-            </w:pPr>
-            <w:r>
-              <w:rPr>
-                <w:rFonts w:ascii="B Nazanin" w:hAnsi="B Nazanin" w:cs="B Nazanin"/>
-                <w:color w:themeColor="text1" w:val="000000"/>
-                <w:kern w:val="0"/>
-                <w:sz w:val="20"/>
-                <w:sz w:val="20"/>
-                <w:szCs w:val="20"/>
-                <w:rtl w:val="true"/>
-                <w:lang w:val="en-US" w:bidi="fa-IR"/>
-              </w:rPr>
-              <w:t>ساعی</w:t>
-            </w:r>
-          </w:p>
-        </w:tc>
-        <w:tc>
-          <w:tcPr>
-            <w:tcW w:w="900" w:type="dxa"/>
+                <w:color w:val="000000"/>
+              </w:rPr>
+            </w:pPr>
+            <w:r>
+              <w:rPr>
+                <w:rFonts w:ascii="B Nazanin" w:hAnsi="B Nazanin" w:cs="B Nazanin"/>
+                <w:color w:val="000000"/>
+                <w:kern w:val="0"/>
+                <w:sz w:val="20"/>
+                <w:sz w:val="20"/>
+                <w:szCs w:val="20"/>
+                <w:rtl w:val="true"/>
+                <w:lang w:val="en-US" w:bidi="fa-IR"/>
+              </w:rPr>
+              <w:t>جمهوری</w:t>
+            </w:r>
+          </w:p>
+        </w:tc>
+        <w:tc>
+          <w:tcPr>
+            <w:tcW w:w="662" w:type="dxa"/>
+            <w:tcBorders>
+              <w:top w:val="single" w:sz="4" w:space="0" w:color="000000"/>
+              <w:left w:val="single" w:sz="4" w:space="0" w:color="000000"/>
+              <w:bottom w:val="single" w:sz="4" w:space="0" w:color="000000"/>
+              <w:right w:val="nil"/>
+            </w:tcBorders>
+            <w:shd w:color="auto" w:fill="DAEEF3" w:themeFill="accent5" w:themeFillTint="33" w:val="clear"/>
+            <w:vAlign w:val="center"/>
+          </w:tcPr>
+          <w:p>
+            <w:pPr>
+              <w:pStyle w:val="TableContents"/>
+              <w:suppressAutoHyphens w:val="true"/>
+              <w:spacing w:before="0" w:after="0"/>
+              <w:jc w:val="center"/>
+              <w:cnfStyle w:val="000000100000" w:firstRow="0" w:lastRow="0" w:firstColumn="0" w:lastColumn="0" w:oddVBand="0" w:evenVBand="0" w:oddHBand="1" w:evenHBand="0" w:firstRowFirstColumn="0" w:firstRowLastColumn="0" w:lastRowFirstColumn="0" w:lastRowLastColumn="0"/>
+              <w:rPr>
+                <w:color w:val="000000"/>
+              </w:rPr>
+            </w:pPr>
+            <w:r>
+              <w:rPr>
+                <w:rFonts w:ascii="B Nazanin" w:hAnsi="B Nazanin" w:cs="B Nazanin"/>
+                <w:color w:val="000000"/>
+                <w:kern w:val="0"/>
+                <w:sz w:val="20"/>
+                <w:sz w:val="20"/>
+                <w:szCs w:val="20"/>
+                <w:rtl w:val="true"/>
+                <w:lang w:val="en-US" w:bidi="fa-IR"/>
+              </w:rPr>
+              <w:t>کرمان</w:t>
+            </w:r>
+          </w:p>
+        </w:tc>
+        <w:tc>
+          <w:tcPr>
+            <w:tcW w:w="763" w:type="dxa"/>
             <w:tcBorders>
               <w:top w:val="single" w:sz="4" w:space="0" w:color="000000"/>
               <w:left w:val="single" w:sz="4" w:space="0" w:color="000000"/>
@@ -5832,37 +6092,31 @@
           </w:tcPr>
           <w:p>
             <w:pPr>
-              <w:pStyle w:val="Normal"/>
-              <w:widowControl/>
-              <w:tabs>
-                <w:tab w:val="clear" w:pos="720"/>
-                <w:tab w:val="left" w:pos="455" w:leader="none"/>
-              </w:tabs>
-              <w:suppressAutoHyphens w:val="true"/>
-              <w:spacing w:lineRule="auto" w:line="192" w:before="0" w:after="0"/>
+              <w:pStyle w:val="TableContents"/>
+              <w:suppressAutoHyphens w:val="true"/>
+              <w:spacing w:before="0" w:after="0"/>
               <w:jc w:val="center"/>
               <w:cnfStyle w:val="000000100000" w:firstRow="0" w:lastRow="0" w:firstColumn="0" w:lastColumn="0" w:oddVBand="0" w:evenVBand="0" w:oddHBand="1" w:evenHBand="0" w:firstRowFirstColumn="0" w:firstRowLastColumn="0" w:lastRowFirstColumn="0" w:lastRowLastColumn="0"/>
               <w:rPr>
-                <w:color w:themeColor="accent5" w:themeShade="bf" w:val="31849B"/>
-                <w:sz w:val="20"/>
-              </w:rPr>
-            </w:pPr>
-            <w:r>
-              <w:rPr>
-                <w:rFonts w:cs="B Nazanin" w:ascii="B Nazanin" w:hAnsi="B Nazanin"/>
-                <w:color w:themeColor="text1" w:val="000000"/>
-                <w:kern w:val="0"/>
-                <w:sz w:val="20"/>
-                <w:szCs w:val="20"/>
-                <w:lang w:val="en-US" w:bidi="fa-IR"/>
-              </w:rPr>
-              <w:t>1080/7</w:t>
-            </w:r>
-          </w:p>
-        </w:tc>
-        <w:tc>
-          <w:tcPr>
-            <w:tcW w:w="1441" w:type="dxa"/>
+                <w:color w:val="000000"/>
+              </w:rPr>
+            </w:pPr>
+            <w:r>
+              <w:rPr>
+                <w:rFonts w:cs="B Nazanin" w:ascii="B Nazanin" w:hAnsi="B Nazanin"/>
+                <w:color w:val="000000"/>
+                <w:kern w:val="0"/>
+                <w:sz w:val="20"/>
+                <w:szCs w:val="20"/>
+                <w:lang w:val="en-US" w:bidi="fa-IR"/>
+              </w:rPr>
+              <w:t>2341</w:t>
+            </w:r>
+          </w:p>
+        </w:tc>
+        <w:tc>
+          <w:tcPr>
+            <w:tcW w:w="1066" w:type="dxa"/>
             <w:tcBorders>
               <w:top w:val="single" w:sz="4" w:space="0" w:color="000000"/>
               <w:left w:val="single" w:sz="4" w:space="0" w:color="000000"/>
@@ -5874,35 +6128,33 @@
           </w:tcPr>
           <w:p>
             <w:pPr>
-              <w:pStyle w:val="Normal"/>
-              <w:widowControl/>
-              <w:suppressAutoHyphens w:val="true"/>
-              <w:spacing w:lineRule="auto" w:line="192" w:before="0" w:after="0"/>
+              <w:pStyle w:val="TableContents"/>
+              <w:suppressAutoHyphens w:val="true"/>
+              <w:spacing w:before="0" w:after="0"/>
               <w:jc w:val="center"/>
               <w:cnfStyle w:val="000000100000" w:firstRow="0" w:lastRow="0" w:firstColumn="0" w:lastColumn="0" w:oddVBand="0" w:evenVBand="0" w:oddHBand="1" w:evenHBand="0" w:firstRowFirstColumn="0" w:firstRowLastColumn="0" w:lastRowFirstColumn="0" w:lastRowLastColumn="0"/>
               <w:rPr>
-                <w:color w:themeColor="accent5" w:themeShade="bf" w:val="31849B"/>
-                <w:sz w:val="20"/>
-              </w:rPr>
-            </w:pPr>
-            <w:r>
-              <w:rPr>
-                <w:rFonts w:ascii="B Nazanin" w:hAnsi="B Nazanin" w:cs="B Nazanin"/>
-                <w:color w:themeColor="text1" w:val="000000"/>
-                <w:kern w:val="0"/>
-                <w:sz w:val="20"/>
-                <w:sz w:val="20"/>
-                <w:szCs w:val="20"/>
-                <w:rtl w:val="true"/>
-                <w:lang w:val="en-US" w:bidi="fa-IR"/>
-              </w:rPr>
-              <w:t>سپرده پشتيبان</w:t>
-            </w:r>
-          </w:p>
-        </w:tc>
-        <w:tc>
-          <w:tcPr>
-            <w:tcW w:w="1886" w:type="dxa"/>
+                <w:color w:val="000000"/>
+              </w:rPr>
+            </w:pPr>
+            <w:r>
+              <w:rPr>
+                <w:rFonts w:ascii="B Nazanin" w:hAnsi="B Nazanin" w:cs="B Nazanin"/>
+                <w:color w:val="000000"/>
+                <w:kern w:val="0"/>
+                <w:sz w:val="20"/>
+                <w:sz w:val="20"/>
+                <w:szCs w:val="20"/>
+                <w:rtl w:val="true"/>
+                <w:lang w:val="en-US" w:bidi="fa-IR"/>
+              </w:rPr>
+              <w:t>جاری</w:t>
+            </w:r>
+          </w:p>
+        </w:tc>
+        <w:tc>
+          <w:tcPr>
+            <w:tcW w:w="1858" w:type="dxa"/>
             <w:tcBorders>
               <w:top w:val="single" w:sz="4" w:space="0" w:color="000000"/>
               <w:left w:val="single" w:sz="4" w:space="0" w:color="000000"/>
@@ -5914,33 +6166,31 @@
           </w:tcPr>
           <w:p>
             <w:pPr>
-              <w:pStyle w:val="Normal"/>
-              <w:widowControl/>
-              <w:suppressAutoHyphens w:val="true"/>
-              <w:spacing w:lineRule="auto" w:line="192" w:before="0" w:after="0"/>
-              <w:jc w:val="center"/>
+              <w:pStyle w:val="TableContents"/>
+              <w:suppressAutoHyphens w:val="true"/>
+              <w:spacing w:before="0" w:after="0"/>
+              <w:jc w:val="right"/>
               <w:cnfStyle w:val="000000100000" w:firstRow="0" w:lastRow="0" w:firstColumn="0" w:lastColumn="0" w:oddVBand="0" w:evenVBand="0" w:oddHBand="1" w:evenHBand="0" w:firstRowFirstColumn="0" w:firstRowLastColumn="0" w:lastRowFirstColumn="0" w:lastRowLastColumn="0"/>
               <w:rPr>
-                <w:color w:themeColor="accent5" w:themeShade="bf" w:val="31849B"/>
-                <w:sz w:val="20"/>
-              </w:rPr>
-            </w:pPr>
-            <w:r>
-              <w:rPr>
-                <w:rFonts w:cs="B Nazanin" w:ascii="B Nazanin" w:hAnsi="B Nazanin"/>
-                <w:color w:themeColor="text1" w:val="000000"/>
-                <w:kern w:val="0"/>
-                <w:sz w:val="20"/>
-                <w:szCs w:val="20"/>
-                <w:lang w:val="en-US" w:bidi="fa-IR"/>
-              </w:rPr>
-              <w:t>0201369509005</w:t>
-            </w:r>
-          </w:p>
-        </w:tc>
-        <w:tc>
-          <w:tcPr>
-            <w:tcW w:w="2552" w:type="dxa"/>
+                <w:color w:val="000000"/>
+              </w:rPr>
+            </w:pPr>
+            <w:r>
+              <w:rPr>
+                <w:rFonts w:cs="B Nazanin" w:ascii="B Nazanin" w:hAnsi="B Nazanin"/>
+                <w:color w:val="000000"/>
+                <w:kern w:val="0"/>
+                <w:sz w:val="20"/>
+                <w:szCs w:val="20"/>
+                <w:lang w:val="en-US" w:bidi="fa-IR"/>
+              </w:rPr>
+              <w:t>2341717272721</w:t>
+            </w:r>
+          </w:p>
+        </w:tc>
+        <w:tc>
+          <w:tcPr>
+            <w:tcW w:w="2837" w:type="dxa"/>
             <w:tcBorders>
               <w:top w:val="single" w:sz="4" w:space="0" w:color="000000"/>
               <w:left w:val="single" w:sz="4" w:space="0" w:color="000000"/>
@@ -5952,27 +6202,25 @@
           </w:tcPr>
           <w:p>
             <w:pPr>
-              <w:pStyle w:val="Normal"/>
-              <w:widowControl/>
-              <w:suppressAutoHyphens w:val="true"/>
-              <w:spacing w:lineRule="auto" w:line="192" w:before="0" w:after="0"/>
-              <w:jc w:val="center"/>
+              <w:pStyle w:val="TableContents"/>
+              <w:suppressAutoHyphens w:val="true"/>
+              <w:spacing w:before="0" w:after="0"/>
+              <w:jc w:val="right"/>
               <w:cnfStyle w:val="000000100000" w:firstRow="0" w:lastRow="0" w:firstColumn="0" w:lastColumn="0" w:oddVBand="0" w:evenVBand="0" w:oddHBand="1" w:evenHBand="0" w:firstRowFirstColumn="0" w:firstRowLastColumn="0" w:lastRowFirstColumn="0" w:lastRowLastColumn="0"/>
               <w:rPr>
-                <w:color w:themeColor="accent5" w:themeShade="bf" w:val="31849B"/>
-                <w:sz w:val="20"/>
-              </w:rPr>
-            </w:pPr>
-            <w:r>
-              <w:rPr>
-                <w:rFonts w:cs="B Nazanin" w:ascii="B Nazanin" w:hAnsi="B Nazanin"/>
-                <w:color w:themeColor="text1" w:val="000000"/>
-                <w:kern w:val="0"/>
-                <w:sz w:val="20"/>
-                <w:szCs w:val="20"/>
-                <w:lang w:val="en-US" w:bidi="fa-IR"/>
-              </w:rPr>
-              <w:t>IR710540108081121369509005</w:t>
+                <w:color w:val="000000"/>
+              </w:rPr>
+            </w:pPr>
+            <w:r>
+              <w:rPr>
+                <w:rFonts w:cs="B Nazanin" w:ascii="B Nazanin" w:hAnsi="B Nazanin"/>
+                <w:color w:val="000000"/>
+                <w:kern w:val="0"/>
+                <w:sz w:val="20"/>
+                <w:szCs w:val="20"/>
+                <w:lang w:val="en-US" w:bidi="fa-IR"/>
+              </w:rPr>
+              <w:t>IR130640234100710727272001</w:t>
             </w:r>
           </w:p>
         </w:tc>
@@ -5983,7 +6231,7 @@
         </w:trPr>
         <w:tc>
           <w:tcPr>
-            <w:tcW w:w="526" w:type="dxa"/>
+            <w:tcW w:w="479" w:type="dxa"/>
             <w:cnfStyle w:val="001000000000" w:firstRow="0" w:lastRow="0" w:firstColumn="1" w:lastColumn="0" w:oddVBand="0" w:evenVBand="0" w:oddHBand="0" w:evenHBand="0" w:firstRowFirstColumn="0" w:firstRowLastColumn="0" w:lastRowFirstColumn="0" w:lastRowLastColumn="0"/>
             <w:tcBorders>
               <w:top w:val="single" w:sz="4" w:space="0" w:color="000000"/>
@@ -5995,26 +6243,22 @@
           </w:tcPr>
           <w:p>
             <w:pPr>
-              <w:pStyle w:val="Normal"/>
-              <w:widowControl/>
-              <w:suppressAutoHyphens w:val="true"/>
-              <w:spacing w:lineRule="auto" w:line="192" w:before="0" w:after="0"/>
+              <w:pStyle w:val="TableContents"/>
+              <w:suppressAutoHyphens w:val="true"/>
+              <w:spacing w:before="0" w:after="0"/>
               <w:jc w:val="center"/>
               <w:rPr>
-                <w:rFonts w:ascii="B Nazanin" w:hAnsi="B Nazanin" w:cs="B Nazanin"/>
-                <w:b w:val="false"/>
-                <w:bCs w:val="false"/>
-                <w:color w:themeColor="text1" w:val="000000"/>
-                <w:sz w:val="20"/>
-                <w:szCs w:val="20"/>
-              </w:rPr>
-            </w:pPr>
-            <w:r>
-              <w:rPr>
-                <w:rFonts w:cs="B Nazanin" w:ascii="B Nazanin" w:hAnsi="B Nazanin"/>
-                <w:b w:val="false"/>
-                <w:bCs w:val="false"/>
-                <w:color w:themeColor="text1" w:val="000000"/>
+                <w:b/>
+                <w:bCs/>
+                <w:color w:val="000000"/>
+              </w:rPr>
+            </w:pPr>
+            <w:r>
+              <w:rPr>
+                <w:rFonts w:cs="B Nazanin" w:ascii="B Nazanin" w:hAnsi="B Nazanin"/>
+                <w:b/>
+                <w:bCs/>
+                <w:color w:val="000000"/>
                 <w:kern w:val="0"/>
                 <w:sz w:val="20"/>
                 <w:szCs w:val="20"/>
@@ -6026,7 +6270,7 @@
         </w:tc>
         <w:tc>
           <w:tcPr>
-            <w:tcW w:w="962" w:type="dxa"/>
+            <w:tcW w:w="885" w:type="dxa"/>
             <w:tcBorders>
               <w:top w:val="single" w:sz="4" w:space="0" w:color="000000"/>
               <w:left w:val="single" w:sz="4" w:space="0" w:color="000000"/>
@@ -6037,35 +6281,33 @@
           </w:tcPr>
           <w:p>
             <w:pPr>
-              <w:pStyle w:val="Normal"/>
-              <w:widowControl/>
-              <w:suppressAutoHyphens w:val="true"/>
-              <w:spacing w:lineRule="auto" w:line="192" w:before="0" w:after="0"/>
+              <w:pStyle w:val="TableContents"/>
+              <w:suppressAutoHyphens w:val="true"/>
+              <w:spacing w:before="0" w:after="0"/>
               <w:jc w:val="center"/>
               <w:cnfStyle w:val="000000000000" w:firstRow="0" w:lastRow="0" w:firstColumn="0" w:lastColumn="0" w:oddVBand="0" w:evenVBand="0" w:oddHBand="0" w:evenHBand="0" w:firstRowFirstColumn="0" w:firstRowLastColumn="0" w:lastRowFirstColumn="0" w:lastRowLastColumn="0"/>
               <w:rPr>
-                <w:color w:themeColor="accent5" w:themeShade="bf" w:val="31849B"/>
-                <w:sz w:val="20"/>
-              </w:rPr>
-            </w:pPr>
-            <w:r>
-              <w:rPr>
-                <w:rFonts w:ascii="B Nazanin" w:hAnsi="B Nazanin" w:cs="B Nazanin"/>
-                <w:color w:themeColor="text1" w:val="000000"/>
-                <w:kern w:val="0"/>
-                <w:sz w:val="20"/>
-                <w:sz w:val="20"/>
-                <w:szCs w:val="20"/>
-                <w:rtl w:val="true"/>
-                <w:lang w:val="en-US" w:bidi="fa-IR"/>
-              </w:rPr>
-              <w:t>سینا</w:t>
-            </w:r>
-          </w:p>
-        </w:tc>
-        <w:tc>
-          <w:tcPr>
-            <w:tcW w:w="1800" w:type="dxa"/>
+                <w:color w:val="000000"/>
+              </w:rPr>
+            </w:pPr>
+            <w:r>
+              <w:rPr>
+                <w:rFonts w:ascii="B Nazanin" w:hAnsi="B Nazanin" w:cs="B Nazanin"/>
+                <w:color w:val="000000"/>
+                <w:kern w:val="0"/>
+                <w:sz w:val="20"/>
+                <w:sz w:val="20"/>
+                <w:szCs w:val="20"/>
+                <w:rtl w:val="true"/>
+                <w:lang w:val="en-US" w:bidi="fa-IR"/>
+              </w:rPr>
+              <w:t>گردشگری</w:t>
+            </w:r>
+          </w:p>
+        </w:tc>
+        <w:tc>
+          <w:tcPr>
+            <w:tcW w:w="1872" w:type="dxa"/>
             <w:tcBorders>
               <w:top w:val="single" w:sz="4" w:space="0" w:color="000000"/>
               <w:left w:val="single" w:sz="4" w:space="0" w:color="000000"/>
@@ -6076,35 +6318,70 @@
           </w:tcPr>
           <w:p>
             <w:pPr>
-              <w:pStyle w:val="Normal"/>
-              <w:widowControl/>
-              <w:suppressAutoHyphens w:val="true"/>
-              <w:spacing w:lineRule="auto" w:line="192" w:before="0" w:after="0"/>
+              <w:pStyle w:val="TableContents"/>
+              <w:suppressAutoHyphens w:val="true"/>
+              <w:spacing w:before="0" w:after="0"/>
               <w:jc w:val="center"/>
               <w:cnfStyle w:val="000000000000" w:firstRow="0" w:lastRow="0" w:firstColumn="0" w:lastColumn="0" w:oddVBand="0" w:evenVBand="0" w:oddHBand="0" w:evenHBand="0" w:firstRowFirstColumn="0" w:firstRowLastColumn="0" w:lastRowFirstColumn="0" w:lastRowLastColumn="0"/>
               <w:rPr>
-                <w:color w:themeColor="accent5" w:themeShade="bf" w:val="31849B"/>
-                <w:sz w:val="20"/>
-              </w:rPr>
-            </w:pPr>
-            <w:r>
-              <w:rPr>
-                <w:rFonts w:ascii="B Nazanin" w:hAnsi="B Nazanin" w:cs="B Nazanin"/>
-                <w:color w:themeColor="text1" w:val="000000"/>
-                <w:kern w:val="0"/>
-                <w:sz w:val="20"/>
-                <w:sz w:val="20"/>
-                <w:szCs w:val="20"/>
-                <w:rtl w:val="true"/>
-                <w:lang w:val="en-US" w:bidi="fa-IR"/>
-              </w:rPr>
-              <w:t>پارک ساعی</w:t>
-            </w:r>
-          </w:p>
-        </w:tc>
-        <w:tc>
-          <w:tcPr>
-            <w:tcW w:w="900" w:type="dxa"/>
+                <w:color w:val="000000"/>
+              </w:rPr>
+            </w:pPr>
+            <w:r>
+              <w:rPr>
+                <w:rFonts w:ascii="B Nazanin" w:hAnsi="B Nazanin" w:cs="B Nazanin"/>
+                <w:color w:val="000000"/>
+                <w:kern w:val="0"/>
+                <w:sz w:val="20"/>
+                <w:sz w:val="20"/>
+                <w:szCs w:val="20"/>
+                <w:rtl w:val="true"/>
+                <w:lang w:val="en-US" w:bidi="fa-IR"/>
+              </w:rPr>
+              <w:t>استاد شهریار</w:t>
+            </w:r>
+          </w:p>
+        </w:tc>
+        <w:tc>
+          <w:tcPr>
+            <w:tcW w:w="662" w:type="dxa"/>
+            <w:tcBorders>
+              <w:top w:val="single" w:sz="4" w:space="0" w:color="000000"/>
+              <w:left w:val="single" w:sz="4" w:space="0" w:color="000000"/>
+              <w:bottom w:val="single" w:sz="4" w:space="0" w:color="000000"/>
+              <w:right w:val="nil"/>
+            </w:tcBorders>
+            <w:vAlign w:val="center"/>
+          </w:tcPr>
+          <w:p>
+            <w:pPr>
+              <w:pStyle w:val="TableContents"/>
+              <w:suppressAutoHyphens w:val="true"/>
+              <w:spacing w:before="0" w:after="0"/>
+              <w:jc w:val="center"/>
+              <w:cnfStyle w:val="000000000000" w:firstRow="0" w:lastRow="0" w:firstColumn="0" w:lastColumn="0" w:oddVBand="0" w:evenVBand="0" w:oddHBand="0" w:evenHBand="0" w:firstRowFirstColumn="0" w:firstRowLastColumn="0" w:lastRowFirstColumn="0" w:lastRowLastColumn="0"/>
+              <w:rPr>
+                <w:color w:val="000000"/>
+              </w:rPr>
+            </w:pPr>
+            <w:r>
+              <w:rPr>
+                <w:rFonts w:ascii="B Nazanin" w:hAnsi="B Nazanin" w:cs="B Nazanin"/>
+                <w:color w:val="000000"/>
+                <w:kern w:val="0"/>
+                <w:sz w:val="20"/>
+                <w:sz w:val="20"/>
+                <w:szCs w:val="20"/>
+                <w:rtl w:val="true"/>
+                <w:lang w:val="en-US" w:bidi="fa-IR"/>
+              </w:rPr>
+              <w:t>تبریز</w:t>
+            </w:r>
+          </w:p>
+        </w:tc>
+        <w:tc>
+          <w:tcPr>
+            <w:tcW w:w="763" w:type="dxa"/>
             <w:tcBorders>
               <w:top w:val="single" w:sz="4" w:space="0" w:color="000000"/>
               <w:left w:val="single" w:sz="4" w:space="0" w:color="000000"/>
@@ -6115,33 +6392,31 @@
           </w:tcPr>
           <w:p>
             <w:pPr>
-              <w:pStyle w:val="Normal"/>
-              <w:widowControl/>
-              <w:suppressAutoHyphens w:val="true"/>
-              <w:spacing w:lineRule="auto" w:line="192" w:before="0" w:after="0"/>
+              <w:pStyle w:val="TableContents"/>
+              <w:suppressAutoHyphens w:val="true"/>
+              <w:spacing w:before="0" w:after="0"/>
               <w:jc w:val="center"/>
               <w:cnfStyle w:val="000000000000" w:firstRow="0" w:lastRow="0" w:firstColumn="0" w:lastColumn="0" w:oddVBand="0" w:evenVBand="0" w:oddHBand="0" w:evenHBand="0" w:firstRowFirstColumn="0" w:firstRowLastColumn="0" w:lastRowFirstColumn="0" w:lastRowLastColumn="0"/>
               <w:rPr>
-                <w:color w:themeColor="accent5" w:themeShade="bf" w:val="31849B"/>
-                <w:sz w:val="20"/>
-              </w:rPr>
-            </w:pPr>
-            <w:r>
-              <w:rPr>
-                <w:rFonts w:cs="B Nazanin" w:ascii="B Nazanin" w:hAnsi="B Nazanin"/>
-                <w:color w:themeColor="text1" w:val="000000"/>
-                <w:kern w:val="0"/>
-                <w:sz w:val="20"/>
-                <w:szCs w:val="20"/>
-                <w:lang w:val="en-US" w:bidi="fa-IR"/>
-              </w:rPr>
-              <w:t>392</w:t>
-            </w:r>
-          </w:p>
-        </w:tc>
-        <w:tc>
-          <w:tcPr>
-            <w:tcW w:w="1441" w:type="dxa"/>
+                <w:color w:val="000000"/>
+              </w:rPr>
+            </w:pPr>
+            <w:r>
+              <w:rPr>
+                <w:rFonts w:cs="B Nazanin" w:ascii="B Nazanin" w:hAnsi="B Nazanin"/>
+                <w:color w:val="000000"/>
+                <w:kern w:val="0"/>
+                <w:sz w:val="20"/>
+                <w:szCs w:val="20"/>
+                <w:lang w:val="en-US" w:bidi="fa-IR"/>
+              </w:rPr>
+              <w:t>2411</w:t>
+            </w:r>
+          </w:p>
+        </w:tc>
+        <w:tc>
+          <w:tcPr>
+            <w:tcW w:w="1066" w:type="dxa"/>
             <w:tcBorders>
               <w:top w:val="single" w:sz="4" w:space="0" w:color="000000"/>
               <w:left w:val="single" w:sz="4" w:space="0" w:color="000000"/>
@@ -6152,35 +6427,33 @@
           </w:tcPr>
           <w:p>
             <w:pPr>
-              <w:pStyle w:val="Normal"/>
-              <w:widowControl/>
-              <w:suppressAutoHyphens w:val="true"/>
-              <w:spacing w:lineRule="auto" w:line="192" w:before="0" w:after="0"/>
+              <w:pStyle w:val="TableContents"/>
+              <w:suppressAutoHyphens w:val="true"/>
+              <w:spacing w:before="0" w:after="0"/>
               <w:jc w:val="center"/>
               <w:cnfStyle w:val="000000000000" w:firstRow="0" w:lastRow="0" w:firstColumn="0" w:lastColumn="0" w:oddVBand="0" w:evenVBand="0" w:oddHBand="0" w:evenHBand="0" w:firstRowFirstColumn="0" w:firstRowLastColumn="0" w:lastRowFirstColumn="0" w:lastRowLastColumn="0"/>
               <w:rPr>
-                <w:color w:themeColor="accent5" w:themeShade="bf" w:val="31849B"/>
-                <w:sz w:val="20"/>
-              </w:rPr>
-            </w:pPr>
-            <w:r>
-              <w:rPr>
-                <w:rFonts w:ascii="B Nazanin" w:hAnsi="B Nazanin" w:cs="B Nazanin"/>
-                <w:color w:themeColor="text1" w:val="000000"/>
-                <w:kern w:val="0"/>
-                <w:sz w:val="20"/>
-                <w:sz w:val="20"/>
-                <w:szCs w:val="20"/>
-                <w:rtl w:val="true"/>
-                <w:lang w:val="en-US" w:bidi="fa-IR"/>
-              </w:rPr>
-              <w:t>سپرده</w:t>
-            </w:r>
-          </w:p>
-        </w:tc>
-        <w:tc>
-          <w:tcPr>
-            <w:tcW w:w="1886" w:type="dxa"/>
+                <w:color w:val="000000"/>
+              </w:rPr>
+            </w:pPr>
+            <w:r>
+              <w:rPr>
+                <w:rFonts w:ascii="B Nazanin" w:hAnsi="B Nazanin" w:cs="B Nazanin"/>
+                <w:color w:val="000000"/>
+                <w:kern w:val="0"/>
+                <w:sz w:val="20"/>
+                <w:sz w:val="20"/>
+                <w:szCs w:val="20"/>
+                <w:rtl w:val="true"/>
+                <w:lang w:val="en-US" w:bidi="fa-IR"/>
+              </w:rPr>
+              <w:t>جاری</w:t>
+            </w:r>
+          </w:p>
+        </w:tc>
+        <w:tc>
+          <w:tcPr>
+            <w:tcW w:w="1858" w:type="dxa"/>
             <w:tcBorders>
               <w:top w:val="single" w:sz="4" w:space="0" w:color="000000"/>
               <w:left w:val="single" w:sz="4" w:space="0" w:color="000000"/>
@@ -6191,33 +6464,31 @@
           </w:tcPr>
           <w:p>
             <w:pPr>
-              <w:pStyle w:val="Normal"/>
-              <w:widowControl/>
-              <w:suppressAutoHyphens w:val="true"/>
-              <w:spacing w:lineRule="auto" w:line="192" w:before="0" w:after="0"/>
-              <w:jc w:val="center"/>
+              <w:pStyle w:val="TableContents"/>
+              <w:suppressAutoHyphens w:val="true"/>
+              <w:spacing w:before="0" w:after="0"/>
+              <w:jc w:val="right"/>
               <w:cnfStyle w:val="000000000000" w:firstRow="0" w:lastRow="0" w:firstColumn="0" w:lastColumn="0" w:oddVBand="0" w:evenVBand="0" w:oddHBand="0" w:evenHBand="0" w:firstRowFirstColumn="0" w:firstRowLastColumn="0" w:lastRowFirstColumn="0" w:lastRowLastColumn="0"/>
               <w:rPr>
-                <w:color w:themeColor="accent5" w:themeShade="bf" w:val="31849B"/>
-                <w:sz w:val="20"/>
-              </w:rPr>
-            </w:pPr>
-            <w:r>
-              <w:rPr>
-                <w:rFonts w:cs="B Nazanin" w:ascii="B Nazanin" w:hAnsi="B Nazanin"/>
-                <w:color w:themeColor="text1" w:val="000000"/>
-                <w:kern w:val="0"/>
-                <w:sz w:val="20"/>
-                <w:szCs w:val="20"/>
-                <w:lang w:val="en-US" w:bidi="fa-IR"/>
-              </w:rPr>
-              <w:t>392-816-4545455-1</w:t>
-            </w:r>
-          </w:p>
-        </w:tc>
-        <w:tc>
-          <w:tcPr>
-            <w:tcW w:w="2552" w:type="dxa"/>
+                <w:color w:val="000000"/>
+              </w:rPr>
+            </w:pPr>
+            <w:r>
+              <w:rPr>
+                <w:rFonts w:cs="B Nazanin" w:ascii="B Nazanin" w:hAnsi="B Nazanin"/>
+                <w:color w:val="000000"/>
+                <w:kern w:val="0"/>
+                <w:sz w:val="20"/>
+                <w:szCs w:val="20"/>
+                <w:lang w:val="en-US" w:bidi="fa-IR"/>
+              </w:rPr>
+              <w:t>2411717272721</w:t>
+            </w:r>
+          </w:p>
+        </w:tc>
+        <w:tc>
+          <w:tcPr>
+            <w:tcW w:w="2837" w:type="dxa"/>
             <w:tcBorders>
               <w:top w:val="single" w:sz="4" w:space="0" w:color="000000"/>
               <w:left w:val="single" w:sz="4" w:space="0" w:color="000000"/>
@@ -6228,301 +6499,25 @@
           </w:tcPr>
           <w:p>
             <w:pPr>
-              <w:pStyle w:val="Normal"/>
-              <w:widowControl/>
-              <w:suppressAutoHyphens w:val="true"/>
-              <w:spacing w:lineRule="auto" w:line="192" w:before="0" w:after="0"/>
-              <w:jc w:val="center"/>
+              <w:pStyle w:val="TableContents"/>
+              <w:suppressAutoHyphens w:val="true"/>
+              <w:spacing w:before="0" w:after="0"/>
+              <w:jc w:val="right"/>
               <w:cnfStyle w:val="000000000000" w:firstRow="0" w:lastRow="0" w:firstColumn="0" w:lastColumn="0" w:oddVBand="0" w:evenVBand="0" w:oddHBand="0" w:evenHBand="0" w:firstRowFirstColumn="0" w:firstRowLastColumn="0" w:lastRowFirstColumn="0" w:lastRowLastColumn="0"/>
               <w:rPr>
-                <w:color w:themeColor="accent5" w:themeShade="bf" w:val="31849B"/>
-                <w:sz w:val="20"/>
-              </w:rPr>
-            </w:pPr>
-            <w:r>
-              <w:rPr>
-                <w:rFonts w:cs="B Nazanin" w:ascii="B Nazanin" w:hAnsi="B Nazanin"/>
-                <w:color w:themeColor="text1" w:val="000000"/>
-                <w:kern w:val="0"/>
-                <w:sz w:val="20"/>
-                <w:szCs w:val="20"/>
-                <w:lang w:val="en-US" w:bidi="fa-IR"/>
-              </w:rPr>
-              <w:t>IR090590039281604545455001</w:t>
-            </w:r>
-          </w:p>
-        </w:tc>
-      </w:tr>
-      <w:tr>
-        <w:trPr>
-          <w:trHeight w:val="346" w:hRule="exact"/>
-        </w:trPr>
-        <w:tc>
-          <w:tcPr>
-            <w:tcW w:w="526" w:type="dxa"/>
-            <w:cnfStyle w:val="001000000000" w:firstRow="0" w:lastRow="0" w:firstColumn="1" w:lastColumn="0" w:oddVBand="0" w:evenVBand="0" w:oddHBand="0" w:evenHBand="0" w:firstRowFirstColumn="0" w:firstRowLastColumn="0" w:lastRowFirstColumn="0" w:lastRowLastColumn="0"/>
-            <w:tcBorders>
-              <w:top w:val="nil"/>
-              <w:left w:val="single" w:sz="12" w:space="0" w:color="000000"/>
-              <w:bottom w:val="single" w:sz="4" w:space="0" w:color="000000"/>
-              <w:right w:val="single" w:sz="4" w:space="0" w:color="000000"/>
-            </w:tcBorders>
-            <w:shd w:color="auto" w:fill="DAEEF3" w:themeFill="accent5" w:themeFillTint="33" w:val="clear"/>
-            <w:vAlign w:val="center"/>
-          </w:tcPr>
-          <w:p>
-            <w:pPr>
-              <w:pStyle w:val="Normal"/>
-              <w:widowControl/>
-              <w:suppressAutoHyphens w:val="true"/>
-              <w:spacing w:lineRule="auto" w:line="192" w:before="0" w:after="0"/>
-              <w:jc w:val="center"/>
-              <w:rPr>
-                <w:b/>
-                <w:bCs/>
-                <w:color w:themeColor="accent5" w:themeShade="bf" w:val="000000"/>
-                <w:sz w:val="20"/>
-                <w:szCs w:val="20"/>
-              </w:rPr>
-            </w:pPr>
-            <w:r>
-              <w:rPr>
-                <w:rFonts w:cs="B Nazanin" w:ascii="B Nazanin" w:hAnsi="B Nazanin"/>
-                <w:b w:val="false"/>
-                <w:bCs w:val="false"/>
-                <w:color w:val="000000"/>
-                <w:sz w:val="20"/>
-                <w:szCs w:val="20"/>
-              </w:rPr>
-              <w:t>15</w:t>
-            </w:r>
-          </w:p>
-        </w:tc>
-        <w:tc>
-          <w:tcPr>
-            <w:tcW w:w="962" w:type="dxa"/>
-            <w:tcBorders>
-              <w:top w:val="nil"/>
-              <w:left w:val="single" w:sz="4" w:space="0" w:color="000000"/>
-              <w:bottom w:val="single" w:sz="4" w:space="0" w:color="000000"/>
-              <w:right w:val="single" w:sz="4" w:space="0" w:color="000000"/>
-            </w:tcBorders>
-            <w:shd w:color="auto" w:fill="DAEEF3" w:themeFill="accent5" w:themeFillTint="33" w:val="clear"/>
-            <w:vAlign w:val="center"/>
-          </w:tcPr>
-          <w:p>
-            <w:pPr>
-              <w:pStyle w:val="Normal"/>
-              <w:widowControl/>
-              <w:suppressAutoHyphens w:val="true"/>
-              <w:spacing w:lineRule="auto" w:line="192" w:before="0" w:after="0"/>
-              <w:jc w:val="center"/>
-              <w:cnfStyle w:val="000000000000" w:firstRow="0" w:lastRow="0" w:firstColumn="0" w:lastColumn="0" w:oddVBand="0" w:evenVBand="0" w:oddHBand="0" w:evenHBand="0" w:firstRowFirstColumn="0" w:firstRowLastColumn="0" w:lastRowFirstColumn="0" w:lastRowLastColumn="0"/>
-              <w:rPr>
-                <w:color w:themeColor="accent5" w:themeShade="bf" w:val="000000"/>
-                <w:sz w:val="20"/>
-                <w:szCs w:val="20"/>
-              </w:rPr>
-            </w:pPr>
-            <w:r>
-              <w:rPr>
-                <w:rFonts w:ascii="B Nazanin" w:hAnsi="B Nazanin" w:cs="B Nazanin"/>
-                <w:color w:val="000000"/>
-                <w:sz w:val="20"/>
-                <w:sz w:val="20"/>
-                <w:szCs w:val="20"/>
-                <w:rtl w:val="true"/>
-              </w:rPr>
-              <w:t>گردشگری</w:t>
-            </w:r>
-          </w:p>
-        </w:tc>
-        <w:tc>
-          <w:tcPr>
-            <w:tcW w:w="1800" w:type="dxa"/>
-            <w:tcBorders>
-              <w:top w:val="nil"/>
-              <w:left w:val="single" w:sz="4" w:space="0" w:color="000000"/>
-              <w:bottom w:val="single" w:sz="4" w:space="0" w:color="000000"/>
-              <w:right w:val="single" w:sz="4" w:space="0" w:color="000000"/>
-            </w:tcBorders>
-            <w:shd w:color="auto" w:fill="DAEEF3" w:themeFill="accent5" w:themeFillTint="33" w:val="clear"/>
-            <w:vAlign w:val="center"/>
-          </w:tcPr>
-          <w:p>
-            <w:pPr>
-              <w:pStyle w:val="Normal"/>
-              <w:widowControl/>
-              <w:suppressAutoHyphens w:val="true"/>
-              <w:spacing w:lineRule="auto" w:line="192" w:before="0" w:after="0"/>
-              <w:jc w:val="center"/>
-              <w:cnfStyle w:val="000000000000" w:firstRow="0" w:lastRow="0" w:firstColumn="0" w:lastColumn="0" w:oddVBand="0" w:evenVBand="0" w:oddHBand="0" w:evenHBand="0" w:firstRowFirstColumn="0" w:firstRowLastColumn="0" w:lastRowFirstColumn="0" w:lastRowLastColumn="0"/>
-              <w:rPr>
-                <w:color w:themeColor="accent5" w:themeShade="bf" w:val="000000"/>
-                <w:sz w:val="20"/>
-                <w:szCs w:val="20"/>
-              </w:rPr>
-            </w:pPr>
-            <w:r>
-              <w:rPr>
-                <w:rFonts w:ascii="B Nazanin" w:hAnsi="B Nazanin" w:cs="B Nazanin"/>
-                <w:color w:val="000000"/>
-                <w:sz w:val="20"/>
-                <w:sz w:val="20"/>
-                <w:szCs w:val="20"/>
-                <w:rtl w:val="true"/>
-              </w:rPr>
-              <w:t>وزرا</w:t>
-            </w:r>
-          </w:p>
-        </w:tc>
-        <w:tc>
-          <w:tcPr>
-            <w:tcW w:w="900" w:type="dxa"/>
-            <w:tcBorders>
-              <w:top w:val="nil"/>
-              <w:left w:val="single" w:sz="4" w:space="0" w:color="000000"/>
-              <w:bottom w:val="single" w:sz="4" w:space="0" w:color="000000"/>
-              <w:right w:val="single" w:sz="4" w:space="0" w:color="000000"/>
-            </w:tcBorders>
-            <w:shd w:color="auto" w:fill="DAEEF3" w:themeFill="accent5" w:themeFillTint="33" w:val="clear"/>
-            <w:vAlign w:val="center"/>
-          </w:tcPr>
-          <w:p>
-            <w:pPr>
-              <w:pStyle w:val="Normal"/>
-              <w:widowControl/>
-              <w:suppressAutoHyphens w:val="true"/>
-              <w:spacing w:lineRule="auto" w:line="192" w:before="0" w:after="0"/>
-              <w:jc w:val="center"/>
-              <w:cnfStyle w:val="000000000000" w:firstRow="0" w:lastRow="0" w:firstColumn="0" w:lastColumn="0" w:oddVBand="0" w:evenVBand="0" w:oddHBand="0" w:evenHBand="0" w:firstRowFirstColumn="0" w:firstRowLastColumn="0" w:lastRowFirstColumn="0" w:lastRowLastColumn="0"/>
-              <w:rPr>
-                <w:color w:themeColor="accent5" w:themeShade="bf" w:val="000000"/>
-                <w:sz w:val="20"/>
-                <w:szCs w:val="20"/>
-              </w:rPr>
-            </w:pPr>
-            <w:r>
-              <w:rPr>
-                <w:rFonts w:cs="B Nazanin" w:ascii="B Nazanin" w:hAnsi="B Nazanin"/>
-                <w:color w:val="000000"/>
-                <w:sz w:val="20"/>
-                <w:szCs w:val="20"/>
-              </w:rPr>
-              <w:t>155</w:t>
-            </w:r>
-          </w:p>
-        </w:tc>
-        <w:tc>
-          <w:tcPr>
-            <w:tcW w:w="1441" w:type="dxa"/>
-            <w:tcBorders>
-              <w:top w:val="nil"/>
-              <w:left w:val="single" w:sz="4" w:space="0" w:color="000000"/>
-              <w:bottom w:val="single" w:sz="4" w:space="0" w:color="000000"/>
-              <w:right w:val="single" w:sz="4" w:space="0" w:color="000000"/>
-            </w:tcBorders>
-            <w:shd w:color="auto" w:fill="DAEEF3" w:themeFill="accent5" w:themeFillTint="33" w:val="clear"/>
-            <w:vAlign w:val="center"/>
-          </w:tcPr>
-          <w:p>
-            <w:pPr>
-              <w:pStyle w:val="Normal"/>
-              <w:widowControl/>
-              <w:suppressAutoHyphens w:val="true"/>
-              <w:spacing w:lineRule="auto" w:line="192" w:before="0" w:after="0"/>
-              <w:jc w:val="center"/>
-              <w:cnfStyle w:val="000000000000" w:firstRow="0" w:lastRow="0" w:firstColumn="0" w:lastColumn="0" w:oddVBand="0" w:evenVBand="0" w:oddHBand="0" w:evenHBand="0" w:firstRowFirstColumn="0" w:firstRowLastColumn="0" w:lastRowFirstColumn="0" w:lastRowLastColumn="0"/>
-              <w:rPr>
-                <w:color w:themeColor="accent5" w:themeShade="bf" w:val="000000"/>
-                <w:sz w:val="20"/>
-                <w:szCs w:val="20"/>
-              </w:rPr>
-            </w:pPr>
-            <w:r>
-              <w:rPr>
-                <w:rFonts w:ascii="B Nazanin" w:hAnsi="B Nazanin" w:cs="B Nazanin"/>
-                <w:color w:val="000000"/>
-                <w:sz w:val="20"/>
-                <w:sz w:val="20"/>
-                <w:szCs w:val="20"/>
-                <w:rtl w:val="true"/>
-              </w:rPr>
-              <w:t>سپرده</w:t>
-            </w:r>
-          </w:p>
-        </w:tc>
-        <w:tc>
-          <w:tcPr>
-            <w:tcW w:w="1886" w:type="dxa"/>
-            <w:tcBorders>
-              <w:top w:val="nil"/>
-              <w:left w:val="single" w:sz="4" w:space="0" w:color="000000"/>
-              <w:bottom w:val="single" w:sz="4" w:space="0" w:color="000000"/>
-              <w:right w:val="single" w:sz="4" w:space="0" w:color="000000"/>
-            </w:tcBorders>
-            <w:shd w:color="auto" w:fill="DAEEF3" w:themeFill="accent5" w:themeFillTint="33" w:val="clear"/>
-            <w:vAlign w:val="center"/>
-          </w:tcPr>
-          <w:p>
-            <w:pPr>
-              <w:pStyle w:val="Normal"/>
-              <w:widowControl/>
-              <w:suppressAutoHyphens w:val="true"/>
-              <w:spacing w:lineRule="auto" w:line="192" w:before="0" w:after="0"/>
-              <w:jc w:val="center"/>
-              <w:cnfStyle w:val="000000000000" w:firstRow="0" w:lastRow="0" w:firstColumn="0" w:lastColumn="0" w:oddVBand="0" w:evenVBand="0" w:oddHBand="0" w:evenHBand="0" w:firstRowFirstColumn="0" w:firstRowLastColumn="0" w:lastRowFirstColumn="0" w:lastRowLastColumn="0"/>
-              <w:rPr>
-                <w:color w:themeColor="accent5" w:themeShade="bf" w:val="000000"/>
-                <w:sz w:val="20"/>
-                <w:szCs w:val="20"/>
-              </w:rPr>
-            </w:pPr>
-            <w:r>
-              <w:rPr>
-                <w:rFonts w:cs="B Nazanin" w:ascii="B Nazanin" w:hAnsi="B Nazanin"/>
-                <w:color w:val="000000"/>
-                <w:sz w:val="20"/>
-                <w:szCs w:val="20"/>
-              </w:rPr>
-              <w:t>155/9967/727272/1</w:t>
-            </w:r>
-          </w:p>
-        </w:tc>
-        <w:tc>
-          <w:tcPr>
-            <w:tcW w:w="2552" w:type="dxa"/>
-            <w:tcBorders>
-              <w:top w:val="nil"/>
-              <w:left w:val="single" w:sz="4" w:space="0" w:color="000000"/>
-              <w:bottom w:val="single" w:sz="4" w:space="0" w:color="000000"/>
-              <w:right w:val="single" w:sz="12" w:space="0" w:color="000000"/>
-            </w:tcBorders>
-            <w:shd w:color="auto" w:fill="DAEEF3" w:themeFill="accent5" w:themeFillTint="33" w:val="clear"/>
-            <w:vAlign w:val="center"/>
-          </w:tcPr>
-          <w:p>
-            <w:pPr>
-              <w:pStyle w:val="Normal"/>
-              <w:widowControl/>
-              <w:suppressAutoHyphens w:val="true"/>
-              <w:spacing w:lineRule="auto" w:line="192" w:before="0" w:after="0"/>
-              <w:jc w:val="center"/>
-              <w:cnfStyle w:val="000000000000" w:firstRow="0" w:lastRow="0" w:firstColumn="0" w:lastColumn="0" w:oddVBand="0" w:evenVBand="0" w:oddHBand="0" w:evenHBand="0" w:firstRowFirstColumn="0" w:firstRowLastColumn="0" w:lastRowFirstColumn="0" w:lastRowLastColumn="0"/>
-              <w:rPr>
-                <w:color w:themeColor="accent5" w:themeShade="bf" w:val="000000"/>
-                <w:sz w:val="20"/>
-                <w:szCs w:val="20"/>
-              </w:rPr>
-            </w:pPr>
-            <w:r>
-              <w:rPr>
-                <w:rFonts w:cs="B Nazanin" w:ascii="B Nazanin" w:hAnsi="B Nazanin"/>
-                <w:color w:val="000000"/>
-                <w:sz w:val="20"/>
-                <w:szCs w:val="20"/>
-              </w:rPr>
-              <w:t>IR960640015599670727272001</w:t>
+                <w:color w:val="000000"/>
+              </w:rPr>
+            </w:pPr>
+            <w:r>
+              <w:rPr>
+                <w:rFonts w:cs="B Nazanin" w:ascii="B Nazanin" w:hAnsi="B Nazanin"/>
+                <w:color w:val="000000"/>
+                <w:kern w:val="0"/>
+                <w:sz w:val="20"/>
+                <w:szCs w:val="20"/>
+                <w:lang w:val="en-US" w:bidi="fa-IR"/>
+              </w:rPr>
+              <w:t>IR440640241100710727272001</w:t>
             </w:r>
           </w:p>
         </w:tc>
@@ -6530,24 +6525,25 @@
     </w:tbl>
     <w:p>
       <w:pPr>
-        <w:sectPr>
-          <w:headerReference w:type="even" r:id="rId3"/>
-          <w:headerReference w:type="default" r:id="rId4"/>
-          <w:headerReference w:type="first" r:id="rId5"/>
-          <w:footerReference w:type="even" r:id="rId6"/>
-          <w:footerReference w:type="default" r:id="rId7"/>
-          <w:footerReference w:type="first" r:id="rId8"/>
-          <w:type w:val="nextPage"/>
-          <w:pgSz w:w="11906" w:h="16838"/>
-          <w:pgMar w:left="720" w:right="720" w:gutter="0" w:header="0" w:top="720" w:footer="0" w:bottom="720"/>
-          <w:pgNumType w:fmt="decimal"/>
-          <w:formProt w:val="false"/>
-          <w:titlePg/>
-          <w:textDirection w:val="lrTb"/>
-          <w:bidi/>
-          <w:docGrid w:type="default" w:linePitch="326" w:charSpace="0"/>
-        </w:sectPr>
+        <w:pStyle w:val="Normal"/>
+        <w:spacing w:lineRule="auto" w:line="276"/>
+        <w:rPr>
+          <w:rFonts w:ascii="B Nazanin" w:hAnsi="B Nazanin" w:cs="B Nazanin"/>
+          <w:sz w:val="22"/>
+          <w:szCs w:val="22"/>
+        </w:rPr>
       </w:pPr>
+      <w:r>
+        <w:rPr>
+          <w:rFonts w:cs="B Nazanin" w:ascii="B Nazanin" w:hAnsi="B Nazanin"/>
+          <w:sz w:val="22"/>
+          <w:szCs w:val="22"/>
+          <w:rtl w:val="true"/>
+        </w:rPr>
+      </w:r>
+      <w:r>
+        <w:br w:type="page"/>
+      </w:r>
     </w:p>
     <w:p>
       <w:pPr>
@@ -6557,6 +6553,7 @@
           <w:tab w:val="left" w:pos="1564" w:leader="dot"/>
           <w:tab w:val="left" w:pos="8104" w:leader="hyphen"/>
         </w:tabs>
+        <w:spacing w:before="0" w:after="0"/>
         <w:jc w:val="center"/>
         <w:rPr>
           <w:sz w:val="18"/>
@@ -8749,12 +8746,12 @@
         <w:tblLook w:val="0000" w:noHBand="0" w:noVBand="0" w:firstColumn="0" w:lastRow="0" w:lastColumn="0" w:firstRow="0"/>
       </w:tblPr>
       <w:tblGrid>
-        <w:gridCol w:w="565"/>
-        <w:gridCol w:w="995"/>
+        <w:gridCol w:w="567"/>
+        <w:gridCol w:w="993"/>
         <w:gridCol w:w="1286"/>
         <w:gridCol w:w="1427"/>
-        <w:gridCol w:w="1571"/>
-        <w:gridCol w:w="2280"/>
+        <w:gridCol w:w="1573"/>
+        <w:gridCol w:w="2278"/>
         <w:gridCol w:w="2557"/>
       </w:tblGrid>
       <w:tr>
@@ -8763,7 +8760,7 @@
         </w:trPr>
         <w:tc>
           <w:tcPr>
-            <w:tcW w:w="565" w:type="dxa"/>
+            <w:tcW w:w="567" w:type="dxa"/>
             <w:tcBorders>
               <w:top w:val="outset" w:sz="6" w:space="0" w:color="000000"/>
               <w:left w:val="outset" w:sz="6" w:space="0" w:color="000000"/>
@@ -8801,7 +8798,7 @@
         </w:tc>
         <w:tc>
           <w:tcPr>
-            <w:tcW w:w="995" w:type="dxa"/>
+            <w:tcW w:w="993" w:type="dxa"/>
             <w:tcBorders>
               <w:top w:val="outset" w:sz="6" w:space="0" w:color="000000"/>
               <w:left w:val="outset" w:sz="6" w:space="0" w:color="000000"/>
@@ -9122,7 +9119,7 @@
         </w:tc>
         <w:tc>
           <w:tcPr>
-            <w:tcW w:w="1571" w:type="dxa"/>
+            <w:tcW w:w="1573" w:type="dxa"/>
             <w:tcBorders>
               <w:top w:val="outset" w:sz="6" w:space="0" w:color="000000"/>
               <w:left w:val="outset" w:sz="6" w:space="0" w:color="000000"/>
@@ -9255,7 +9252,7 @@
         </w:tc>
         <w:tc>
           <w:tcPr>
-            <w:tcW w:w="2280" w:type="dxa"/>
+            <w:tcW w:w="2278" w:type="dxa"/>
             <w:tcBorders>
               <w:top w:val="outset" w:sz="6" w:space="0" w:color="000000"/>
               <w:left w:val="outset" w:sz="6" w:space="0" w:color="000000"/>
@@ -9567,7 +9564,7 @@
         </w:trPr>
         <w:tc>
           <w:tcPr>
-            <w:tcW w:w="565" w:type="dxa"/>
+            <w:tcW w:w="567" w:type="dxa"/>
             <w:tcBorders>
               <w:top w:val="outset" w:sz="6" w:space="0" w:color="000000"/>
               <w:left w:val="outset" w:sz="6" w:space="0" w:color="000000"/>
@@ -9602,7 +9599,7 @@
         </w:tc>
         <w:tc>
           <w:tcPr>
-            <w:tcW w:w="995" w:type="dxa"/>
+            <w:tcW w:w="993" w:type="dxa"/>
             <w:tcBorders>
               <w:top w:val="outset" w:sz="6" w:space="0" w:color="000000"/>
               <w:left w:val="outset" w:sz="6" w:space="0" w:color="000000"/>
@@ -9705,7 +9702,7 @@
         </w:tc>
         <w:tc>
           <w:tcPr>
-            <w:tcW w:w="1571" w:type="dxa"/>
+            <w:tcW w:w="1573" w:type="dxa"/>
             <w:tcBorders>
               <w:top w:val="outset" w:sz="6" w:space="0" w:color="000000"/>
               <w:left w:val="outset" w:sz="6" w:space="0" w:color="000000"/>
@@ -9743,7 +9740,7 @@
         </w:tc>
         <w:tc>
           <w:tcPr>
-            <w:tcW w:w="2280" w:type="dxa"/>
+            <w:tcW w:w="2278" w:type="dxa"/>
             <w:tcBorders>
               <w:top w:val="outset" w:sz="6" w:space="0" w:color="000000"/>
               <w:left w:val="outset" w:sz="6" w:space="0" w:color="000000"/>
@@ -9833,13 +9830,15 @@
     <w:p>
       <w:pPr>
         <w:sectPr>
-          <w:headerReference w:type="default" r:id="rId9"/>
-          <w:headerReference w:type="first" r:id="rId10"/>
-          <w:footerReference w:type="default" r:id="rId11"/>
-          <w:footerReference w:type="first" r:id="rId12"/>
+          <w:headerReference w:type="even" r:id="rId2"/>
+          <w:headerReference w:type="default" r:id="rId3"/>
+          <w:headerReference w:type="first" r:id="rId4"/>
+          <w:footerReference w:type="even" r:id="rId5"/>
+          <w:footerReference w:type="default" r:id="rId6"/>
+          <w:footerReference w:type="first" r:id="rId7"/>
           <w:type w:val="nextPage"/>
           <w:pgSz w:w="11906" w:h="16838"/>
-          <w:pgMar w:left="720" w:right="720" w:gutter="0" w:header="0" w:top="720" w:footer="57" w:bottom="720"/>
+          <w:pgMar w:left="720" w:right="720" w:gutter="0" w:header="0" w:top="720" w:footer="0" w:bottom="720"/>
           <w:pgNumType w:fmt="decimal"/>
           <w:formProt w:val="false"/>
           <w:textDirection w:val="lrTb"/>
@@ -10069,7 +10068,7 @@
         </w:rPr>
         <w:t>بانك گشايش كننده ظرف مدت حداكثر</w:t>
       </w:r>
-      <w:bookmarkStart w:id="30" w:name="__DdeLink__1933_4176661853"/>
+      <w:bookmarkStart w:id="29" w:name="__DdeLink__1933_4176661853"/>
       <w:r>
         <w:rPr>
           <w:rFonts w:ascii="B Nazanin" w:hAnsi="B Nazanin" w:cs="B Nazanin"/>
@@ -10081,7 +10080,7 @@
         </w:rPr>
         <w:t xml:space="preserve"> </w:t>
       </w:r>
-      <w:bookmarkEnd w:id="30"/>
+      <w:bookmarkEnd w:id="29"/>
       <w:r>
         <w:rPr>
           <w:rFonts w:cs="B Nazanin" w:ascii="B Nazanin" w:hAnsi="B Nazanin"/>
@@ -10512,7 +10511,7 @@
           <w:szCs w:val="18"/>
         </w:rPr>
       </w:pPr>
-      <w:bookmarkStart w:id="31" w:name="_Hlk157343155"/>
+      <w:bookmarkStart w:id="30" w:name="_Hlk157343155"/>
       <w:r>
         <w:rPr>
           <w:rFonts w:ascii="B Nazanin" w:hAnsi="B Nazanin" w:cs="B Nazanin"/>
@@ -10617,7 +10616,7 @@
         </w:rPr>
         <w:t>.</w:t>
       </w:r>
-      <w:bookmarkEnd w:id="31"/>
+      <w:bookmarkEnd w:id="30"/>
       <w:r>
         <w:rPr>
           <w:rFonts w:ascii="B Nazanin" w:hAnsi="B Nazanin" w:cs="B Nazanin"/>
@@ -10866,14 +10865,14 @@
         <w:tblLook w:val="04a0" w:noHBand="0" w:noVBand="1" w:firstColumn="1" w:lastRow="0" w:lastColumn="0" w:firstRow="1"/>
       </w:tblPr>
       <w:tblGrid>
-        <w:gridCol w:w="7022"/>
-        <w:gridCol w:w="3433"/>
+        <w:gridCol w:w="7024"/>
+        <w:gridCol w:w="3431"/>
       </w:tblGrid>
       <w:tr>
         <w:trPr/>
         <w:tc>
           <w:tcPr>
-            <w:tcW w:w="7022" w:type="dxa"/>
+            <w:tcW w:w="7024" w:type="dxa"/>
             <w:tcBorders>
               <w:top w:val="nil"/>
               <w:left w:val="nil"/>
@@ -10906,7 +10905,7 @@
         </w:tc>
         <w:tc>
           <w:tcPr>
-            <w:tcW w:w="3433" w:type="dxa"/>
+            <w:tcW w:w="3431" w:type="dxa"/>
             <w:vMerge w:val="restart"/>
             <w:tcBorders>
               <w:top w:val="nil"/>
@@ -10934,7 +10933,7 @@
                 <w:rtl w:val="true"/>
               </w:rPr>
               <w:drawing>
-                <wp:anchor behindDoc="0" distT="0" distB="0" distL="0" distR="0" simplePos="0" locked="0" layoutInCell="0" allowOverlap="1" relativeHeight="5">
+                <wp:anchor behindDoc="0" distT="0" distB="0" distL="0" distR="0" simplePos="0" locked="0" layoutInCell="1" allowOverlap="1" relativeHeight="6">
                   <wp:simplePos x="0" y="0"/>
                   <wp:positionH relativeFrom="column">
                     <wp:align>center</wp:align>
@@ -10945,7 +10944,7 @@
                   <wp:extent cx="2044065" cy="877570"/>
                   <wp:effectExtent l="0" t="0" r="0" b="0"/>
                   <wp:wrapSquare wrapText="largest"/>
-                  <wp:docPr id="3" name="Image2" descr=""/>
+                  <wp:docPr id="3" name="Image3" descr=""/>
                   <wp:cNvGraphicFramePr>
                     <a:graphicFrameLocks xmlns:a="http://schemas.openxmlformats.org/drawingml/2006/main" noChangeAspect="1"/>
                   </wp:cNvGraphicFramePr>
@@ -10953,13 +10952,13 @@
                     <a:graphicData uri="http://schemas.openxmlformats.org/drawingml/2006/picture">
                       <pic:pic xmlns:pic="http://schemas.openxmlformats.org/drawingml/2006/picture">
                         <pic:nvPicPr>
-                          <pic:cNvPr id="3" name="Image2" descr=""/>
+                          <pic:cNvPr id="3" name="Image3" descr=""/>
                           <pic:cNvPicPr>
                             <a:picLocks noChangeAspect="1" noChangeArrowheads="1"/>
                           </pic:cNvPicPr>
                         </pic:nvPicPr>
                         <pic:blipFill>
-                          <a:blip r:embed="rId13"/>
+                          <a:blip r:embed="rId8"/>
                           <a:stretch>
                             <a:fillRect/>
                           </a:stretch>
@@ -10986,7 +10985,7 @@
         <w:trPr/>
         <w:tc>
           <w:tcPr>
-            <w:tcW w:w="7022" w:type="dxa"/>
+            <w:tcW w:w="7024" w:type="dxa"/>
             <w:tcBorders>
               <w:top w:val="nil"/>
               <w:left w:val="nil"/>
@@ -11021,7 +11020,7 @@
         </w:tc>
         <w:tc>
           <w:tcPr>
-            <w:tcW w:w="3433" w:type="dxa"/>
+            <w:tcW w:w="3431" w:type="dxa"/>
             <w:vMerge w:val="continue"/>
             <w:tcBorders>
               <w:top w:val="nil"/>
@@ -11076,7 +11075,7 @@
     <w:sectPr>
       <w:type w:val="continuous"/>
       <w:pgSz w:w="11906" w:h="16838"/>
-      <w:pgMar w:left="720" w:right="720" w:gutter="0" w:header="0" w:top="720" w:footer="57" w:bottom="720"/>
+      <w:pgMar w:left="720" w:right="720" w:gutter="0" w:header="0" w:top="720" w:footer="0" w:bottom="720"/>
       <w:formProt w:val="false"/>
       <w:textDirection w:val="lrTb"/>
       <w:bidi/>
@@ -11235,7 +11234,7 @@
         <w:rFonts w:cs="B Nazanin"/>
         <w:color w:val="00B0F0"/>
       </w:rPr>
-      <w:t>2</w:t>
+      <w:t>4</w:t>
     </w:r>
     <w:r>
       <w:rPr>
@@ -11384,155 +11383,6 @@
         <w:rFonts w:cs="B Nazanin"/>
         <w:color w:val="00B0F0"/>
       </w:rPr>
-      <w:t>1</w:t>
-    </w:r>
-    <w:r>
-      <w:rPr>
-        <w:rtl w:val="true"/>
-        <w:sz w:val="20"/>
-        <w:sz w:val="20"/>
-        <w:szCs w:val="20"/>
-        <w:rFonts w:cs="B Nazanin"/>
-        <w:color w:val="00B0F0"/>
-      </w:rPr>
-      <w:fldChar w:fldCharType="end"/>
-    </w:r>
-  </w:p>
-</w:ftr>
-</file>
-
-<file path=word/footer4.xml><?xml version="1.0" encoding="utf-8"?>
-<w:ftr xmlns:o="urn:schemas-microsoft-com:office:office" xmlns:r="http://schemas.openxmlformats.org/officeDocument/2006/relationships" xmlns:v="urn:schemas-microsoft-com:vml" xmlns:w="http://schemas.openxmlformats.org/wordprocessingml/2006/main" xmlns:w10="urn:schemas-microsoft-com:office:word" xmlns:wp="http://schemas.openxmlformats.org/drawingml/2006/wordprocessingDrawing" xmlns:wps="http://schemas.microsoft.com/office/word/2010/wordprocessingShape" xmlns:wpg="http://schemas.microsoft.com/office/word/2010/wordprocessingGroup" xmlns:mc="http://schemas.openxmlformats.org/markup-compatibility/2006" xmlns:wp14="http://schemas.microsoft.com/office/word/2010/wordprocessingDrawing" xmlns:w14="http://schemas.microsoft.com/office/word/2010/wordml" xmlns:w15="http://schemas.microsoft.com/office/word/2012/wordml" mc:Ignorable="w14 wp14 w15">
-  <w:p>
-    <w:pPr>
-      <w:pStyle w:val="Footer"/>
-      <w:widowControl w:val="false"/>
-      <w:pBdr>
-        <w:top w:val="single" w:sz="18" w:space="0" w:color="008000"/>
-      </w:pBdr>
-      <w:tabs>
-        <w:tab w:val="clear" w:pos="8306"/>
-        <w:tab w:val="center" w:pos="4153" w:leader="none"/>
-        <w:tab w:val="right" w:pos="10204" w:leader="none"/>
-      </w:tabs>
-      <w:suppressAutoHyphens w:val="false"/>
-      <w:spacing w:before="0" w:afterAutospacing="1"/>
-      <w:jc w:val="center"/>
-      <w:rPr>
-        <w:rFonts w:cs="B Nazanin"/>
-        <w:sz w:val="20"/>
-        <w:szCs w:val="20"/>
-      </w:rPr>
-    </w:pPr>
-    <w:r>
-      <w:rPr>
-        <w:rFonts w:ascii="B Nazanin" w:hAnsi="B Nazanin" w:cs="B Nazanin"/>
-        <w:sz w:val="20"/>
-        <w:sz w:val="20"/>
-        <w:szCs w:val="20"/>
-        <w:rtl w:val="true"/>
-      </w:rPr>
-      <w:t>تذكر</w:t>
-    </w:r>
-    <w:r>
-      <w:rPr>
-        <w:rFonts w:cs="B Nazanin" w:ascii="B Nazanin" w:hAnsi="B Nazanin"/>
-        <w:sz w:val="20"/>
-        <w:szCs w:val="20"/>
-        <w:rtl w:val="true"/>
-      </w:rPr>
-      <w:t xml:space="preserve">: </w:t>
-    </w:r>
-    <w:r>
-      <w:rPr>
-        <w:rFonts w:ascii="B Nazanin" w:hAnsi="B Nazanin" w:cs="B Nazanin"/>
-        <w:sz w:val="20"/>
-        <w:sz w:val="20"/>
-        <w:szCs w:val="20"/>
-        <w:rtl w:val="true"/>
-      </w:rPr>
-      <w:t>درصورتيكه اعتبار اسنادي ، مطابق با شرايط بالا گشايش نگردد شركت ملي صنايع مس ايران از پذيرفتن آن معذور مي باشد</w:t>
-    </w:r>
-    <w:r>
-      <w:rPr>
-        <w:rFonts w:cs="B Nazanin" w:ascii="B Nazanin" w:hAnsi="B Nazanin"/>
-        <w:sz w:val="20"/>
-        <w:szCs w:val="20"/>
-        <w:rtl w:val="true"/>
-      </w:rPr>
-      <w:t>.</w:t>
-    </w:r>
-    <w:r>
-      <w:rPr>
-        <w:rFonts w:cs="B Nazanin"/>
-        <w:sz w:val="20"/>
-        <w:szCs w:val="20"/>
-        <w:rtl w:val="true"/>
-      </w:rPr>
-      <w:tab/>
-    </w:r>
-    <w:r>
-      <w:rPr>
-        <w:rFonts w:cs="B Nazanin"/>
-        <w:color w:val="00B0F0"/>
-        <w:sz w:val="20"/>
-        <w:sz w:val="20"/>
-        <w:szCs w:val="20"/>
-        <w:rtl w:val="true"/>
-      </w:rPr>
-      <w:t xml:space="preserve">صفحه </w:t>
-    </w:r>
-    <w:r>
-      <w:rPr>
-        <w:rFonts w:cs="B Nazanin"/>
-        <w:color w:val="00B0F0"/>
-        <w:sz w:val="20"/>
-        <w:szCs w:val="20"/>
-        <w:rtl w:val="true"/>
-      </w:rPr>
-      <w:t xml:space="preserve">: </w:t>
-    </w:r>
-    <w:r>
-      <w:rPr>
-        <w:rFonts w:cs="B Nazanin"/>
-        <w:color w:val="00B0F0"/>
-        <w:sz w:val="20"/>
-        <w:szCs w:val="20"/>
-        <w:rtl w:val="true"/>
-      </w:rPr>
-      <w:fldChar w:fldCharType="begin"/>
-    </w:r>
-    <w:r>
-      <w:rPr>
-        <w:rtl w:val="true"/>
-        <w:sz w:val="20"/>
-        <w:sz w:val="20"/>
-        <w:szCs w:val="20"/>
-        <w:rFonts w:cs="B Nazanin"/>
-        <w:color w:val="00B0F0"/>
-      </w:rPr>
-      <w:instrText xml:space="preserve"> PAGE </w:instrText>
-    </w:r>
-    <w:r>
-      <w:rPr>
-        <w:rtl w:val="true"/>
-        <w:sz w:val="20"/>
-        <w:sz w:val="20"/>
-        <w:szCs w:val="20"/>
-        <w:rFonts w:cs="B Nazanin"/>
-        <w:color w:val="00B0F0"/>
-      </w:rPr>
-      <w:fldChar w:fldCharType="separate"/>
-    </w:r>
-    <w:r>
-      <w:rPr>
-        <w:rtl w:val="true"/>
-        <w:sz w:val="20"/>
-        <w:sz w:val="20"/>
-        <w:szCs w:val="20"/>
-        <w:rFonts w:cs="B Nazanin"/>
-        <w:color w:val="00B0F0"/>
-      </w:rPr>
       <w:t>4</w:t>
     </w:r>
     <w:r>
@@ -11547,12 +11397,6 @@
       <w:fldChar w:fldCharType="end"/>
     </w:r>
   </w:p>
-</w:ftr>
-</file>
-
-<file path=word/footer5.xml><?xml version="1.0" encoding="utf-8"?>
-<w:ftr xmlns:o="urn:schemas-microsoft-com:office:office" xmlns:r="http://schemas.openxmlformats.org/officeDocument/2006/relationships" xmlns:v="urn:schemas-microsoft-com:vml" xmlns:w="http://schemas.openxmlformats.org/wordprocessingml/2006/main" xmlns:w10="urn:schemas-microsoft-com:office:word" xmlns:wp="http://schemas.openxmlformats.org/drawingml/2006/wordprocessingDrawing" xmlns:wps="http://schemas.microsoft.com/office/word/2010/wordprocessingShape" xmlns:wpg="http://schemas.microsoft.com/office/word/2010/wordprocessingGroup" xmlns:mc="http://schemas.openxmlformats.org/markup-compatibility/2006" xmlns:wp14="http://schemas.microsoft.com/office/word/2010/wordprocessingDrawing" xmlns:w14="http://schemas.microsoft.com/office/word/2010/wordml" xmlns:w15="http://schemas.microsoft.com/office/word/2012/wordml" mc:Ignorable="w14 wp14 w15">
-  <w:p/>
 </w:ftr>
 </file>
 
@@ -11574,34 +11418,6 @@
 
 <file path=word/header2.xml><?xml version="1.0" encoding="utf-8"?>
 <w:hdr xmlns:o="urn:schemas-microsoft-com:office:office" xmlns:r="http://schemas.openxmlformats.org/officeDocument/2006/relationships" xmlns:v="urn:schemas-microsoft-com:vml" xmlns:w="http://schemas.openxmlformats.org/wordprocessingml/2006/main" xmlns:w10="urn:schemas-microsoft-com:office:word" xmlns:wp="http://schemas.openxmlformats.org/drawingml/2006/wordprocessingDrawing" xmlns:wps="http://schemas.microsoft.com/office/word/2010/wordprocessingShape" xmlns:wpg="http://schemas.microsoft.com/office/word/2010/wordprocessingGroup" xmlns:mc="http://schemas.openxmlformats.org/markup-compatibility/2006" xmlns:wp14="http://schemas.microsoft.com/office/word/2010/wordprocessingDrawing" xmlns:w14="http://schemas.microsoft.com/office/word/2010/wordml" xmlns:w15="http://schemas.microsoft.com/office/word/2012/wordml" mc:Ignorable="w14 wp14 w15">
-  <w:p>
-    <w:pPr>
-      <w:pStyle w:val="Header"/>
-      <w:rPr/>
-    </w:pPr>
-    <w:r>
-      <w:rPr>
-        <w:rtl w:val="true"/>
-      </w:rPr>
-    </w:r>
-  </w:p>
-</w:hdr>
-</file>
-
-<file path=word/header3.xml><?xml version="1.0" encoding="utf-8"?>
-<w:hdr xmlns:o="urn:schemas-microsoft-com:office:office" xmlns:r="http://schemas.openxmlformats.org/officeDocument/2006/relationships" xmlns:v="urn:schemas-microsoft-com:vml" xmlns:w="http://schemas.openxmlformats.org/wordprocessingml/2006/main" xmlns:w10="urn:schemas-microsoft-com:office:word" xmlns:wp="http://schemas.openxmlformats.org/drawingml/2006/wordprocessingDrawing" xmlns:wps="http://schemas.microsoft.com/office/word/2010/wordprocessingShape" xmlns:wpg="http://schemas.microsoft.com/office/word/2010/wordprocessingGroup" xmlns:mc="http://schemas.openxmlformats.org/markup-compatibility/2006" xmlns:wp14="http://schemas.microsoft.com/office/word/2010/wordprocessingDrawing" xmlns:w14="http://schemas.microsoft.com/office/word/2010/wordml" xmlns:w15="http://schemas.microsoft.com/office/word/2012/wordml" mc:Ignorable="w14 wp14 w15">
-  <w:p>
-    <w:pPr>
-      <w:pStyle w:val="Normal"/>
-      <w:jc w:val="center"/>
-      <w:rPr/>
-    </w:pPr>
-    <w:r>
-      <w:rPr>
-        <w:rtl w:val="true"/>
-      </w:rPr>
-    </w:r>
-  </w:p>
   <w:tbl>
     <w:tblPr>
       <w:bidiVisual w:val="true"/>
@@ -11618,9 +11434,10 @@
       <w:tblLook w:val="04a0" w:noHBand="0" w:noVBand="1" w:firstColumn="1" w:lastRow="0" w:lastColumn="0" w:firstRow="1"/>
     </w:tblPr>
     <w:tblGrid>
-      <w:gridCol w:w="2459"/>
-      <w:gridCol w:w="5655"/>
-      <w:gridCol w:w="2355"/>
+      <w:gridCol w:w="4680"/>
+      <w:gridCol w:w="2410"/>
+      <w:gridCol w:w="1362"/>
+      <w:gridCol w:w="2016"/>
     </w:tblGrid>
     <w:tr>
       <w:trPr>
@@ -11628,10 +11445,107 @@
       </w:trPr>
       <w:tc>
         <w:tcPr>
-          <w:tcW w:w="2459" w:type="dxa"/>
+          <w:tcW w:w="4680" w:type="dxa"/>
+          <w:tcBorders/>
+          <w:shd w:color="auto" w:fill="auto" w:val="clear"/>
+          <w:vAlign w:val="center"/>
+        </w:tcPr>
+        <w:p>
+          <w:pPr>
+            <w:pStyle w:val="TableContents"/>
+            <w:rPr>
+              <w:color w:val="000000"/>
+            </w:rPr>
+          </w:pPr>
+          <w:r>
+            <w:rPr>
+              <w:color w:val="000000"/>
+              <w:rtl w:val="true"/>
+            </w:rPr>
+          </w:r>
+        </w:p>
+      </w:tc>
+      <w:tc>
+        <w:tcPr>
+          <w:tcW w:w="2410" w:type="dxa"/>
+          <w:tcBorders/>
+          <w:shd w:color="auto" w:fill="auto" w:val="clear"/>
+          <w:vAlign w:val="center"/>
+        </w:tcPr>
+        <w:p>
+          <w:pPr>
+            <w:pStyle w:val="TableContents"/>
+            <w:rPr>
+              <w:rFonts w:cs="Titr"/>
+              <w:color w:val="000000"/>
+              <w:sz w:val="20"/>
+              <w:szCs w:val="20"/>
+            </w:rPr>
+          </w:pPr>
+          <w:r>
+            <w:rPr>
+              <w:rFonts w:cs="Titr"/>
+              <w:color w:val="000000"/>
+              <w:sz w:val="20"/>
+              <w:szCs w:val="20"/>
+              <w:rtl w:val="true"/>
+            </w:rPr>
+          </w:r>
+        </w:p>
+      </w:tc>
+      <w:tc>
+        <w:tcPr>
+          <w:tcW w:w="1362" w:type="dxa"/>
+          <w:tcBorders/>
+          <w:shd w:color="auto" w:fill="auto" w:val="clear"/>
+        </w:tcPr>
+        <w:p>
+          <w:pPr>
+            <w:pStyle w:val="TableContents"/>
+            <w:rPr>
+              <w:color w:val="000000"/>
+            </w:rPr>
+          </w:pPr>
+          <w:r>
+            <w:rPr>
+              <w:color w:val="000000"/>
+              <w:rtl w:val="true"/>
+            </w:rPr>
+          </w:r>
+        </w:p>
+      </w:tc>
+      <w:tc>
+        <w:tcPr>
+          <w:tcW w:w="2016" w:type="dxa"/>
+          <w:tcBorders/>
+          <w:shd w:color="auto" w:fill="auto" w:val="clear"/>
+        </w:tcPr>
+        <w:p>
+          <w:pPr>
+            <w:pStyle w:val="TableContents"/>
+            <w:rPr>
+              <w:color w:val="000000"/>
+            </w:rPr>
+          </w:pPr>
+          <w:r>
+            <w:rPr>
+              <w:color w:val="000000"/>
+              <w:rtl w:val="true"/>
+            </w:rPr>
+          </w:r>
+        </w:p>
+      </w:tc>
+    </w:tr>
+    <w:tr>
+      <w:trPr>
+        <w:trHeight w:val="20" w:hRule="atLeast"/>
+      </w:trPr>
+      <w:tc>
+        <w:tcPr>
+          <w:tcW w:w="4680" w:type="dxa"/>
           <w:vMerge w:val="restart"/>
           <w:tcBorders>
-            <w:bottom w:val="single" w:sz="12" w:space="0" w:color="9BBB59"/>
+            <w:bottom w:val="single" w:sz="4" w:space="0" w:color="000000"/>
           </w:tcBorders>
           <w:shd w:color="auto" w:fill="auto" w:val="clear"/>
           <w:vAlign w:val="center"/>
@@ -11680,10 +11594,10 @@
       </w:tc>
       <w:tc>
         <w:tcPr>
-          <w:tcW w:w="5655" w:type="dxa"/>
+          <w:tcW w:w="2410" w:type="dxa"/>
           <w:vMerge w:val="restart"/>
           <w:tcBorders>
-            <w:bottom w:val="single" w:sz="12" w:space="0" w:color="9BBB59"/>
+            <w:bottom w:val="single" w:sz="4" w:space="0" w:color="000000"/>
           </w:tcBorders>
           <w:shd w:color="auto" w:fill="auto" w:val="clear"/>
           <w:vAlign w:val="center"/>
@@ -11700,10 +11614,64 @@
           </w:pPr>
           <w:r>
             <w:rPr>
-              <w:rFonts w:cs="Titr"/>
+              <w:rtl w:val="true"/>
+            </w:rPr>
+            <w:drawing>
+              <wp:inline distT="0" distB="0" distL="0" distR="0">
+                <wp:extent cx="834390" cy="834390"/>
+                <wp:effectExtent l="0" t="0" r="0" b="0"/>
+                <wp:docPr id="1" name="Picture 3" descr=""/>
+                <wp:cNvGraphicFramePr>
+                  <a:graphicFrameLocks xmlns:a="http://schemas.openxmlformats.org/drawingml/2006/main" noChangeAspect="1"/>
+                </wp:cNvGraphicFramePr>
+                <a:graphic xmlns:a="http://schemas.openxmlformats.org/drawingml/2006/main">
+                  <a:graphicData uri="http://schemas.openxmlformats.org/drawingml/2006/picture">
+                    <pic:pic xmlns:pic="http://schemas.openxmlformats.org/drawingml/2006/picture">
+                      <pic:nvPicPr>
+                        <pic:cNvPr id="1" name="Picture 3" descr=""/>
+                        <pic:cNvPicPr>
+                          <a:picLocks noChangeAspect="1" noChangeArrowheads="1"/>
+                        </pic:cNvPicPr>
+                      </pic:nvPicPr>
+                      <pic:blipFill>
+                        <a:blip r:embed="rId1"/>
+                        <a:stretch>
+                          <a:fillRect/>
+                        </a:stretch>
+                      </pic:blipFill>
+                      <pic:spPr bwMode="auto">
+                        <a:xfrm>
+                          <a:off x="0" y="0"/>
+                          <a:ext cx="834390" cy="834390"/>
+                        </a:xfrm>
+                        <a:prstGeom prst="rect">
+                          <a:avLst/>
+                        </a:prstGeom>
+                      </pic:spPr>
+                    </pic:pic>
+                  </a:graphicData>
+                </a:graphic>
+              </wp:inline>
+            </w:drawing>
+          </w:r>
+        </w:p>
+      </w:tc>
+      <w:tc>
+        <w:tcPr>
+          <w:tcW w:w="1362" w:type="dxa"/>
+          <w:tcBorders/>
+          <w:shd w:color="auto" w:fill="auto" w:val="clear"/>
+        </w:tcPr>
+        <w:p>
+          <w:pPr>
+            <w:pStyle w:val="TableContents"/>
+            <w:rPr>
               <w:color w:val="000000"/>
-              <w:sz w:val="20"/>
-              <w:szCs w:val="20"/>
+            </w:rPr>
+          </w:pPr>
+          <w:r>
+            <w:rPr>
+              <w:color w:val="000000"/>
               <w:rtl w:val="true"/>
             </w:rPr>
           </w:r>
@@ -11711,7 +11679,7 @@
       </w:tc>
       <w:tc>
         <w:tcPr>
-          <w:tcW w:w="2355" w:type="dxa"/>
+          <w:tcW w:w="2016" w:type="dxa"/>
           <w:tcBorders/>
           <w:shd w:color="auto" w:fill="auto" w:val="clear"/>
         </w:tcPr>
@@ -11761,7 +11729,7 @@
       </w:trPr>
       <w:tc>
         <w:tcPr>
-          <w:tcW w:w="2459" w:type="dxa"/>
+          <w:tcW w:w="4680" w:type="dxa"/>
           <w:vMerge w:val="continue"/>
           <w:tcBorders/>
           <w:shd w:color="auto" w:fill="auto" w:val="clear"/>
@@ -11794,7 +11762,7 @@
       </w:tc>
       <w:tc>
         <w:tcPr>
-          <w:tcW w:w="5655" w:type="dxa"/>
+          <w:tcW w:w="2410" w:type="dxa"/>
           <w:vMerge w:val="continue"/>
           <w:tcBorders/>
           <w:shd w:color="auto" w:fill="auto" w:val="clear"/>
@@ -11822,7 +11790,28 @@
       </w:tc>
       <w:tc>
         <w:tcPr>
-          <w:tcW w:w="2355" w:type="dxa"/>
+          <w:tcW w:w="1362" w:type="dxa"/>
+          <w:tcBorders/>
+          <w:shd w:color="auto" w:fill="auto" w:val="clear"/>
+        </w:tcPr>
+        <w:p>
+          <w:pPr>
+            <w:pStyle w:val="TableContents"/>
+            <w:rPr>
+              <w:color w:val="000000"/>
+            </w:rPr>
+          </w:pPr>
+          <w:r>
+            <w:rPr>
+              <w:color w:val="000000"/>
+              <w:rtl w:val="true"/>
+            </w:rPr>
+          </w:r>
+        </w:p>
+      </w:tc>
+      <w:tc>
+        <w:tcPr>
+          <w:tcW w:w="2016" w:type="dxa"/>
           <w:tcBorders/>
           <w:shd w:color="auto" w:fill="auto" w:val="clear"/>
         </w:tcPr>
@@ -11872,7 +11861,7 @@
       </w:trPr>
       <w:tc>
         <w:tcPr>
-          <w:tcW w:w="2459" w:type="dxa"/>
+          <w:tcW w:w="4680" w:type="dxa"/>
           <w:vMerge w:val="continue"/>
           <w:tcBorders/>
           <w:shd w:color="auto" w:fill="auto" w:val="clear"/>
@@ -11905,7 +11894,7 @@
       </w:tc>
       <w:tc>
         <w:tcPr>
-          <w:tcW w:w="5655" w:type="dxa"/>
+          <w:tcW w:w="2410" w:type="dxa"/>
           <w:vMerge w:val="continue"/>
           <w:tcBorders/>
           <w:shd w:color="auto" w:fill="auto" w:val="clear"/>
@@ -11933,7 +11922,28 @@
       </w:tc>
       <w:tc>
         <w:tcPr>
-          <w:tcW w:w="2355" w:type="dxa"/>
+          <w:tcW w:w="1362" w:type="dxa"/>
+          <w:tcBorders/>
+          <w:shd w:color="auto" w:fill="auto" w:val="clear"/>
+        </w:tcPr>
+        <w:p>
+          <w:pPr>
+            <w:pStyle w:val="TableContents"/>
+            <w:rPr>
+              <w:color w:val="000000"/>
+            </w:rPr>
+          </w:pPr>
+          <w:r>
+            <w:rPr>
+              <w:color w:val="000000"/>
+              <w:rtl w:val="true"/>
+            </w:rPr>
+          </w:r>
+        </w:p>
+      </w:tc>
+      <w:tc>
+        <w:tcPr>
+          <w:tcW w:w="2016" w:type="dxa"/>
           <w:tcBorders/>
           <w:shd w:color="auto" w:fill="auto" w:val="clear"/>
         </w:tcPr>
@@ -11985,10 +11995,10 @@
       </w:trPr>
       <w:tc>
         <w:tcPr>
-          <w:tcW w:w="2459" w:type="dxa"/>
+          <w:tcW w:w="4680" w:type="dxa"/>
           <w:vMerge w:val="continue"/>
           <w:tcBorders>
-            <w:bottom w:val="single" w:sz="12" w:space="0" w:color="9BBB59"/>
+            <w:bottom w:val="single" w:sz="4" w:space="0" w:color="000000"/>
           </w:tcBorders>
           <w:shd w:color="auto" w:fill="auto" w:val="clear"/>
         </w:tcPr>
@@ -12015,10 +12025,10 @@
       </w:tc>
       <w:tc>
         <w:tcPr>
-          <w:tcW w:w="5655" w:type="dxa"/>
+          <w:tcW w:w="2410" w:type="dxa"/>
           <w:vMerge w:val="continue"/>
           <w:tcBorders>
-            <w:bottom w:val="single" w:sz="12" w:space="0" w:color="9BBB59"/>
+            <w:bottom w:val="single" w:sz="4" w:space="0" w:color="000000"/>
           </w:tcBorders>
           <w:shd w:color="auto" w:fill="auto" w:val="clear"/>
         </w:tcPr>
@@ -12045,9 +12055,9 @@
       </w:tc>
       <w:tc>
         <w:tcPr>
-          <w:tcW w:w="2355" w:type="dxa"/>
+          <w:tcW w:w="1362" w:type="dxa"/>
           <w:tcBorders>
-            <w:bottom w:val="single" w:sz="12" w:space="0" w:color="9BBB59"/>
+            <w:bottom w:val="single" w:sz="4" w:space="0" w:color="000000"/>
           </w:tcBorders>
           <w:shd w:color="auto" w:fill="auto" w:val="clear"/>
         </w:tcPr>
@@ -12060,303 +12070,7 @@
           </w:pPr>
           <w:r>
             <w:rPr>
-              <w:rFonts w:ascii="B Nazanin" w:hAnsi="B Nazanin" w:cs="B Nazanin"/>
               <w:color w:val="000000"/>
-              <w:sz w:val="18"/>
-              <w:sz w:val="18"/>
-              <w:szCs w:val="18"/>
-              <w:rtl w:val="true"/>
-            </w:rPr>
-            <w:t>شناسه ملي</w:t>
-          </w:r>
-          <w:r>
-            <w:rPr>
-              <w:rFonts w:cs="B Nazanin" w:ascii="B Nazanin" w:hAnsi="B Nazanin"/>
-              <w:color w:val="000000"/>
-              <w:sz w:val="18"/>
-              <w:szCs w:val="18"/>
-              <w:rtl w:val="true"/>
-            </w:rPr>
-            <w:t xml:space="preserve">:   </w:t>
-          </w:r>
-          <w:r>
-            <w:rPr>
-              <w:rFonts w:cs="B Nazanin" w:ascii="B Nazanin" w:hAnsi="B Nazanin"/>
-              <w:color w:val="000000"/>
-              <w:sz w:val="18"/>
-              <w:szCs w:val="18"/>
-            </w:rPr>
-            <w:t>10100582059</w:t>
-          </w:r>
-        </w:p>
-      </w:tc>
-    </w:tr>
-  </w:tbl>
-  <w:p>
-    <w:pPr>
-      <w:pStyle w:val="Normal"/>
-      <w:rPr>
-        <w:sz w:val="2"/>
-        <w:szCs w:val="2"/>
-      </w:rPr>
-    </w:pPr>
-    <w:r>
-      <w:rPr>
-        <w:sz w:val="2"/>
-        <w:szCs w:val="2"/>
-        <w:rtl w:val="true"/>
-      </w:rPr>
-    </w:r>
-  </w:p>
-</w:hdr>
-</file>
-
-<file path=word/header4.xml><?xml version="1.0" encoding="utf-8"?>
-<w:hdr xmlns:o="urn:schemas-microsoft-com:office:office" xmlns:r="http://schemas.openxmlformats.org/officeDocument/2006/relationships" xmlns:v="urn:schemas-microsoft-com:vml" xmlns:w="http://schemas.openxmlformats.org/wordprocessingml/2006/main" xmlns:w10="urn:schemas-microsoft-com:office:word" xmlns:wp="http://schemas.openxmlformats.org/drawingml/2006/wordprocessingDrawing" xmlns:wps="http://schemas.microsoft.com/office/word/2010/wordprocessingShape" xmlns:wpg="http://schemas.microsoft.com/office/word/2010/wordprocessingGroup" xmlns:mc="http://schemas.openxmlformats.org/markup-compatibility/2006" xmlns:wp14="http://schemas.microsoft.com/office/word/2010/wordprocessingDrawing" xmlns:w14="http://schemas.microsoft.com/office/word/2010/wordml" xmlns:w15="http://schemas.microsoft.com/office/word/2012/wordml" mc:Ignorable="w14 wp14 w15">
-  <w:p>
-    <w:pPr>
-      <w:pStyle w:val="Normal"/>
-      <w:rPr/>
-    </w:pPr>
-    <w:r>
-      <w:rPr>
-        <w:rtl w:val="true"/>
-      </w:rPr>
-    </w:r>
-  </w:p>
-  <w:tbl>
-    <w:tblPr>
-      <w:bidiVisual w:val="true"/>
-      <w:tblW w:w="10469" w:type="dxa"/>
-      <w:jc w:val="left"/>
-      <w:tblInd w:w="-20" w:type="dxa"/>
-      <w:tblLayout w:type="fixed"/>
-      <w:tblCellMar>
-        <w:top w:w="0" w:type="dxa"/>
-        <w:left w:w="0" w:type="dxa"/>
-        <w:bottom w:w="0" w:type="dxa"/>
-        <w:right w:w="0" w:type="dxa"/>
-      </w:tblCellMar>
-      <w:tblLook w:val="04a0" w:noHBand="0" w:noVBand="1" w:firstColumn="1" w:lastRow="0" w:lastColumn="0" w:firstRow="1"/>
-    </w:tblPr>
-    <w:tblGrid>
-      <w:gridCol w:w="1988"/>
-      <w:gridCol w:w="6126"/>
-      <w:gridCol w:w="2355"/>
-    </w:tblGrid>
-    <w:tr>
-      <w:trPr>
-        <w:trHeight w:val="20" w:hRule="atLeast"/>
-      </w:trPr>
-      <w:tc>
-        <w:tcPr>
-          <w:tcW w:w="1988" w:type="dxa"/>
-          <w:vMerge w:val="restart"/>
-          <w:tcBorders>
-            <w:bottom w:val="single" w:sz="12" w:space="0" w:color="9BBB59"/>
-          </w:tcBorders>
-          <w:shd w:color="auto" w:fill="auto" w:val="clear"/>
-          <w:vAlign w:val="center"/>
-        </w:tcPr>
-        <w:p>
-          <w:pPr>
-            <w:pStyle w:val="TableContents"/>
-            <w:rPr>
-              <w:color w:val="000000"/>
-            </w:rPr>
-          </w:pPr>
-          <w:r>
-            <w:rPr>
-              <w:rFonts w:ascii="IranNastaliq" w:hAnsi="IranNastaliq" w:cs="IranNastaliq"/>
-              <w:b/>
-              <w:b/>
-              <w:bCs/>
-              <w:color w:val="000000"/>
-              <w:sz w:val="32"/>
-              <w:sz w:val="32"/>
-              <w:szCs w:val="32"/>
-              <w:rtl w:val="true"/>
-            </w:rPr>
-            <w:t>امور فروش</w:t>
-          </w:r>
-        </w:p>
-        <w:p>
-          <w:pPr>
-            <w:pStyle w:val="TableContents"/>
-            <w:rPr>
-              <w:color w:val="000000"/>
-            </w:rPr>
-          </w:pPr>
-          <w:r>
-            <w:rPr>
-              <w:rFonts w:ascii="IranNastaliq" w:hAnsi="IranNastaliq" w:cs="IranNastaliq"/>
-              <w:b/>
-              <w:b/>
-              <w:bCs/>
-              <w:color w:val="000000"/>
-              <w:sz w:val="32"/>
-              <w:sz w:val="32"/>
-              <w:szCs w:val="32"/>
-              <w:rtl w:val="true"/>
-            </w:rPr>
-            <w:t>پيش فاکتور</w:t>
-          </w:r>
-        </w:p>
-      </w:tc>
-      <w:tc>
-        <w:tcPr>
-          <w:tcW w:w="6126" w:type="dxa"/>
-          <w:vMerge w:val="restart"/>
-          <w:tcBorders>
-            <w:bottom w:val="single" w:sz="12" w:space="0" w:color="9BBB59"/>
-          </w:tcBorders>
-          <w:shd w:color="auto" w:fill="auto" w:val="clear"/>
-          <w:vAlign w:val="center"/>
-        </w:tcPr>
-        <w:p>
-          <w:pPr>
-            <w:pStyle w:val="TableContents"/>
-            <w:rPr>
-              <w:rFonts w:cs="Titr"/>
-              <w:color w:val="000000"/>
-              <w:sz w:val="20"/>
-              <w:szCs w:val="20"/>
-            </w:rPr>
-          </w:pPr>
-          <w:r>
-            <w:rPr>
-              <w:rFonts w:cs="Titr"/>
-              <w:color w:val="000000"/>
-              <w:sz w:val="20"/>
-              <w:szCs w:val="20"/>
-              <w:rtl w:val="true"/>
-            </w:rPr>
-            <w:drawing>
-              <wp:anchor behindDoc="1" distT="0" distB="0" distL="0" distR="0" simplePos="0" locked="0" layoutInCell="1" allowOverlap="1" relativeHeight="3">
-                <wp:simplePos x="0" y="0"/>
-                <wp:positionH relativeFrom="column">
-                  <wp:align>center</wp:align>
-                </wp:positionH>
-                <wp:positionV relativeFrom="paragraph">
-                  <wp:posOffset>635</wp:posOffset>
-                </wp:positionV>
-                <wp:extent cx="990600" cy="937260"/>
-                <wp:effectExtent l="0" t="0" r="0" b="0"/>
-                <wp:wrapSquare wrapText="largest"/>
-                <wp:docPr id="2" name="Image3" descr=""/>
-                <wp:cNvGraphicFramePr>
-                  <a:graphicFrameLocks xmlns:a="http://schemas.openxmlformats.org/drawingml/2006/main" noChangeAspect="1"/>
-                </wp:cNvGraphicFramePr>
-                <a:graphic xmlns:a="http://schemas.openxmlformats.org/drawingml/2006/main">
-                  <a:graphicData uri="http://schemas.openxmlformats.org/drawingml/2006/picture">
-                    <pic:pic xmlns:pic="http://schemas.openxmlformats.org/drawingml/2006/picture">
-                      <pic:nvPicPr>
-                        <pic:cNvPr id="2" name="Image3" descr=""/>
-                        <pic:cNvPicPr>
-                          <a:picLocks noChangeAspect="1" noChangeArrowheads="1"/>
-                        </pic:cNvPicPr>
-                      </pic:nvPicPr>
-                      <pic:blipFill>
-                        <a:blip r:embed="rId1"/>
-                        <a:stretch>
-                          <a:fillRect/>
-                        </a:stretch>
-                      </pic:blipFill>
-                      <pic:spPr bwMode="auto">
-                        <a:xfrm>
-                          <a:off x="0" y="0"/>
-                          <a:ext cx="990600" cy="937260"/>
-                        </a:xfrm>
-                        <a:prstGeom prst="rect">
-                          <a:avLst/>
-                        </a:prstGeom>
-                      </pic:spPr>
-                    </pic:pic>
-                  </a:graphicData>
-                </a:graphic>
-              </wp:anchor>
-            </w:drawing>
-          </w:r>
-        </w:p>
-      </w:tc>
-      <w:tc>
-        <w:tcPr>
-          <w:tcW w:w="2355" w:type="dxa"/>
-          <w:tcBorders/>
-          <w:shd w:color="auto" w:fill="auto" w:val="clear"/>
-        </w:tcPr>
-        <w:p>
-          <w:pPr>
-            <w:pStyle w:val="TableContents"/>
-            <w:rPr>
-              <w:color w:val="000000"/>
-            </w:rPr>
-          </w:pPr>
-          <w:r>
-            <w:rPr>
-              <w:rFonts w:ascii="B Nazanin" w:hAnsi="B Nazanin" w:cs="B Nazanin"/>
-              <w:color w:val="000000"/>
-              <w:sz w:val="18"/>
-              <w:sz w:val="18"/>
-              <w:szCs w:val="18"/>
-              <w:rtl w:val="true"/>
-            </w:rPr>
-            <w:t>تاريخ</w:t>
-          </w:r>
-          <w:r>
-            <w:rPr>
-              <w:rFonts w:cs="B Nazanin" w:ascii="B Nazanin" w:hAnsi="B Nazanin"/>
-              <w:color w:val="000000"/>
-              <w:sz w:val="18"/>
-              <w:szCs w:val="18"/>
-              <w:rtl w:val="true"/>
-            </w:rPr>
-            <w:t xml:space="preserve">: </w:t>
-          </w:r>
-          <w:r>
-            <w:rPr>
-              <w:rFonts w:cs="B Nazanin" w:ascii="Calibri" w:hAnsi="Calibri" w:asciiTheme="minorHAnsi" w:hAnsiTheme="minorHAnsi"/>
-              <w:color w:val="000000"/>
-              <w:sz w:val="18"/>
-              <w:szCs w:val="18"/>
-            </w:rPr>
-            <w:t>C_PERFORMA_DATE</w:t>
-          </w:r>
-        </w:p>
-      </w:tc>
-    </w:tr>
-    <w:tr>
-      <w:trPr>
-        <w:trHeight w:val="20" w:hRule="atLeast"/>
-      </w:trPr>
-      <w:tc>
-        <w:tcPr>
-          <w:tcW w:w="1988" w:type="dxa"/>
-          <w:vMerge w:val="continue"/>
-          <w:tcBorders/>
-          <w:shd w:color="auto" w:fill="auto" w:val="clear"/>
-          <w:vAlign w:val="center"/>
-        </w:tcPr>
-        <w:p>
-          <w:pPr>
-            <w:pStyle w:val="TableContents"/>
-            <w:rPr>
-              <w:rFonts w:ascii="IranNastaliq" w:hAnsi="IranNastaliq" w:cs="IranNastaliq"/>
-              <w:b/>
-              <w:bCs/>
-              <w:color w:val="000000"/>
-              <w:sz w:val="32"/>
-              <w:szCs w:val="32"/>
-            </w:rPr>
-          </w:pPr>
-          <w:r>
-            <w:rPr>
-              <w:rFonts w:cs="IranNastaliq" w:ascii="IranNastaliq" w:hAnsi="IranNastaliq"/>
-              <w:b/>
-              <w:bCs/>
-              <w:color w:val="000000"/>
-              <w:sz w:val="32"/>
-              <w:szCs w:val="32"/>
               <w:rtl w:val="true"/>
             </w:rPr>
           </w:r>
@@ -12364,260 +12078,9 @@
       </w:tc>
       <w:tc>
         <w:tcPr>
-          <w:tcW w:w="6126" w:type="dxa"/>
-          <w:vMerge w:val="continue"/>
-          <w:tcBorders/>
-          <w:shd w:color="auto" w:fill="auto" w:val="clear"/>
-        </w:tcPr>
-        <w:p>
-          <w:pPr>
-            <w:pStyle w:val="TableContents"/>
-            <w:rPr>
-              <w:rFonts w:ascii="B Zar" w:hAnsi="B Zar" w:cs="B Zar"/>
-              <w:color w:val="000000"/>
-              <w:sz w:val="20"/>
-              <w:szCs w:val="20"/>
-            </w:rPr>
-          </w:pPr>
-          <w:r>
-            <w:rPr>
-              <w:rFonts w:cs="B Zar" w:ascii="B Zar" w:hAnsi="B Zar"/>
-              <w:color w:val="000000"/>
-              <w:sz w:val="20"/>
-              <w:szCs w:val="20"/>
-              <w:rtl w:val="true"/>
-            </w:rPr>
-          </w:r>
-        </w:p>
-      </w:tc>
-      <w:tc>
-        <w:tcPr>
-          <w:tcW w:w="2355" w:type="dxa"/>
-          <w:tcBorders/>
-          <w:shd w:color="auto" w:fill="auto" w:val="clear"/>
-        </w:tcPr>
-        <w:p>
-          <w:pPr>
-            <w:pStyle w:val="TableContents"/>
-            <w:rPr>
-              <w:color w:val="000000"/>
-            </w:rPr>
-          </w:pPr>
-          <w:r>
-            <w:rPr>
-              <w:rFonts w:ascii="B Nazanin" w:hAnsi="B Nazanin" w:cs="B Nazanin"/>
-              <w:color w:val="000000"/>
-              <w:sz w:val="18"/>
-              <w:sz w:val="18"/>
-              <w:szCs w:val="18"/>
-              <w:rtl w:val="true"/>
-            </w:rPr>
-            <w:t>شماره</w:t>
-          </w:r>
-          <w:r>
-            <w:rPr>
-              <w:rFonts w:cs="B Nazanin" w:ascii="B Nazanin" w:hAnsi="B Nazanin"/>
-              <w:color w:val="000000"/>
-              <w:sz w:val="18"/>
-              <w:szCs w:val="18"/>
-              <w:rtl w:val="true"/>
-            </w:rPr>
-            <w:t>:</w:t>
-          </w:r>
-          <w:r>
-            <w:rPr>
-              <w:rFonts w:cs="B Nazanin" w:ascii="Calibri" w:hAnsi="Calibri" w:asciiTheme="minorHAnsi" w:hAnsiTheme="minorHAnsi"/>
-              <w:color w:val="000000"/>
-              <w:sz w:val="18"/>
-              <w:szCs w:val="18"/>
-            </w:rPr>
-            <w:t>C_PERFORMA_NO</w:t>
-          </w:r>
-        </w:p>
-      </w:tc>
-    </w:tr>
-    <w:tr>
-      <w:trPr>
-        <w:trHeight w:val="20" w:hRule="atLeast"/>
-      </w:trPr>
-      <w:tc>
-        <w:tcPr>
-          <w:tcW w:w="1988" w:type="dxa"/>
-          <w:vMerge w:val="continue"/>
-          <w:tcBorders/>
-          <w:shd w:color="auto" w:fill="auto" w:val="clear"/>
-          <w:vAlign w:val="center"/>
-        </w:tcPr>
-        <w:p>
-          <w:pPr>
-            <w:pStyle w:val="TableContents"/>
-            <w:rPr>
-              <w:rFonts w:ascii="IranNastaliq" w:hAnsi="IranNastaliq" w:cs="IranNastaliq"/>
-              <w:b/>
-              <w:bCs/>
-              <w:color w:val="000000"/>
-              <w:sz w:val="32"/>
-              <w:szCs w:val="32"/>
-            </w:rPr>
-          </w:pPr>
-          <w:r>
-            <w:rPr>
-              <w:rFonts w:cs="IranNastaliq" w:ascii="IranNastaliq" w:hAnsi="IranNastaliq"/>
-              <w:b/>
-              <w:bCs/>
-              <w:color w:val="000000"/>
-              <w:sz w:val="32"/>
-              <w:szCs w:val="32"/>
-              <w:rtl w:val="true"/>
-            </w:rPr>
-          </w:r>
-        </w:p>
-      </w:tc>
-      <w:tc>
-        <w:tcPr>
-          <w:tcW w:w="6126" w:type="dxa"/>
-          <w:vMerge w:val="continue"/>
-          <w:tcBorders/>
-          <w:shd w:color="auto" w:fill="auto" w:val="clear"/>
-        </w:tcPr>
-        <w:p>
-          <w:pPr>
-            <w:pStyle w:val="TableContents"/>
-            <w:rPr>
-              <w:rFonts w:cs="Titr"/>
-              <w:color w:val="000000"/>
-              <w:sz w:val="20"/>
-              <w:szCs w:val="20"/>
-            </w:rPr>
-          </w:pPr>
-          <w:r>
-            <w:rPr>
-              <w:rFonts w:cs="Titr"/>
-              <w:color w:val="000000"/>
-              <w:sz w:val="20"/>
-              <w:szCs w:val="20"/>
-              <w:rtl w:val="true"/>
-            </w:rPr>
-          </w:r>
-        </w:p>
-      </w:tc>
-      <w:tc>
-        <w:tcPr>
-          <w:tcW w:w="2355" w:type="dxa"/>
-          <w:tcBorders/>
-          <w:shd w:color="auto" w:fill="auto" w:val="clear"/>
-        </w:tcPr>
-        <w:p>
-          <w:pPr>
-            <w:pStyle w:val="TableContents"/>
-            <w:rPr>
-              <w:color w:val="000000"/>
-            </w:rPr>
-          </w:pPr>
-          <w:r>
-            <w:rPr>
-              <w:rFonts w:ascii="B Nazanin" w:hAnsi="B Nazanin" w:cs="B Nazanin"/>
-              <w:color w:val="000000"/>
-              <w:sz w:val="18"/>
-              <w:sz w:val="18"/>
-              <w:szCs w:val="18"/>
-              <w:rtl w:val="true"/>
-            </w:rPr>
-            <w:t>پيوست</w:t>
-          </w:r>
-          <w:r>
-            <w:rPr>
-              <w:rFonts w:cs="B Nazanin" w:ascii="B Nazanin" w:hAnsi="B Nazanin"/>
-              <w:color w:val="000000"/>
-              <w:sz w:val="18"/>
-              <w:szCs w:val="18"/>
-              <w:rtl w:val="true"/>
-            </w:rPr>
-            <w:t xml:space="preserve">: </w:t>
-          </w:r>
-          <w:r>
-            <w:rPr>
-              <w:rFonts w:ascii="B Nazanin" w:hAnsi="B Nazanin" w:cs="B Nazanin"/>
-              <w:color w:val="000000"/>
-              <w:sz w:val="18"/>
-              <w:sz w:val="18"/>
-              <w:szCs w:val="18"/>
-              <w:rtl w:val="true"/>
-            </w:rPr>
-            <w:t>ندارد</w:t>
-          </w:r>
-        </w:p>
-      </w:tc>
-    </w:tr>
-    <w:tr>
-      <w:trPr>
-        <w:trHeight w:val="20" w:hRule="atLeast"/>
-      </w:trPr>
-      <w:tc>
-        <w:tcPr>
-          <w:tcW w:w="1988" w:type="dxa"/>
-          <w:vMerge w:val="continue"/>
+          <w:tcW w:w="2016" w:type="dxa"/>
           <w:tcBorders>
-            <w:bottom w:val="single" w:sz="12" w:space="0" w:color="9BBB59"/>
-          </w:tcBorders>
-          <w:shd w:color="auto" w:fill="auto" w:val="clear"/>
-        </w:tcPr>
-        <w:p>
-          <w:pPr>
-            <w:pStyle w:val="TableContents"/>
-            <w:rPr>
-              <w:rFonts w:ascii="B Zar" w:hAnsi="B Zar" w:cs="B Zar"/>
-              <w:color w:val="000000"/>
-              <w:sz w:val="20"/>
-              <w:szCs w:val="20"/>
-            </w:rPr>
-          </w:pPr>
-          <w:r>
-            <w:rPr>
-              <w:rFonts w:cs="B Zar" w:ascii="B Zar" w:hAnsi="B Zar"/>
-              <w:color w:val="000000"/>
-              <w:sz w:val="20"/>
-              <w:szCs w:val="20"/>
-              <w:rtl w:val="true"/>
-            </w:rPr>
-          </w:r>
-        </w:p>
-      </w:tc>
-      <w:tc>
-        <w:tcPr>
-          <w:tcW w:w="6126" w:type="dxa"/>
-          <w:vMerge w:val="continue"/>
-          <w:tcBorders>
-            <w:bottom w:val="single" w:sz="12" w:space="0" w:color="9BBB59"/>
-          </w:tcBorders>
-          <w:shd w:color="auto" w:fill="auto" w:val="clear"/>
-        </w:tcPr>
-        <w:p>
-          <w:pPr>
-            <w:pStyle w:val="TableContents"/>
-            <w:rPr>
-              <w:rFonts w:ascii="B Zar" w:hAnsi="B Zar" w:cs="B Zar"/>
-              <w:color w:val="000000"/>
-              <w:sz w:val="20"/>
-              <w:szCs w:val="20"/>
-            </w:rPr>
-          </w:pPr>
-          <w:r>
-            <w:rPr>
-              <w:rFonts w:cs="B Zar" w:ascii="B Zar" w:hAnsi="B Zar"/>
-              <w:color w:val="000000"/>
-              <w:sz w:val="20"/>
-              <w:szCs w:val="20"/>
-              <w:rtl w:val="true"/>
-            </w:rPr>
-          </w:r>
-        </w:p>
-      </w:tc>
-      <w:tc>
-        <w:tcPr>
-          <w:tcW w:w="2355" w:type="dxa"/>
-          <w:tcBorders>
-            <w:bottom w:val="single" w:sz="12" w:space="0" w:color="9BBB59"/>
+            <w:bottom w:val="single" w:sz="4" w:space="0" w:color="000000"/>
           </w:tcBorders>
           <w:shd w:color="auto" w:fill="auto" w:val="clear"/>
         </w:tcPr>
@@ -12673,28 +12136,729 @@
       </w:rPr>
     </w:r>
   </w:p>
+</w:hdr>
+</file>
+
+<file path=word/header3.xml><?xml version="1.0" encoding="utf-8"?>
+<w:hdr xmlns:o="urn:schemas-microsoft-com:office:office" xmlns:r="http://schemas.openxmlformats.org/officeDocument/2006/relationships" xmlns:v="urn:schemas-microsoft-com:vml" xmlns:w="http://schemas.openxmlformats.org/wordprocessingml/2006/main" xmlns:w10="urn:schemas-microsoft-com:office:word" xmlns:wp="http://schemas.openxmlformats.org/drawingml/2006/wordprocessingDrawing" xmlns:wps="http://schemas.microsoft.com/office/word/2010/wordprocessingShape" xmlns:wpg="http://schemas.microsoft.com/office/word/2010/wordprocessingGroup" xmlns:mc="http://schemas.openxmlformats.org/markup-compatibility/2006" xmlns:wp14="http://schemas.microsoft.com/office/word/2010/wordprocessingDrawing" xmlns:w14="http://schemas.microsoft.com/office/word/2010/wordml" xmlns:w15="http://schemas.microsoft.com/office/word/2012/wordml" mc:Ignorable="w14 wp14 w15">
+  <w:tbl>
+    <w:tblPr>
+      <w:bidiVisual w:val="true"/>
+      <w:tblW w:w="10469" w:type="dxa"/>
+      <w:jc w:val="left"/>
+      <w:tblInd w:w="-20" w:type="dxa"/>
+      <w:tblLayout w:type="fixed"/>
+      <w:tblCellMar>
+        <w:top w:w="0" w:type="dxa"/>
+        <w:left w:w="0" w:type="dxa"/>
+        <w:bottom w:w="0" w:type="dxa"/>
+        <w:right w:w="0" w:type="dxa"/>
+      </w:tblCellMar>
+      <w:tblLook w:val="04a0" w:noHBand="0" w:noVBand="1" w:firstColumn="1" w:lastRow="0" w:lastColumn="0" w:firstRow="1"/>
+    </w:tblPr>
+    <w:tblGrid>
+      <w:gridCol w:w="4680"/>
+      <w:gridCol w:w="2410"/>
+      <w:gridCol w:w="1362"/>
+      <w:gridCol w:w="2016"/>
+    </w:tblGrid>
+    <w:tr>
+      <w:trPr>
+        <w:trHeight w:val="20" w:hRule="atLeast"/>
+      </w:trPr>
+      <w:tc>
+        <w:tcPr>
+          <w:tcW w:w="4680" w:type="dxa"/>
+          <w:tcBorders/>
+          <w:shd w:color="auto" w:fill="auto" w:val="clear"/>
+          <w:vAlign w:val="center"/>
+        </w:tcPr>
+        <w:p>
+          <w:pPr>
+            <w:pStyle w:val="TableContents"/>
+            <w:rPr>
+              <w:color w:val="000000"/>
+            </w:rPr>
+          </w:pPr>
+          <w:r>
+            <w:rPr>
+              <w:color w:val="000000"/>
+              <w:rtl w:val="true"/>
+            </w:rPr>
+          </w:r>
+        </w:p>
+      </w:tc>
+      <w:tc>
+        <w:tcPr>
+          <w:tcW w:w="2410" w:type="dxa"/>
+          <w:tcBorders/>
+          <w:shd w:color="auto" w:fill="auto" w:val="clear"/>
+          <w:vAlign w:val="center"/>
+        </w:tcPr>
+        <w:p>
+          <w:pPr>
+            <w:pStyle w:val="TableContents"/>
+            <w:rPr>
+              <w:rFonts w:cs="Titr"/>
+              <w:color w:val="000000"/>
+              <w:sz w:val="20"/>
+              <w:szCs w:val="20"/>
+            </w:rPr>
+          </w:pPr>
+          <w:r>
+            <w:rPr>
+              <w:rFonts w:cs="Titr"/>
+              <w:color w:val="000000"/>
+              <w:sz w:val="20"/>
+              <w:szCs w:val="20"/>
+              <w:rtl w:val="true"/>
+            </w:rPr>
+          </w:r>
+        </w:p>
+      </w:tc>
+      <w:tc>
+        <w:tcPr>
+          <w:tcW w:w="1362" w:type="dxa"/>
+          <w:tcBorders/>
+          <w:shd w:color="auto" w:fill="auto" w:val="clear"/>
+        </w:tcPr>
+        <w:p>
+          <w:pPr>
+            <w:pStyle w:val="TableContents"/>
+            <w:rPr>
+              <w:color w:val="000000"/>
+            </w:rPr>
+          </w:pPr>
+          <w:r>
+            <w:rPr>
+              <w:color w:val="000000"/>
+              <w:rtl w:val="true"/>
+            </w:rPr>
+          </w:r>
+        </w:p>
+      </w:tc>
+      <w:tc>
+        <w:tcPr>
+          <w:tcW w:w="2016" w:type="dxa"/>
+          <w:tcBorders/>
+          <w:shd w:color="auto" w:fill="auto" w:val="clear"/>
+        </w:tcPr>
+        <w:p>
+          <w:pPr>
+            <w:pStyle w:val="TableContents"/>
+            <w:rPr>
+              <w:color w:val="000000"/>
+            </w:rPr>
+          </w:pPr>
+          <w:r>
+            <w:rPr>
+              <w:color w:val="000000"/>
+              <w:rtl w:val="true"/>
+            </w:rPr>
+          </w:r>
+        </w:p>
+      </w:tc>
+    </w:tr>
+    <w:tr>
+      <w:trPr>
+        <w:trHeight w:val="20" w:hRule="atLeast"/>
+      </w:trPr>
+      <w:tc>
+        <w:tcPr>
+          <w:tcW w:w="4680" w:type="dxa"/>
+          <w:vMerge w:val="restart"/>
+          <w:tcBorders>
+            <w:bottom w:val="single" w:sz="4" w:space="0" w:color="000000"/>
+          </w:tcBorders>
+          <w:shd w:color="auto" w:fill="auto" w:val="clear"/>
+          <w:vAlign w:val="center"/>
+        </w:tcPr>
+        <w:p>
+          <w:pPr>
+            <w:pStyle w:val="TableContents"/>
+            <w:rPr>
+              <w:color w:val="000000"/>
+            </w:rPr>
+          </w:pPr>
+          <w:r>
+            <w:rPr>
+              <w:rFonts w:ascii="IranNastaliq" w:hAnsi="IranNastaliq" w:cs="IranNastaliq"/>
+              <w:b/>
+              <w:b/>
+              <w:bCs/>
+              <w:color w:val="000000"/>
+              <w:sz w:val="32"/>
+              <w:sz w:val="32"/>
+              <w:szCs w:val="32"/>
+              <w:rtl w:val="true"/>
+            </w:rPr>
+            <w:t>امور فروش</w:t>
+          </w:r>
+        </w:p>
+        <w:p>
+          <w:pPr>
+            <w:pStyle w:val="TableContents"/>
+            <w:rPr>
+              <w:color w:val="000000"/>
+            </w:rPr>
+          </w:pPr>
+          <w:r>
+            <w:rPr>
+              <w:rFonts w:ascii="IranNastaliq" w:hAnsi="IranNastaliq" w:cs="IranNastaliq"/>
+              <w:b/>
+              <w:b/>
+              <w:bCs/>
+              <w:color w:val="000000"/>
+              <w:rtl w:val="true"/>
+            </w:rPr>
+            <w:t>پيش فاکتور اعتبار اسنادی</w:t>
+          </w:r>
+        </w:p>
+      </w:tc>
+      <w:tc>
+        <w:tcPr>
+          <w:tcW w:w="2410" w:type="dxa"/>
+          <w:vMerge w:val="restart"/>
+          <w:tcBorders>
+            <w:bottom w:val="single" w:sz="4" w:space="0" w:color="000000"/>
+          </w:tcBorders>
+          <w:shd w:color="auto" w:fill="auto" w:val="clear"/>
+          <w:vAlign w:val="center"/>
+        </w:tcPr>
+        <w:p>
+          <w:pPr>
+            <w:pStyle w:val="TableContents"/>
+            <w:rPr>
+              <w:rFonts w:cs="Titr"/>
+              <w:color w:val="000000"/>
+              <w:sz w:val="20"/>
+              <w:szCs w:val="20"/>
+            </w:rPr>
+          </w:pPr>
+          <w:r>
+            <w:rPr>
+              <w:rtl w:val="true"/>
+            </w:rPr>
+            <w:drawing>
+              <wp:inline distT="0" distB="0" distL="0" distR="0">
+                <wp:extent cx="834390" cy="834390"/>
+                <wp:effectExtent l="0" t="0" r="0" b="0"/>
+                <wp:docPr id="2" name="Picture 3" descr=""/>
+                <wp:cNvGraphicFramePr>
+                  <a:graphicFrameLocks xmlns:a="http://schemas.openxmlformats.org/drawingml/2006/main" noChangeAspect="1"/>
+                </wp:cNvGraphicFramePr>
+                <a:graphic xmlns:a="http://schemas.openxmlformats.org/drawingml/2006/main">
+                  <a:graphicData uri="http://schemas.openxmlformats.org/drawingml/2006/picture">
+                    <pic:pic xmlns:pic="http://schemas.openxmlformats.org/drawingml/2006/picture">
+                      <pic:nvPicPr>
+                        <pic:cNvPr id="2" name="Picture 3" descr=""/>
+                        <pic:cNvPicPr>
+                          <a:picLocks noChangeAspect="1" noChangeArrowheads="1"/>
+                        </pic:cNvPicPr>
+                      </pic:nvPicPr>
+                      <pic:blipFill>
+                        <a:blip r:embed="rId1"/>
+                        <a:stretch>
+                          <a:fillRect/>
+                        </a:stretch>
+                      </pic:blipFill>
+                      <pic:spPr bwMode="auto">
+                        <a:xfrm>
+                          <a:off x="0" y="0"/>
+                          <a:ext cx="834390" cy="834390"/>
+                        </a:xfrm>
+                        <a:prstGeom prst="rect">
+                          <a:avLst/>
+                        </a:prstGeom>
+                      </pic:spPr>
+                    </pic:pic>
+                  </a:graphicData>
+                </a:graphic>
+              </wp:inline>
+            </w:drawing>
+          </w:r>
+        </w:p>
+      </w:tc>
+      <w:tc>
+        <w:tcPr>
+          <w:tcW w:w="1362" w:type="dxa"/>
+          <w:tcBorders/>
+          <w:shd w:color="auto" w:fill="auto" w:val="clear"/>
+        </w:tcPr>
+        <w:p>
+          <w:pPr>
+            <w:pStyle w:val="TableContents"/>
+            <w:rPr>
+              <w:color w:val="000000"/>
+            </w:rPr>
+          </w:pPr>
+          <w:r>
+            <w:rPr>
+              <w:color w:val="000000"/>
+              <w:rtl w:val="true"/>
+            </w:rPr>
+          </w:r>
+        </w:p>
+      </w:tc>
+      <w:tc>
+        <w:tcPr>
+          <w:tcW w:w="2016" w:type="dxa"/>
+          <w:tcBorders/>
+          <w:shd w:color="auto" w:fill="auto" w:val="clear"/>
+        </w:tcPr>
+        <w:p>
+          <w:pPr>
+            <w:pStyle w:val="TableContents"/>
+            <w:rPr>
+              <w:color w:val="000000"/>
+            </w:rPr>
+          </w:pPr>
+          <w:r>
+            <w:rPr>
+              <w:rFonts w:ascii="B Nazanin" w:hAnsi="B Nazanin" w:cs="B Nazanin"/>
+              <w:color w:val="000000"/>
+              <w:sz w:val="18"/>
+              <w:sz w:val="18"/>
+              <w:szCs w:val="18"/>
+              <w:rtl w:val="true"/>
+            </w:rPr>
+            <w:t>تاريخ</w:t>
+          </w:r>
+          <w:r>
+            <w:rPr>
+              <w:rFonts w:cs="B Nazanin" w:ascii="B Nazanin" w:hAnsi="B Nazanin"/>
+              <w:color w:val="000000"/>
+              <w:sz w:val="18"/>
+              <w:szCs w:val="18"/>
+              <w:rtl w:val="true"/>
+            </w:rPr>
+            <w:t xml:space="preserve">: </w:t>
+          </w:r>
+          <w:r>
+            <w:rPr>
+              <w:rFonts w:cs="B Nazanin" w:ascii="Calibri" w:hAnsi="Calibri" w:asciiTheme="minorHAnsi" w:hAnsiTheme="minorHAnsi"/>
+              <w:color w:val="000000"/>
+              <w:sz w:val="18"/>
+              <w:szCs w:val="18"/>
+            </w:rPr>
+            <w:t>C_PERFORMA_DATE</w:t>
+          </w:r>
+        </w:p>
+      </w:tc>
+    </w:tr>
+    <w:tr>
+      <w:trPr>
+        <w:trHeight w:val="20" w:hRule="atLeast"/>
+      </w:trPr>
+      <w:tc>
+        <w:tcPr>
+          <w:tcW w:w="4680" w:type="dxa"/>
+          <w:vMerge w:val="continue"/>
+          <w:tcBorders/>
+          <w:shd w:color="auto" w:fill="auto" w:val="clear"/>
+          <w:vAlign w:val="center"/>
+        </w:tcPr>
+        <w:p>
+          <w:pPr>
+            <w:pStyle w:val="TableContents"/>
+            <w:rPr>
+              <w:rFonts w:ascii="IranNastaliq" w:hAnsi="IranNastaliq" w:cs="IranNastaliq"/>
+              <w:b/>
+              <w:bCs/>
+              <w:color w:val="000000"/>
+              <w:sz w:val="32"/>
+              <w:szCs w:val="32"/>
+            </w:rPr>
+          </w:pPr>
+          <w:r>
+            <w:rPr>
+              <w:rFonts w:cs="IranNastaliq" w:ascii="IranNastaliq" w:hAnsi="IranNastaliq"/>
+              <w:b/>
+              <w:bCs/>
+              <w:color w:val="000000"/>
+              <w:sz w:val="32"/>
+              <w:szCs w:val="32"/>
+              <w:rtl w:val="true"/>
+            </w:rPr>
+          </w:r>
+        </w:p>
+      </w:tc>
+      <w:tc>
+        <w:tcPr>
+          <w:tcW w:w="2410" w:type="dxa"/>
+          <w:vMerge w:val="continue"/>
+          <w:tcBorders/>
+          <w:shd w:color="auto" w:fill="auto" w:val="clear"/>
+        </w:tcPr>
+        <w:p>
+          <w:pPr>
+            <w:pStyle w:val="TableContents"/>
+            <w:rPr>
+              <w:rFonts w:ascii="B Zar" w:hAnsi="B Zar" w:cs="B Zar"/>
+              <w:color w:val="000000"/>
+              <w:sz w:val="20"/>
+              <w:szCs w:val="20"/>
+            </w:rPr>
+          </w:pPr>
+          <w:r>
+            <w:rPr>
+              <w:rFonts w:cs="B Zar" w:ascii="B Zar" w:hAnsi="B Zar"/>
+              <w:color w:val="000000"/>
+              <w:sz w:val="20"/>
+              <w:szCs w:val="20"/>
+              <w:rtl w:val="true"/>
+            </w:rPr>
+          </w:r>
+        </w:p>
+      </w:tc>
+      <w:tc>
+        <w:tcPr>
+          <w:tcW w:w="1362" w:type="dxa"/>
+          <w:tcBorders/>
+          <w:shd w:color="auto" w:fill="auto" w:val="clear"/>
+        </w:tcPr>
+        <w:p>
+          <w:pPr>
+            <w:pStyle w:val="TableContents"/>
+            <w:rPr>
+              <w:color w:val="000000"/>
+            </w:rPr>
+          </w:pPr>
+          <w:r>
+            <w:rPr>
+              <w:color w:val="000000"/>
+              <w:rtl w:val="true"/>
+            </w:rPr>
+          </w:r>
+        </w:p>
+      </w:tc>
+      <w:tc>
+        <w:tcPr>
+          <w:tcW w:w="2016" w:type="dxa"/>
+          <w:tcBorders/>
+          <w:shd w:color="auto" w:fill="auto" w:val="clear"/>
+        </w:tcPr>
+        <w:p>
+          <w:pPr>
+            <w:pStyle w:val="TableContents"/>
+            <w:rPr>
+              <w:color w:val="000000"/>
+            </w:rPr>
+          </w:pPr>
+          <w:r>
+            <w:rPr>
+              <w:rFonts w:ascii="B Nazanin" w:hAnsi="B Nazanin" w:cs="B Nazanin"/>
+              <w:color w:val="000000"/>
+              <w:sz w:val="18"/>
+              <w:sz w:val="18"/>
+              <w:szCs w:val="18"/>
+              <w:rtl w:val="true"/>
+            </w:rPr>
+            <w:t>شماره</w:t>
+          </w:r>
+          <w:r>
+            <w:rPr>
+              <w:rFonts w:cs="B Nazanin" w:ascii="B Nazanin" w:hAnsi="B Nazanin"/>
+              <w:color w:val="000000"/>
+              <w:sz w:val="18"/>
+              <w:szCs w:val="18"/>
+              <w:rtl w:val="true"/>
+            </w:rPr>
+            <w:t>:</w:t>
+          </w:r>
+          <w:r>
+            <w:rPr>
+              <w:rFonts w:cs="B Nazanin" w:ascii="Calibri" w:hAnsi="Calibri" w:asciiTheme="minorHAnsi" w:hAnsiTheme="minorHAnsi"/>
+              <w:color w:val="000000"/>
+              <w:sz w:val="18"/>
+              <w:szCs w:val="18"/>
+            </w:rPr>
+            <w:t>C_PERFORMA_NO</w:t>
+          </w:r>
+        </w:p>
+      </w:tc>
+    </w:tr>
+    <w:tr>
+      <w:trPr>
+        <w:trHeight w:val="20" w:hRule="atLeast"/>
+      </w:trPr>
+      <w:tc>
+        <w:tcPr>
+          <w:tcW w:w="4680" w:type="dxa"/>
+          <w:vMerge w:val="continue"/>
+          <w:tcBorders/>
+          <w:shd w:color="auto" w:fill="auto" w:val="clear"/>
+          <w:vAlign w:val="center"/>
+        </w:tcPr>
+        <w:p>
+          <w:pPr>
+            <w:pStyle w:val="TableContents"/>
+            <w:rPr>
+              <w:rFonts w:ascii="IranNastaliq" w:hAnsi="IranNastaliq" w:cs="IranNastaliq"/>
+              <w:b/>
+              <w:bCs/>
+              <w:color w:val="000000"/>
+              <w:sz w:val="32"/>
+              <w:szCs w:val="32"/>
+            </w:rPr>
+          </w:pPr>
+          <w:r>
+            <w:rPr>
+              <w:rFonts w:cs="IranNastaliq" w:ascii="IranNastaliq" w:hAnsi="IranNastaliq"/>
+              <w:b/>
+              <w:bCs/>
+              <w:color w:val="000000"/>
+              <w:sz w:val="32"/>
+              <w:szCs w:val="32"/>
+              <w:rtl w:val="true"/>
+            </w:rPr>
+          </w:r>
+        </w:p>
+      </w:tc>
+      <w:tc>
+        <w:tcPr>
+          <w:tcW w:w="2410" w:type="dxa"/>
+          <w:vMerge w:val="continue"/>
+          <w:tcBorders/>
+          <w:shd w:color="auto" w:fill="auto" w:val="clear"/>
+        </w:tcPr>
+        <w:p>
+          <w:pPr>
+            <w:pStyle w:val="TableContents"/>
+            <w:rPr>
+              <w:rFonts w:cs="Titr"/>
+              <w:color w:val="000000"/>
+              <w:sz w:val="20"/>
+              <w:szCs w:val="20"/>
+            </w:rPr>
+          </w:pPr>
+          <w:r>
+            <w:rPr>
+              <w:rFonts w:cs="Titr"/>
+              <w:color w:val="000000"/>
+              <w:sz w:val="20"/>
+              <w:szCs w:val="20"/>
+              <w:rtl w:val="true"/>
+            </w:rPr>
+          </w:r>
+        </w:p>
+      </w:tc>
+      <w:tc>
+        <w:tcPr>
+          <w:tcW w:w="1362" w:type="dxa"/>
+          <w:tcBorders/>
+          <w:shd w:color="auto" w:fill="auto" w:val="clear"/>
+        </w:tcPr>
+        <w:p>
+          <w:pPr>
+            <w:pStyle w:val="TableContents"/>
+            <w:rPr>
+              <w:color w:val="000000"/>
+            </w:rPr>
+          </w:pPr>
+          <w:r>
+            <w:rPr>
+              <w:color w:val="000000"/>
+              <w:rtl w:val="true"/>
+            </w:rPr>
+          </w:r>
+        </w:p>
+      </w:tc>
+      <w:tc>
+        <w:tcPr>
+          <w:tcW w:w="2016" w:type="dxa"/>
+          <w:tcBorders/>
+          <w:shd w:color="auto" w:fill="auto" w:val="clear"/>
+        </w:tcPr>
+        <w:p>
+          <w:pPr>
+            <w:pStyle w:val="TableContents"/>
+            <w:rPr>
+              <w:color w:val="000000"/>
+            </w:rPr>
+          </w:pPr>
+          <w:r>
+            <w:rPr>
+              <w:rFonts w:ascii="B Nazanin" w:hAnsi="B Nazanin" w:cs="B Nazanin"/>
+              <w:color w:val="000000"/>
+              <w:sz w:val="18"/>
+              <w:sz w:val="18"/>
+              <w:szCs w:val="18"/>
+              <w:rtl w:val="true"/>
+            </w:rPr>
+            <w:t>پيوست</w:t>
+          </w:r>
+          <w:r>
+            <w:rPr>
+              <w:rFonts w:cs="B Nazanin" w:ascii="B Nazanin" w:hAnsi="B Nazanin"/>
+              <w:color w:val="000000"/>
+              <w:sz w:val="18"/>
+              <w:szCs w:val="18"/>
+              <w:rtl w:val="true"/>
+            </w:rPr>
+            <w:t xml:space="preserve">: </w:t>
+          </w:r>
+          <w:r>
+            <w:rPr>
+              <w:rFonts w:ascii="B Nazanin" w:hAnsi="B Nazanin" w:cs="B Nazanin"/>
+              <w:color w:val="000000"/>
+              <w:sz w:val="18"/>
+              <w:sz w:val="18"/>
+              <w:szCs w:val="18"/>
+              <w:rtl w:val="true"/>
+            </w:rPr>
+            <w:t>ندارد</w:t>
+          </w:r>
+        </w:p>
+      </w:tc>
+    </w:tr>
+    <w:tr>
+      <w:trPr>
+        <w:trHeight w:val="20" w:hRule="atLeast"/>
+      </w:trPr>
+      <w:tc>
+        <w:tcPr>
+          <w:tcW w:w="4680" w:type="dxa"/>
+          <w:vMerge w:val="continue"/>
+          <w:tcBorders>
+            <w:bottom w:val="single" w:sz="4" w:space="0" w:color="000000"/>
+          </w:tcBorders>
+          <w:shd w:color="auto" w:fill="auto" w:val="clear"/>
+        </w:tcPr>
+        <w:p>
+          <w:pPr>
+            <w:pStyle w:val="TableContents"/>
+            <w:rPr>
+              <w:rFonts w:ascii="B Zar" w:hAnsi="B Zar" w:cs="B Zar"/>
+              <w:color w:val="000000"/>
+              <w:sz w:val="20"/>
+              <w:szCs w:val="20"/>
+            </w:rPr>
+          </w:pPr>
+          <w:r>
+            <w:rPr>
+              <w:rFonts w:cs="B Zar" w:ascii="B Zar" w:hAnsi="B Zar"/>
+              <w:color w:val="000000"/>
+              <w:sz w:val="20"/>
+              <w:szCs w:val="20"/>
+              <w:rtl w:val="true"/>
+            </w:rPr>
+          </w:r>
+        </w:p>
+      </w:tc>
+      <w:tc>
+        <w:tcPr>
+          <w:tcW w:w="2410" w:type="dxa"/>
+          <w:vMerge w:val="continue"/>
+          <w:tcBorders>
+            <w:bottom w:val="single" w:sz="4" w:space="0" w:color="000000"/>
+          </w:tcBorders>
+          <w:shd w:color="auto" w:fill="auto" w:val="clear"/>
+        </w:tcPr>
+        <w:p>
+          <w:pPr>
+            <w:pStyle w:val="TableContents"/>
+            <w:rPr>
+              <w:rFonts w:ascii="B Zar" w:hAnsi="B Zar" w:cs="B Zar"/>
+              <w:color w:val="000000"/>
+              <w:sz w:val="20"/>
+              <w:szCs w:val="20"/>
+            </w:rPr>
+          </w:pPr>
+          <w:r>
+            <w:rPr>
+              <w:rFonts w:cs="B Zar" w:ascii="B Zar" w:hAnsi="B Zar"/>
+              <w:color w:val="000000"/>
+              <w:sz w:val="20"/>
+              <w:szCs w:val="20"/>
+              <w:rtl w:val="true"/>
+            </w:rPr>
+          </w:r>
+        </w:p>
+      </w:tc>
+      <w:tc>
+        <w:tcPr>
+          <w:tcW w:w="1362" w:type="dxa"/>
+          <w:tcBorders>
+            <w:bottom w:val="single" w:sz="4" w:space="0" w:color="000000"/>
+          </w:tcBorders>
+          <w:shd w:color="auto" w:fill="auto" w:val="clear"/>
+        </w:tcPr>
+        <w:p>
+          <w:pPr>
+            <w:pStyle w:val="TableContents"/>
+            <w:rPr>
+              <w:color w:val="000000"/>
+            </w:rPr>
+          </w:pPr>
+          <w:r>
+            <w:rPr>
+              <w:color w:val="000000"/>
+              <w:rtl w:val="true"/>
+            </w:rPr>
+          </w:r>
+        </w:p>
+      </w:tc>
+      <w:tc>
+        <w:tcPr>
+          <w:tcW w:w="2016" w:type="dxa"/>
+          <w:tcBorders>
+            <w:bottom w:val="single" w:sz="4" w:space="0" w:color="000000"/>
+          </w:tcBorders>
+          <w:shd w:color="auto" w:fill="auto" w:val="clear"/>
+        </w:tcPr>
+        <w:p>
+          <w:pPr>
+            <w:pStyle w:val="TableContents"/>
+            <w:rPr>
+              <w:color w:val="000000"/>
+            </w:rPr>
+          </w:pPr>
+          <w:r>
+            <w:rPr>
+              <w:rFonts w:ascii="B Nazanin" w:hAnsi="B Nazanin" w:cs="B Nazanin"/>
+              <w:color w:val="000000"/>
+              <w:sz w:val="18"/>
+              <w:sz w:val="18"/>
+              <w:szCs w:val="18"/>
+              <w:rtl w:val="true"/>
+            </w:rPr>
+            <w:t>شناسه ملي</w:t>
+          </w:r>
+          <w:r>
+            <w:rPr>
+              <w:rFonts w:cs="B Nazanin" w:ascii="B Nazanin" w:hAnsi="B Nazanin"/>
+              <w:color w:val="000000"/>
+              <w:sz w:val="18"/>
+              <w:szCs w:val="18"/>
+              <w:rtl w:val="true"/>
+            </w:rPr>
+            <w:t xml:space="preserve">:   </w:t>
+          </w:r>
+          <w:r>
+            <w:rPr>
+              <w:rFonts w:cs="B Nazanin" w:ascii="B Nazanin" w:hAnsi="B Nazanin"/>
+              <w:color w:val="000000"/>
+              <w:sz w:val="18"/>
+              <w:szCs w:val="18"/>
+            </w:rPr>
+            <w:t>10100582059</w:t>
+          </w:r>
+        </w:p>
+      </w:tc>
+    </w:tr>
+  </w:tbl>
   <w:p>
     <w:pPr>
       <w:pStyle w:val="Normal"/>
-      <w:rPr>
-        <w:sz w:val="2"/>
-        <w:szCs w:val="2"/>
-      </w:rPr>
+      <w:rPr/>
     </w:pPr>
     <w:r>
       <w:rPr>
-        <w:sz w:val="2"/>
-        <w:szCs w:val="2"/>
         <w:rtl w:val="true"/>
       </w:rPr>
     </w:r>
   </w:p>
-</w:hdr>
-</file>
-
-<file path=word/header5.xml><?xml version="1.0" encoding="utf-8"?>
-<w:hdr xmlns:o="urn:schemas-microsoft-com:office:office" xmlns:r="http://schemas.openxmlformats.org/officeDocument/2006/relationships" xmlns:v="urn:schemas-microsoft-com:vml" xmlns:w="http://schemas.openxmlformats.org/wordprocessingml/2006/main" xmlns:w10="urn:schemas-microsoft-com:office:word" xmlns:wp="http://schemas.openxmlformats.org/drawingml/2006/wordprocessingDrawing" xmlns:wps="http://schemas.microsoft.com/office/word/2010/wordprocessingShape" xmlns:wpg="http://schemas.microsoft.com/office/word/2010/wordprocessingGroup" xmlns:mc="http://schemas.openxmlformats.org/markup-compatibility/2006" xmlns:wp14="http://schemas.microsoft.com/office/word/2010/wordprocessingDrawing" xmlns:w14="http://schemas.microsoft.com/office/word/2010/wordml" xmlns:w15="http://schemas.microsoft.com/office/word/2012/wordml" mc:Ignorable="w14 wp14 w15">
-  <w:p/>
 </w:hdr>
 </file>
 
@@ -13110,7 +13274,7 @@
       </w:pPr>
     </w:pPrDefault>
   </w:docDefaults>
-  <w:latentStyles w:defLockedState="0" w:defUIPriority="99" w:defSemiHidden="0" w:defUnhideWhenUsed="0" w:defQFormat="0" w:count="375">
+  <w:latentStyles w:defLockedState="0" w:defUIPriority="99" w:defSemiHidden="0" w:defUnhideWhenUsed="0" w:defQFormat="0" w:count="376">
     <w:lsdException w:name="Normal" w:uiPriority="0" w:qFormat="1"/>
     <w:lsdException w:name="heading 1" w:uiPriority="9" w:qFormat="1"/>
     <w:lsdException w:name="heading 2" w:uiPriority="9" w:semiHidden="1" w:unhideWhenUsed="1" w:qFormat="1"/>
@@ -13216,6 +13380,7 @@
     <w:lsdException w:name="HTML Sample" w:semiHidden="1" w:unhideWhenUsed="1"/>
     <w:lsdException w:name="HTML Typewriter" w:semiHidden="1" w:unhideWhenUsed="1"/>
     <w:lsdException w:name="HTML Variable" w:semiHidden="1" w:unhideWhenUsed="1"/>
+    <w:lsdException w:name="Normal Table" w:semiHidden="1" w:unhideWhenUsed="1"/>
     <w:lsdException w:name="annotation subject" w:semiHidden="1" w:unhideWhenUsed="1"/>
     <w:lsdException w:name="No List" w:semiHidden="1" w:unhideWhenUsed="1"/>
     <w:lsdException w:name="Outline List 1" w:semiHidden="1" w:unhideWhenUsed="1"/>
@@ -13259,8 +13424,10 @@
     <w:lsdException w:name="Table Elegant" w:semiHidden="1" w:unhideWhenUsed="1"/>
     <w:lsdException w:name="Table Professional" w:semiHidden="1" w:unhideWhenUsed="1"/>
     <w:lsdException w:name="Table Subtle 1" w:semiHidden="1" w:unhideWhenUsed="1"/>
+    <w:lsdException w:name="Table Subtle 2" w:semiHidden="1" w:unhideWhenUsed="1"/>
     <w:lsdException w:name="Table Web 1" w:semiHidden="1" w:unhideWhenUsed="1"/>
     <w:lsdException w:name="Table Web 2" w:semiHidden="1" w:unhideWhenUsed="1"/>
+    <w:lsdException w:name="Table Web 3" w:semiHidden="1" w:unhideWhenUsed="1"/>
     <w:lsdException w:name="Balloon Text" w:semiHidden="1" w:unhideWhenUsed="1"/>
     <w:lsdException w:name="Table Grid" w:uiPriority="59"/>
     <w:lsdException w:name="Table Theme" w:semiHidden="1" w:unhideWhenUsed="1"/>
@@ -13483,6 +13650,7 @@
     <w:lsdException w:name="Smart Hyperlink" w:semiHidden="1" w:unhideWhenUsed="1"/>
     <w:lsdException w:name="Hashtag" w:semiHidden="1" w:unhideWhenUsed="1"/>
     <w:lsdException w:name="Unresolved Mention" w:semiHidden="1" w:unhideWhenUsed="1"/>
+    <w:lsdException w:name="Smart Link" w:semiHidden="1" w:unhideWhenUsed="1"/>
   </w:latentStyles>
   <w:style w:type="paragraph" w:styleId="Normal" w:default="1">
     <w:name w:val="Normal"/>
